--- a/output/16c9f47aa3421533/book_ru.docx
+++ b/output/16c9f47aa3421533/book_ru.docx
@@ -10,6 +10,26 @@
       </w:pPr>
       <w:r>
         <w:t>General Concepts</w:t>
+      </w:r>
+    </w:p>
+    <w:p>
+      <w:pPr>
+        <w:pStyle w:val="Heading1"/>
+        <w:spacing w:before="240" w:after="120"/>
+        <w:jc w:val="left"/>
+      </w:pPr>
+      <w:r>
+        <w:t>I</w:t>
+      </w:r>
+    </w:p>
+    <w:p>
+      <w:pPr>
+        <w:pStyle w:val="Heading1"/>
+        <w:spacing w:before="240" w:after="120"/>
+        <w:jc w:val="left"/>
+      </w:pPr>
+      <w:r>
+        <w:t>PART I</w:t>
       </w:r>
     </w:p>
     <w:p>
@@ -46,6 +66,16 @@
     </w:p>
     <w:p>
       <w:pPr>
+        <w:pStyle w:val="Heading1"/>
+        <w:spacing w:before="240" w:after="120"/>
+        <w:jc w:val="left"/>
+      </w:pPr>
+      <w:r>
+        <w:t>INDEPENDENT LEARNING ACTIVITIES 33</w:t>
+      </w:r>
+    </w:p>
+    <w:p>
+      <w:pPr>
         <w:spacing w:after="120"/>
         <w:ind w:firstLine="0"/>
         <w:jc w:val="both"/>
@@ -61,47 +91,17 @@
         <w:jc w:val="both"/>
       </w:pPr>
       <w:r>
-        <w:t>To develop and implement effective exercise interventions, а therapist must understand how the many forms of</w:t>
+        <w:t>exercise affect tissues of the body and body systems and how those exercise-induced effects have an impact on key aspects of physical function. А therapist must also integrate and apply knowledge of anatomy, physiology, kinesiology, pathology, and the behavioral sciences across the continuum of patient/client management from the initial examination to discharge planning. To develop therapeutic exercise programs that culminate in positive and meaningful functional outcomes for patients and clients, а therapist must understand the relationship between physical function and disability and appreciate how the application of the process of disablement to patient/client management facilitates the provision of effective and efficient health-care services. Finally, а therapist, as а patient/client educator, must know and apply principles of motor learning and motor skill acquisition to exercise instruction and functional training. Therefore, the purpose of this chapter is to present an overview of the scope of therapeutic exercise interventions used by physical therapists. We discuss models of</w:t>
       </w:r>
     </w:p>
     <w:p>
       <w:pPr>
-        <w:pStyle w:val="Heading1"/>
-        <w:spacing w:before="240" w:after="120"/>
-        <w:jc w:val="left"/>
-      </w:pPr>
-      <w:r>
-        <w:t>I</w:t>
-      </w:r>
-    </w:p>
-    <w:p>
-      <w:pPr>
-        <w:pStyle w:val="Heading1"/>
-        <w:spacing w:before="240" w:after="120"/>
-        <w:jc w:val="left"/>
-      </w:pPr>
-      <w:r>
-        <w:t>PART I</w:t>
-      </w:r>
-    </w:p>
-    <w:p>
-      <w:pPr>
-        <w:pStyle w:val="Heading1"/>
-        <w:spacing w:before="240" w:after="120"/>
-        <w:jc w:val="left"/>
-      </w:pPr>
-      <w:r>
-        <w:t>INDEPENDENT LEARNING ACTIVITIES 33</w:t>
-      </w:r>
-    </w:p>
-    <w:p>
-      <w:pPr>
         <w:spacing w:after="120"/>
         <w:ind w:firstLine="0"/>
         <w:jc w:val="both"/>
       </w:pPr>
       <w:r>
-        <w:t>exercise affect tissues of the body and body systems and how those exercise-induced effects have an impact on key aspects of physical function. А therapist must also integrate and apply knowledge of anatomy, physiology, kinesiology, pathology, and the behavioral sciences across the continuum of patient/client management from the initial examination to discharge planning. To develop therapeutic exercise programs that culminate in positive and meaningful functional outcomes for patients and clients, а therapist must understand the relationship between physical function and disability and appreciate how the application of the process of disablement to patient/client management facilitates the provision of effective and efficient health-care services. Finally, а therapist, as а patient/client educator, must know and apply principles of motor learning and motor skill acquisition to exercise instruction and functional training. Therefore, the purpose of this chapter is to present an overview of the scope of therapeutic exercise interventions used by physical therapists. We discuss models of</w:t>
+        <w:t>To develop and implement effective exercise interventions, а therapist must understand how the many forms of</w:t>
       </w:r>
     </w:p>
     <w:p>
@@ -111,22 +111,66 @@
     </w:p>
     <w:p>
       <w:pPr>
-        <w:pStyle w:val="Heading2"/>
-        <w:spacing w:before="200" w:after="80"/>
-        <w:jc w:val="left"/>
+        <w:jc w:val="center"/>
       </w:pPr>
       <w:r>
-        <w:t>2 THERAPEUTIC</w:t>
+        <w:drawing>
+          <wp:inline xmlns:a="http://schemas.openxmlformats.org/drawingml/2006/main" xmlns:pic="http://schemas.openxmlformats.org/drawingml/2006/picture">
+            <wp:extent cx="4572000" cy="4800600"/>
+            <wp:docPr id="1" name="Picture 1"/>
+            <wp:cNvGraphicFramePr>
+              <a:graphicFrameLocks noChangeAspect="1"/>
+            </wp:cNvGraphicFramePr>
+            <a:graphic>
+              <a:graphicData uri="http://schemas.openxmlformats.org/drawingml/2006/picture">
+                <pic:pic>
+                  <pic:nvPicPr>
+                    <pic:cNvPr id="0" name="image.png"/>
+                    <pic:cNvPicPr/>
+                  </pic:nvPicPr>
+                  <pic:blipFill>
+                    <a:blip r:embed="rId9"/>
+                    <a:stretch>
+                      <a:fillRect/>
+                    </a:stretch>
+                  </pic:blipFill>
+                  <pic:spPr>
+                    <a:xfrm>
+                      <a:off x="0" y="0"/>
+                      <a:ext cx="4572000" cy="4800600"/>
+                    </a:xfrm>
+                    <a:prstGeom prst="rect"/>
+                  </pic:spPr>
+                </pic:pic>
+              </a:graphicData>
+            </a:graphic>
+          </wp:inline>
+        </w:drawing>
       </w:r>
     </w:p>
     <w:p>
       <w:pPr>
-        <w:spacing w:after="120"/>
-        <w:ind w:firstLine="0"/>
-        <w:jc w:val="both"/>
+        <w:jc w:val="center"/>
       </w:pPr>
       <w:r>
-        <w:t>EXERCISE: IMPACT ON PHYSICAL FUNCTION</w:t>
+        <w:rPr>
+          <w:i/>
+        </w:rPr>
+        <w:t>p2_img0</w:t>
+      </w:r>
+    </w:p>
+    <w:p>
+      <w:pPr>
+        <w:spacing w:before="60" w:after="60"/>
+        <w:ind w:left="720"/>
+      </w:pPr>
+      <w:r>
+        <w:rPr>
+          <w:sz w:val="18"/>
+        </w:rPr>
+        <w:t>2</w:t>
+        <w:br/>
+        <w:t>THERAPEUTIC EXERCISE: IMPACT ON PHYSICAL FUNCTION</w:t>
       </w:r>
     </w:p>
     <w:p>
@@ -195,6 +239,17 @@
         <w:t>activities intended to provide а patient/client with the</w:t>
         <w:br/>
         <w:t>means to</w:t>
+      </w:r>
+    </w:p>
+    <w:p>
+      <w:pPr>
+        <w:jc w:val="center"/>
+      </w:pPr>
+      <w:r>
+        <w:rPr>
+          <w:i/>
+        </w:rPr>
+        <w:t>FIGURE 1.1 Interrelated aspects of physical function.</w:t>
       </w:r>
     </w:p>
     <w:p>
@@ -222,49 +277,6 @@
         <w:jc w:val="both"/>
       </w:pPr>
       <w:r>
-        <w:t>Therapeutic exercise programs designed by physical therapists are individualized to the unique needs of each patient or client. А patient is an individual with impairments and functional limitations diagnosed by а physical therapist who is receiving physical therapy care to improve function and prevent disability.2 А client is an individual without diagnosed dysfunction who engages in physical therapy services to promote health and wellness and to prevent dysfunction.2 Because the focus of this textbook is on management of individuals with physical impairments and functional limitations, the authors have chosen to use the term “patient” rather than “client” or “patient/client” throughout this text. We believe that all individuals receiving physical therapy services must be active participants rather than passive recipients in the rehabilitation process to learn how to self-manage their health needs.</w:t>
-      </w:r>
-    </w:p>
-    <w:p>
-      <w:pPr>
-        <w:pStyle w:val="Heading2"/>
-        <w:spacing w:before="200" w:after="80"/>
-        <w:jc w:val="left"/>
-      </w:pPr>
-      <w:r>
-        <w:t>Aspects of Physical Function:</w:t>
-        <w:br/>
-        <w:t>Definition of Key Terms</w:t>
-      </w:r>
-    </w:p>
-    <w:p>
-      <w:pPr>
-        <w:spacing w:after="120"/>
-        <w:ind w:firstLine="0"/>
-        <w:jc w:val="both"/>
-      </w:pPr>
-      <w:r>
-        <w:t>The ability to function independently at home, in the workplace, within the community, or during leisure and recreational activities is contingent upon physical as well as psychological and social function. The multidimensional aspects of physical function encompass the diverse yet interrelated areas of performance that are depicted in Figure 1.1. These aspects of function are characterized by the following definitions.</w:t>
-      </w:r>
-    </w:p>
-    <w:p>
-      <w:pPr>
-        <w:jc w:val="center"/>
-      </w:pPr>
-      <w:r>
-        <w:rPr>
-          <w:i/>
-        </w:rPr>
-        <w:t>FIGURE 1.1 Interrelated aspects of physical function.</w:t>
-      </w:r>
-    </w:p>
-    <w:p>
-      <w:pPr>
-        <w:spacing w:after="120"/>
-        <w:ind w:firstLine="0"/>
-        <w:jc w:val="both"/>
-      </w:pPr>
-      <w:r>
         <w:t>Balance. The ability to align body segments against gravity to maintain or move the body (center of mass) within</w:t>
         <w:br/>
         <w:t>the available base of support without falling; the ability to</w:t>
@@ -281,6 +293,16 @@
         <w:jc w:val="both"/>
       </w:pPr>
       <w:r>
+        <w:t>Therapeutic exercise programs designed by physical therapists are individualized to the unique needs of each patient or client. А patient is an individual with impairments and functional limitations diagnosed by а physical therapist who is receiving physical therapy care to improve function and prevent disability.2 А client is an individual without diagnosed dysfunction who engages in physical therapy services to promote health and wellness and to prevent dysfunction.2 Because the focus of this textbook is on management of individuals with physical impairments and functional limitations, the authors have chosen to use the term “patient” rather than “client” or “patient/client” throughout this text. We believe that all individuals receiving physical therapy services must be active participants rather than passive recipients in the rehabilitation process to learn how to self-manage their health needs.</w:t>
+      </w:r>
+    </w:p>
+    <w:p>
+      <w:pPr>
+        <w:spacing w:after="120"/>
+        <w:ind w:firstLine="0"/>
+        <w:jc w:val="both"/>
+      </w:pPr>
+      <w:r>
         <w:t>Cardiopulmonary fitness. The ability to perform lowintensity, repetitive, total body movements (walking, jogging, cycling, swimming) over an extended period of</w:t>
         <w:br/>
         <w:t>time1,81; а synonymous term is cardiopulmonary endurance.</w:t>
@@ -308,6 +330,18 @@
         <w:t>Flexibility. The ability to move freely, without restriction;</w:t>
         <w:br/>
         <w:t>used interchangeably with mobility.</w:t>
+      </w:r>
+    </w:p>
+    <w:p>
+      <w:pPr>
+        <w:pStyle w:val="Heading2"/>
+        <w:spacing w:before="200" w:after="80"/>
+        <w:jc w:val="left"/>
+      </w:pPr>
+      <w:r>
+        <w:t>Aspects of Physical Function:</w:t>
+        <w:br/>
+        <w:t>Definition of Key Terms</w:t>
       </w:r>
     </w:p>
     <w:p>
@@ -337,6 +371,16 @@
         <w:jc w:val="both"/>
       </w:pPr>
       <w:r>
+        <w:t>The ability to function independently at home, in the workplace, within the community, or during leisure and recreational activities is contingent upon physical as well as psychological and social function. The multidimensional aspects of physical function encompass the diverse yet interrelated areas of performance that are depicted in Figure 1.1. These aspects of function are characterized by the following definitions.</w:t>
+      </w:r>
+    </w:p>
+    <w:p>
+      <w:pPr>
+        <w:spacing w:after="120"/>
+        <w:ind w:firstLine="0"/>
+        <w:jc w:val="both"/>
+      </w:pPr>
+      <w:r>
         <w:t>Muscle performance. The capacity of muscle to produce</w:t>
         <w:br/>
         <w:t>tension and do physical work. Muscle performance encompasses strength, power, and muscular endurance.2</w:t>
@@ -361,6 +405,18 @@
     </w:p>
     <w:p>
       <w:pPr>
+        <w:pStyle w:val="Heading2"/>
+        <w:spacing w:before="200" w:after="80"/>
+        <w:jc w:val="left"/>
+      </w:pPr>
+      <w:r>
+        <w:t>BOX 1.1</w:t>
+        <w:br/>
+        <w:t>Therapeutic Exercise Interventions</w:t>
+      </w:r>
+    </w:p>
+    <w:p>
+      <w:pPr>
         <w:spacing w:after="120"/>
         <w:ind w:firstLine="0"/>
         <w:jc w:val="both"/>
@@ -373,6 +429,20 @@
     </w:p>
     <w:p>
       <w:pPr>
+        <w:pStyle w:val="ListBullet"/>
+        <w:jc w:val="left"/>
+      </w:pPr>
+      <w:r>
+        <w:rPr>
+          <w:b w:val="0"/>
+        </w:rPr>
+        <w:t>Aerobic conditioning and reconditioning</w:t>
+        <w:br/>
+        <w:t>• Muscle performance exercises: strength, power, and</w:t>
+      </w:r>
+    </w:p>
+    <w:p>
+      <w:pPr>
         <w:spacing w:after="120"/>
         <w:ind w:firstLine="0"/>
         <w:jc w:val="both"/>
@@ -381,6 +451,18 @@
         <w:t>Postural control, postural stability, and equilibrium.</w:t>
         <w:br/>
         <w:t>Used interchangeably with static or dynamic balance.50,124,127</w:t>
+      </w:r>
+    </w:p>
+    <w:p>
+      <w:pPr>
+        <w:spacing w:after="120"/>
+        <w:ind w:firstLine="0"/>
+        <w:jc w:val="both"/>
+      </w:pPr>
+      <w:r>
+        <w:t>endurance training</w:t>
+        <w:br/>
+        <w:t>• Stretching techniques including muscle-lengthening</w:t>
       </w:r>
     </w:p>
     <w:p>
@@ -410,7 +492,49 @@
         <w:jc w:val="both"/>
       </w:pPr>
       <w:r>
+        <w:t>procedures and joint mobilization techniques</w:t>
+        <w:br/>
+        <w:t>• Neuromuscular control, inhibition, and facilitation</w:t>
+      </w:r>
+    </w:p>
+    <w:p>
+      <w:pPr>
+        <w:spacing w:after="120"/>
+        <w:ind w:firstLine="0"/>
+        <w:jc w:val="both"/>
+      </w:pPr>
+      <w:r>
+        <w:t>techniques and posture awareness training</w:t>
+        <w:br/>
+        <w:t>• Postural control, body mechanics, and stabilization</w:t>
+      </w:r>
+    </w:p>
+    <w:p>
+      <w:pPr>
+        <w:spacing w:after="120"/>
+        <w:ind w:firstLine="0"/>
+        <w:jc w:val="both"/>
+      </w:pPr>
+      <w:r>
         <w:t>The systems of the body that control each of these aspects of physical function react, adapt, and develop in response to forces and physical stresses (stress! force/ area) placed upon tisses that make up body systems.81,84 Gravity, for example, is а constant force that affects the musculoskeletal, neuromuscular, and circulatory systems. Additional forces, incurred during routine physical activities, help the body maintain а functional level of strength, cardiopulmonary fitness, and mobility. Imposed forces and physical stresses that are excessive can cause acute injuries, such as sprains and fractures, or chronic conditions, such as repetitive stress disorders.84 The absence of typical forces on the body can also cause degeneration, degradation, or deformity. For example, the absence of normal weight bearing associated with prolonged bed rest or immobilization weakens muscle and bone.8,20,69,84,108 Prolonged inactivity also leads to decreased efficiency of the circulatory and pulmonary systems.1</w:t>
+      </w:r>
+    </w:p>
+    <w:p>
+      <w:pPr>
+        <w:spacing w:after="120"/>
+        <w:ind w:firstLine="0"/>
+        <w:jc w:val="both"/>
+      </w:pPr>
+      <w:r>
+        <w:t>exercises</w:t>
+        <w:br/>
+        <w:t>• Balance exercises and agility training</w:t>
+        <w:br/>
+        <w:t>• Relaxation exercises</w:t>
+        <w:br/>
+        <w:t>• Breathing exercises and ventilatory muscle training</w:t>
+        <w:br/>
+        <w:t>• Task-specific functional training</w:t>
       </w:r>
     </w:p>
     <w:p>
@@ -520,7 +644,7 @@
         <w:jc w:val="both"/>
       </w:pPr>
       <w:r>
-        <w:t>N О Т Е : Although joint mobilization techniques are often</w:t>
+        <w:t>N О Т Е: Although joint mobilization techniques are often</w:t>
         <w:br/>
         <w:t>classified as manual therapy procedures, not therapeutic</w:t>
         <w:br/>
@@ -530,108 +654,88 @@
       </w:r>
     </w:p>
     <w:p>
-      <w:pPr>
-        <w:pStyle w:val="Heading2"/>
-        <w:spacing w:before="200" w:after="80"/>
-        <w:jc w:val="left"/>
-      </w:pPr>
-      <w:r>
-        <w:t>BOX 1.1</w:t>
-        <w:br/>
-        <w:t>Therapeutic Exercise Interventions</w:t>
-      </w:r>
-    </w:p>
-    <w:p>
-      <w:pPr>
-        <w:pStyle w:val="ListBullet"/>
-        <w:jc w:val="left"/>
-      </w:pPr>
-      <w:r>
-        <w:rPr>
-          <w:b w:val="0"/>
-        </w:rPr>
-        <w:t>Aerobic conditioning and reconditioning</w:t>
-        <w:br/>
-        <w:t>• Muscle performance exercises: strength, power, and</w:t>
-      </w:r>
-    </w:p>
-    <w:p>
-      <w:pPr>
-        <w:spacing w:after="120"/>
-        <w:ind w:firstLine="0"/>
-        <w:jc w:val="both"/>
-      </w:pPr>
-      <w:r>
-        <w:t>endurance training</w:t>
-        <w:br/>
-        <w:t>• Stretching techniques including muscle-lengthening</w:t>
-      </w:r>
-    </w:p>
-    <w:p>
-      <w:pPr>
-        <w:spacing w:after="120"/>
-        <w:ind w:firstLine="0"/>
-        <w:jc w:val="both"/>
-      </w:pPr>
-      <w:r>
-        <w:t>procedures and joint mobilization techniques</w:t>
-        <w:br/>
-        <w:t>• Neuromuscular control, inhibition, and facilitation</w:t>
-      </w:r>
-    </w:p>
-    <w:p>
-      <w:pPr>
-        <w:spacing w:after="120"/>
-        <w:ind w:firstLine="0"/>
-        <w:jc w:val="both"/>
-      </w:pPr>
-      <w:r>
-        <w:t>techniques and posture awareness training</w:t>
-        <w:br/>
-        <w:t>• Postural control, body mechanics, and stabilization</w:t>
-      </w:r>
-    </w:p>
-    <w:p>
-      <w:pPr>
-        <w:spacing w:after="120"/>
-        <w:ind w:firstLine="0"/>
-        <w:jc w:val="both"/>
-      </w:pPr>
-      <w:r>
-        <w:t>exercises</w:t>
-        <w:br/>
-        <w:t>• Balance exercises and agility training</w:t>
-        <w:br/>
-        <w:t>• Relaxation exercises</w:t>
-        <w:br/>
-        <w:t>• Breathing exercises and ventilatory muscle training</w:t>
-        <w:br/>
-        <w:t>• Task-specific functional training</w:t>
-      </w:r>
-    </w:p>
-    <w:p>
       <w:r>
         <w:br w:type="page"/>
       </w:r>
     </w:p>
     <w:p>
       <w:pPr>
-        <w:pStyle w:val="Heading2"/>
-        <w:spacing w:before="200" w:after="80"/>
-        <w:jc w:val="left"/>
+        <w:jc w:val="center"/>
       </w:pPr>
       <w:r>
-        <w:t>4 PROCESS AND MODELS OF</w:t>
+        <w:drawing>
+          <wp:inline xmlns:a="http://schemas.openxmlformats.org/drawingml/2006/main" xmlns:pic="http://schemas.openxmlformats.org/drawingml/2006/picture">
+            <wp:extent cx="4572000" cy="4800600"/>
+            <wp:docPr id="2" name="Picture 2"/>
+            <wp:cNvGraphicFramePr>
+              <a:graphicFrameLocks noChangeAspect="1"/>
+            </wp:cNvGraphicFramePr>
+            <a:graphic>
+              <a:graphicData uri="http://schemas.openxmlformats.org/drawingml/2006/picture">
+                <pic:pic>
+                  <pic:nvPicPr>
+                    <pic:cNvPr id="0" name="image.png"/>
+                    <pic:cNvPicPr/>
+                  </pic:nvPicPr>
+                  <pic:blipFill>
+                    <a:blip r:embed="rId9"/>
+                    <a:stretch>
+                      <a:fillRect/>
+                    </a:stretch>
+                  </pic:blipFill>
+                  <pic:spPr>
+                    <a:xfrm>
+                      <a:off x="0" y="0"/>
+                      <a:ext cx="4572000" cy="4800600"/>
+                    </a:xfrm>
+                    <a:prstGeom prst="rect"/>
+                  </pic:spPr>
+                </pic:pic>
+              </a:graphicData>
+            </a:graphic>
+          </wp:inline>
+        </w:drawing>
       </w:r>
     </w:p>
     <w:p>
       <w:pPr>
+        <w:jc w:val="center"/>
+      </w:pPr>
+      <w:r>
+        <w:rPr>
+          <w:i/>
+        </w:rPr>
+        <w:t>p4_img0</w:t>
+      </w:r>
+    </w:p>
+    <w:p>
+      <w:pPr>
+        <w:spacing w:before="60" w:after="60"/>
+        <w:ind w:left="720"/>
+      </w:pPr>
+      <w:r>
+        <w:rPr>
+          <w:sz w:val="18"/>
+        </w:rPr>
+        <w:t>4</w:t>
+        <w:br/>
+        <w:t>PROCESS AND MODELS OF DISABLEMENT</w:t>
+      </w:r>
+    </w:p>
+    <w:p>
+      <w:pPr>
         <w:spacing w:after="120"/>
         <w:ind w:firstLine="0"/>
         <w:jc w:val="both"/>
       </w:pPr>
       <w:r>
-        <w:t>DISABLEMENT</w:t>
+        <w:t>appreciation of the complex relationships among function, disability, and health.62,132 This knowledge, in turn,</w:t>
+        <w:br/>
+        <w:t>provides а theoretical framework upon which practice</w:t>
+        <w:br/>
+        <w:t>can be organized and research can be based, thus facilitating effective management and care of patients that is</w:t>
+        <w:br/>
+        <w:t>reflected by meaningful functional outcomes.40,62</w:t>
       </w:r>
     </w:p>
     <w:p>
@@ -662,6 +766,16 @@
       </w:pPr>
       <w:r>
         <w:t>As mentioned, therapist safety is also а consideration to avoid work-related injury. For example, when а therapist is using manual resistance during an exercise designed to improve а patient’s strength or is applying а stretch force manually to improve а patient’s range of motion, the therapist must incorporate principles of proper body mechanics and joint protection into these manual techniques to minimize his or her own risk of injury.</w:t>
+      </w:r>
+    </w:p>
+    <w:p>
+      <w:pPr>
+        <w:spacing w:after="120"/>
+        <w:ind w:firstLine="0"/>
+        <w:jc w:val="both"/>
+      </w:pPr>
+      <w:r>
+        <w:t>An understanding and application of the disablement process shifts the focus of patient management from strict treatment of а disease or injury to treatment of the impact that а disease, injury, or disorder has on а patient’s function as well as the identification of the underlying causes of the patient’s dysfunction. This perspective puts the person, not solely the disease or disorder, at the center of efforts to prevent or halt the progression of disablement by employing interventions that improve а patient’s functional abilities while simultaneously reducing or eliminating the causes of disability.39,132,133</w:t>
       </w:r>
     </w:p>
     <w:p>
@@ -696,6 +810,16 @@
     </w:p>
     <w:p>
       <w:pPr>
+        <w:pStyle w:val="Heading2"/>
+        <w:spacing w:before="200" w:after="80"/>
+        <w:jc w:val="left"/>
+      </w:pPr>
+      <w:r>
+        <w:t>Models of Disablement</w:t>
+      </w:r>
+    </w:p>
+    <w:p>
+      <w:pPr>
         <w:spacing w:after="120"/>
         <w:ind w:firstLine="0"/>
         <w:jc w:val="both"/>
@@ -706,94 +830,22 @@
     </w:p>
     <w:p>
       <w:pPr>
+        <w:spacing w:after="120"/>
+        <w:ind w:firstLine="0"/>
+        <w:jc w:val="both"/>
+      </w:pPr>
+      <w:r>
+        <w:t>Several models that depict the process of disablement have been proposed over the past 40 years. The first two schema developed were the Nagi model86,87 and the International Classification of Impairments, Disabilities, and Handicaps (ICIDH) model for the World Health Organization (WHO).51 The ICIDH model was revised after its original publication, with adjustments made in the descriptions of the classification criteria of the model based on input from health-care practitioners as they became familiar with the original model.47 The National Center for Medical Rehabilitation Research (NCMRR) integrated components of the Nagi model with the original ICIDH model to develop its own model.89 The NCMRR model added interactions of individual risk factors, including physical and social factors, to the disablement process.</w:t>
+      </w:r>
+    </w:p>
+    <w:p>
+      <w:pPr>
         <w:pStyle w:val="Heading2"/>
         <w:spacing w:before="200" w:after="80"/>
         <w:jc w:val="left"/>
       </w:pPr>
       <w:r>
         <w:t>The Disablement Process</w:t>
-      </w:r>
-    </w:p>
-    <w:p>
-      <w:pPr>
-        <w:spacing w:after="120"/>
-        <w:ind w:firstLine="0"/>
-        <w:jc w:val="both"/>
-      </w:pPr>
-      <w:r>
-        <w:t>Definition Disablement is а term that refers to the impact(s) and functional consequences of acute or chronic conditions, such as disease, injury, and congenital or developmental abnormalities, on specific body systems that compromise basic human performance and an individual’s ability to meet necessary, customary, expected, and desired societal functions and roles.60,86,143 Physical therapists most commonly provide care and services to people with physical disability. Social, emotional, and cognitive disablement can affect physical function and vice versa and, therefore, should not be disregarded or dismissed.58,60</w:t>
-      </w:r>
-    </w:p>
-    <w:p>
-      <w:pPr>
-        <w:spacing w:after="120"/>
-        <w:ind w:firstLine="0"/>
-        <w:jc w:val="both"/>
-      </w:pPr>
-      <w:r>
-        <w:t>Implications in Health Care</w:t>
-        <w:br/>
-        <w:t>Knowledge of the process of disablement provides а</w:t>
-        <w:br/>
-        <w:t>foundation for health-care professionals to develop an</w:t>
-      </w:r>
-    </w:p>
-    <w:p>
-      <w:pPr>
-        <w:spacing w:after="120"/>
-        <w:ind w:firstLine="0"/>
-        <w:jc w:val="both"/>
-      </w:pPr>
-      <w:r>
-        <w:t>The conceptual frameworks of the Nagi, ICIDH, and</w:t>
-        <w:br/>
-        <w:t>NCMRR models of disablement, although applied widely</w:t>
-      </w:r>
-    </w:p>
-    <w:p>
-      <w:pPr>
-        <w:spacing w:after="120"/>
-        <w:ind w:firstLine="0"/>
-        <w:jc w:val="both"/>
-      </w:pPr>
-      <w:r>
-        <w:t>appreciation of the complex relationships among function, disability, and health.62,132 This knowledge, in turn,</w:t>
-        <w:br/>
-        <w:t>provides а theoretical framework upon which practice</w:t>
-        <w:br/>
-        <w:t>can be organized and research can be based, thus facilitating effective management and care of patients that is</w:t>
-        <w:br/>
-        <w:t>reflected by meaningful functional outcomes.40,62</w:t>
-      </w:r>
-    </w:p>
-    <w:p>
-      <w:pPr>
-        <w:spacing w:after="120"/>
-        <w:ind w:firstLine="0"/>
-        <w:jc w:val="both"/>
-      </w:pPr>
-      <w:r>
-        <w:t>An understanding and application of the disablement process shifts the focus of patient management from strict treatment of а disease or injury to treatment of the impact that а disease, injury, or disorder has on а patient’s function as well as the identification of the underlying causes of the patient’s dysfunction. This perspective puts the person, not solely the disease or disorder, at the center of efforts to prevent or halt the progression of disablement by employing interventions that improve а patient’s functional abilities while simultaneously reducing or eliminating the causes of disability.39,132,133</w:t>
-      </w:r>
-    </w:p>
-    <w:p>
-      <w:pPr>
-        <w:pStyle w:val="Heading2"/>
-        <w:spacing w:before="200" w:after="80"/>
-        <w:jc w:val="left"/>
-      </w:pPr>
-      <w:r>
-        <w:t>Models of Disablement</w:t>
-      </w:r>
-    </w:p>
-    <w:p>
-      <w:pPr>
-        <w:spacing w:after="120"/>
-        <w:ind w:firstLine="0"/>
-        <w:jc w:val="both"/>
-      </w:pPr>
-      <w:r>
-        <w:t>Several models that depict the process of disablement have been proposed over the past 40 years. The first two schema developed were the Nagi model86,87 and the International Classification of Impairments, Disabilities, and Handicaps (ICIDH) model for the World Health Organization (WHO).51 The ICIDH model was revised after its original publication, with adjustments made in the descriptions of the classification criteria of the model based on input from health-care practitioners as they became familiar with the original model.47 The National Center for Medical Rehabilitation Research (NCMRR) integrated components of the Nagi model with the original ICIDH model to develop its own model.89 The NCMRR model added interactions of individual risk factors, including physical and social factors, to the disablement process.</w:t>
       </w:r>
     </w:p>
     <w:p>
@@ -818,12 +870,48 @@
     </w:p>
     <w:p>
       <w:pPr>
+        <w:spacing w:after="120"/>
+        <w:ind w:firstLine="0"/>
+        <w:jc w:val="both"/>
+      </w:pPr>
+      <w:r>
+        <w:t>Definition Disablement is а term that refers to the impact(s) and functional consequences of acute or chronic conditions, such as disease, injury, and congenital or developmental abnormalities, on specific body systems that compromise basic human performance and an individual’s ability to meet necessary, customary, expected, and desired societal functions and roles.60,86,143 Physical therapists most commonly provide care and services to people with physical disability. Social, emotional, and cognitive disablement can affect physical function and vice versa and, therefore, should not be disregarded or dismissed.58,60</w:t>
+      </w:r>
+    </w:p>
+    <w:p>
+      <w:pPr>
+        <w:spacing w:after="120"/>
+        <w:ind w:firstLine="0"/>
+        <w:jc w:val="both"/>
+      </w:pPr>
+      <w:r>
+        <w:t>Implications in Health Care</w:t>
+        <w:br/>
+        <w:t>Knowledge of the process of disablement provides а</w:t>
+        <w:br/>
+        <w:t>foundation for health-care professionals to develop an</w:t>
+      </w:r>
+    </w:p>
+    <w:p>
+      <w:pPr>
         <w:pStyle w:val="Heading2"/>
         <w:spacing w:before="200" w:after="80"/>
         <w:jc w:val="left"/>
       </w:pPr>
       <w:r>
         <w:t>Acute or chronic pathology</w:t>
+      </w:r>
+    </w:p>
+    <w:p>
+      <w:pPr>
+        <w:spacing w:after="120"/>
+        <w:ind w:firstLine="0"/>
+        <w:jc w:val="both"/>
+      </w:pPr>
+      <w:r>
+        <w:t>The conceptual frameworks of the Nagi, ICIDH, and</w:t>
+        <w:br/>
+        <w:t>NCMRR models of disablement, although applied widely</w:t>
       </w:r>
     </w:p>
     <w:p>
@@ -907,12 +995,12 @@
     </w:p>
     <w:p>
       <w:pPr>
-        <w:pStyle w:val="ListBullet"/>
-        <w:jc w:val="left"/>
+        <w:spacing w:before="60" w:after="60"/>
+        <w:ind w:left="720"/>
       </w:pPr>
       <w:r>
         <w:rPr>
-          <w:b w:val="0"/>
+          <w:sz w:val="18"/>
         </w:rPr>
         <w:t>*International Classification of Impairments, Disabilities, and Handicaps.</w:t>
         <w:br/>
@@ -921,42 +1009,6 @@
     </w:p>
     <w:p>
       <w:pPr>
-        <w:spacing w:after="120"/>
-        <w:ind w:firstLine="0"/>
-        <w:jc w:val="both"/>
-      </w:pPr>
-      <w:r>
-        <w:t>in clinical practice and research in many health-care professions, have been criticized for their perceived focus on disease and а medical-biological view of disability as well as their lack of attention to the person with а disability.21 In response to these criticisms, the WHO undertook а broad revision of its conceptual framework and system for classifying disability described in its ICIDH model. Through а comprehensive consensus process over а number of years, the WHO developed the International Classification of Functioning, Disability, and Health (ICF).52,131-133 This new conceptual model integrates functioning and disability and is characterized as а bio-psycho-social model of disablement that provides а coherent perspective of various aspects of health. The revised model was also designed to place less emphasis on disease and greater emphasis on how people affected by health conditions live.21,52,132,133 The ICF model consists of the following components of health and health-related influences.</w:t>
-      </w:r>
-    </w:p>
-    <w:p>
-      <w:pPr>
-        <w:spacing w:after="120"/>
-        <w:ind w:firstLine="0"/>
-        <w:jc w:val="both"/>
-      </w:pPr>
-      <w:r>
-        <w:t>Impairment of body structure (anatomical) and function</w:t>
-        <w:br/>
-        <w:t>(physiological)</w:t>
-        <w:br/>
-        <w:t>Activity limitation</w:t>
-      </w:r>
-    </w:p>
-    <w:p>
-      <w:pPr>
-        <w:spacing w:after="120"/>
-        <w:ind w:firstLine="0"/>
-        <w:jc w:val="both"/>
-      </w:pPr>
-      <w:r>
-        <w:t>The components of the ICF model are compared in</w:t>
-        <w:br/>
-        <w:t>Table 1.1 to the Nagi and ICIDH models of disablement.</w:t>
-      </w:r>
-    </w:p>
-    <w:p>
-      <w:pPr>
         <w:pStyle w:val="Heading2"/>
         <w:spacing w:before="200" w:after="80"/>
         <w:jc w:val="left"/>
@@ -974,7 +1026,31 @@
         <w:jc w:val="both"/>
       </w:pPr>
       <w:r>
+        <w:t>in clinical practice and research in many health-care professions, have been criticized for their perceived focus on disease and а medical-biological view of disability as well as their lack of attention to the person with а disability.21 In response to these criticisms, the WHO undertook а broad revision of its conceptual framework and system for classifying disability described in its ICIDH model. Through а comprehensive consensus process over а number of years, the WHO developed the International Classification of Functioning, Disability, and Health (ICF).52,131-133 This new conceptual model integrates functioning and disability and is characterized as а bio-psycho-social model of disablement that provides а coherent perspective of various aspects of health. The revised model was also designed to place less emphasis on disease and greater emphasis on how people affected by health conditions live.21,52,132,133 The ICF model consists of the following components of health and health-related influences.</w:t>
+      </w:r>
+    </w:p>
+    <w:p>
+      <w:pPr>
+        <w:spacing w:after="120"/>
+        <w:ind w:firstLine="0"/>
+        <w:jc w:val="both"/>
+      </w:pPr>
+      <w:r>
         <w:t>During the early 1990s physical therapists began to explore the potential use of disablement models and suggested that disablement schema and related terminology provided an appropriate framework for clinical decision making in practice and research.40,59,120 In addition, practitioners and researchers suggested that consistent use of disablementrelated language could be а mechanism to standardize terminology for documentation and communication in the clinical and research settings.45 The American Physical Therapy Association (APTA) subsequently incorporated an extension of the Nagi disablement model and related terminology into its evolving consensus document, the Guide to Physical Therapist Practice2 (often called the Guide), which was developed to reflect “best practice” from the initial examination to the outcomes of intervention. The Guide also uses the concept of disablement as а framework for organizing and prioritizing clinical decisions made during the continuum of physical therapy care and services.</w:t>
+      </w:r>
+    </w:p>
+    <w:p>
+      <w:pPr>
+        <w:spacing w:after="120"/>
+        <w:ind w:firstLine="0"/>
+        <w:jc w:val="both"/>
+      </w:pPr>
+      <w:r>
+        <w:t>Impairment of body structure (anatomical) and function</w:t>
+        <w:br/>
+        <w:t>(physiological)</w:t>
+        <w:br/>
+        <w:t>Activity limitation</w:t>
       </w:r>
     </w:p>
     <w:p>
@@ -1002,6 +1078,18 @@
         <w:jc w:val="both"/>
       </w:pPr>
       <w:r>
+        <w:t>The components of the ICF model are compared in</w:t>
+        <w:br/>
+        <w:t>Table 1.1 to the Nagi and ICIDH models of disablement.</w:t>
+      </w:r>
+    </w:p>
+    <w:p>
+      <w:pPr>
+        <w:spacing w:after="120"/>
+        <w:ind w:firstLine="0"/>
+        <w:jc w:val="both"/>
+      </w:pPr>
+      <w:r>
         <w:t>Participation restriction</w:t>
         <w:br/>
         <w:t>Impact of contextual factors (environmental and personal) on functioning, disability, and health</w:t>
@@ -1025,22 +1113,16 @@
     </w:p>
     <w:p>
       <w:pPr>
-        <w:pStyle w:val="Heading2"/>
-        <w:spacing w:before="200" w:after="80"/>
-        <w:jc w:val="left"/>
+        <w:spacing w:before="60" w:after="60"/>
+        <w:ind w:left="720"/>
       </w:pPr>
       <w:r>
-        <w:t>6 PROCESS AND MODELS OF</w:t>
-      </w:r>
-    </w:p>
-    <w:p>
-      <w:pPr>
-        <w:spacing w:after="120"/>
-        <w:ind w:firstLine="0"/>
-        <w:jc w:val="both"/>
-      </w:pPr>
-      <w:r>
-        <w:t>DISABLEMENT</w:t>
+        <w:rPr>
+          <w:sz w:val="18"/>
+        </w:rPr>
+        <w:t>6</w:t>
+        <w:br/>
+        <w:t>PROCESS AND MODELS OF DISABLEMENT</w:t>
       </w:r>
     </w:p>
     <w:p>
@@ -1139,16 +1221,6 @@
     </w:p>
     <w:p>
       <w:pPr>
-        <w:spacing w:after="120"/>
-        <w:ind w:firstLine="0"/>
-        <w:jc w:val="both"/>
-      </w:pPr>
-      <w:r>
-        <w:t>Pathology/Pathophysiology This first major component of the disablement model refers to disruptions of the body’s homeostasis as the result of acute or chronic diseases, disorders, or conditions characterized by а set of abnormal findings (clusters of signs and symptoms) that are indicative of alterations or interruptions of structure or function of the body primarily identified at the cellular level.2,36 Identification and classification of these abnormalities of anatomical, physiological, or psychological structure or process generally trigger medical intervention based on а medical diagnosis.</w:t>
-      </w:r>
-    </w:p>
-    <w:p>
-      <w:pPr>
         <w:pStyle w:val="Heading2"/>
         <w:spacing w:before="200" w:after="80"/>
         <w:jc w:val="left"/>
@@ -1188,12 +1260,104 @@
         <w:jc w:val="both"/>
       </w:pPr>
       <w:r>
+        <w:t>Pathology/Pathophysiology This first major component of the disablement model refers to disruptions of the body’s homeostasis as the result of acute or chronic diseases, disorders, or conditions characterized by а set of abnormal findings (clusters of signs and symptoms) that are indicative of alterations or interruptions of structure or function of the body primarily identified at the cellular level.2,36 Identification and classification of these abnormalities of anatomical, physiological, or psychological structure or process generally trigger medical intervention based on а medical diagnosis.</w:t>
+      </w:r>
+    </w:p>
+    <w:p>
+      <w:pPr>
+        <w:spacing w:after="120"/>
+        <w:ind w:firstLine="0"/>
+        <w:jc w:val="both"/>
+      </w:pPr>
+      <w:r>
         <w:t>Impairments may arise directly from the pathology (direct/primary impairments) or may be the result of preexisting impairments (indirect/secondary impairments). А patient, for example, who has been referred to physical therapy with а medical diagnosis of impingement syndrome or tendinitis of the rotator cuff (pathology) may exhibit primary impairments, such as pain, limited ROM of the shoulder, and weakness of specific shoulder girdle and glenohumeral musculature during the physical therapy examination (Fig. 1.3 А&amp;В). The patient may subsequently develop secondary postural asymmetry because of altered use of the upper extremity.</w:t>
       </w:r>
     </w:p>
     <w:p>
       <w:r>
         <w:br w:type="page"/>
+      </w:r>
+    </w:p>
+    <w:p>
+      <w:pPr>
+        <w:jc w:val="center"/>
+      </w:pPr>
+      <w:r>
+        <w:drawing>
+          <wp:inline xmlns:a="http://schemas.openxmlformats.org/drawingml/2006/main" xmlns:pic="http://schemas.openxmlformats.org/drawingml/2006/picture">
+            <wp:extent cx="4572000" cy="4087907"/>
+            <wp:docPr id="3" name="Picture 3"/>
+            <wp:cNvGraphicFramePr>
+              <a:graphicFrameLocks noChangeAspect="1"/>
+            </wp:cNvGraphicFramePr>
+            <a:graphic>
+              <a:graphicData uri="http://schemas.openxmlformats.org/drawingml/2006/picture">
+                <pic:pic>
+                  <pic:nvPicPr>
+                    <pic:cNvPr id="0" name="image.png"/>
+                    <pic:cNvPicPr/>
+                  </pic:nvPicPr>
+                  <pic:blipFill>
+                    <a:blip r:embed="rId10"/>
+                    <a:stretch>
+                      <a:fillRect/>
+                    </a:stretch>
+                  </pic:blipFill>
+                  <pic:spPr>
+                    <a:xfrm>
+                      <a:off x="0" y="0"/>
+                      <a:ext cx="4572000" cy="4087907"/>
+                    </a:xfrm>
+                    <a:prstGeom prst="rect"/>
+                  </pic:spPr>
+                </pic:pic>
+              </a:graphicData>
+            </a:graphic>
+          </wp:inline>
+        </w:drawing>
+      </w:r>
+    </w:p>
+    <w:p>
+      <w:pPr>
+        <w:jc w:val="center"/>
+      </w:pPr>
+      <w:r>
+        <w:rPr>
+          <w:i/>
+        </w:rPr>
+        <w:t>p7_img1</w:t>
+      </w:r>
+    </w:p>
+    <w:p>
+      <w:pPr>
+        <w:pStyle w:val="Heading2"/>
+        <w:spacing w:before="200" w:after="80"/>
+        <w:jc w:val="left"/>
+      </w:pPr>
+      <w:r>
+        <w:t>BOX 1.2</w:t>
+        <w:br/>
+        <w:t>Common Physical Impairments</w:t>
+        <w:br/>
+        <w:t>Managed with Therapeutic Exercise</w:t>
+      </w:r>
+    </w:p>
+    <w:p>
+      <w:pPr>
+        <w:spacing w:after="120"/>
+        <w:ind w:firstLine="0"/>
+        <w:jc w:val="both"/>
+      </w:pPr>
+      <w:r>
+        <w:t>Musculoskeletal</w:t>
+        <w:br/>
+        <w:t>• Pain</w:t>
+        <w:br/>
+        <w:t>• Muscle weakness/reduced torque production</w:t>
+        <w:br/>
+        <w:t>• Decreased muscular endurance</w:t>
+        <w:br/>
+        <w:t>• Limited range of motion due to</w:t>
       </w:r>
     </w:p>
     <w:p>
@@ -1220,103 +1384,6 @@
     </w:p>
     <w:p>
       <w:pPr>
-        <w:pStyle w:val="Heading1"/>
-        <w:spacing w:before="240" w:after="120"/>
-        <w:jc w:val="left"/>
-      </w:pPr>
-      <w:r>
-        <w:t>А</w:t>
-      </w:r>
-    </w:p>
-    <w:p>
-      <w:pPr>
-        <w:spacing w:after="120"/>
-        <w:ind w:firstLine="0"/>
-        <w:jc w:val="both"/>
-      </w:pPr>
-      <w:r>
-        <w:t>Regardless of the types of impairment exhibited by а patient, а therapist must keep in mind that impairments manifest differently from one patient to another. In addition, not all impairments are necessarily linked to functional limitations or disability. An important key to effective management of а patient’s problems is to recognize functionally relevant impairments, in other words, impairments that directly contribute to current or future functional limitations and disability. Impairments that can predispose а patient to secondary pathologies or impairments must also be identified.</w:t>
-      </w:r>
-    </w:p>
-    <w:p>
-      <w:pPr>
-        <w:pStyle w:val="Heading1"/>
-        <w:spacing w:before="240" w:after="120"/>
-        <w:jc w:val="left"/>
-      </w:pPr>
-      <w:r>
-        <w:t>В</w:t>
-      </w:r>
-    </w:p>
-    <w:p>
-      <w:pPr>
-        <w:jc w:val="center"/>
-      </w:pPr>
-      <w:r>
-        <w:rPr>
-          <w:i/>
-        </w:rPr>
-        <w:t>FIGURE 1.3 (А) Impingement syndrome of the shoulder and associated</w:t>
-        <w:br/>
-        <w:t>tendinitis of the rotator cuff (pathology) leading to (В) limited range of</w:t>
-        <w:br/>
-        <w:t>shoulder elevation (an impairment) are identified during the examination.</w:t>
-      </w:r>
-    </w:p>
-    <w:p>
-      <w:pPr>
-        <w:spacing w:after="120"/>
-        <w:ind w:firstLine="0"/>
-        <w:jc w:val="both"/>
-      </w:pPr>
-      <w:r>
-        <w:t>Furthermore, when an impairment is the result of multiple underlying causes and arises from а combination of primary or secondary impairments, the term composite impairment is sometimes used.120 For example, а patient who sustained а severe inversion sprain of the ankle resulting in а tear of the talofibular ligament and whose ankle was immobilized for several weeks is likely to exhibit а balance impairment of the involved lower extremity after the immobilization order is removed. This composite impairment could be the result of chronic ligamentous laxity and impaired ankle proprioception from the injury or muscle weakness due to immobilization and disuse.</w:t>
-      </w:r>
-    </w:p>
-    <w:p>
-      <w:pPr>
-        <w:spacing w:after="120"/>
-        <w:ind w:firstLine="0"/>
-        <w:jc w:val="both"/>
-      </w:pPr>
-      <w:r>
-        <w:t>Equally crucial for the effective management of а patient’s dysfunction is the need to analyze and determine, or at least infer and certainly not ignore, the underlying causes of the identified physical impairments, particularly those related to impaired movement.117,118 For example, are biomechanical abnormalities of soft tissues the source of restricted ROM? If so, which soft tissues are restricted, and why are they restricted? This information assists the therapist in the selection of appropriate, effective therapeutic interventions that target the underlying causes of the impairments, the impairments themselves, and the resulting functional limitations.</w:t>
-      </w:r>
-    </w:p>
-    <w:p>
-      <w:pPr>
-        <w:pStyle w:val="Heading2"/>
-        <w:spacing w:before="200" w:after="80"/>
-        <w:jc w:val="left"/>
-      </w:pPr>
-      <w:r>
-        <w:t>BOX 1.2</w:t>
-        <w:br/>
-        <w:t>Common Physical Impairments</w:t>
-        <w:br/>
-        <w:t>Managed with Therapeutic Exercise</w:t>
-      </w:r>
-    </w:p>
-    <w:p>
-      <w:pPr>
-        <w:spacing w:after="120"/>
-        <w:ind w:firstLine="0"/>
-        <w:jc w:val="both"/>
-      </w:pPr>
-      <w:r>
-        <w:t>Musculoskeletal</w:t>
-        <w:br/>
-        <w:t>• Pain</w:t>
-        <w:br/>
-        <w:t>• Muscle weakness/reduced torque production</w:t>
-        <w:br/>
-        <w:t>• Decreased muscular endurance</w:t>
-        <w:br/>
-        <w:t>• Limited range of motion due to</w:t>
-      </w:r>
-    </w:p>
-    <w:p>
-      <w:pPr>
         <w:spacing w:after="120"/>
         <w:ind w:firstLine="0"/>
         <w:jc w:val="both"/>
@@ -1339,6 +1406,16 @@
     </w:p>
     <w:p>
       <w:pPr>
+        <w:pStyle w:val="Heading1"/>
+        <w:spacing w:before="240" w:after="120"/>
+        <w:jc w:val="left"/>
+      </w:pPr>
+      <w:r>
+        <w:t>А</w:t>
+      </w:r>
+    </w:p>
+    <w:p>
+      <w:pPr>
         <w:pStyle w:val="Heading2"/>
         <w:spacing w:before="200" w:after="80"/>
         <w:jc w:val="left"/>
@@ -1382,38 +1459,137 @@
       </w:r>
     </w:p>
     <w:p>
+      <w:pPr>
+        <w:spacing w:after="120"/>
+        <w:ind w:firstLine="0"/>
+        <w:jc w:val="both"/>
+      </w:pPr>
+      <w:r>
+        <w:t>Regardless of the types of impairment exhibited by а patient, а therapist must keep in mind that impairments manifest differently from one patient to another. In addition, not all impairments are necessarily linked to functional limitations or disability. An important key to effective management of а patient’s problems is to recognize functionally relevant impairments, in other words, impairments that directly contribute to current or future functional limitations and disability. Impairments that can predispose а patient to secondary pathologies or impairments must also be identified.</w:t>
+      </w:r>
+    </w:p>
+    <w:p>
+      <w:pPr>
+        <w:pStyle w:val="Heading1"/>
+        <w:spacing w:before="240" w:after="120"/>
+        <w:jc w:val="left"/>
+      </w:pPr>
+      <w:r>
+        <w:t>В</w:t>
+      </w:r>
+    </w:p>
+    <w:p>
+      <w:pPr>
+        <w:jc w:val="center"/>
+      </w:pPr>
+      <w:r>
+        <w:rPr>
+          <w:i/>
+        </w:rPr>
+        <w:t>FIGURE 1.3 (А) Impingement syndrome of the shoulder and associated</w:t>
+        <w:br/>
+        <w:t>tendinitis of the rotator cuff (pathology) leading to (В) limited range of</w:t>
+        <w:br/>
+        <w:t>shoulder elevation (an impairment) are identified during the examination.</w:t>
+      </w:r>
+    </w:p>
+    <w:p>
+      <w:pPr>
+        <w:spacing w:after="120"/>
+        <w:ind w:firstLine="0"/>
+        <w:jc w:val="both"/>
+      </w:pPr>
+      <w:r>
+        <w:t>Furthermore, when an impairment is the result of multiple underlying causes and arises from а combination of primary or secondary impairments, the term composite impairment is sometimes used.120 For example, а patient who sustained а severe inversion sprain of the ankle resulting in а tear of the talofibular ligament and whose ankle was immobilized for several weeks is likely to exhibit а balance impairment of the involved lower extremity after the immobilization order is removed. This composite impairment could be the result of chronic ligamentous laxity and impaired ankle proprioception from the injury or muscle weakness due to immobilization and disuse.</w:t>
+      </w:r>
+    </w:p>
+    <w:p>
+      <w:pPr>
+        <w:spacing w:after="120"/>
+        <w:ind w:firstLine="0"/>
+        <w:jc w:val="both"/>
+      </w:pPr>
+      <w:r>
+        <w:t>Equally crucial for the effective management of а patient’s dysfunction is the need to analyze and determine, or at least infer and certainly not ignore, the underlying causes of the identified physical impairments, particularly those related to impaired movement.117,118 For example, are biomechanical abnormalities of soft tissues the source of restricted ROM? If so, which soft tissues are restricted, and why are they restricted? This information assists the therapist in the selection of appropriate, effective therapeutic interventions that target the underlying causes of the impairments, the impairments themselves, and the resulting functional limitations.</w:t>
+      </w:r>
+    </w:p>
+    <w:p>
       <w:r>
         <w:br w:type="page"/>
       </w:r>
     </w:p>
     <w:p>
       <w:pPr>
-        <w:pStyle w:val="Heading2"/>
-        <w:spacing w:before="200" w:after="80"/>
-        <w:jc w:val="left"/>
+        <w:jc w:val="center"/>
       </w:pPr>
       <w:r>
-        <w:t>8 PROCESS AND MODELS OF</w:t>
+        <w:drawing>
+          <wp:inline xmlns:a="http://schemas.openxmlformats.org/drawingml/2006/main" xmlns:pic="http://schemas.openxmlformats.org/drawingml/2006/picture">
+            <wp:extent cx="4572000" cy="5510784"/>
+            <wp:docPr id="4" name="Picture 4"/>
+            <wp:cNvGraphicFramePr>
+              <a:graphicFrameLocks noChangeAspect="1"/>
+            </wp:cNvGraphicFramePr>
+            <a:graphic>
+              <a:graphicData uri="http://schemas.openxmlformats.org/drawingml/2006/picture">
+                <pic:pic>
+                  <pic:nvPicPr>
+                    <pic:cNvPr id="0" name="image.png"/>
+                    <pic:cNvPicPr/>
+                  </pic:nvPicPr>
+                  <pic:blipFill>
+                    <a:blip r:embed="rId11"/>
+                    <a:stretch>
+                      <a:fillRect/>
+                    </a:stretch>
+                  </pic:blipFill>
+                  <pic:spPr>
+                    <a:xfrm>
+                      <a:off x="0" y="0"/>
+                      <a:ext cx="4572000" cy="5510784"/>
+                    </a:xfrm>
+                    <a:prstGeom prst="rect"/>
+                  </pic:spPr>
+                </pic:pic>
+              </a:graphicData>
+            </a:graphic>
+          </wp:inline>
+        </w:drawing>
       </w:r>
     </w:p>
     <w:p>
       <w:pPr>
+        <w:jc w:val="center"/>
+      </w:pPr>
+      <w:r>
+        <w:rPr>
+          <w:i/>
+        </w:rPr>
+        <w:t>p8_img0</w:t>
+      </w:r>
+    </w:p>
+    <w:p>
+      <w:pPr>
+        <w:spacing w:before="60" w:after="60"/>
+        <w:ind w:left="720"/>
+      </w:pPr>
+      <w:r>
+        <w:rPr>
+          <w:sz w:val="18"/>
+        </w:rPr>
+        <w:t>8</w:t>
+        <w:br/>
+        <w:t>PROCESS AND MODELS OF DISABLEMENT</w:t>
+      </w:r>
+    </w:p>
+    <w:p>
+      <w:pPr>
         <w:spacing w:after="120"/>
         <w:ind w:firstLine="0"/>
         <w:jc w:val="both"/>
       </w:pPr>
       <w:r>
-        <w:t>DISABLEMENT</w:t>
-      </w:r>
-    </w:p>
-    <w:p>
-      <w:pPr>
-        <w:spacing w:after="120"/>
-        <w:ind w:firstLine="0"/>
-        <w:jc w:val="both"/>
-      </w:pPr>
-      <w:r>
-        <w:t>N О Т Е : The term now used by the WHO to denote functional limitation is “ability limitation,” as defined in the ICF</w:t>
+        <w:t>N О Т Е: The term now used by the WHO to denote functional limitation is “ability limitation,” as defined in the ICF</w:t>
         <w:br/>
         <w:t>model of functioning and disability21,52,131-133 (see Table 1.1).</w:t>
       </w:r>
@@ -1470,19 +1646,6 @@
         <w:t>can arise from physical impairments, involve whole-body</w:t>
         <w:br/>
         <w:t>movements, and are necessary component motions of simple to complex daily living skills. Defining functional limi-</w:t>
-      </w:r>
-    </w:p>
-    <w:p>
-      <w:pPr>
-        <w:jc w:val="center"/>
-      </w:pPr>
-      <w:r>
-        <w:rPr>
-          <w:i/>
-        </w:rPr>
-        <w:t>FIGURE 1.4 Limited ability to reach overhead (functional limitation) as the</w:t>
-        <w:br/>
-        <w:t>result of impaired shoulder mobility may lead to difficulty performing personal grooming or household tasks independently (disability).</w:t>
       </w:r>
     </w:p>
     <w:p>
@@ -1547,6 +1710,19 @@
         <w:t>• Hopping and jumping</w:t>
         <w:br/>
         <w:t>• Kicking</w:t>
+      </w:r>
+    </w:p>
+    <w:p>
+      <w:pPr>
+        <w:jc w:val="center"/>
+      </w:pPr>
+      <w:r>
+        <w:rPr>
+          <w:i/>
+        </w:rPr>
+        <w:t>FIGURE 1.4 Limited ability to reach overhead (functional limitation) as the</w:t>
+        <w:br/>
+        <w:t>result of impaired shoulder mobility may lead to difficulty performing personal grooming or household tasks independently (disability).</w:t>
       </w:r>
     </w:p>
     <w:sectPr>

--- a/output/16c9f47aa3421533/book_ru.docx
+++ b/output/16c9f47aa3421533/book_ru.docx
@@ -39,9 +39,7 @@
         <w:jc w:val="left"/>
       </w:pPr>
       <w:r>
-        <w:t>Therapeutic Exercise:</w:t>
-        <w:br/>
-        <w:t>Foundational Concepts</w:t>
+        <w:t>Therapeutic Exercise: Foundational Concepts</w:t>
       </w:r>
     </w:p>
     <w:p>
@@ -52,6 +50,66 @@
       </w:pPr>
       <w:r>
         <w:t>CHAPTER 1</w:t>
+      </w:r>
+    </w:p>
+    <w:p>
+      <w:pPr>
+        <w:pStyle w:val="Heading2"/>
+        <w:spacing w:before="200" w:after="80"/>
+        <w:jc w:val="left"/>
+      </w:pPr>
+      <w:r>
+        <w:t>THERAPEUTIC EXERCISE: IMPACT ON PHYSICAL FUNCTION 2 Definition of Therapeutic Exercise 2 Aspects of Physical Function: Definition</w:t>
+      </w:r>
+    </w:p>
+    <w:p>
+      <w:pPr>
+        <w:pStyle w:val="Heading2"/>
+        <w:spacing w:before="200" w:after="80"/>
+        <w:jc w:val="left"/>
+      </w:pPr>
+      <w:r>
+        <w:t>PATIENT MANAGEMENT AND CLINICAL DECISION MAKING: AN INTERACTIVE RELATIONSHIP 11 Clinical Decision Making 11 Evidence-Based Practice 11 А Patient Management Model 12</w:t>
+      </w:r>
+    </w:p>
+    <w:p>
+      <w:pPr>
+        <w:spacing w:after="120"/>
+        <w:ind w:firstLine="0"/>
+        <w:jc w:val="both"/>
+      </w:pPr>
+      <w:r>
+        <w:t>of Key Terms 2 Types of Therapeutic Exercise Intervention 3 Exercise Safety 3</w:t>
+      </w:r>
+    </w:p>
+    <w:p>
+      <w:pPr>
+        <w:pStyle w:val="Heading2"/>
+        <w:spacing w:before="200" w:after="80"/>
+        <w:jc w:val="left"/>
+      </w:pPr>
+      <w:r>
+        <w:t>STRATEGIES FOR EFFECTIVE EXERCISE AND TASK-SPECIFIC INSTRUCTION 24 Preparation for Exercise Instruction 24 Concepts of Motor Learning: А Foundation</w:t>
+      </w:r>
+    </w:p>
+    <w:p>
+      <w:pPr>
+        <w:spacing w:after="120"/>
+        <w:ind w:firstLine="0"/>
+        <w:jc w:val="both"/>
+      </w:pPr>
+      <w:r>
+        <w:t>PROCESS AND MODELS OF DISABLEMENT 4 The Disablement Process 4 Models of Disablement 4 Use of Disablement Models and Classifications</w:t>
+      </w:r>
+    </w:p>
+    <w:p>
+      <w:pPr>
+        <w:pStyle w:val="Heading2"/>
+        <w:spacing w:before="200" w:after="80"/>
+        <w:jc w:val="left"/>
+      </w:pPr>
+      <w:r>
+        <w:t>of Exercise and Task-Specific Instruction 24 Adherence to Exercise 31</w:t>
       </w:r>
     </w:p>
     <w:p>
@@ -161,15 +219,31 @@
     </w:p>
     <w:p>
       <w:pPr>
-        <w:spacing w:before="60" w:after="60"/>
-        <w:ind w:left="720"/>
+        <w:pStyle w:val="Heading2"/>
+        <w:spacing w:before="200" w:after="80"/>
+        <w:jc w:val="left"/>
       </w:pPr>
       <w:r>
-        <w:rPr>
-          <w:sz w:val="18"/>
-        </w:rPr>
-        <w:t>2</w:t>
-        <w:br/>
+        <w:t>2 THERAPEUTIC</w:t>
+      </w:r>
+    </w:p>
+    <w:p>
+      <w:pPr>
+        <w:spacing w:after="120"/>
+        <w:ind w:firstLine="0"/>
+        <w:jc w:val="both"/>
+      </w:pPr>
+      <w:r>
+        <w:t>EXERCISE: IMPACT ON PHYSICAL FUNCTION disablement and patient/client management as they relate to therapeutic exercise and explore strategies for teaching and progressing exercises and functional motor skills based on principles of motor learning.</w:t>
+      </w:r>
+    </w:p>
+    <w:p>
+      <w:pPr>
+        <w:pStyle w:val="Heading1"/>
+        <w:spacing w:before="240" w:after="120"/>
+        <w:jc w:val="left"/>
+      </w:pPr>
+      <w:r>
         <w:t>THERAPEUTIC EXERCISE: IMPACT ON PHYSICAL FUNCTION</w:t>
       </w:r>
     </w:p>
@@ -180,41 +254,7 @@
         <w:jc w:val="both"/>
       </w:pPr>
       <w:r>
-        <w:t>disablement and patient/client management as they relate</w:t>
-        <w:br/>
-        <w:t>to therapeutic exercise and explore strategies for teaching</w:t>
-        <w:br/>
-        <w:t>and progressing exercises and functional motor skills</w:t>
-        <w:br/>
-        <w:t>based on principles of motor learning.</w:t>
-      </w:r>
-    </w:p>
-    <w:p>
-      <w:pPr>
-        <w:pStyle w:val="Heading1"/>
-        <w:spacing w:before="240" w:after="120"/>
-        <w:jc w:val="left"/>
-      </w:pPr>
-      <w:r>
-        <w:t>THERAPEUTIC EXERCISE: IMPACT</w:t>
-        <w:br/>
-        <w:t>ON PHYSICAL FUNCTION</w:t>
-      </w:r>
-    </w:p>
-    <w:p>
-      <w:pPr>
-        <w:spacing w:after="120"/>
-        <w:ind w:firstLine="0"/>
-        <w:jc w:val="both"/>
-      </w:pPr>
-      <w:r>
-        <w:t>Of the many procedures used by physical therapists in</w:t>
-        <w:br/>
-        <w:t>the continuum of care of patients and clients, therapeutic exercise takes its place as one of the key elements</w:t>
-        <w:br/>
-        <w:t>that lies at the center of programs designed to improve</w:t>
-        <w:br/>
-        <w:t>or restore an individual’s function or to prevent dysfunction.2</w:t>
+        <w:t>Of the many procedures used by physical therapists in the continuum of care of patients and clients, therapeutic exercise takes its place as one of the key elements that lies at the center of programs designed to improve or restore an individual’s function or to prevent dysfunction.2</w:t>
       </w:r>
     </w:p>
     <w:p>
@@ -234,11 +274,7 @@
         <w:jc w:val="both"/>
       </w:pPr>
       <w:r>
-        <w:t>Therapeutic exercise2 is the systematic, planned performance of bodily movements, postures, or physical</w:t>
-        <w:br/>
-        <w:t>activities intended to provide а patient/client with the</w:t>
-        <w:br/>
-        <w:t>means to</w:t>
+        <w:t>Therapeutic exercise2 is the systematic, planned performance of bodily movements, postures, or physical activities intended to provide а patient/client with the means to</w:t>
       </w:r>
     </w:p>
     <w:p>
@@ -259,15 +295,7 @@
         <w:jc w:val="both"/>
       </w:pPr>
       <w:r>
-        <w:t>Remediate or prevent impairments</w:t>
-        <w:br/>
-        <w:t>Improve, restore, or enhance physical function</w:t>
-        <w:br/>
-        <w:t>Prevent or reduce health-related risk factors</w:t>
-        <w:br/>
-        <w:t>Optimize overall health status, fitness, or sense of</w:t>
-        <w:br/>
-        <w:t>well-being</w:t>
+        <w:t>Remediate or prevent impairments Improve, restore, or enhance physical function Prevent or reduce health-related risk factors Optimize overall health status, fitness, or sense of well-being</w:t>
       </w:r>
     </w:p>
     <w:p>
@@ -277,13 +305,7 @@
         <w:jc w:val="both"/>
       </w:pPr>
       <w:r>
-        <w:t>Balance. The ability to align body segments against gravity to maintain or move the body (center of mass) within</w:t>
-        <w:br/>
-        <w:t>the available base of support without falling; the ability to</w:t>
-        <w:br/>
-        <w:t>move the body in equilibrium with gravity via interaction</w:t>
-        <w:br/>
-        <w:t>of the sensory and motor systems.2,66,74,88,124,127,128</w:t>
+        <w:t>Balance. The ability to align body segments against gravity to maintain or move the body (center of mass) within the available base of support without falling; the ability to move the body in equilibrium with gravity via interaction of the sensory and motor systems.2,66,74,88,124,127,128</w:t>
       </w:r>
     </w:p>
     <w:p>
@@ -303,9 +325,7 @@
         <w:jc w:val="both"/>
       </w:pPr>
       <w:r>
-        <w:t>Cardiopulmonary fitness. The ability to perform lowintensity, repetitive, total body movements (walking, jogging, cycling, swimming) over an extended period of</w:t>
-        <w:br/>
-        <w:t>time1,81; а synonymous term is cardiopulmonary endurance.</w:t>
+        <w:t>Cardiopulmonary fitness. The ability to perform lowintensity, repetitive, total body movements (walking, jogging, cycling, swimming) over an extended period of time1,81; а synonymous term is cardiopulmonary endurance.</w:t>
       </w:r>
     </w:p>
     <w:p>
@@ -315,9 +335,7 @@
         <w:jc w:val="both"/>
       </w:pPr>
       <w:r>
-        <w:t>Coordination. The correct timing and sequencing of muscle firing combined with the appropriate intensity of muscular contraction leading to the effective initiation, guiding,</w:t>
-        <w:br/>
-        <w:t>and grading of movement. It is the basis of smooth, accurate, efficient movement and occurs at а conscious or automatic level.123,127</w:t>
+        <w:t>Coordination. The correct timing and sequencing of muscle firing combined with the appropriate intensity of muscular contraction leading to the effective initiation, guiding, and grading of movement. It is the basis of smooth, accurate, efficient movement and occurs at а conscious or automatic level.123,127</w:t>
       </w:r>
     </w:p>
     <w:p>
@@ -327,9 +345,7 @@
         <w:jc w:val="both"/>
       </w:pPr>
       <w:r>
-        <w:t>Flexibility. The ability to move freely, without restriction;</w:t>
-        <w:br/>
-        <w:t>used interchangeably with mobility.</w:t>
+        <w:t>Flexibility. The ability to move freely, without restriction; used interchangeably with mobility.</w:t>
       </w:r>
     </w:p>
     <w:p>
@@ -339,9 +355,7 @@
         <w:jc w:val="left"/>
       </w:pPr>
       <w:r>
-        <w:t>Aspects of Physical Function:</w:t>
-        <w:br/>
-        <w:t>Definition of Key Terms</w:t>
+        <w:t>Aspects of Physical Function: Definition of Key Terms</w:t>
       </w:r>
     </w:p>
     <w:p>
@@ -351,17 +365,7 @@
         <w:jc w:val="both"/>
       </w:pPr>
       <w:r>
-        <w:t>Mobility. The ability of structures or segments of the body</w:t>
-        <w:br/>
-        <w:t>to move or be moved in order to allow the occurrence of</w:t>
-        <w:br/>
-        <w:t>range of motion (ROM) for functional activities (functional</w:t>
-        <w:br/>
-        <w:t>ROM).2,134 Passive mobility is dependent on soft tissue</w:t>
-        <w:br/>
-        <w:t>(contractile and noncontractile) extensibility; in addition,</w:t>
-        <w:br/>
-        <w:t>active mobility requires neuromuscular activation.</w:t>
+        <w:t>Mobility. The ability of structures or segments of the body to move or be moved in order to allow the occurrence of range of motion (ROM) for functional activities (functional ROM).2,134 Passive mobility is dependent on soft tissue (contractile and noncontractile) extensibility; in addition, active mobility requires neuromuscular activation.</w:t>
       </w:r>
     </w:p>
     <w:p>
@@ -381,9 +385,7 @@
         <w:jc w:val="both"/>
       </w:pPr>
       <w:r>
-        <w:t>Muscle performance. The capacity of muscle to produce</w:t>
-        <w:br/>
-        <w:t>tension and do physical work. Muscle performance encompasses strength, power, and muscular endurance.2</w:t>
+        <w:t>Muscle performance. The capacity of muscle to produce tension and do physical work. Muscle performance encompasses strength, power, and muscular endurance.2</w:t>
       </w:r>
     </w:p>
     <w:p>
@@ -393,9 +395,7 @@
         <w:jc w:val="both"/>
       </w:pPr>
       <w:r>
-        <w:t>Neuromuscular control. Interaction of the sensory and</w:t>
-        <w:br/>
-        <w:t>motor systems that enables synergists, agonists and antagonists, as well as stabilizers and neutralizers to anticipate or</w:t>
+        <w:t>Neuromuscular control. Interaction of the sensory and motor systems that enables synergists, agonists and antagonists, as well as stabilizers and neutralizers to anticipate or</w:t>
       </w:r>
     </w:p>
     <w:p>
@@ -405,14 +405,22 @@
     </w:p>
     <w:p>
       <w:pPr>
+        <w:pStyle w:val="Heading1"/>
+        <w:spacing w:before="240" w:after="120"/>
+        <w:jc w:val="left"/>
+      </w:pPr>
+      <w:r>
+        <w:t>CHAPTER 1</w:t>
+      </w:r>
+    </w:p>
+    <w:p>
+      <w:pPr>
         <w:pStyle w:val="Heading2"/>
         <w:spacing w:before="200" w:after="80"/>
         <w:jc w:val="left"/>
       </w:pPr>
       <w:r>
-        <w:t>BOX 1.1</w:t>
-        <w:br/>
-        <w:t>Therapeutic Exercise Interventions</w:t>
+        <w:t>BOX 1.1 Therapeutic Exercise Interventions</w:t>
       </w:r>
     </w:p>
     <w:p>
@@ -422,9 +430,7 @@
         <w:jc w:val="both"/>
       </w:pPr>
       <w:r>
-        <w:t>respond to proprioceptive and kinesthetic information and,</w:t>
-        <w:br/>
-        <w:t>subsequently, to work in correct sequence to create coordinated movement.72</w:t>
+        <w:t>respond to proprioceptive and kinesthetic information and, subsequently, to work in correct sequence to create coordinated movement.72</w:t>
       </w:r>
     </w:p>
     <w:p>
@@ -436,9 +442,7 @@
         <w:rPr>
           <w:b w:val="0"/>
         </w:rPr>
-        <w:t>Aerobic conditioning and reconditioning</w:t>
-        <w:br/>
-        <w:t>• Muscle performance exercises: strength, power, and</w:t>
+        <w:t>Aerobic conditioning and reconditioning • Muscle performance exercises: strength, power, and</w:t>
       </w:r>
     </w:p>
     <w:p>
@@ -448,9 +452,7 @@
         <w:jc w:val="both"/>
       </w:pPr>
       <w:r>
-        <w:t>Postural control, postural stability, and equilibrium.</w:t>
-        <w:br/>
-        <w:t>Used interchangeably with static or dynamic balance.50,124,127</w:t>
+        <w:t>Postural control, postural stability, and equilibrium. Used interchangeably with static or dynamic balance.50,124,127 endurance training • Stretching techniques including muscle-lengthening</w:t>
       </w:r>
     </w:p>
     <w:p>
@@ -460,9 +462,7 @@
         <w:jc w:val="both"/>
       </w:pPr>
       <w:r>
-        <w:t>endurance training</w:t>
-        <w:br/>
-        <w:t>• Stretching techniques including muscle-lengthening</w:t>
+        <w:t>Stability. The ability of the neuromuscular system through synergistic muscle actions to hold а proximal or distal body segment in а stationary position or to control а stable base during superimposed movement.50,127,134 Joint stability is the maintenence of proper alignment of bony partners of а joint by means of passive and dynamic components.85 procedures and joint mobilization techniques • Neuromuscular control, inhibition, and facilitation techniques and posture awareness training • Postural control, body mechanics, and stabilization</w:t>
       </w:r>
     </w:p>
     <w:p>
@@ -472,81 +472,7 @@
         <w:jc w:val="both"/>
       </w:pPr>
       <w:r>
-        <w:t>Stability. The ability of the neuromuscular system through</w:t>
-        <w:br/>
-        <w:t>synergistic muscle actions to hold а proximal or distal</w:t>
-        <w:br/>
-        <w:t>body segment in а stationary position or to control а stable</w:t>
-        <w:br/>
-        <w:t>base during superimposed movement.50,127,134 Joint stability</w:t>
-        <w:br/>
-        <w:t>is the maintenence of proper alignment of bony partners of</w:t>
-        <w:br/>
-        <w:t>а joint by means of passive and dynamic components.85</w:t>
-      </w:r>
-    </w:p>
-    <w:p>
-      <w:pPr>
-        <w:spacing w:after="120"/>
-        <w:ind w:firstLine="0"/>
-        <w:jc w:val="both"/>
-      </w:pPr>
-      <w:r>
-        <w:t>procedures and joint mobilization techniques</w:t>
-        <w:br/>
-        <w:t>• Neuromuscular control, inhibition, and facilitation</w:t>
-      </w:r>
-    </w:p>
-    <w:p>
-      <w:pPr>
-        <w:spacing w:after="120"/>
-        <w:ind w:firstLine="0"/>
-        <w:jc w:val="both"/>
-      </w:pPr>
-      <w:r>
-        <w:t>techniques and posture awareness training</w:t>
-        <w:br/>
-        <w:t>• Postural control, body mechanics, and stabilization</w:t>
-      </w:r>
-    </w:p>
-    <w:p>
-      <w:pPr>
-        <w:spacing w:after="120"/>
-        <w:ind w:firstLine="0"/>
-        <w:jc w:val="both"/>
-      </w:pPr>
-      <w:r>
-        <w:t>The systems of the body that control each of these aspects of physical function react, adapt, and develop in response to forces and physical stresses (stress! force/ area) placed upon tisses that make up body systems.81,84 Gravity, for example, is а constant force that affects the musculoskeletal, neuromuscular, and circulatory systems. Additional forces, incurred during routine physical activities, help the body maintain а functional level of strength, cardiopulmonary fitness, and mobility. Imposed forces and physical stresses that are excessive can cause acute injuries, such as sprains and fractures, or chronic conditions, such as repetitive stress disorders.84 The absence of typical forces on the body can also cause degeneration, degradation, or deformity. For example, the absence of normal weight bearing associated with prolonged bed rest or immobilization weakens muscle and bone.8,20,69,84,108 Prolonged inactivity also leads to decreased efficiency of the circulatory and pulmonary systems.1</w:t>
-      </w:r>
-    </w:p>
-    <w:p>
-      <w:pPr>
-        <w:spacing w:after="120"/>
-        <w:ind w:firstLine="0"/>
-        <w:jc w:val="both"/>
-      </w:pPr>
-      <w:r>
-        <w:t>exercises</w:t>
-        <w:br/>
-        <w:t>• Balance exercises and agility training</w:t>
-        <w:br/>
-        <w:t>• Relaxation exercises</w:t>
-        <w:br/>
-        <w:t>• Breathing exercises and ventilatory muscle training</w:t>
-        <w:br/>
-        <w:t>• Task-specific functional training</w:t>
-      </w:r>
-    </w:p>
-    <w:p>
-      <w:pPr>
-        <w:spacing w:after="120"/>
-        <w:ind w:firstLine="0"/>
-        <w:jc w:val="both"/>
-      </w:pPr>
-      <w:r>
-        <w:t>definition of therapeutic exercise to address the full</w:t>
-        <w:br/>
-        <w:t>scope of soft tissue stretching techniques.</w:t>
+        <w:t>The systems of the body that control each of these aspects of physical function react, adapt, and develop in response to forces and physical stresses (stress! force/ area) placed upon tisses that make up body systems.81,84 Gravity, for example, is а constant force that affects the musculoskeletal, neuromuscular, and circulatory systems. Additional forces, incurred during routine physical activities, help the body maintain а functional level of strength, cardiopulmonary fitness, and mobility. Imposed forces and physical stresses that are excessive can cause acute injuries, such as sprains and fractures, or chronic conditions, such as repetitive stress disorders.84 The absence of typical forces on the body can also cause degeneration, degradation, or deformity. For example, the absence of normal weight bearing associated with prolonged bed rest or immobilization weakens muscle and bone.8,20,69,84,108 Prolonged inactivity also leads to decreased efficiency of the circulatory and pulmonary systems.1 exercises • Balance exercises and agility training • Relaxation exercises • Breathing exercises and ventilatory muscle training • Task-specific functional training definition of therapeutic exercise to address the full scope of soft tissue stretching techniques.</w:t>
       </w:r>
     </w:p>
     <w:p>
@@ -626,15 +552,7 @@
         <w:jc w:val="both"/>
       </w:pPr>
       <w:r>
-        <w:t>Specific to each exercise in а program, the accuracy</w:t>
-        <w:br/>
-        <w:t>with which а patient performs an exercise affects safety,</w:t>
-        <w:br/>
-        <w:t>including proper posture or alignment of the body, execution of the correct movement patterns, and performing</w:t>
-        <w:br/>
-        <w:t>each exercise with the appropriate intensity, speed, and</w:t>
-        <w:br/>
-        <w:t>duration. А patient must be informed of the signs of</w:t>
+        <w:t>Specific to each exercise in а program, the accuracy with which а patient performs an exercise affects safety, including proper posture or alignment of the body, execution of the correct movement patterns, and performing each exercise with the appropriate intensity, speed, and duration. А patient must be informed of the signs of</w:t>
       </w:r>
     </w:p>
     <w:p>
@@ -644,13 +562,7 @@
         <w:jc w:val="both"/>
       </w:pPr>
       <w:r>
-        <w:t>N О Т Е: Although joint mobilization techniques are often</w:t>
-        <w:br/>
-        <w:t>classified as manual therapy procedures, not therapeutic</w:t>
-        <w:br/>
-        <w:t>exercise,2 the authors of this textbook have chosen to</w:t>
-        <w:br/>
-        <w:t>include joint mobilization procedures under the broad</w:t>
+        <w:t>N О Т Е: Although joint mobilization techniques are often classified as manual therapy procedures, not therapeutic exercise,2 the authors of this textbook have chosen to include joint mobilization procedures under the broad</w:t>
       </w:r>
     </w:p>
     <w:p>
@@ -710,16 +622,12 @@
     </w:p>
     <w:p>
       <w:pPr>
-        <w:spacing w:before="60" w:after="60"/>
-        <w:ind w:left="720"/>
+        <w:pStyle w:val="Heading2"/>
+        <w:spacing w:before="200" w:after="80"/>
+        <w:jc w:val="left"/>
       </w:pPr>
       <w:r>
-        <w:rPr>
-          <w:sz w:val="18"/>
-        </w:rPr>
-        <w:t>4</w:t>
-        <w:br/>
-        <w:t>PROCESS AND MODELS OF DISABLEMENT</w:t>
+        <w:t>4 PROCESS AND MODELS OF</w:t>
       </w:r>
     </w:p>
     <w:p>
@@ -729,23 +637,7 @@
         <w:jc w:val="both"/>
       </w:pPr>
       <w:r>
-        <w:t>appreciation of the complex relationships among function, disability, and health.62,132 This knowledge, in turn,</w:t>
-        <w:br/>
-        <w:t>provides а theoretical framework upon which practice</w:t>
-        <w:br/>
-        <w:t>can be organized and research can be based, thus facilitating effective management and care of patients that is</w:t>
-        <w:br/>
-        <w:t>reflected by meaningful functional outcomes.40,62</w:t>
-      </w:r>
-    </w:p>
-    <w:p>
-      <w:pPr>
-        <w:spacing w:after="120"/>
-        <w:ind w:firstLine="0"/>
-        <w:jc w:val="both"/>
-      </w:pPr>
-      <w:r>
-        <w:t>fatigue, the relationship of fatigue to the risk of injury, and the importance of rest for recovery during and after an exercise routine. When а patient is being directly supervised in а clinical or home setting while learning an exercise program, the therapist can control these variables. However, when а patient is carrying out an exercise program independently at home or at а community fitness facility, patient safety is enhanced and the risk of injury or re-injury is minimized by effective exercise instruction and patient education. Suggestions for effective exercise instruction and patient education are discussed in а later section of this chapter.</w:t>
+        <w:t>DISABLEMENT appreciation of the complex relationships among function, disability, and health.62,132 This knowledge, in turn, provides а theoretical framework upon which practice can be organized and research can be based, thus facilitating effective management and care of patients that is reflected by meaningful functional outcomes.40,62 fatigue, the relationship of fatigue to the risk of injury, and the importance of rest for recovery during and after an exercise routine. When а patient is being directly supervised in а clinical or home setting while learning an exercise program, the therapist can control these variables. However, when а patient is carrying out an exercise program independently at home or at а community fitness facility, patient safety is enhanced and the risk of injury or re-injury is minimized by effective exercise instruction and patient education. Suggestions for effective exercise instruction and patient education are discussed in а later section of this chapter.</w:t>
       </w:r>
     </w:p>
     <w:p>
@@ -785,15 +677,7 @@
         <w:jc w:val="both"/>
       </w:pPr>
       <w:r>
-        <w:t>Throughout each of the chapters of this textbook,</w:t>
-        <w:br/>
-        <w:t>precautions, contraindications, and safety considerations</w:t>
-        <w:br/>
-        <w:t>are addressed for the management of specific pathologies,</w:t>
-        <w:br/>
-        <w:t>impairments, and functional limitations and for the use and</w:t>
-        <w:br/>
-        <w:t>progression of specific therapeutic exercise interventions.</w:t>
+        <w:t>Throughout each of the chapters of this textbook, precautions, contraindications, and safety considerations are addressed for the management of specific pathologies, impairments, and functional limitations and for the use and progression of specific therapeutic exercise interventions.</w:t>
       </w:r>
     </w:p>
     <w:p>
@@ -803,9 +687,7 @@
         <w:jc w:val="left"/>
       </w:pPr>
       <w:r>
-        <w:t>PROCESS AND MODELS</w:t>
-        <w:br/>
-        <w:t>OF DISABLEMENT</w:t>
+        <w:t>PROCESS AND MODELS OF DISABLEMENT</w:t>
       </w:r>
     </w:p>
     <w:p>
@@ -855,17 +737,7 @@
         <w:jc w:val="both"/>
       </w:pPr>
       <w:r>
-        <w:t>Although each of these models uses slightly different</w:t>
-        <w:br/>
-        <w:t>terminology, each reflects а spectrum of disablement.</w:t>
-        <w:br/>
-        <w:t>Several sources in the literature have discussed or compared and contrasted the terminology and descriptors</w:t>
-        <w:br/>
-        <w:t>used in these and other models.2,39,51,59,60,86,87,89 Despite</w:t>
-        <w:br/>
-        <w:t>the variations in these models, each taxonomy reflects</w:t>
-        <w:br/>
-        <w:t>the complex interrelationships among the following.</w:t>
+        <w:t>Although each of these models uses slightly different terminology, each reflects а spectrum of disablement. Several sources in the literature have discussed or compared and contrasted the terminology and descriptors used in these and other models.2,39,51,59,60,86,87,89 Despite the variations in these models, each taxonomy reflects the complex interrelationships among the following.</w:t>
       </w:r>
     </w:p>
     <w:p>
@@ -885,11 +757,7 @@
         <w:jc w:val="both"/>
       </w:pPr>
       <w:r>
-        <w:t>Implications in Health Care</w:t>
-        <w:br/>
-        <w:t>Knowledge of the process of disablement provides а</w:t>
-        <w:br/>
-        <w:t>foundation for health-care professionals to develop an</w:t>
+        <w:t>Implications in Health Care Knowledge of the process of disablement provides а foundation for health-care professionals to develop an</w:t>
       </w:r>
     </w:p>
     <w:p>
@@ -909,9 +777,7 @@
         <w:jc w:val="both"/>
       </w:pPr>
       <w:r>
-        <w:t>The conceptual frameworks of the Nagi, ICIDH, and</w:t>
-        <w:br/>
-        <w:t>NCMRR models of disablement, although applied widely</w:t>
+        <w:t>The conceptual frameworks of the Nagi, ICIDH, and NCMRR models of disablement, although applied widely</w:t>
       </w:r>
     </w:p>
     <w:p>
@@ -921,11 +787,7 @@
         <w:jc w:val="both"/>
       </w:pPr>
       <w:r>
-        <w:t>Impairments</w:t>
-        <w:br/>
-        <w:t>Functional limitations</w:t>
-        <w:br/>
-        <w:t>Disabilities, handicaps, or societal limitations</w:t>
+        <w:t>Impairments Functional limitations Disabilities, handicaps, or societal limitations</w:t>
       </w:r>
     </w:p>
     <w:p>
@@ -940,9 +802,17 @@
         <w:jc w:val="left"/>
       </w:pPr>
       <w:r>
-        <w:t>TABLE 1.1</w:t>
-        <w:br/>
-        <w:t>Comparison of Terminology of Three Disablement Models</w:t>
+        <w:t>TABLE 1.1 Comparison of Terminology of Three Disablement Models</w:t>
+      </w:r>
+    </w:p>
+    <w:p>
+      <w:pPr>
+        <w:pStyle w:val="Heading1"/>
+        <w:spacing w:before="240" w:after="120"/>
+        <w:jc w:val="left"/>
+      </w:pPr>
+      <w:r>
+        <w:t>CHAPTER 1</w:t>
       </w:r>
     </w:p>
     <w:p>
@@ -962,49 +832,19 @@
         <w:jc w:val="both"/>
       </w:pPr>
       <w:r>
-        <w:t>Nagi</w:t>
-        <w:br/>
-        <w:t>Active pathology</w:t>
-        <w:br/>
-        <w:t>Impairment</w:t>
-        <w:br/>
-        <w:t>Functional limitation</w:t>
-        <w:br/>
-        <w:t>Disability</w:t>
-        <w:br/>
-        <w:t>ICIDH*</w:t>
-        <w:br/>
-        <w:t>Disease</w:t>
-        <w:br/>
-        <w:t>Impairment</w:t>
-        <w:br/>
-        <w:t>Disability</w:t>
-        <w:br/>
-        <w:t>Handicap</w:t>
-        <w:br/>
-        <w:t>ICF†</w:t>
-        <w:br/>
-        <w:t>Impairment of body</w:t>
-        <w:br/>
-        <w:t>Activity limitation</w:t>
-        <w:br/>
-        <w:t>Participation restriction</w:t>
-        <w:br/>
-        <w:t>structure/function</w:t>
+        <w:t>Nagi Active pathology Impairment Functional limitation Disability ICIDH* Disease Impairment Disability Handicap ICF† Impairment of body Activity limitation Participation restriction structure/function</w:t>
       </w:r>
     </w:p>
     <w:p>
       <w:pPr>
-        <w:spacing w:before="60" w:after="60"/>
-        <w:ind w:left="720"/>
+        <w:pStyle w:val="ListBullet"/>
+        <w:jc w:val="left"/>
       </w:pPr>
       <w:r>
         <w:rPr>
-          <w:sz w:val="18"/>
+          <w:b w:val="0"/>
         </w:rPr>
-        <w:t>*International Classification of Impairments, Disabilities, and Handicaps.</w:t>
-        <w:br/>
-        <w:t>†International Classification of Functioning, Disability, and Health.</w:t>
+        <w:t>*International Classification of Impairments, Disabilities, and Handicaps. †International Classification of Functioning, Disability, and Health.</w:t>
       </w:r>
     </w:p>
     <w:p>
@@ -1014,9 +854,7 @@
         <w:jc w:val="left"/>
       </w:pPr>
       <w:r>
-        <w:t>Use of Disablement Models and</w:t>
-        <w:br/>
-        <w:t>Classifications in Physical Therapy</w:t>
+        <w:t>Use of Disablement Models and Classifications in Physical Therapy</w:t>
       </w:r>
     </w:p>
     <w:p>
@@ -1046,11 +884,7 @@
         <w:jc w:val="both"/>
       </w:pPr>
       <w:r>
-        <w:t>Impairment of body structure (anatomical) and function</w:t>
-        <w:br/>
-        <w:t>(physiological)</w:t>
-        <w:br/>
-        <w:t>Activity limitation</w:t>
+        <w:t>Impairment of body structure (anatomical) and function (physiological) Activity limitation</w:t>
       </w:r>
     </w:p>
     <w:p>
@@ -1060,15 +894,7 @@
         <w:jc w:val="both"/>
       </w:pPr>
       <w:r>
-        <w:t>To be consistent with the language of the Guide,</w:t>
-        <w:br/>
-        <w:t>Figure 1.2, which was configured for this textbook, depicts</w:t>
-        <w:br/>
-        <w:t>а model of disablement and the potential impacts of therapeutic exercise interventions on the disablement process.</w:t>
-        <w:br/>
-        <w:t>The impact of risk factors has also been included in this</w:t>
-        <w:br/>
-        <w:t>depiction of the process. Incorporating risk factors into the</w:t>
+        <w:t>To be consistent with the language of the Guide, Figure 1.2, which was configured for this textbook, depicts а model of disablement and the potential impacts of therapeutic exercise interventions on the disablement process. The impact of risk factors has also been included in this depiction of the process. Incorporating risk factors into the</w:t>
       </w:r>
     </w:p>
     <w:p>
@@ -1078,9 +904,7 @@
         <w:jc w:val="both"/>
       </w:pPr>
       <w:r>
-        <w:t>The components of the ICF model are compared in</w:t>
-        <w:br/>
-        <w:t>Table 1.1 to the Nagi and ICIDH models of disablement.</w:t>
+        <w:t>The components of the ICF model are compared in Table 1.1 to the Nagi and ICIDH models of disablement.</w:t>
       </w:r>
     </w:p>
     <w:p>
@@ -1090,9 +914,7 @@
         <w:jc w:val="both"/>
       </w:pPr>
       <w:r>
-        <w:t>Participation restriction</w:t>
-        <w:br/>
-        <w:t>Impact of contextual factors (environmental and personal) on functioning, disability, and health</w:t>
+        <w:t>Participation restriction Impact of contextual factors (environmental and personal) on functioning, disability, and health</w:t>
       </w:r>
     </w:p>
     <w:p>
@@ -1113,16 +935,12 @@
     </w:p>
     <w:p>
       <w:pPr>
-        <w:spacing w:before="60" w:after="60"/>
-        <w:ind w:left="720"/>
+        <w:pStyle w:val="Heading2"/>
+        <w:spacing w:before="200" w:after="80"/>
+        <w:jc w:val="left"/>
       </w:pPr>
       <w:r>
-        <w:rPr>
-          <w:sz w:val="18"/>
-        </w:rPr>
-        <w:t>6</w:t>
-        <w:br/>
-        <w:t>PROCESS AND MODELS OF DISABLEMENT</w:t>
+        <w:t>6 PROCESS AND MODELS OF</w:t>
       </w:r>
     </w:p>
     <w:p>
@@ -1132,17 +950,7 @@
         <w:jc w:val="both"/>
       </w:pPr>
       <w:r>
-        <w:t>model underscores the assumption that disability can</w:t>
-        <w:br/>
-        <w:t>be prevented, eliminated, or reduced if the risk of occurrence or severity of pathology, impairment, or functional</w:t>
-        <w:br/>
-        <w:t>limitation is reduced. The model also shows that effective</w:t>
-        <w:br/>
-        <w:t>interventions, in particular therapeutic exercise, can</w:t>
-        <w:br/>
-        <w:t>have а positive impact on every aspect of the disablement</w:t>
-        <w:br/>
-        <w:t>process.</w:t>
+        <w:t>DISABLEMENT model underscores the assumption that disability can be prevented, eliminated, or reduced if the risk of occurrence or severity of pathology, impairment, or functional limitation is reduced. The model also shows that effective interventions, in particular therapeutic exercise, can have а positive impact on every aspect of the disablement process.</w:t>
       </w:r>
     </w:p>
     <w:p>
@@ -1172,13 +980,7 @@
         <w:jc w:val="both"/>
       </w:pPr>
       <w:r>
-        <w:t>Impairments</w:t>
-        <w:br/>
-        <w:t>are the consequences of pathological conditions; that is, they are the signs and symptoms that reflect abnormalities</w:t>
-        <w:br/>
-        <w:t>at the body system, organ, or tissue level.2,36,58</w:t>
-        <w:br/>
-        <w:t>level.2,36,58</w:t>
+        <w:t>Impairments are the consequences of pathological conditions; that is, they are the signs and symptoms that reflect abnormalities at the body system, organ, or tissue level.2,36,58</w:t>
       </w:r>
     </w:p>
     <w:p>
@@ -1198,15 +1000,7 @@
         <w:jc w:val="both"/>
       </w:pPr>
       <w:r>
-        <w:t>Types of Impairment</w:t>
-        <w:br/>
-        <w:t>Impairments can be categorized as arising from anatomical, physiological, or psychological alterations as well as</w:t>
-        <w:br/>
-        <w:t>losses or abnormalities of structure or function of а body</w:t>
-        <w:br/>
-        <w:t>system. Physical therapists typically provide care and services to patients with impairments that affect the following</w:t>
-        <w:br/>
-        <w:t>systems.</w:t>
+        <w:t>Types of Impairment Impairments can be categorized as arising from anatomical, physiological, or psychological alterations as well as losses or abnormalities of structure or function of а body system. Physical therapists typically provide care and services to patients with impairments that affect the following systems.</w:t>
       </w:r>
     </w:p>
     <w:p>
@@ -1226,13 +1020,7 @@
         <w:jc w:val="left"/>
       </w:pPr>
       <w:r>
-        <w:t>Musculoskeletal</w:t>
-        <w:br/>
-        <w:t>Neuromuscular</w:t>
-        <w:br/>
-        <w:t>Cardiovascular/pulmonary</w:t>
-        <w:br/>
-        <w:t>Integumentary</w:t>
+        <w:t>Musculoskeletal Neuromuscular Cardiovascular/pulmonary Integumentary</w:t>
       </w:r>
     </w:p>
     <w:p>
@@ -1242,15 +1030,7 @@
         <w:jc w:val="both"/>
       </w:pPr>
       <w:r>
-        <w:t>Most impairments of these body systems primarily</w:t>
-        <w:br/>
-        <w:t>are the result of abnormalities of physiological function</w:t>
-        <w:br/>
-        <w:t>or anatomical structure. Some representative examples</w:t>
-        <w:br/>
-        <w:t>of physical impairments commonly identified by physical</w:t>
-        <w:br/>
-        <w:t>therapists and managed with therapeutic exercise interventions are noted in Box 1.2.</w:t>
+        <w:t>Most impairments of these body systems primarily are the result of abnormalities of physiological function or anatomical structure. Some representative examples of physical impairments commonly identified by physical therapists and managed with therapeutic exercise interventions are noted in Box 1.2.</w:t>
       </w:r>
     </w:p>
     <w:p>
@@ -1330,16 +1110,22 @@
     </w:p>
     <w:p>
       <w:pPr>
+        <w:pStyle w:val="Heading1"/>
+        <w:spacing w:before="240" w:after="120"/>
+        <w:jc w:val="left"/>
+      </w:pPr>
+      <w:r>
+        <w:t>CHAPTER 1</w:t>
+      </w:r>
+    </w:p>
+    <w:p>
+      <w:pPr>
         <w:pStyle w:val="Heading2"/>
         <w:spacing w:before="200" w:after="80"/>
         <w:jc w:val="left"/>
       </w:pPr>
       <w:r>
-        <w:t>BOX 1.2</w:t>
-        <w:br/>
-        <w:t>Common Physical Impairments</w:t>
-        <w:br/>
-        <w:t>Managed with Therapeutic Exercise</w:t>
+        <w:t>BOX 1.2 Common Physical Impairments Managed with Therapeutic Exercise</w:t>
       </w:r>
     </w:p>
     <w:p>
@@ -1349,15 +1135,7 @@
         <w:jc w:val="both"/>
       </w:pPr>
       <w:r>
-        <w:t>Musculoskeletal</w:t>
-        <w:br/>
-        <w:t>• Pain</w:t>
-        <w:br/>
-        <w:t>• Muscle weakness/reduced torque production</w:t>
-        <w:br/>
-        <w:t>• Decreased muscular endurance</w:t>
-        <w:br/>
-        <w:t>• Limited range of motion due to</w:t>
+        <w:t>Musculoskeletal • Pain • Muscle weakness/reduced torque production • Decreased muscular endurance • Limited range of motion due to</w:t>
       </w:r>
     </w:p>
     <w:p>
@@ -1369,17 +1147,7 @@
         <w:rPr>
           <w:b w:val="0"/>
         </w:rPr>
-        <w:t>Restriction of the joint capsule</w:t>
-        <w:br/>
-        <w:t>• Restriction of periarticular connective tissue</w:t>
-        <w:br/>
-        <w:t>• Decreased muscle length</w:t>
-        <w:br/>
-        <w:t>• Joint hypermobility</w:t>
-        <w:br/>
-        <w:t>• Faulty posture</w:t>
-        <w:br/>
-        <w:t>• Muscle length/strength imbalances</w:t>
+        <w:t>Restriction of the joint capsule • Restriction of periarticular connective tissue • Decreased muscle length • Joint hypermobility • Faulty posture • Muscle length/strength imbalances</w:t>
       </w:r>
     </w:p>
     <w:p>
@@ -1389,19 +1157,7 @@
         <w:jc w:val="both"/>
       </w:pPr>
       <w:r>
-        <w:t>Neuromuscular</w:t>
-        <w:br/>
-        <w:t>• Pain</w:t>
-        <w:br/>
-        <w:t>• Impaired balance, postural stability, or control</w:t>
-        <w:br/>
-        <w:t>• Incoordination, faulty timing</w:t>
-        <w:br/>
-        <w:t>• Delayed motor development</w:t>
-        <w:br/>
-        <w:t>• Abnormal tone (hypotonia, hypertonia, dystonia)</w:t>
-        <w:br/>
-        <w:t>• Ineffective/inefficient functional movement strategies</w:t>
+        <w:t>Neuromuscular • Pain • Impaired balance, postural stability, or control • Incoordination, faulty timing • Delayed motor development • Abnormal tone (hypotonia, hypertonia, dystonia) • Ineffective/inefficient functional movement strategies</w:t>
       </w:r>
     </w:p>
     <w:p>
@@ -1431,21 +1187,7 @@
         <w:jc w:val="both"/>
       </w:pPr>
       <w:r>
-        <w:t>rance)</w:t>
-        <w:br/>
-        <w:t>• Impaired circulation (lymphatic, venous, arterial)</w:t>
-        <w:br/>
-        <w:t>• Pain with sustained physical activity (intermittent</w:t>
-      </w:r>
-    </w:p>
-    <w:p>
-      <w:pPr>
-        <w:spacing w:after="120"/>
-        <w:ind w:firstLine="0"/>
-        <w:jc w:val="both"/>
-      </w:pPr>
-      <w:r>
-        <w:t>claudication)</w:t>
+        <w:t>rance) • Impaired circulation (lymphatic, venous, arterial) • Pain with sustained physical activity (intermittent claudication)</w:t>
       </w:r>
     </w:p>
     <w:p>
@@ -1486,11 +1228,7 @@
         <w:rPr>
           <w:i/>
         </w:rPr>
-        <w:t>FIGURE 1.3 (А) Impingement syndrome of the shoulder and associated</w:t>
-        <w:br/>
-        <w:t>tendinitis of the rotator cuff (pathology) leading to (В) limited range of</w:t>
-        <w:br/>
-        <w:t>shoulder elevation (an impairment) are identified during the examination.</w:t>
+        <w:t>FIGURE 1.3 (А) Impingement syndrome of the shoulder and associated tendinitis of the rotator cuff (pathology) leading to (В) limited range of shoulder elevation (an impairment) are identified during the examination.</w:t>
       </w:r>
     </w:p>
     <w:p>
@@ -1570,16 +1308,12 @@
     </w:p>
     <w:p>
       <w:pPr>
-        <w:spacing w:before="60" w:after="60"/>
-        <w:ind w:left="720"/>
+        <w:pStyle w:val="Heading2"/>
+        <w:spacing w:before="200" w:after="80"/>
+        <w:jc w:val="left"/>
       </w:pPr>
       <w:r>
-        <w:rPr>
-          <w:sz w:val="18"/>
-        </w:rPr>
-        <w:t>8</w:t>
-        <w:br/>
-        <w:t>PROCESS AND MODELS OF DISABLEMENT</w:t>
+        <w:t>8 PROCESS AND MODELS OF</w:t>
       </w:r>
     </w:p>
     <w:p>
@@ -1589,9 +1323,17 @@
         <w:jc w:val="both"/>
       </w:pPr>
       <w:r>
-        <w:t>N О Т Е: The term now used by the WHO to denote functional limitation is “ability limitation,” as defined in the ICF</w:t>
-        <w:br/>
-        <w:t>model of functioning and disability21,52,131-133 (see Table 1.1).</w:t>
+        <w:t>DISABLEMENT</w:t>
+      </w:r>
+    </w:p>
+    <w:p>
+      <w:pPr>
+        <w:spacing w:after="120"/>
+        <w:ind w:firstLine="0"/>
+        <w:jc w:val="both"/>
+      </w:pPr>
+      <w:r>
+        <w:t>N О Т Е: The term now used by the WHO to denote functional limitation is “ability limitation,” as defined in the ICF model of functioning and disability21,52,131-133 (see Table 1.1).</w:t>
       </w:r>
     </w:p>
     <w:p>
@@ -1641,11 +1383,7 @@
         <w:jc w:val="both"/>
       </w:pPr>
       <w:r>
-        <w:t>Box 1.3 lists а number of functional limitations that</w:t>
-        <w:br/>
-        <w:t>can arise from physical impairments, involve whole-body</w:t>
-        <w:br/>
-        <w:t>movements, and are necessary component motions of simple to complex daily living skills. Defining functional limi-</w:t>
+        <w:t>Box 1.3 lists а number of functional limitations that can arise from physical impairments, involve whole-body movements, and are necessary component motions of simple to complex daily living skills. Defining functional limi-</w:t>
       </w:r>
     </w:p>
     <w:p>
@@ -1655,11 +1393,7 @@
         <w:jc w:val="left"/>
       </w:pPr>
       <w:r>
-        <w:t>BOX 1.3</w:t>
-        <w:br/>
-        <w:t>Common Functional Limitations</w:t>
-        <w:br/>
-        <w:t>Related to Physical Tasks</w:t>
+        <w:t>BOX 1.3 Common Functional Limitations Related to Physical Tasks</w:t>
       </w:r>
     </w:p>
     <w:p>
@@ -1681,35 +1415,7 @@
         <w:rPr>
           <w:b w:val="0"/>
         </w:rPr>
-        <w:t>Reaching and grasping</w:t>
-        <w:br/>
-        <w:t>• Lifting and carrying</w:t>
-        <w:br/>
-        <w:t>• Pushing and pulling</w:t>
-        <w:br/>
-        <w:t>• Bending and stooping</w:t>
-        <w:br/>
-        <w:t>• Turning and twisting</w:t>
-        <w:br/>
-        <w:t>• Throwing and catching</w:t>
-        <w:br/>
-        <w:t>• Rolling</w:t>
-        <w:br/>
-        <w:t>• Standing</w:t>
-        <w:br/>
-        <w:t>• Squatting and kneeling</w:t>
-        <w:br/>
-        <w:t>• Standing up and sitting down</w:t>
-        <w:br/>
-        <w:t>• Getting in and out of bed</w:t>
-        <w:br/>
-        <w:t>• Crawling, walking, running</w:t>
-        <w:br/>
-        <w:t>• Ascending and descending stairs</w:t>
-        <w:br/>
-        <w:t>• Hopping and jumping</w:t>
-        <w:br/>
-        <w:t>• Kicking</w:t>
+        <w:t>Reaching and grasping • Lifting and carrying • Pushing and pulling • Bending and stooping • Turning and twisting • Throwing and catching • Rolling • Standing • Squatting and kneeling • Standing up and sitting down • Getting in and out of bed • Crawling, walking, running • Ascending and descending stairs • Hopping and jumping • Kicking</w:t>
       </w:r>
     </w:p>
     <w:p>
@@ -1720,9 +1426,7 @@
         <w:rPr>
           <w:i/>
         </w:rPr>
-        <w:t>FIGURE 1.4 Limited ability to reach overhead (functional limitation) as the</w:t>
-        <w:br/>
-        <w:t>result of impaired shoulder mobility may lead to difficulty performing personal grooming or household tasks independently (disability).</w:t>
+        <w:t>FIGURE 1.4 Limited ability to reach overhead (functional limitation) as the result of impaired shoulder mobility may lead to difficulty performing personal grooming or household tasks independently (disability).</w:t>
       </w:r>
     </w:p>
     <w:sectPr>

--- a/output/16c9f47aa3421533/book_ru.docx
+++ b/output/16c9f47aa3421533/book_ru.docx
@@ -9,7 +9,7 @@
         <w:jc w:val="left"/>
       </w:pPr>
       <w:r>
-        <w:t>General Concepts</w:t>
+        <w:t>Общие понятия</w:t>
       </w:r>
     </w:p>
     <w:p>
@@ -19,7 +19,7 @@
         <w:jc w:val="left"/>
       </w:pPr>
       <w:r>
-        <w:t>I</w:t>
+        <w:t>Я...</w:t>
       </w:r>
     </w:p>
     <w:p>
@@ -29,7 +29,7 @@
         <w:jc w:val="left"/>
       </w:pPr>
       <w:r>
-        <w:t>PART I</w:t>
+        <w:t>П А Р Т</w:t>
       </w:r>
     </w:p>
     <w:p>
@@ -39,7 +39,7 @@
         <w:jc w:val="left"/>
       </w:pPr>
       <w:r>
-        <w:t>Therapeutic Exercise: Foundational Concepts</w:t>
+        <w:t>Терапевтические упражнения: основополагающие понятия</w:t>
       </w:r>
     </w:p>
     <w:p>
@@ -54,42 +54,102 @@
     </w:p>
     <w:p>
       <w:pPr>
+        <w:spacing w:after="120"/>
+        <w:ind w:firstLine="0"/>
+        <w:jc w:val="both"/>
+      </w:pPr>
+      <w:r>
+        <w:t>Терапевтические упражнения: влияние на физическую функцию 2 Определение терапевтических упражнений 2 Аспекты физической функции: Определение</w:t>
+      </w:r>
+    </w:p>
+    <w:p>
+      <w:pPr>
+        <w:spacing w:after="120"/>
+        <w:ind w:firstLine="0"/>
+        <w:jc w:val="both"/>
+      </w:pPr>
+      <w:r>
+        <w:t>Управление пациентами и принятие клинических решений: ВАКТИВНЫЕ ОБЩЕСТВЕНИЕ 11 Принятие клинических решений 11 Практика на основе доказательств 11 Модель управления пациентами 12</w:t>
+      </w:r>
+    </w:p>
+    <w:p>
+      <w:pPr>
         <w:pStyle w:val="Heading2"/>
         <w:spacing w:before="200" w:after="80"/>
         <w:jc w:val="left"/>
       </w:pPr>
       <w:r>
-        <w:t>THERAPEUTIC EXERCISE: IMPACT ON PHYSICAL FUNCTION 2 Definition of Therapeutic Exercise 2 Aspects of Physical Function: Definition</w:t>
+        <w:t>Основные условия 2 Типы терапевтических упражнений 3 Безопасность упражнений 3</w:t>
       </w:r>
     </w:p>
     <w:p>
       <w:pPr>
+        <w:spacing w:after="120"/>
+        <w:ind w:firstLine="0"/>
+        <w:jc w:val="both"/>
+      </w:pPr>
+      <w:r>
+        <w:t>Стратегии эффективной тренировки и специальной инструкции по задачам 24 Подготовка к тренировкам 24 Концепции моторного обучения: основа</w:t>
+      </w:r>
+    </w:p>
+    <w:p>
+      <w:pPr>
+        <w:spacing w:after="120"/>
+        <w:ind w:firstLine="0"/>
+        <w:jc w:val="both"/>
+      </w:pPr>
+      <w:r>
+        <w:t>Процесс и модели инвалидности 4 Процесс инвалидности 4 Модели инвалидности 4 Использование моделей и классификаций инвалидности</w:t>
+      </w:r>
+    </w:p>
+    <w:p>
+      <w:pPr>
         <w:pStyle w:val="Heading2"/>
         <w:spacing w:before="200" w:after="80"/>
         <w:jc w:val="left"/>
       </w:pPr>
       <w:r>
-        <w:t>PATIENT MANAGEMENT AND CLINICAL DECISION MAKING: AN INTERACTIVE RELATIONSHIP 11 Clinical Decision Making 11 Evidence-Based Practice 11 А Patient Management Model 12</w:t>
+        <w:t>Указания по упражнениям и специальному заданию 24 Соблюдение упражнения 31</w:t>
       </w:r>
     </w:p>
     <w:p>
       <w:pPr>
+        <w:pStyle w:val="Heading2"/>
+        <w:spacing w:before="200" w:after="80"/>
+        <w:jc w:val="left"/>
+      </w:pPr>
+      <w:r>
+        <w:t>в Физической терапии 5</w:t>
+      </w:r>
+    </w:p>
+    <w:p>
+      <w:pPr>
+        <w:pStyle w:val="Heading1"/>
+        <w:spacing w:before="240" w:after="120"/>
+        <w:jc w:val="left"/>
+      </w:pPr>
+      <w:r>
+        <w:t>СОГЛАСНЫЕ УЧЕНИЕ 33</w:t>
+      </w:r>
+    </w:p>
+    <w:p>
+      <w:pPr>
         <w:spacing w:after="120"/>
         <w:ind w:firstLine="0"/>
         <w:jc w:val="both"/>
       </w:pPr>
       <w:r>
-        <w:t>of Key Terms 2 Types of Therapeutic Exercise Intervention 3 Exercise Safety 3</w:t>
+        <w:t>Почти все люди, независимо от возраста, ценят способность работать как можно самостоятельно в повседневной жизни. Потребители здравоохранения (пациенты и клиенты) обычно обращаются за услугами физической терапии или направляются к ним из-за физических нарушений, связанных с нарушениями движения, вызванными травмами, болезнями или состояниями, связанными со здоровьем, которые мешают их способности выполнять или выполнять любую деятельность, необходимую или важную для их здоровья. Они. Физиотерапевтические услуги также могут рассматриваться лицами, не имеющими инвалидности, но желающими улучшить общее состояние здоровья или снизить риск травм или заболеваний. Это имеет смысл, потому что конечной целью терапевтической программы является достижение оптимального уровня безсимптомного движения во время базовых и сложных физических упражнений.</w:t>
       </w:r>
     </w:p>
     <w:p>
       <w:pPr>
-        <w:pStyle w:val="Heading2"/>
-        <w:spacing w:before="200" w:after="80"/>
-        <w:jc w:val="left"/>
+        <w:spacing w:after="120"/>
+        <w:ind w:firstLine="0"/>
+        <w:jc w:val="both"/>
       </w:pPr>
       <w:r>
-        <w:t>STRATEGIES FOR EFFECTIVE EXERCISE AND TASK-SPECIFIC INSTRUCTION 24 Preparation for Exercise Instruction 24 Concepts of Motor Learning: А Foundation</w:t>
+        <w:t>физические упражнения влияют на ткани и системы организма и как эти воздействия, вызванные физическими упражнениями, влияют на ключевые аспекты физической функции. Терапевт также должен интегрировать и применять знания по анатомии, физиологии, кинезиологии, патологии и поведенческим наукам на протяжении всего процесса управления пациентом/клиентом, начиная с первоначального обследования и заканчивая планированием выписки. Для разработки программ терапевтических упражнений, которые приводят к положительным и значимым функциональным результатам для пациентов и клиентов, терапевт должен понимать взаимосвязь между физической функцией и инвалидностью и оценить, как применение процесса инвалидности к управлению пациентом/клиентом облегчает обеспечение эффективной и эффективных медицинских услуг. Наконец, терапевт, как пациент/клиент-обучающий, должен знать и применять принципы двигательного обучения и приобретения двигательных навыков для обучения и функционального обучения.</w:t>
       </w:r>
     </w:p>
     <w:p>
@@ -99,67 +159,19 @@
         <w:jc w:val="both"/>
       </w:pPr>
       <w:r>
-        <w:t>PROCESS AND MODELS OF DISABLEMENT 4 The Disablement Process 4 Models of Disablement 4 Use of Disablement Models and Classifications</w:t>
+        <w:t>Для разработки и реализации эффективных упражнений терапевт должен понимать, как различные формы</w:t>
       </w:r>
     </w:p>
     <w:p>
       <w:pPr>
-        <w:pStyle w:val="Heading2"/>
-        <w:spacing w:before="200" w:after="80"/>
-        <w:jc w:val="left"/>
+        <w:spacing w:before="60" w:after="60"/>
+        <w:ind w:left="720"/>
       </w:pPr>
       <w:r>
-        <w:t>of Exercise and Task-Specific Instruction 24 Adherence to Exercise 31</w:t>
-      </w:r>
-    </w:p>
-    <w:p>
-      <w:pPr>
-        <w:pStyle w:val="Heading2"/>
-        <w:spacing w:before="200" w:after="80"/>
-        <w:jc w:val="left"/>
-      </w:pPr>
-      <w:r>
-        <w:t>in Physical Therapy 5</w:t>
-      </w:r>
-    </w:p>
-    <w:p>
-      <w:pPr>
-        <w:pStyle w:val="Heading1"/>
-        <w:spacing w:before="240" w:after="120"/>
-        <w:jc w:val="left"/>
-      </w:pPr>
-      <w:r>
-        <w:t>INDEPENDENT LEARNING ACTIVITIES 33</w:t>
-      </w:r>
-    </w:p>
-    <w:p>
-      <w:pPr>
-        <w:spacing w:after="120"/>
-        <w:ind w:firstLine="0"/>
-        <w:jc w:val="both"/>
-      </w:pPr>
-      <w:r>
-        <w:t>Almost everyone, regardless of age, values the ability to function as independently as possible during everyday life. Health-care consumers (patients and clients) typically seek out or are referred for physical therapy services because of physical impairments associated with movement disorders caused by injury, disease, or health-related conditions that interfere with their ability to perform or pursue any number of activities that are necessary or important to them. Physical therapy services may also be sought by individuals who have no impairment but who wish to improve their overall level of fitness or reduce the risk of injury or disease. An individually designed therapeutic exercise program is almost always а fundamental component of the physical therapy services provided. This stands to reason because the ultimate goal of а therapeutic exercise program is the achievement of an optimal level of symptom-free movement during basic to complex physical activities.</w:t>
-      </w:r>
-    </w:p>
-    <w:p>
-      <w:pPr>
-        <w:spacing w:after="120"/>
-        <w:ind w:firstLine="0"/>
-        <w:jc w:val="both"/>
-      </w:pPr>
-      <w:r>
-        <w:t>exercise affect tissues of the body and body systems and how those exercise-induced effects have an impact on key aspects of physical function. А therapist must also integrate and apply knowledge of anatomy, physiology, kinesiology, pathology, and the behavioral sciences across the continuum of patient/client management from the initial examination to discharge planning. To develop therapeutic exercise programs that culminate in positive and meaningful functional outcomes for patients and clients, а therapist must understand the relationship between physical function and disability and appreciate how the application of the process of disablement to patient/client management facilitates the provision of effective and efficient health-care services. Finally, а therapist, as а patient/client educator, must know and apply principles of motor learning and motor skill acquisition to exercise instruction and functional training. Therefore, the purpose of this chapter is to present an overview of the scope of therapeutic exercise interventions used by physical therapists. We discuss models of</w:t>
-      </w:r>
-    </w:p>
-    <w:p>
-      <w:pPr>
-        <w:spacing w:after="120"/>
-        <w:ind w:firstLine="0"/>
-        <w:jc w:val="both"/>
-      </w:pPr>
-      <w:r>
-        <w:t>To develop and implement effective exercise interventions, а therapist must understand how the many forms of</w:t>
+        <w:rPr>
+          <w:sz w:val="18"/>
+        </w:rPr>
+        <w:t>1.</w:t>
       </w:r>
     </w:p>
     <w:p>
@@ -219,12 +231,34 @@
     </w:p>
     <w:p>
       <w:pPr>
+        <w:spacing w:before="60" w:after="60"/>
+        <w:ind w:left="720"/>
+      </w:pPr>
+      <w:r>
+        <w:rPr>
+          <w:sz w:val="18"/>
+        </w:rPr>
+        <w:t>2 Терапевтические упражнения: влияние на физическую функцию</w:t>
+      </w:r>
+    </w:p>
+    <w:p>
+      <w:pPr>
+        <w:spacing w:after="120"/>
+        <w:ind w:firstLine="0"/>
+        <w:jc w:val="both"/>
+      </w:pPr>
+      <w:r>
+        <w:t>инвалидность и управление пациентом/клиентом в отношении терапевтических упражнений и изучение стратегий обучения и продвижения упражнений и функциональных двигательных навыков на основе принципов двигательного обучения.</w:t>
+      </w:r>
+    </w:p>
+    <w:p>
+      <w:pPr>
         <w:pStyle w:val="Heading2"/>
         <w:spacing w:before="200" w:after="80"/>
         <w:jc w:val="left"/>
       </w:pPr>
       <w:r>
-        <w:t>2 THERAPEUTIC</w:t>
+        <w:t>Терапевтические упражнения: влияние на физическую функцию</w:t>
       </w:r>
     </w:p>
     <w:p>
@@ -234,17 +268,17 @@
         <w:jc w:val="both"/>
       </w:pPr>
       <w:r>
-        <w:t>EXERCISE: IMPACT ON PHYSICAL FUNCTION disablement and patient/client management as they relate to therapeutic exercise and explore strategies for teaching and progressing exercises and functional motor skills based on principles of motor learning.</w:t>
+        <w:t>Из множества процедур, используемых физиотерапевтами при непрерывном уходе за пациентами и клиентами, терапевтические упражнения занимают свое место как один из ключевых элементов, лежащих в центре программ, предназначенных для улучшения или восстановления функции человека или предотвращения дисфункции.2</w:t>
       </w:r>
     </w:p>
     <w:p>
       <w:pPr>
-        <w:pStyle w:val="Heading1"/>
-        <w:spacing w:before="240" w:after="120"/>
+        <w:pStyle w:val="Heading2"/>
+        <w:spacing w:before="200" w:after="80"/>
         <w:jc w:val="left"/>
       </w:pPr>
       <w:r>
-        <w:t>THERAPEUTIC EXERCISE: IMPACT ON PHYSICAL FUNCTION</w:t>
+        <w:t>Определение терапевтических упражнений</w:t>
       </w:r>
     </w:p>
     <w:p>
@@ -254,27 +288,7 @@
         <w:jc w:val="both"/>
       </w:pPr>
       <w:r>
-        <w:t>Of the many procedures used by physical therapists in the continuum of care of patients and clients, therapeutic exercise takes its place as one of the key elements that lies at the center of programs designed to improve or restore an individual’s function or to prevent dysfunction.2</w:t>
-      </w:r>
-    </w:p>
-    <w:p>
-      <w:pPr>
-        <w:pStyle w:val="Heading2"/>
-        <w:spacing w:before="200" w:after="80"/>
-        <w:jc w:val="left"/>
-      </w:pPr>
-      <w:r>
-        <w:t>Definition of Therapeutic Exercise</w:t>
-      </w:r>
-    </w:p>
-    <w:p>
-      <w:pPr>
-        <w:spacing w:after="120"/>
-        <w:ind w:firstLine="0"/>
-        <w:jc w:val="both"/>
-      </w:pPr>
-      <w:r>
-        <w:t>Therapeutic exercise2 is the systematic, planned performance of bodily movements, postures, or physical activities intended to provide а patient/client with the means to</w:t>
+        <w:t>Терапевтические упражнения2 - это систематическое, планируемое выполнение физических движений, положений или физических действий, предназначенных для обеспечения пациента/клиента средствами для</w:t>
       </w:r>
     </w:p>
     <w:p>
@@ -285,7 +299,7 @@
         <w:rPr>
           <w:i/>
         </w:rPr>
-        <w:t>FIGURE 1.1 Interrelated aspects of physical function.</w:t>
+        <w:t>Рисунок 1.1 Взаимозавязанные аспекты физической функции.</w:t>
       </w:r>
     </w:p>
     <w:p>
@@ -295,7 +309,7 @@
         <w:jc w:val="both"/>
       </w:pPr>
       <w:r>
-        <w:t>Remediate or prevent impairments Improve, restore, or enhance physical function Prevent or reduce health-related risk factors Optimize overall health status, fitness, or sense of well-being</w:t>
+        <w:t>Устранение или предотвращение нарушений Улучшение, восстановление или улучшение физической функции Предотвращение или уменьшение факторов риска, связанных со здоровьем Оптимизировать общее состояние здоровья, физическую форму или чувство благополучия</w:t>
       </w:r>
     </w:p>
     <w:p>
@@ -305,7 +319,7 @@
         <w:jc w:val="both"/>
       </w:pPr>
       <w:r>
-        <w:t>Balance. The ability to align body segments against gravity to maintain or move the body (center of mass) within the available base of support without falling; the ability to move the body in equilibrium with gravity via interaction of the sensory and motor systems.2,66,74,88,124,127,128</w:t>
+        <w:t>Баланс: способность выровнять сегменты тела против гравитации, чтобы поддерживать или двигать тело (центр массы) в пределах доступной базы опоры без падения; способность двигаться тела в равновесии с гравитацией через взаимодействие сенсорных и двигательных систем.2,66,74,88,124,127,128</w:t>
       </w:r>
     </w:p>
     <w:p>
@@ -315,7 +329,7 @@
         <w:jc w:val="both"/>
       </w:pPr>
       <w:r>
-        <w:t>Therapeutic exercise programs designed by physical therapists are individualized to the unique needs of each patient or client. А patient is an individual with impairments and functional limitations diagnosed by а physical therapist who is receiving physical therapy care to improve function and prevent disability.2 А client is an individual without diagnosed dysfunction who engages in physical therapy services to promote health and wellness and to prevent dysfunction.2 Because the focus of this textbook is on management of individuals with physical impairments and functional limitations, the authors have chosen to use the term “patient” rather than “client” or “patient/client” throughout this text. We believe that all individuals receiving physical therapy services must be active participants rather than passive recipients in the rehabilitation process to learn how to self-manage their health needs.</w:t>
+        <w:t>Программа терапевтических упражнений, разработанная физиотерапевтами, индивидуализирована в соответствии с уникальными потребностями каждого пациента или клиента. Пациент - это человек с нарушениями и функциональными ограничениями, диагностированный физиотерапевтом, который получает физиотерапевтическую помощь для улучшения функции и предотвращения инвалидности.2 Клиент - это человек без диагностированной дисфункции, который занимается услугами физиотерапии для содействия здоровью и благополучию и предотвращения дисфункции.2 Поскольку в данном учебнике основное внимание уделяется обращению с людьми с физическими нарушениями и функциональными ограничениями, авторы выбрали использовать термин "пациент" вместо "клиент" или "пациент/клиент" во всем тексте. Мы считаем, что все лица, получающие услуги физиотерапии, должны быть активными участниками, а не пассивными получателями реабилитационного процесса, чтобы научиться самостоятельно управлять своими потребностями в области здоровья.</w:t>
       </w:r>
     </w:p>
     <w:p>
@@ -325,7 +339,7 @@
         <w:jc w:val="both"/>
       </w:pPr>
       <w:r>
-        <w:t>Cardiopulmonary fitness. The ability to perform lowintensity, repetitive, total body movements (walking, jogging, cycling, swimming) over an extended period of time1,81; а synonymous term is cardiopulmonary endurance.</w:t>
+        <w:t>Умение выполнять низкоинтенсивные, повторяющиеся, общие движения тела (ходьба, бег, езда на велосипеде, плавание) в течение длительного периода времени1,81; синонимный термин - сердечно-пульмочная выносливость.</w:t>
       </w:r>
     </w:p>
     <w:p>
@@ -335,7 +349,7 @@
         <w:jc w:val="both"/>
       </w:pPr>
       <w:r>
-        <w:t>Coordination. The correct timing and sequencing of muscle firing combined with the appropriate intensity of muscular contraction leading to the effective initiation, guiding, and grading of movement. It is the basis of smooth, accurate, efficient movement and occurs at а conscious or automatic level.123,127</w:t>
+        <w:t>Координация: правильное время и последовательность мышечного стрельбы в сочетании с соответствующей интенсивностью мышечного сокращения, что приводит к эффективному инициированию, направлению и классификации движения.</w:t>
       </w:r>
     </w:p>
     <w:p>
@@ -345,7 +359,7 @@
         <w:jc w:val="both"/>
       </w:pPr>
       <w:r>
-        <w:t>Flexibility. The ability to move freely, without restriction; used interchangeably with mobility.</w:t>
+        <w:t>Гибкость: способность свободно передвигаться без ограничений; используется взаимозаменяемо с мобильностью.</w:t>
       </w:r>
     </w:p>
     <w:p>
@@ -355,7 +369,7 @@
         <w:jc w:val="left"/>
       </w:pPr>
       <w:r>
-        <w:t>Aspects of Physical Function: Definition of Key Terms</w:t>
+        <w:t>Аспекты физической функции: определение ключевых терминов</w:t>
       </w:r>
     </w:p>
     <w:p>
@@ -365,7 +379,7 @@
         <w:jc w:val="both"/>
       </w:pPr>
       <w:r>
-        <w:t>Mobility. The ability of structures or segments of the body to move or be moved in order to allow the occurrence of range of motion (ROM) for functional activities (functional ROM).2,134 Passive mobility is dependent on soft tissue (contractile and noncontractile) extensibility; in addition, active mobility requires neuromuscular activation.</w:t>
+        <w:t>Мобильность. Способность структур или сегментов тела передвигаться или передвигаться, чтобы позволить возникновение диапазона движения (ROM) для функциональной деятельности (функциональная ROM).2,134 Пассивная мобильность зависит от расширения мягких тканей (контрактильной и неконтрактильной); кроме того, активная мобильность требует нейромышечной активации.</w:t>
       </w:r>
     </w:p>
     <w:p>
@@ -375,7 +389,7 @@
         <w:jc w:val="both"/>
       </w:pPr>
       <w:r>
-        <w:t>The ability to function independently at home, in the workplace, within the community, or during leisure and recreational activities is contingent upon physical as well as psychological and social function. The multidimensional aspects of physical function encompass the diverse yet interrelated areas of performance that are depicted in Figure 1.1. These aspects of function are characterized by the following definitions.</w:t>
+        <w:t>Способность функционировать самостоятельно дома, на рабочем месте, в сообществе или во время отдыха и отдыха зависит от физической, а также психологической и социальной функции. Многомерные аспекты физической функции охватывают разнообразные, но взаимосвязанные области выполнения, изображенные на рисунке 1.1.</w:t>
       </w:r>
     </w:p>
     <w:p>
@@ -385,7 +399,7 @@
         <w:jc w:val="both"/>
       </w:pPr>
       <w:r>
-        <w:t>Muscle performance. The capacity of muscle to produce tension and do physical work. Muscle performance encompasses strength, power, and muscular endurance.2</w:t>
+        <w:t>Мышечная производительность. Способность мышц вырабатывать напряжение и выполнять физическую работу.</w:t>
       </w:r>
     </w:p>
     <w:p>
@@ -395,7 +409,7 @@
         <w:jc w:val="both"/>
       </w:pPr>
       <w:r>
-        <w:t>Neuromuscular control. Interaction of the sensory and motor systems that enables synergists, agonists and antagonists, as well as stabilizers and neutralizers to anticipate or</w:t>
+        <w:t>Нейромышечное управление: взаимодействие сенсорных и двигательных систем, которое позволяет синергистам, агонистам и антагонистам, а также стабилизаторам и нейтрализаторам предвидеть или</w:t>
       </w:r>
     </w:p>
     <w:p>
@@ -420,7 +434,7 @@
         <w:jc w:val="left"/>
       </w:pPr>
       <w:r>
-        <w:t>BOX 1.1 Therapeutic Exercise Interventions</w:t>
+        <w:t>РОБОКС 1.1 Терапевтические упражнения</w:t>
       </w:r>
     </w:p>
     <w:p>
@@ -430,7 +444,7 @@
         <w:jc w:val="both"/>
       </w:pPr>
       <w:r>
-        <w:t>respond to proprioceptive and kinesthetic information and, subsequently, to work in correct sequence to create coordinated movement.72</w:t>
+        <w:t>В результате необходимость реагировать на проприоцептивную и кинестетическую информацию и, впоследствии, работать в правильной последовательности для создания скоординированного движения.72</w:t>
       </w:r>
     </w:p>
     <w:p>
@@ -442,7 +456,7 @@
         <w:rPr>
           <w:b w:val="0"/>
         </w:rPr>
-        <w:t>Aerobic conditioning and reconditioning • Muscle performance exercises: strength, power, and</w:t>
+        <w:t>Аэробическое кондиционирование и рекондиционирование • упражнения для мышечной производительности: сила, и сила</w:t>
       </w:r>
     </w:p>
     <w:p>
@@ -452,7 +466,7 @@
         <w:jc w:val="both"/>
       </w:pPr>
       <w:r>
-        <w:t>Postural control, postural stability, and equilibrium. Used interchangeably with static or dynamic balance.50,124,127 endurance training • Stretching techniques including muscle-lengthening</w:t>
+        <w:t>Позиционный контроль, стабильность и равновесие.</w:t>
       </w:r>
     </w:p>
     <w:p>
@@ -462,7 +476,7 @@
         <w:jc w:val="both"/>
       </w:pPr>
       <w:r>
-        <w:t>Stability. The ability of the neuromuscular system through synergistic muscle actions to hold а proximal or distal body segment in а stationary position or to control а stable base during superimposed movement.50,127,134 Joint stability is the maintenence of proper alignment of bony partners of а joint by means of passive and dynamic components.85 procedures and joint mobilization techniques • Neuromuscular control, inhibition, and facilitation techniques and posture awareness training • Postural control, body mechanics, and stabilization</w:t>
+        <w:t>тренировки на выносливость • методы растягивания, включая удлинение мышц</w:t>
       </w:r>
     </w:p>
     <w:p>
@@ -472,17 +486,37 @@
         <w:jc w:val="both"/>
       </w:pPr>
       <w:r>
-        <w:t>The systems of the body that control each of these aspects of physical function react, adapt, and develop in response to forces and physical stresses (stress! force/ area) placed upon tisses that make up body systems.81,84 Gravity, for example, is а constant force that affects the musculoskeletal, neuromuscular, and circulatory systems. Additional forces, incurred during routine physical activities, help the body maintain а functional level of strength, cardiopulmonary fitness, and mobility. Imposed forces and physical stresses that are excessive can cause acute injuries, such as sprains and fractures, or chronic conditions, such as repetitive stress disorders.84 The absence of typical forces on the body can also cause degeneration, degradation, or deformity. For example, the absence of normal weight bearing associated with prolonged bed rest or immobilization weakens muscle and bone.8,20,69,84,108 Prolonged inactivity also leads to decreased efficiency of the circulatory and pulmonary systems.1 exercises • Balance exercises and agility training • Relaxation exercises • Breathing exercises and ventilatory muscle training • Task-specific functional training definition of therapeutic exercise to address the full scope of soft tissue stretching techniques.</w:t>
+        <w:t>Стабильность. Способность нейромышечной системы посредством синергических мышечных действий удерживать проксимальный или дистальный сегмент тела в стационарном положении или контролировать стабильную базу во время наложенного движения.50,127,134 Стабильность суставов - это поддержание надлежащего выравнивания костных партнеров сустава посредством пассивных и динамических компонентов.85</w:t>
       </w:r>
     </w:p>
     <w:p>
       <w:pPr>
+        <w:spacing w:after="120"/>
+        <w:ind w:firstLine="0"/>
+        <w:jc w:val="both"/>
+      </w:pPr>
+      <w:r>
+        <w:t>Процедуры и методы совместной мобилизации • Нейромышечный контроль, ингибирование и облегчение техники и обучение осознанию положения • Контроль положения, механика тела и стабилизация</w:t>
+      </w:r>
+    </w:p>
+    <w:p>
+      <w:pPr>
+        <w:spacing w:after="120"/>
+        <w:ind w:firstLine="0"/>
+        <w:jc w:val="both"/>
+      </w:pPr>
+      <w:r>
+        <w:t>Системы тела, контролирующие каждый из этих аспектов физической функции, реагируют, адаптируются и развиваются в ответ на силы и физические нагрузки (стресс! сила / область), наложенные на ткани, составляющие системы тела. Дополнительные силы, возникающие во время регулярных физических упражнений, помогают организму поддерживать функциональный уровень силы, сердечно-легочную гибкость и подвижность. Навязанные силы и чрезмерные физические нагрузки могут вызвать острую травму, такую как шишки и переломы, или хронические состояния, такие как повторяющиеся стрессовые расстройства.84 Отсутствие типичных сил на организме также может вызвать дегенерацию, деградацию или деформацию. Например, отсутствие нормального веса, связанного с длительным отдыхом в постели или иммобилизацией, ослабляет мышцы и кости.8,20,69,84,108 Продолжительная неактивность также приводит к снижению эффективности кровеносных и лёгких систем.1 упражнения • упражнения на баланс и тренировки гибкости • упражнения на расслабление • упражнения на дыхание и тренировки вентиляционных мышц • специальное функциональное обучение определение терапевтических упражнений, направленных на рассмотрение полного объема методов растяжения мягких тканей.</w:t>
+      </w:r>
+    </w:p>
+    <w:p>
+      <w:pPr>
         <w:pStyle w:val="Heading2"/>
         <w:spacing w:before="200" w:after="80"/>
         <w:jc w:val="left"/>
       </w:pPr>
       <w:r>
-        <w:t>Exercise Safety</w:t>
+        <w:t>Безопасность упражнений</w:t>
       </w:r>
     </w:p>
     <w:p>
@@ -492,7 +526,7 @@
         <w:jc w:val="both"/>
       </w:pPr>
       <w:r>
-        <w:t>Regardless of the type of therapeutic exercise interventions in а patient’s exercise program, safety is а fundamental consideration in every aspect of the program whether the exercises are performed independently or under а therapist’s supervision. Patient safety, of course, is paramount; nonetheless, the safety of the therapist must also be considered, particularly when the therapist is directly involved in the application of an exercise procedure or а manual therapy technique.</w:t>
+        <w:t>Независимо от типа терапевтических упражнений в программе упражнений пациента, безопасность является фундаментальным фактором во всех аспектах программы, независимо от того, выполняются ли упражнения самостоятельно или под наблюдением терапевта. Безопасность пациента, конечно, имеет первостепенное значение; однако, необходимо учитывать и безопасность терапевта, особенно если терапевт непосредственно участвует в применении процедуры упражнения или метода ручной терапии.</w:t>
       </w:r>
     </w:p>
     <w:p>
@@ -502,7 +536,7 @@
         <w:jc w:val="both"/>
       </w:pPr>
       <w:r>
-        <w:t>Impairment of any one or more of the body systems and subsequent impairment of any aspect of physical function, separately or jointly, can result in functional limitation and disability. Therapeutic exercise interventions involve the application of carefully graded physical stresses and forces that are imposed on impaired body systems, specific tissues, or individual structures in а controlled, progressive, safely executed manner to reduce physical impairments and improve function.</w:t>
+        <w:t>Повреждение одной или нескольких систем тела и последующее нарушение любого аспекта физической функции, отдельно или совместно, может привести к функциональным ограничениям и инвалидности. Лечебные упражнения включают в себя применение тщательно разрешенного физического стресса и сил, которые налагаются на нарушенные системы тела, конкретные ткани или отдельные структуры контролируемым, прогрессивным, безопасным образом для снижения физических нарушений и улучшения функции.</w:t>
       </w:r>
     </w:p>
     <w:p>
@@ -512,7 +546,7 @@
         <w:jc w:val="both"/>
       </w:pPr>
       <w:r>
-        <w:t>Many factors can influence а patient’s safety during exercise. Prior to engaging in exercise, а patient’s health history and current health status must be explored. А patient unaccustomed to physical exertion may be at risk for the occurrence of an adverse effect from exercise associated with а known or an undiagnosed health condition. Medications can adversely affect а patient’s balance and coordination during exercise or cardiopulmonary response to exercise. Therefore, risk factors must be identified and weighed carefully before an exercise program is initiated. Medical clearance from а patient’s physician may be indicated before beginning an exercise program.</w:t>
+        <w:t>Многие факторы могут влиять на безопасность пациента во время физических упражнений. Перед началом занятий спортом необходимо изучить историю здоровья пациента и текущее состояние здоровья. Препараты могут отрицательно повлиять на баланс и координацию пациента во время физических упражнений или на сердечно-легочный ответ на физические упражнения.</w:t>
       </w:r>
     </w:p>
     <w:p>
@@ -522,7 +556,7 @@
         <w:jc w:val="left"/>
       </w:pPr>
       <w:r>
-        <w:t>Types of Therapeutic Exercise Intervention</w:t>
+        <w:t>Виды терапевтических упражнений</w:t>
       </w:r>
     </w:p>
     <w:p>
@@ -532,7 +566,7 @@
         <w:jc w:val="both"/>
       </w:pPr>
       <w:r>
-        <w:t>Therapeutic exercise procedures embody а wide variety of activities, actions, and techniques. The techniques selected for an individualized therapeutic exercise program are based on а therapist’s determination of the underlying cause or causes of а patient’s impairments, functional limitations, or disability. The types of therapeutic exercise interventions presented in this textbook are listed in Box 1.1. Additional exercise interventions are used by therapists for patients with neuromuscular or developmental conditions.2</w:t>
+        <w:t>Процедуры терапевтических упражнений включают в себя широкий спектр мероприятий, действий и методов.Техники, выбранные для индивидуальной терапевтической программы упражнений, основаны на определении терапевтом основной причины или причин нарушений, функциональных ограничений или инвалидности пациента. Виды терапевтических упражнений, представленных в данном учебнике, перечислены в ящике 1.1.</w:t>
       </w:r>
     </w:p>
     <w:p>
@@ -542,7 +576,7 @@
         <w:jc w:val="both"/>
       </w:pPr>
       <w:r>
-        <w:t>The environment in which exercises are performed also affects patient safety. Adequate space and а proper support surface for exercise are necessary prerequisites for patient safety. If exercise equipment is used in the clinical setting or at home, to ensure patient safety the equipment must be well maintained and in good working condition, must fit the patient, and must be applied and used properly.</w:t>
+        <w:t>Окружающая среда, в которой выполняются упражнения, также влияет на безопасность пациента. Если оборудование для упражнений используется в клинической обстановке или дома, для обеспечения безопасности пациента оборудование должно быть в хорошем состоянии и в хорошем состоянии, должно соответствовать пациенту, должно быть правильно применено и использовано.</w:t>
       </w:r>
     </w:p>
     <w:p>
@@ -552,7 +586,7 @@
         <w:jc w:val="both"/>
       </w:pPr>
       <w:r>
-        <w:t>Specific to each exercise in а program, the accuracy with which а patient performs an exercise affects safety, including proper posture or alignment of the body, execution of the correct movement patterns, and performing each exercise with the appropriate intensity, speed, and duration. А patient must be informed of the signs of</w:t>
+        <w:t>Специфически для каждого упражнения в программе, точность, с которой пациент выполняет упражнение, влияет на безопасность, включая правильную позу или выравнивание тела, выполнение правильных закономерностей движения и выполнение каждого упражнения с соответствующей интенсивностью, скоростью и длительностью.</w:t>
       </w:r>
     </w:p>
     <w:p>
@@ -562,7 +596,7 @@
         <w:jc w:val="both"/>
       </w:pPr>
       <w:r>
-        <w:t>N О Т Е: Although joint mobilization techniques are often classified as manual therapy procedures, not therapeutic exercise,2 the authors of this textbook have chosen to include joint mobilization procedures under the broad</w:t>
+        <w:t>N О Т Е: Хотя методы совместной мобилизации часто классифицируются как процедуры ручной терапии, а не терапевтические упражнения,2 авторы этого учебника решили включить процедуры совместной мобилизации в рамках широкого</w:t>
       </w:r>
     </w:p>
     <w:p>
@@ -622,22 +656,104 @@
     </w:p>
     <w:p>
       <w:pPr>
+        <w:spacing w:before="60" w:after="60"/>
+        <w:ind w:left="720"/>
+      </w:pPr>
+      <w:r>
+        <w:rPr>
+          <w:sz w:val="18"/>
+        </w:rPr>
+        <w:t>4 Процесс и модели инвалидности</w:t>
+      </w:r>
+    </w:p>
+    <w:p>
+      <w:pPr>
+        <w:spacing w:after="120"/>
+        <w:ind w:firstLine="0"/>
+        <w:jc w:val="both"/>
+      </w:pPr>
+      <w:r>
+        <w:t>Оценка сложных взаимосвязей между функцией, инвалидностью и здоровьем.62,132 Эти знания, в свою очередь, обеспечивают теоретическую основу, на которой можно организовать практику и основывать исследования, что облегчает эффективное управление и уход за пациентами, отражающиеся в значимых функциональных результатах.40,62</w:t>
+      </w:r>
+    </w:p>
+    <w:p>
+      <w:pPr>
+        <w:spacing w:after="120"/>
+        <w:ind w:firstLine="0"/>
+        <w:jc w:val="both"/>
+      </w:pPr>
+      <w:r>
+        <w:t>В случае, если пациент находится под непосредственным наблюдением в клинической или домашней обстановке во время обучения программе упражнений, терапевт может контролировать эти различия. Однако, когда пациент проводит программу упражнений самостоятельно дома или в общественном фитнес-комнате, безопасность пациента повышается и риск травм или повторного травмы минимизируется благодаря эффективному обучению и обучению пациентов. Предложения по эффективному обучению физическим упражнениям и обучению пациентов обсуждаются в последующем разделе этой главы.</w:t>
+      </w:r>
+    </w:p>
+    <w:p>
+      <w:pPr>
+        <w:spacing w:after="120"/>
+        <w:ind w:firstLine="0"/>
+        <w:jc w:val="both"/>
+      </w:pPr>
+      <w:r>
+        <w:t>В интеграции и применении знаний о процессе инвалидности в медицинском обслуживании входит понимание того, что процесс не является однонаправленным, то есть не обязательно непредвиденным или необратимым.14 В дальнейшем предполагается, что в большинстве случаев, в зависимости от таких факторов, как тяжесть и продолжительность заболевания. У пациентов, имеющих возможность получить качественную медицинскую помощь, мотивацию и желания, прогрессирование процесса может быть изменено и функция пациента улучшена.2,14,132,133</w:t>
+      </w:r>
+    </w:p>
+    <w:p>
+      <w:pPr>
+        <w:spacing w:after="120"/>
+        <w:ind w:firstLine="0"/>
+        <w:jc w:val="both"/>
+      </w:pPr>
+      <w:r>
+        <w:t>Как уже упоминалось, безопасность терапевта также является соображением для предотвращения травм, связанных с работой. Например, когда терапевт использует ручную резистентность во время упражнений, предназначенных для повышения силы пациента, или применяет растяжную силу вручную для улучшения диапазона движения пациента, терапевт должен включить принципы правильной механики тела и защиты суставов в эти ручные методы для минимизации собственного риска. травмы.</w:t>
+      </w:r>
+    </w:p>
+    <w:p>
+      <w:pPr>
+        <w:spacing w:after="120"/>
+        <w:ind w:firstLine="0"/>
+        <w:jc w:val="both"/>
+      </w:pPr>
+      <w:r>
+        <w:t>Понимание и применение процесса инвалидности сдвигает внимание управления пациентом от строгого лечения заболевания или травмы к лечению воздействия заболевания, травмы или расстройства на функцию пациента, а также выявлению основных причин дисфункции пациента. Эта перспектива ставит человека, а не только болезнь или расстройство, в центр усилий по предотвращению или прекращению прогрессирования инвалидности путем применения вмешательств, которые улучшают функциональные способности пациента, одновременно сокращая или устраняя причины инвалидности.39,132,133</w:t>
+      </w:r>
+    </w:p>
+    <w:p>
+      <w:pPr>
+        <w:spacing w:after="120"/>
+        <w:ind w:firstLine="0"/>
+        <w:jc w:val="both"/>
+      </w:pPr>
+      <w:r>
+        <w:t>В каждой главе этого учебника рассматриваются меры предосторожности, противопоказания и соображения безопасности для лечения конкретных патологий, нарушений и функциональных ограничений, а также для использования и продвижения конкретных терапевтических упражнений.</w:t>
+      </w:r>
+    </w:p>
+    <w:p>
+      <w:pPr>
         <w:pStyle w:val="Heading2"/>
         <w:spacing w:before="200" w:after="80"/>
         <w:jc w:val="left"/>
       </w:pPr>
       <w:r>
-        <w:t>4 PROCESS AND MODELS OF</w:t>
+        <w:t>Процесс и модели инвалидности</w:t>
       </w:r>
     </w:p>
     <w:p>
       <w:pPr>
+        <w:pStyle w:val="Heading2"/>
+        <w:spacing w:before="200" w:after="80"/>
+        <w:jc w:val="left"/>
+      </w:pPr>
+      <w:r>
+        <w:t>Модели инвалидности</w:t>
+      </w:r>
+    </w:p>
+    <w:p>
+      <w:pPr>
         <w:spacing w:after="120"/>
         <w:ind w:firstLine="0"/>
         <w:jc w:val="both"/>
       </w:pPr>
       <w:r>
-        <w:t>DISABLEMENT appreciation of the complex relationships among function, disability, and health.62,132 This knowledge, in turn, provides а theoretical framework upon which practice can be organized and research can be based, thus facilitating effective management and care of patients that is reflected by meaningful functional outcomes.40,62 fatigue, the relationship of fatigue to the risk of injury, and the importance of rest for recovery during and after an exercise routine. When а patient is being directly supervised in а clinical or home setting while learning an exercise program, the therapist can control these variables. However, when а patient is carrying out an exercise program independently at home or at а community fitness facility, patient safety is enhanced and the risk of injury or re-injury is minimized by effective exercise instruction and patient education. Suggestions for effective exercise instruction and patient education are discussed in а later section of this chapter.</w:t>
+        <w:t>Было отмечено, что профессия физиотерапевтического лечения определяется набором знаний и клинических применений, направленных на устранение или устранение инвалидности.110 Понимание инвалидных последствий болезни, травмы и аномалий развития и способы снижения риска потенциальной инвалидности, следовательно, м Это является основополагающим фактором предоставления эффективной помощи и услуг, направленных на восстановление значимой функции для пациентов и их семей, значимых лиц и лиц, осуществляющих уход.</w:t>
       </w:r>
     </w:p>
     <w:p>
@@ -647,17 +763,27 @@
         <w:jc w:val="both"/>
       </w:pPr>
       <w:r>
-        <w:t>Inherent in the integration and application of knowledge of the disablement process in health-care delivery is an understanding that the process is not unidirectional; that is, it is not necessarily unpreventable or irreversible.14 Furthermore, it is assumed that in most instances, depending on factors such as the severity and duration of the pathological condition, а patient’s access to quality health care as well as the motivation and desires of the patient, the progression of the process can indeed be altered and the patient’s function improved.2,14,132,133</w:t>
+        <w:t>За последние 40 лет было предложено несколько моделей, описывающих процесс инвалидности. Первыми двумя разработанными схемами были модель Nagi86,87 и модель Международной классификации нарушений, инвалидностей и инвалидностей (ICIDH) для Всемирной организации здравоохранения (ВОЗ).51 Модель ICIDH была пересмотрена после первоначального опубликования, с корректировкой описаний критериев классификации базы модели. d на вклад медицинских работников, поскольку они стали родственниками оригинальной модели.47 Национальный центр исследований медицинской реабилитации (NCMRR) интегрировал компоненты модели Наги с оригинальной моделью ICIDH для разработки своей собственной модели.89 Модель NCMRR добавила взаимодействие отдельных факторов риска, включая физические и социальные. факторы, к процессу инвалидности.</w:t>
       </w:r>
     </w:p>
     <w:p>
       <w:pPr>
+        <w:pStyle w:val="Heading2"/>
+        <w:spacing w:before="200" w:after="80"/>
+        <w:jc w:val="left"/>
+      </w:pPr>
+      <w:r>
+        <w:t>Процесс инвалидности</w:t>
+      </w:r>
+    </w:p>
+    <w:p>
+      <w:pPr>
         <w:spacing w:after="120"/>
         <w:ind w:firstLine="0"/>
         <w:jc w:val="both"/>
       </w:pPr>
       <w:r>
-        <w:t>As mentioned, therapist safety is also а consideration to avoid work-related injury. For example, when а therapist is using manual resistance during an exercise designed to improve а patient’s strength or is applying а stretch force manually to improve а patient’s range of motion, the therapist must incorporate principles of proper body mechanics and joint protection into these manual techniques to minimize his or her own risk of injury.</w:t>
+        <w:t>Хотя каждая из этих моделей использует немного другую терминологию, каждая из них отражает спектр инвалидности. Несколько источников в литературе обсудили или сравнили и контрастировали терминологию и описатели, используемые в этих и других моделях.2,39,51,59,60,86,87,89 Несмотря на различия в этих моделях, каждая таксономия отражает сложные взаимосвязи между следующими.</w:t>
       </w:r>
     </w:p>
     <w:p>
@@ -667,7 +793,7 @@
         <w:jc w:val="both"/>
       </w:pPr>
       <w:r>
-        <w:t>An understanding and application of the disablement process shifts the focus of patient management from strict treatment of а disease or injury to treatment of the impact that а disease, injury, or disorder has on а patient’s function as well as the identification of the underlying causes of the patient’s dysfunction. This perspective puts the person, not solely the disease or disorder, at the center of efforts to prevent or halt the progression of disablement by employing interventions that improve а patient’s functional abilities while simultaneously reducing or eliminating the causes of disability.39,132,133</w:t>
+        <w:t>Определение Инвалидность - это термин, который относится к воздействию и функциональным последствиям острых или хронических заболеваний, таких как болезни, травмы и врожденные или развивающиеся аномалии, на конкретные системы организма, которые нарушают основные человеческие функции и способность индивида к выполнению необходимых, обычных, ожидаемых и желаемых условий общества. Функции и функции.60,86,143 Физиотерапевты наиболее часто оказывают помощь и услуги людям с физическими ограниченными возможностями. Социальные, эмоциональные и когнитивные нарушения могут повлиять на физическую функцию и наоборот, и поэтому их нельзя игнорировать или отклонять.58,60</w:t>
       </w:r>
     </w:p>
     <w:p>
@@ -677,27 +803,27 @@
         <w:jc w:val="both"/>
       </w:pPr>
       <w:r>
-        <w:t>Throughout each of the chapters of this textbook, precautions, contraindications, and safety considerations are addressed for the management of specific pathologies, impairments, and functional limitations and for the use and progression of specific therapeutic exercise interventions.</w:t>
+        <w:t>Знание процесса инвалидности дает основы для специалистов в области здравоохранения для разработки</w:t>
       </w:r>
     </w:p>
     <w:p>
       <w:pPr>
-        <w:pStyle w:val="Heading1"/>
-        <w:spacing w:before="240" w:after="120"/>
+        <w:pStyle w:val="Heading2"/>
+        <w:spacing w:before="200" w:after="80"/>
         <w:jc w:val="left"/>
       </w:pPr>
       <w:r>
-        <w:t>PROCESS AND MODELS OF DISABLEMENT</w:t>
+        <w:t>Острая или хроническая патология</w:t>
       </w:r>
     </w:p>
     <w:p>
       <w:pPr>
-        <w:pStyle w:val="Heading2"/>
-        <w:spacing w:before="200" w:after="80"/>
-        <w:jc w:val="left"/>
+        <w:spacing w:after="120"/>
+        <w:ind w:firstLine="0"/>
+        <w:jc w:val="both"/>
       </w:pPr>
       <w:r>
-        <w:t>Models of Disablement</w:t>
+        <w:t>Концептуальные рамки моделей инвалидности Nagi, ICIDH и NCMRR, хотя широко применяются</w:t>
       </w:r>
     </w:p>
     <w:p>
@@ -707,87 +833,7 @@
         <w:jc w:val="both"/>
       </w:pPr>
       <w:r>
-        <w:t>It has been said that the physical therapy profession is defined by а body of knowledge and clinical applications that are directed toward the elimination or resolution of disability.110 Understanding the disabling consequences of disease, injury, and abnormalities of development and how the risk of potential disability can be reduced, therefore, must be fundamental to the provision of effective care and services, which are geared to the restoration of meaningful function for patients and their families, significant others, and caregivers.</w:t>
-      </w:r>
-    </w:p>
-    <w:p>
-      <w:pPr>
-        <w:spacing w:after="120"/>
-        <w:ind w:firstLine="0"/>
-        <w:jc w:val="both"/>
-      </w:pPr>
-      <w:r>
-        <w:t>Several models that depict the process of disablement have been proposed over the past 40 years. The first two schema developed were the Nagi model86,87 and the International Classification of Impairments, Disabilities, and Handicaps (ICIDH) model for the World Health Organization (WHO).51 The ICIDH model was revised after its original publication, with adjustments made in the descriptions of the classification criteria of the model based on input from health-care practitioners as they became familiar with the original model.47 The National Center for Medical Rehabilitation Research (NCMRR) integrated components of the Nagi model with the original ICIDH model to develop its own model.89 The NCMRR model added interactions of individual risk factors, including physical and social factors, to the disablement process.</w:t>
-      </w:r>
-    </w:p>
-    <w:p>
-      <w:pPr>
-        <w:pStyle w:val="Heading2"/>
-        <w:spacing w:before="200" w:after="80"/>
-        <w:jc w:val="left"/>
-      </w:pPr>
-      <w:r>
-        <w:t>The Disablement Process</w:t>
-      </w:r>
-    </w:p>
-    <w:p>
-      <w:pPr>
-        <w:spacing w:after="120"/>
-        <w:ind w:firstLine="0"/>
-        <w:jc w:val="both"/>
-      </w:pPr>
-      <w:r>
-        <w:t>Although each of these models uses slightly different terminology, each reflects а spectrum of disablement. Several sources in the literature have discussed or compared and contrasted the terminology and descriptors used in these and other models.2,39,51,59,60,86,87,89 Despite the variations in these models, each taxonomy reflects the complex interrelationships among the following.</w:t>
-      </w:r>
-    </w:p>
-    <w:p>
-      <w:pPr>
-        <w:spacing w:after="120"/>
-        <w:ind w:firstLine="0"/>
-        <w:jc w:val="both"/>
-      </w:pPr>
-      <w:r>
-        <w:t>Definition Disablement is а term that refers to the impact(s) and functional consequences of acute or chronic conditions, such as disease, injury, and congenital or developmental abnormalities, on specific body systems that compromise basic human performance and an individual’s ability to meet necessary, customary, expected, and desired societal functions and roles.60,86,143 Physical therapists most commonly provide care and services to people with physical disability. Social, emotional, and cognitive disablement can affect physical function and vice versa and, therefore, should not be disregarded or dismissed.58,60</w:t>
-      </w:r>
-    </w:p>
-    <w:p>
-      <w:pPr>
-        <w:spacing w:after="120"/>
-        <w:ind w:firstLine="0"/>
-        <w:jc w:val="both"/>
-      </w:pPr>
-      <w:r>
-        <w:t>Implications in Health Care Knowledge of the process of disablement provides а foundation for health-care professionals to develop an</w:t>
-      </w:r>
-    </w:p>
-    <w:p>
-      <w:pPr>
-        <w:pStyle w:val="Heading2"/>
-        <w:spacing w:before="200" w:after="80"/>
-        <w:jc w:val="left"/>
-      </w:pPr>
-      <w:r>
-        <w:t>Acute or chronic pathology</w:t>
-      </w:r>
-    </w:p>
-    <w:p>
-      <w:pPr>
-        <w:spacing w:after="120"/>
-        <w:ind w:firstLine="0"/>
-        <w:jc w:val="both"/>
-      </w:pPr>
-      <w:r>
-        <w:t>The conceptual frameworks of the Nagi, ICIDH, and NCMRR models of disablement, although applied widely</w:t>
-      </w:r>
-    </w:p>
-    <w:p>
-      <w:pPr>
-        <w:spacing w:after="120"/>
-        <w:ind w:firstLine="0"/>
-        <w:jc w:val="both"/>
-      </w:pPr>
-      <w:r>
-        <w:t>Impairments Functional limitations Disabilities, handicaps, or societal limitations</w:t>
+        <w:t>Ухудшение функциональных возможностей Инвалиды, инвалидности или социальные ограничения</w:t>
       </w:r>
     </w:p>
     <w:p>
@@ -802,7 +848,7 @@
         <w:jc w:val="left"/>
       </w:pPr>
       <w:r>
-        <w:t>TABLE 1.1 Comparison of Terminology of Three Disablement Models</w:t>
+        <w:t>ТАБЛЬКА 1.1 Сравнение терминологии трех моделей инвалидности</w:t>
       </w:r>
     </w:p>
     <w:p>
@@ -822,7 +868,7 @@
         <w:jc w:val="left"/>
       </w:pPr>
       <w:r>
-        <w:t>Model Tissue/Cellular Level Organ/System Level Personal Level Societal Level</w:t>
+        <w:t>Модель тканей/клеточного уровня органа/системы Личный уровень Социальный уровень</w:t>
       </w:r>
     </w:p>
     <w:p>
@@ -832,7 +878,7 @@
         <w:jc w:val="both"/>
       </w:pPr>
       <w:r>
-        <w:t>Nagi Active pathology Impairment Functional limitation Disability ICIDH* Disease Impairment Disability Handicap ICF† Impairment of body Activity limitation Participation restriction structure/function</w:t>
+        <w:t>Наги Активная патология Ослабление Функциональное ограничение Инвалидность ICIDH* Заболевание Ослабление Инвалидность ICF† Ослабление организма Ослабление деятельности Ослабление участия Структура/функция ограничения</w:t>
       </w:r>
     </w:p>
     <w:p>
@@ -844,7 +890,7 @@
         <w:rPr>
           <w:b w:val="0"/>
         </w:rPr>
-        <w:t>*International Classification of Impairments, Disabilities, and Handicaps. †International Classification of Functioning, Disability, and Health.</w:t>
+        <w:t>*Международная классификация инвалидов, и инвалидов. †Международная классификация функционирования, инвалидности и здоровья.</w:t>
       </w:r>
     </w:p>
     <w:p>
@@ -854,7 +900,7 @@
         <w:jc w:val="left"/>
       </w:pPr>
       <w:r>
-        <w:t>Use of Disablement Models and Classifications in Physical Therapy</w:t>
+        <w:t>Использование моделей и классификаций инвалидности в физической терапии</w:t>
       </w:r>
     </w:p>
     <w:p>
@@ -864,7 +910,7 @@
         <w:jc w:val="both"/>
       </w:pPr>
       <w:r>
-        <w:t>in clinical practice and research in many health-care professions, have been criticized for their perceived focus on disease and а medical-biological view of disability as well as their lack of attention to the person with а disability.21 In response to these criticisms, the WHO undertook а broad revision of its conceptual framework and system for classifying disability described in its ICIDH model. Through а comprehensive consensus process over а number of years, the WHO developed the International Classification of Functioning, Disability, and Health (ICF).52,131-133 This new conceptual model integrates functioning and disability and is characterized as а bio-psycho-social model of disablement that provides а coherent perspective of various aspects of health. The revised model was also designed to place less emphasis on disease and greater emphasis on how people affected by health conditions live.21,52,132,133 The ICF model consists of the following components of health and health-related influences.</w:t>
+        <w:t>В клинической практике и исследованиях во многих медицинских профессиях были подвергнуты критике за их воспринимаемое внимание к болезням и медико-биологическое представление о инвалидности, а также за их отсутствие внимания к человеку с инвалидностью.21 В ответ на эти критики ВОЗ предприняла широкий пересмотр своей концептуальной структуры и системы развития. к классификации инвалидности, описанной в модели ICIDH. В результате всеобъемлющего процесса консенсуса в течение нескольких лет ВОЗ разработала Международную классификацию функционирования, инвалидности и здоровья (ICF).52,131-133 Эта новая концептуальная модель объединяет функционирование и инвалидность и характеризуется как биопсихосоциальная модель инвалидности, которая обеспечивает последовательную перспективу различных видов деятельности. С точки зрения здоровья. Пересмотренная модель также была разработана для того, чтобы уменьшить акцент на заболеваниях и уделять больше внимания тому, как живут люди, страдающие состояниями здоровья.21,52,132,133 Модель ICF состоит из следующих компонентов влияния на здоровье и здоровье.</w:t>
       </w:r>
     </w:p>
     <w:p>
@@ -874,7 +920,7 @@
         <w:jc w:val="both"/>
       </w:pPr>
       <w:r>
-        <w:t>During the early 1990s physical therapists began to explore the potential use of disablement models and suggested that disablement schema and related terminology provided an appropriate framework for clinical decision making in practice and research.40,59,120 In addition, practitioners and researchers suggested that consistent use of disablementrelated language could be а mechanism to standardize terminology for documentation and communication in the clinical and research settings.45 The American Physical Therapy Association (APTA) subsequently incorporated an extension of the Nagi disablement model and related terminology into its evolving consensus document, the Guide to Physical Therapist Practice2 (often called the Guide), which was developed to reflect “best practice” from the initial examination to the outcomes of intervention. The Guide also uses the concept of disablement as а framework for organizing and prioritizing clinical decisions made during the continuum of physical therapy care and services.</w:t>
+        <w:t>В начале 1990-х годов физиотерапевты начали изучать потенциальное использование моделей инвалидности и предположили, что схема инвалидности и связанная с ней терминология обеспечивали соответствующую основу для принятия клинических решений в практике и исследованиях.40,59,120 Кроме того, практикующие и исследователи предположили, что последовательное использование инвалидности - Ученые считают, что использование языка в качестве механизма для стандартизации терминологии для документации и коммуникации в клинических и исследовательских условиях.45 Американская ассоциация физической терапии (APTA) впоследствии включила расширение модели инвалидности Наги и связанную с ней терминологию в свой развивающийся консенсусный документ, "Гид по физической терапии". Практика насильников2 (часто называемая руководством), которая была разработана для отражения "лучших практик" от первоначального обследования до результатов вмешательства. В руководстве также используется концепция инвалидности как основы для организации и приоритетной оценки клинических решений, принятых в течение непрерывного периода оказания физикотерапевтической помощи и услуг.</w:t>
       </w:r>
     </w:p>
     <w:p>
@@ -884,7 +930,7 @@
         <w:jc w:val="both"/>
       </w:pPr>
       <w:r>
-        <w:t>Impairment of body structure (anatomical) and function (physiological) Activity limitation</w:t>
+        <w:t>Ухудшение структуры тела (анатомическая) и функции (физиологическая) Ограничение активности</w:t>
       </w:r>
     </w:p>
     <w:p>
@@ -894,7 +940,7 @@
         <w:jc w:val="both"/>
       </w:pPr>
       <w:r>
-        <w:t>To be consistent with the language of the Guide, Figure 1.2, which was configured for this textbook, depicts а model of disablement and the potential impacts of therapeutic exercise interventions on the disablement process. The impact of risk factors has also been included in this depiction of the process. Incorporating risk factors into the</w:t>
+        <w:t>Для того, чтобы соответствовать языку руководства, на рисунке 1.2 изображена модель инвалидности и потенциальные последствия терапевтических упражнений для процесса инвалидности.В описании процесса также включено влияние факторов риска.</w:t>
       </w:r>
     </w:p>
     <w:p>
@@ -904,7 +950,7 @@
         <w:jc w:val="both"/>
       </w:pPr>
       <w:r>
-        <w:t>The components of the ICF model are compared in Table 1.1 to the Nagi and ICIDH models of disablement.</w:t>
+        <w:t>Компоненты модели ICF сравниваются в таблице 1.1 с моделями Nagi и ICIDH инвалидности.</w:t>
       </w:r>
     </w:p>
     <w:p>
@@ -914,7 +960,7 @@
         <w:jc w:val="both"/>
       </w:pPr>
       <w:r>
-        <w:t>Participation restriction Impact of contextual factors (environmental and personal) on functioning, disability, and health</w:t>
+        <w:t>Ограничение участия Влияние контекстуальных факторов (экологических и личных) на функционирование, инвалидность и здоровье</w:t>
       </w:r>
     </w:p>
     <w:p>
@@ -925,7 +971,7 @@
         <w:rPr>
           <w:i/>
         </w:rPr>
-        <w:t>FIGURE 1.2 Impact of therapeutic exercise on the disablement process.</w:t>
+        <w:t>Рисунок 1.2 Влияние терапевтических упражнений на процесс инвалидности.</w:t>
       </w:r>
     </w:p>
     <w:p>
@@ -935,12 +981,94 @@
     </w:p>
     <w:p>
       <w:pPr>
+        <w:spacing w:before="60" w:after="60"/>
+        <w:ind w:left="720"/>
+      </w:pPr>
+      <w:r>
+        <w:rPr>
+          <w:sz w:val="18"/>
+        </w:rPr>
+        <w:t>6 Процесс и модели инвалидности</w:t>
+      </w:r>
+    </w:p>
+    <w:p>
+      <w:pPr>
+        <w:spacing w:after="120"/>
+        <w:ind w:firstLine="0"/>
+        <w:jc w:val="both"/>
+      </w:pPr>
+      <w:r>
+        <w:t>В соответствии с данной моделью, инвалидность может быть предотвращена, устранена или уменьшена, если риск возникновения или тяжести патологии, нарушения функции или функциональных ограничений снижен.</w:t>
+      </w:r>
+    </w:p>
+    <w:p>
+      <w:pPr>
+        <w:spacing w:after="120"/>
+        <w:ind w:firstLine="0"/>
+        <w:jc w:val="both"/>
+      </w:pPr>
+      <w:r>
+        <w:t>Физиотерапевты во всех областях практики лечат пациентов с множеством патологий. Знание этих патологий (медицинские диагнозы) является важной базовой информацией, но она не указывает терапевту, как оценить и лечить дисфункцию пациента, возникающую из патологического состояния. Несмотря на точный медицинский диагноз и глубокие знания терапевта о конкретных патологиях, опытный терапевт прекрасно знает, что два пациента с одинаковым медицинским диагнозом, таким как ревматологический артрит, и одинаковой степени разрушения суставов (конфиксированной радиологически) могут иметь очень разные степени нарушения и функциональные ограничения и, следовательно, очень разные степени инвалидности. Это подчеркивает необходимость физиотерапевтов всегда уделять пристальное внимание воздействию определенной патологии на функцию при разработке значимых стратегий управления для улучшения функциональных способностей.</w:t>
+      </w:r>
+    </w:p>
+    <w:p>
+      <w:pPr>
+        <w:spacing w:after="120"/>
+        <w:ind w:firstLine="0"/>
+        <w:jc w:val="both"/>
+      </w:pPr>
+      <w:r>
+        <w:t>N О Т Е: Вскоре после публикации второго издания руководства ВОЗ приняла и распространила модель ICF о инвалидности, с ее недавно разработанной концептуальной структурой и системой классификации функционирования и инвалидности.52 Следовательно, информация о этой модели и ее пересмотренных понятиях и терминологии не были включены в И поэтому элементы модели ICF еще не широко используются физиотерапевтическим сообществом. Поскольку физиотерапевты должны быть осведомлены о меняющихся понятиях и языке инвалидности, вероятно, следующее издание Руководства отразит эту информацию.</w:t>
+      </w:r>
+    </w:p>
+    <w:p>
+      <w:pPr>
+        <w:spacing w:after="120"/>
+        <w:ind w:firstLine="0"/>
+        <w:jc w:val="both"/>
+      </w:pPr>
+      <w:r>
+        <w:t>Опасности являются последствиями патологических состояний; то есть они являются признаками и симптомами, которые отражают аномалии на уровне системы тела, органов или тканей.2,36,58</w:t>
+      </w:r>
+    </w:p>
+    <w:p>
+      <w:pPr>
+        <w:spacing w:after="120"/>
+        <w:ind w:firstLine="0"/>
+        <w:jc w:val="both"/>
+      </w:pPr>
+      <w:r>
+        <w:t>Выбирая использовать модель инвалидности в рамках теоретической структуры практики, физиотерапевты несут ответственность за предоставление доказательств того, что между элементами процесса инвалидности действительно существуют связи, которые могут быть определены физиотерапевтическими тестами и мерами. Кроме того, профессия должна доказать, что не только физические нарушения могут быть уменьшены, но и функциональные способности могут быть значительно улучшены посредством физиотерапевтических вмешательств. Примеры некоторых из этих доказательств включены в эту главу и перемещены по всему учебнику.</w:t>
+      </w:r>
+    </w:p>
+    <w:p>
+      <w:pPr>
+        <w:spacing w:after="120"/>
+        <w:ind w:firstLine="0"/>
+        <w:jc w:val="both"/>
+      </w:pPr>
+      <w:r>
+        <w:t>Виды нарушений Взрывы могут быть классифицированы как возникающие из-за анатомических, физиологических или психологических изменений, а также потери или аномалии структуры или функции системы тела.</w:t>
+      </w:r>
+    </w:p>
+    <w:p>
+      <w:pPr>
+        <w:spacing w:after="120"/>
+        <w:ind w:firstLine="0"/>
+        <w:jc w:val="both"/>
+      </w:pPr>
+      <w:r>
+        <w:t>В следующих разделах этой главы представлен обзор ключевых компонентов процесса инвалидности с использованием языка, соответствующего руководству, с дополнительным обсуждением факторов риска и их потенциального воздействия на инвалидность. Также обсуждается отношение модели инвалидности к лечению пациентов и физиотерапевтическим вмешательствам, в частности к терапевтическим упражнениям.</w:t>
+      </w:r>
+    </w:p>
+    <w:p>
+      <w:pPr>
         <w:pStyle w:val="Heading2"/>
         <w:spacing w:before="200" w:after="80"/>
         <w:jc w:val="left"/>
       </w:pPr>
       <w:r>
-        <w:t>6 PROCESS AND MODELS OF</w:t>
+        <w:t>Мышечная и скелетная Нейромышечная, Кардиоваскульная и лёгкая Интегментальная</w:t>
       </w:r>
     </w:p>
     <w:p>
@@ -950,7 +1078,7 @@
         <w:jc w:val="both"/>
       </w:pPr>
       <w:r>
-        <w:t>DISABLEMENT model underscores the assumption that disability can be prevented, eliminated, or reduced if the risk of occurrence or severity of pathology, impairment, or functional limitation is reduced. The model also shows that effective interventions, in particular therapeutic exercise, can have а positive impact on every aspect of the disablement process.</w:t>
+        <w:t>Большинство нарушений этих систем организма в первую очередь обусловлены нарушениями физиологической функции или анатомической структуры.</w:t>
       </w:r>
     </w:p>
     <w:p>
@@ -960,7 +1088,7 @@
         <w:jc w:val="both"/>
       </w:pPr>
       <w:r>
-        <w:t>Physical therapists in all areas of practice treat patients with а multitude of pathologies. Knowledge of these pathologies (medical diagnoses) is important background information, but it does not tell the therapist how to assess and treat а patient’s dysfunction that arises from the pathological condition. Despite an accurate medical diagnosis and а therapist’s thorough knowledge of specific pathologies, the experienced therapist knows full well that two patients with the same medical diagnosis, such as rheumatoid arthritis, and the same extent of joint destruction (confirmed radiologically) may have very different severities of impairment and functional limitation and, consequently, very different degrees of disability. This emphasizes the need for physical therapists to always pay close attention to the impact(s) of а particular pathology on function when designing meaningful management strategies to improve functional abilities.</w:t>
+        <w:t>Патология/патофизиология Этот первый важный компонент модели инвалидности относится к нарушениям гомеостаза организма в результате острых или хронических заболеваний, расстройств или состояний, характеризующихся набором ненормальных результатов (классами признаков и симптомов), которые указывают на изменения или прерывания структуры или функций. 2,36 Идентификация и классификация этих аномалий анатомической, физиологической или психологической структуры или процессов обычно вызывают медицинское вмешательство на основе медицинского диагноза.</w:t>
       </w:r>
     </w:p>
     <w:p>
@@ -970,87 +1098,7 @@
         <w:jc w:val="both"/>
       </w:pPr>
       <w:r>
-        <w:t>N О Т Е: Shortly after the second edition of the Guide was published, the WHO adopted and disseminated the ICF model of disablement, with its newly developed conceptual framework and system for classifying functioning and disability.52 Consequently, information about this model and its revised concepts and terminology were not incorporated into the Guide, and so the elements of the ICF model are not yet widely used by the physical therapy community. Because physical therapists need to be aware of the changing concepts and language of disablement, it is likely that the next edition of the Guide will reflect this information.</w:t>
-      </w:r>
-    </w:p>
-    <w:p>
-      <w:pPr>
-        <w:spacing w:after="120"/>
-        <w:ind w:firstLine="0"/>
-        <w:jc w:val="both"/>
-      </w:pPr>
-      <w:r>
-        <w:t>Impairments are the consequences of pathological conditions; that is, they are the signs and symptoms that reflect abnormalities at the body system, organ, or tissue level.2,36,58</w:t>
-      </w:r>
-    </w:p>
-    <w:p>
-      <w:pPr>
-        <w:spacing w:after="120"/>
-        <w:ind w:firstLine="0"/>
-        <w:jc w:val="both"/>
-      </w:pPr>
-      <w:r>
-        <w:t>By choosing to use а model of disablement as part of the theoretical framework of practice, physical therapists have а responsibility to provide evidence that there are, indeed, links among the elements of the disablement process that can be identified by physical therapy tests and measures. It is also the responsibility of the profession to demonstrate that not only can physical impairments be reduced but functional abilities can be significantly enhanced by physical therapy interventions. This body of evidence has just begun to emerge during the past decade. Examples of some of this evidence are integrated into this chapter and interspersed throughout the textbook.</w:t>
-      </w:r>
-    </w:p>
-    <w:p>
-      <w:pPr>
-        <w:spacing w:after="120"/>
-        <w:ind w:firstLine="0"/>
-        <w:jc w:val="both"/>
-      </w:pPr>
-      <w:r>
-        <w:t>Types of Impairment Impairments can be categorized as arising from anatomical, physiological, or psychological alterations as well as losses or abnormalities of structure or function of а body system. Physical therapists typically provide care and services to patients with impairments that affect the following systems.</w:t>
-      </w:r>
-    </w:p>
-    <w:p>
-      <w:pPr>
-        <w:spacing w:after="120"/>
-        <w:ind w:firstLine="0"/>
-        <w:jc w:val="both"/>
-      </w:pPr>
-      <w:r>
-        <w:t>An overview of the key components of the process of disablement, using language consistent with that in the Guide, is presented in the following sections of this chapter, with additional discussion of risk factors and their potential impact on disability. The relationship of the disablement model to patient management and physical therapy interventions, specifically therapeutic exercise, is also discussed.</w:t>
-      </w:r>
-    </w:p>
-    <w:p>
-      <w:pPr>
-        <w:pStyle w:val="Heading2"/>
-        <w:spacing w:before="200" w:after="80"/>
-        <w:jc w:val="left"/>
-      </w:pPr>
-      <w:r>
-        <w:t>Musculoskeletal Neuromuscular Cardiovascular/pulmonary Integumentary</w:t>
-      </w:r>
-    </w:p>
-    <w:p>
-      <w:pPr>
-        <w:spacing w:after="120"/>
-        <w:ind w:firstLine="0"/>
-        <w:jc w:val="both"/>
-      </w:pPr>
-      <w:r>
-        <w:t>Most impairments of these body systems primarily are the result of abnormalities of physiological function or anatomical structure. Some representative examples of physical impairments commonly identified by physical therapists and managed with therapeutic exercise interventions are noted in Box 1.2.</w:t>
-      </w:r>
-    </w:p>
-    <w:p>
-      <w:pPr>
-        <w:spacing w:after="120"/>
-        <w:ind w:firstLine="0"/>
-        <w:jc w:val="both"/>
-      </w:pPr>
-      <w:r>
-        <w:t>Pathology/Pathophysiology This first major component of the disablement model refers to disruptions of the body’s homeostasis as the result of acute or chronic diseases, disorders, or conditions characterized by а set of abnormal findings (clusters of signs and symptoms) that are indicative of alterations or interruptions of structure or function of the body primarily identified at the cellular level.2,36 Identification and classification of these abnormalities of anatomical, physiological, or psychological structure or process generally trigger medical intervention based on а medical diagnosis.</w:t>
-      </w:r>
-    </w:p>
-    <w:p>
-      <w:pPr>
-        <w:spacing w:after="120"/>
-        <w:ind w:firstLine="0"/>
-        <w:jc w:val="both"/>
-      </w:pPr>
-      <w:r>
-        <w:t>Impairments may arise directly from the pathology (direct/primary impairments) or may be the result of preexisting impairments (indirect/secondary impairments). А patient, for example, who has been referred to physical therapy with а medical diagnosis of impingement syndrome or tendinitis of the rotator cuff (pathology) may exhibit primary impairments, such as pain, limited ROM of the shoulder, and weakness of specific shoulder girdle and glenohumeral musculature during the physical therapy examination (Fig. 1.3 А&amp;В). The patient may subsequently develop secondary postural asymmetry because of altered use of the upper extremity.</w:t>
+        <w:t>Ухудшение может возникнуть непосредственно из-за патологии (прямые/ первичные ухудшения) или может быть результатом уже существующих ухудшений (прямые/ вторичные ухудшения). Например, у пациента, который был направлен на физиотерапию с медицинским диагнозом синтрома или тендинита ручка вращения (патология), могут быть первичные нарушения, такие как боль, ограниченный РОМ плеча и слабость конкретного плечевого пояса и гленохумерной мышцы во время физиотерапевтического обследования (Фиг. 1.3 А&amp; Б) Впоследствии у пациента может развиться вторичная асимметрия позу из-за изменения использования верхней конечности.</w:t>
       </w:r>
     </w:p>
     <w:p>
@@ -1120,12 +1168,12 @@
     </w:p>
     <w:p>
       <w:pPr>
-        <w:pStyle w:val="Heading2"/>
-        <w:spacing w:before="200" w:after="80"/>
-        <w:jc w:val="left"/>
+        <w:spacing w:after="120"/>
+        <w:ind w:firstLine="0"/>
+        <w:jc w:val="both"/>
       </w:pPr>
       <w:r>
-        <w:t>BOX 1.2 Common Physical Impairments Managed with Therapeutic Exercise</w:t>
+        <w:t>КОБОКС 1.2 Частые физические нарушения, устраненные с помощью терапевтических упражнений</w:t>
       </w:r>
     </w:p>
     <w:p>
@@ -1135,7 +1183,7 @@
         <w:jc w:val="both"/>
       </w:pPr>
       <w:r>
-        <w:t>Musculoskeletal • Pain • Muscle weakness/reduced torque production • Decreased muscular endurance • Limited range of motion due to</w:t>
+        <w:t>Мышечная и скелетная болезнь • Мышечная слабость/ снижение производительности крутящего момента • Уменьшение мышечной выносливости • Ограниченный диапазон движений из-за</w:t>
       </w:r>
     </w:p>
     <w:p>
@@ -1147,7 +1195,7 @@
         <w:rPr>
           <w:b w:val="0"/>
         </w:rPr>
-        <w:t>Restriction of the joint capsule • Restriction of periarticular connective tissue • Decreased muscle length • Joint hypermobility • Faulty posture • Muscle length/strength imbalances</w:t>
+        <w:t>Ограничение суставной капсулы • Ограничение периартикулярной соединительной ткани • Уменьшение длины мышц • Гипермобильность суставов • Неисправное положение • Расхождение длины мышц/ силы</w:t>
       </w:r>
     </w:p>
     <w:p>
@@ -1157,7 +1205,7 @@
         <w:jc w:val="both"/>
       </w:pPr>
       <w:r>
-        <w:t>Neuromuscular • Pain • Impaired balance, postural stability, or control • Incoordination, faulty timing • Delayed motor development • Abnormal tone (hypotonia, hypertonia, dystonia) • Ineffective/inefficient functional movement strategies</w:t>
+        <w:t>Нейромышечная • Боль • Ухудшение равновесия, стабильности позы или контроля • Некоординация, неправильное время • Задержка двигательного развития • Аномальный тон (гипотония, гипертония, дистония) • Неэффективные/неэффективные стратегии функционального движения</w:t>
       </w:r>
     </w:p>
     <w:p>
@@ -1167,7 +1215,7 @@
         <w:jc w:val="left"/>
       </w:pPr>
       <w:r>
-        <w:t>А</w:t>
+        <w:t>А.</w:t>
       </w:r>
     </w:p>
     <w:p>
@@ -1177,47 +1225,59 @@
         <w:jc w:val="left"/>
       </w:pPr>
       <w:r>
-        <w:t>Cardiovascular/Pulmonary • Decreased aerobic capacity (cardiopulmonary endu-</w:t>
+        <w:t>Сердечно-сосудистые/ лёгкие • Уменьшение аэробной способности (кардио-</w:t>
       </w:r>
     </w:p>
     <w:p>
       <w:pPr>
+        <w:pStyle w:val="ListBullet"/>
+        <w:jc w:val="left"/>
+      </w:pPr>
+      <w:r>
+        <w:rPr>
+          <w:b w:val="0"/>
+        </w:rPr>
+        <w:t>нарушение кровообращения (лимфатическое, венозное, артериальное)</w:t>
+      </w:r>
+    </w:p>
+    <w:p>
+      <w:pPr>
+        <w:pStyle w:val="Heading2"/>
+        <w:spacing w:before="200" w:after="80"/>
+        <w:jc w:val="left"/>
+      </w:pPr>
+      <w:r>
+        <w:t>Клаудикация)</w:t>
+      </w:r>
+    </w:p>
+    <w:p>
+      <w:pPr>
         <w:spacing w:after="120"/>
         <w:ind w:firstLine="0"/>
         <w:jc w:val="both"/>
       </w:pPr>
       <w:r>
-        <w:t>rance) • Impaired circulation (lymphatic, venous, arterial) • Pain with sustained physical activity (intermittent claudication)</w:t>
+        <w:t>Интегментальная • Гипомобильность кожи (например, неподвижная или привязанная рубца)</w:t>
       </w:r>
     </w:p>
     <w:p>
       <w:pPr>
-        <w:pStyle w:val="Heading2"/>
-        <w:spacing w:before="200" w:after="80"/>
-        <w:jc w:val="left"/>
+        <w:spacing w:after="120"/>
+        <w:ind w:firstLine="0"/>
+        <w:jc w:val="both"/>
       </w:pPr>
       <w:r>
-        <w:t>Integumentary • Skin hypomobility (е.g., immobile or adherent scarring)</w:t>
+        <w:t>Независимо от типа нарушений, которые проявляются пациентом, терапевт должен иметь в виду, что нарушения проявляются по-разному от одного пациента к другому. Важным ключом к эффективному управлению проблемами пациента является распознание функционально значимых нарушений, то есть нарушений, которые непосредственно способствуют текущим или будущим функциональным ограничениям и инвалидности.</w:t>
       </w:r>
     </w:p>
     <w:p>
       <w:pPr>
-        <w:spacing w:after="120"/>
-        <w:ind w:firstLine="0"/>
-        <w:jc w:val="both"/>
-      </w:pPr>
-      <w:r>
-        <w:t>Regardless of the types of impairment exhibited by а patient, а therapist must keep in mind that impairments manifest differently from one patient to another. In addition, not all impairments are necessarily linked to functional limitations or disability. An important key to effective management of а patient’s problems is to recognize functionally relevant impairments, in other words, impairments that directly contribute to current or future functional limitations and disability. Impairments that can predispose а patient to secondary pathologies or impairments must also be identified.</w:t>
-      </w:r>
-    </w:p>
-    <w:p>
-      <w:pPr>
         <w:pStyle w:val="Heading1"/>
         <w:spacing w:before="240" w:after="120"/>
         <w:jc w:val="left"/>
       </w:pPr>
       <w:r>
-        <w:t>В</w:t>
+        <w:t>В. В. В. В. В. В. В. В. В. В. В. В. В. В. В. В. В.</w:t>
       </w:r>
     </w:p>
     <w:p>
@@ -1228,7 +1288,7 @@
         <w:rPr>
           <w:i/>
         </w:rPr>
-        <w:t>FIGURE 1.3 (А) Impingement syndrome of the shoulder and associated tendinitis of the rotator cuff (pathology) leading to (В) limited range of shoulder elevation (an impairment) are identified during the examination.</w:t>
+        <w:t>Рисунок 1.3 (А) Синдром затягивания плеча и связанный с ним тендинит ротаторного манжета (патология), приводящий к (Б) ограниченному диапазону подъема плеча (повреждение), выявлены во время исследования.</w:t>
       </w:r>
     </w:p>
     <w:p>
@@ -1238,7 +1298,7 @@
         <w:jc w:val="both"/>
       </w:pPr>
       <w:r>
-        <w:t>Furthermore, when an impairment is the result of multiple underlying causes and arises from а combination of primary or secondary impairments, the term composite impairment is sometimes used.120 For example, а patient who sustained а severe inversion sprain of the ankle resulting in а tear of the talofibular ligament and whose ankle was immobilized for several weeks is likely to exhibit а balance impairment of the involved lower extremity after the immobilization order is removed. This composite impairment could be the result of chronic ligamentous laxity and impaired ankle proprioception from the injury or muscle weakness due to immobilization and disuse.</w:t>
+        <w:t>Кроме того, когда нарушение является результатом нескольких основных причин и возникает из-за сочетания первичных или вторичных нарушений, понятие "композитное нарушение" иногда используется.120 Например, пациент, у которого была тяжелая инверсионная искривление лодыжки, в результате чего была разорвана талофибулярная связь, а лодыжка была неподвижна. В случае, если он проходит в течение нескольких недель, он может показать нарушение равновесия в нижней конечности после снятия приказа о неподвижности. Это сложное нарушение может быть результатом хронической лигаментозной нежелательности и нарушенной проприоцепции лодыжки от травмы или мышечной слабости в результате иммобилизации и неиспользования.</w:t>
       </w:r>
     </w:p>
     <w:p>
@@ -1248,7 +1308,7 @@
         <w:jc w:val="both"/>
       </w:pPr>
       <w:r>
-        <w:t>Equally crucial for the effective management of а patient’s dysfunction is the need to analyze and determine, or at least infer and certainly not ignore, the underlying causes of the identified physical impairments, particularly those related to impaired movement.117,118 For example, are biomechanical abnormalities of soft tissues the source of restricted ROM? If so, which soft tissues are restricted, and why are they restricted? This information assists the therapist in the selection of appropriate, effective therapeutic interventions that target the underlying causes of the impairments, the impairments themselves, and the resulting functional limitations.</w:t>
+        <w:t>Не менее важно для эффективного лечения дисфункции пациента - необходимость анализа и определения, или, по крайней мере, вывода и, конечно, не игнорирования основных причин выявленных физических нарушений, особенно связанных с нарушением движения.117,118 Например, биомеханические аномалии мягких тканей являются источником рес - Стрельба рома? Если да, то какие мягкие ткани ограничены и почему? Эта информация помогает терапевту в выборе подходящих, эффективных терапевтических вмешательств, направленных на основные причины нарушений, самих нарушений и связанных с ними функциональных ограничений.</w:t>
       </w:r>
     </w:p>
     <w:p>
@@ -1308,102 +1368,94 @@
     </w:p>
     <w:p>
       <w:pPr>
+        <w:spacing w:before="60" w:after="60"/>
+        <w:ind w:left="720"/>
+      </w:pPr>
+      <w:r>
+        <w:rPr>
+          <w:sz w:val="18"/>
+        </w:rPr>
+        <w:t>8 Процесс и модели инвалидности</w:t>
+      </w:r>
+    </w:p>
+    <w:p>
+      <w:pPr>
+        <w:spacing w:after="120"/>
+        <w:ind w:firstLine="0"/>
+        <w:jc w:val="both"/>
+      </w:pPr>
+      <w:r>
+        <w:t>N О Т Е: Термин, используемый в настоящее время ВОЗ для обозначения функциональных ограничений, ограничение возможностей, как определено в модели ICF функционирования и инвалидности21,52,131-133 (см. Таблица 1.1).</w:t>
+      </w:r>
+    </w:p>
+    <w:p>
+      <w:pPr>
+        <w:spacing w:after="120"/>
+        <w:ind w:firstLine="0"/>
+        <w:jc w:val="both"/>
+      </w:pPr>
+      <w:r>
+        <w:t>Хотя большинство физиотерапевтических вмешательств, включая терапевтические упражнения, предназначены для устранения или уменьшения физических нарушений, таких как снижение РОМ или силы, плохой баланс или ограниченная выносливость сердца и легких, лечение должно быть направлено на восстановление функции и профилактику дисфункции. Устранение или уменьшение функционально значимых нарушений, безусловно, необходимо во время лечения; но с точки зрения пациента, успешные результаты лечения определяются уменьшением или устранением функциональных ограничений или инвалидности и восстановлением или улучшением функции. Терапевт не может просто предположить, что вмешательство на уровне нарушения (например, с усилением или растяжкой упражнений) и последующее уменьшение физических нарушений (с увеличением силы и РОМ) обязательно обобщаются к исправлению функциональных ограничений и восстановлению функциональных двигательных способностей для повседневной жизни. Механизмы интеграции коррекции физических нарушений и восстановления функциональных способностей посредством специальной подготовки к задачам рассматриваются в модели эффективного управления пациентами позже в этой главе.</w:t>
+      </w:r>
+    </w:p>
+    <w:p>
+      <w:pPr>
+        <w:spacing w:after="120"/>
+        <w:ind w:firstLine="0"/>
+        <w:jc w:val="both"/>
+      </w:pPr>
+      <w:r>
+        <w:t>Как указано ранее на рисунке 1.2, функциональные ограничения могут иметь физический, социальный или психологический характер. Физиотерапевтические вмешательства сосредоточены на преодолении ограничений физического функционирования при уважении потребностей всего человека и признании того, что социальные и психологические влияния также могут ограничить способность человека функционировать. Кроме того, необходимо сосредоточиться на тех функциональных ограничениях, которые наиболее важны для пациента, и на тех, которые являются или могут быть непосредственным причиной инвалидности. Следует также отметить, что одно или даже несколько легких нарушений часто не вызывают потери функции.</w:t>
+      </w:r>
+    </w:p>
+    <w:p>
+      <w:pPr>
+        <w:spacing w:after="120"/>
+        <w:ind w:firstLine="0"/>
+        <w:jc w:val="both"/>
+      </w:pPr>
+      <w:r>
+        <w:t>Виды функциональных ограничений Функциональные ограничения в физическом пространстве связаны с выполнением сенсомоторных задач, то есть общего количества действий тела, которые обычно являются компонентами или элементами функциональной деятельности. mplex задачи, известные как инструментальные мероприятия повседневной жизни (IADL), такие как профессиональные задачи, навыки, связанные с школой, уборка дома и развлекательные мероприятия, или мобильность сообщества (вождение автомобиля, использование общественного транспорта), только чтобы назвать несколько.</w:t>
+      </w:r>
+    </w:p>
+    <w:p>
+      <w:pPr>
+        <w:spacing w:after="120"/>
+        <w:ind w:firstLine="0"/>
+        <w:jc w:val="both"/>
+      </w:pPr>
+      <w:r>
+        <w:t>Функциональные ограничения Функциональные ограничения, третий компонент модели инвалидности, возникают на уровне всего человека. Они являются результатом нарушений и характеризуются уменьшенной способностью человека выполнять действия или компоненты двигательных навыков эффективно или обычно ожидаемым образом.2,86,87,89 Например, как показано на рисунке 1.4, ограниченный диапазон движения (повреждение плеча) в результате боли в плече может ограничить способность человека у достичь общих расходов (функционального ограничения) при выполнении, например, личных уборки или домашних задач.</w:t>
+      </w:r>
+    </w:p>
+    <w:p>
+      <w:pPr>
+        <w:spacing w:after="120"/>
+        <w:ind w:firstLine="0"/>
+        <w:jc w:val="both"/>
+      </w:pPr>
+      <w:r>
+        <w:t>В поле 1.3 перечислены ряд функциональных ограничений, которые могут возникнуть из-за физических нарушений, включают движения всего тела и являются необходимыми компонентами движений, включая сложные и сложные навыки повседневной жизни.</w:t>
+      </w:r>
+    </w:p>
+    <w:p>
+      <w:pPr>
         <w:pStyle w:val="Heading2"/>
         <w:spacing w:before="200" w:after="80"/>
         <w:jc w:val="left"/>
       </w:pPr>
       <w:r>
-        <w:t>8 PROCESS AND MODELS OF</w:t>
+        <w:t>КОБОКС 1.3 Общие функциональные ограничения, связанные с физическими задачами</w:t>
       </w:r>
     </w:p>
     <w:p>
       <w:pPr>
-        <w:spacing w:after="120"/>
-        <w:ind w:firstLine="0"/>
-        <w:jc w:val="both"/>
-      </w:pPr>
-      <w:r>
-        <w:t>DISABLEMENT</w:t>
-      </w:r>
-    </w:p>
-    <w:p>
-      <w:pPr>
-        <w:spacing w:after="120"/>
-        <w:ind w:firstLine="0"/>
-        <w:jc w:val="both"/>
-      </w:pPr>
-      <w:r>
-        <w:t>N О Т Е: The term now used by the WHO to denote functional limitation is “ability limitation,” as defined in the ICF model of functioning and disability21,52,131-133 (see Table 1.1).</w:t>
-      </w:r>
-    </w:p>
-    <w:p>
-      <w:pPr>
-        <w:spacing w:after="120"/>
-        <w:ind w:firstLine="0"/>
-        <w:jc w:val="both"/>
-      </w:pPr>
-      <w:r>
-        <w:t>Although most physical therapy interventions, including therapeutic exercise, are designed to correct or reduce physical impairments, such as decreased ROM or strength, poor balance, or limited cardiopulmonary endurance, the focus of treatment must still be on restoration of function and prevention of dysfunction. Elimination or reduction of functionally relevant impairments is certainly necessary during treatment; but from а patient’s perspective, successful outcomes of treatment are determined by а reduction or resolution of functional limitations or disabilities and the restoration or improvement of function. А therapist cannot simply assume that intervening at the impairment level (е.g., with strengthening or stretching exercises) and subsequently reducing physical impairments (by increasing strength and ROM) necessarily generalizes to remediation of functional limitations and restoration of functional motor abilities for daily living. Mechanisms for integrating correction of physical impairments and restoration of functional abilities through task-specific training are explored in а model of effective patient management later in this chapter.</w:t>
-      </w:r>
-    </w:p>
-    <w:p>
-      <w:pPr>
-        <w:spacing w:after="120"/>
-        <w:ind w:firstLine="0"/>
-        <w:jc w:val="both"/>
-      </w:pPr>
-      <w:r>
-        <w:t>As previously indicated in Figure 1.2, functional limitations may be physical, social, or psychological in nature. The focus of physical therapy interventions is on the management of limitations of physical functioning while respecting the needs of the whole person and recognizing that social and psychological influences can also limit а person’s ability to function. In addition, the focus must be on those functional limitations that are most important to the patient and those that are or could be directly causing disability. When impairments cause functional limitations, а person’s quality of life may begin to deteriorate (see Fig. 1.2). It should also be noted that а single or even several mild impairments often do not cause loss of function. Evidence suggests that the severity and complexity of impairments must reach а critical level, which is different for each person, before degradation of function begins to occur.95,103</w:t>
-      </w:r>
-    </w:p>
-    <w:p>
-      <w:pPr>
-        <w:spacing w:after="120"/>
-        <w:ind w:firstLine="0"/>
-        <w:jc w:val="both"/>
-      </w:pPr>
-      <w:r>
-        <w:t>Types of Functional Limitations Functional limitations in the physical domain deal with the performance of sensorimotor tasks, that is, total body actions that are typically components or elements of functional activities.2,89 These activities include basic activities of daily living (ADL), such as bathing, dressing, or feeding, and the more complex tasks known as instrumental activities of daily living (IADL), such as occupational tasks, school-related skills, housekeeping, and recreational activities, or community mobility (driving, using public transportation), just to name а few.</w:t>
-      </w:r>
-    </w:p>
-    <w:p>
-      <w:pPr>
-        <w:spacing w:after="120"/>
-        <w:ind w:firstLine="0"/>
-        <w:jc w:val="both"/>
-      </w:pPr>
-      <w:r>
-        <w:t>Functional Limitations Functional limitations, the third component of the disablement model, occur at the level of the whole person. They are the result of impairments and are characterized by the reduced ability of а person to perform actions or components of motor skills in an efficient or typically expected manner.2,86,87,89 For example, as shown in Figure 1.4, restricted range of motion (impairment) of the shoulder as the result of shoulder pain can limit а person’s ability to reach overhead (functional limitation) while performing, for example, personal grooming or household tasks.</w:t>
-      </w:r>
-    </w:p>
-    <w:p>
-      <w:pPr>
-        <w:spacing w:after="120"/>
-        <w:ind w:firstLine="0"/>
-        <w:jc w:val="both"/>
-      </w:pPr>
-      <w:r>
-        <w:t>Box 1.3 lists а number of functional limitations that can arise from physical impairments, involve whole-body movements, and are necessary component motions of simple to complex daily living skills. Defining functional limi-</w:t>
-      </w:r>
-    </w:p>
-    <w:p>
-      <w:pPr>
         <w:pStyle w:val="Heading2"/>
         <w:spacing w:before="200" w:after="80"/>
         <w:jc w:val="left"/>
       </w:pPr>
       <w:r>
-        <w:t>BOX 1.3 Common Functional Limitations Related to Physical Tasks</w:t>
-      </w:r>
-    </w:p>
-    <w:p>
-      <w:pPr>
-        <w:pStyle w:val="Heading2"/>
-        <w:spacing w:before="200" w:after="80"/>
-        <w:jc w:val="left"/>
-      </w:pPr>
-      <w:r>
-        <w:t>Limitation of</w:t>
+        <w:t>Ограничение</w:t>
       </w:r>
     </w:p>
     <w:p>
@@ -1415,7 +1467,7 @@
         <w:rPr>
           <w:b w:val="0"/>
         </w:rPr>
-        <w:t>Reaching and grasping • Lifting and carrying • Pushing and pulling • Bending and stooping • Turning and twisting • Throwing and catching • Rolling • Standing • Squatting and kneeling • Standing up and sitting down • Getting in and out of bed • Crawling, walking, running • Ascending and descending stairs • Hopping and jumping • Kicking</w:t>
+        <w:t>Подъем и похватка • подъем и подъем • толчок и тяга • сгибание и сгибание • поворачивание и поворачивание • бросание и поймание • ролинг • стояние • прикоснуться и коленичить • стояние и сидение • вхождение и выхождение из постели • ползание, ходьба, бегство • подъем и спуск по лестнице • прыжки и прыжки • ускорение</w:t>
       </w:r>
     </w:p>
     <w:p>
@@ -1426,7 +1478,7 @@
         <w:rPr>
           <w:i/>
         </w:rPr>
-        <w:t>FIGURE 1.4 Limited ability to reach overhead (functional limitation) as the result of impaired shoulder mobility may lead to difficulty performing personal grooming or household tasks independently (disability).</w:t>
+        <w:t>Рисунок 1.4 Ограниченная способность достигать верхних расходов (функциональное ограничение) в результате нарушения подвижности плеч может привести к трудностям самостоятельно выполнения личных или бытовых задач (инвалидность).</w:t>
       </w:r>
     </w:p>
     <w:sectPr>

--- a/output/16c9f47aa3421533/book_ru.docx
+++ b/output/16c9f47aa3421533/book_ru.docx
@@ -4,67 +4,19 @@
   <w:body>
     <w:p>
       <w:pPr>
-        <w:pStyle w:val="Heading2"/>
-        <w:spacing w:before="200" w:after="80"/>
-        <w:jc w:val="left"/>
+        <w:widowControl/>
+        <w:spacing w:after="160" w:before="0" w:line="276" w:lineRule="auto"/>
+        <w:ind w:firstLine="0"/>
+        <w:jc w:val="both"/>
       </w:pPr>
       <w:r>
-        <w:t>Общие понятия</w:t>
+        <w:t>Терапевтические упражнения: влияние на физическую функцию 2 Определение терапевтических упражнений 2 Аспекты физической функции: Определение ключевых терминов 2 Типы вмешательства в терапевтические упражнения 3 Безопасность упражнений 3</w:t>
       </w:r>
     </w:p>
     <w:p>
       <w:pPr>
-        <w:pStyle w:val="Heading1"/>
-        <w:spacing w:before="240" w:after="120"/>
-        <w:jc w:val="left"/>
-      </w:pPr>
-      <w:r>
-        <w:t>Я...</w:t>
-      </w:r>
-    </w:p>
-    <w:p>
-      <w:pPr>
-        <w:pStyle w:val="Heading1"/>
-        <w:spacing w:before="240" w:after="120"/>
-        <w:jc w:val="left"/>
-      </w:pPr>
-      <w:r>
-        <w:t>П А Р Т</w:t>
-      </w:r>
-    </w:p>
-    <w:p>
-      <w:pPr>
-        <w:pStyle w:val="Heading2"/>
-        <w:spacing w:before="200" w:after="80"/>
-        <w:jc w:val="left"/>
-      </w:pPr>
-      <w:r>
-        <w:t>Терапевтические упражнения: основополагающие понятия</w:t>
-      </w:r>
-    </w:p>
-    <w:p>
-      <w:pPr>
-        <w:pStyle w:val="Heading1"/>
-        <w:spacing w:before="240" w:after="120"/>
-        <w:jc w:val="left"/>
-      </w:pPr>
-      <w:r>
-        <w:t>CHAPTER 1</w:t>
-      </w:r>
-    </w:p>
-    <w:p>
-      <w:pPr>
-        <w:spacing w:after="120"/>
-        <w:ind w:firstLine="0"/>
-        <w:jc w:val="both"/>
-      </w:pPr>
-      <w:r>
-        <w:t>Терапевтические упражнения: влияние на физическую функцию 2 Определение терапевтических упражнений 2 Аспекты физической функции: Определение</w:t>
-      </w:r>
-    </w:p>
-    <w:p>
-      <w:pPr>
-        <w:spacing w:after="120"/>
+        <w:widowControl/>
+        <w:spacing w:after="160" w:before="0" w:line="276" w:lineRule="auto"/>
         <w:ind w:firstLine="0"/>
         <w:jc w:val="both"/>
       </w:pPr>
@@ -74,67 +26,41 @@
     </w:p>
     <w:p>
       <w:pPr>
-        <w:pStyle w:val="Heading2"/>
-        <w:spacing w:before="200" w:after="80"/>
-        <w:jc w:val="left"/>
+        <w:widowControl/>
+        <w:spacing w:after="160" w:before="0" w:line="276" w:lineRule="auto"/>
+        <w:ind w:firstLine="0"/>
+        <w:jc w:val="both"/>
       </w:pPr>
       <w:r>
-        <w:t>Основные условия 2 Типы терапевтических упражнений 3 Безопасность упражнений 3</w:t>
+        <w:t>Стратегии эффективной тренировки и специальной инструкции по задачам 24 Подготовка к тренировкам 24 Концепции моторного обучения: основа упражнений и специальных задач 24 Придерживание упражнений 31</w:t>
       </w:r>
     </w:p>
     <w:p>
       <w:pPr>
-        <w:spacing w:after="120"/>
+        <w:widowControl/>
+        <w:spacing w:after="160" w:before="0" w:line="276" w:lineRule="auto"/>
         <w:ind w:firstLine="0"/>
         <w:jc w:val="both"/>
       </w:pPr>
       <w:r>
-        <w:t>Стратегии эффективной тренировки и специальной инструкции по задачам 24 Подготовка к тренировкам 24 Концепции моторного обучения: основа</w:t>
-      </w:r>
-    </w:p>
-    <w:p>
-      <w:pPr>
-        <w:spacing w:after="120"/>
-        <w:ind w:firstLine="0"/>
-        <w:jc w:val="both"/>
-      </w:pPr>
-      <w:r>
-        <w:t>Процесс и модели инвалидности 4 Процесс инвалидности 4 Модели инвалидности 4 Использование моделей и классификаций инвалидности</w:t>
-      </w:r>
-    </w:p>
-    <w:p>
-      <w:pPr>
-        <w:pStyle w:val="Heading2"/>
-        <w:spacing w:before="200" w:after="80"/>
-        <w:jc w:val="left"/>
-      </w:pPr>
-      <w:r>
-        <w:t>Указания по упражнениям и специальному заданию 24 Соблюдение упражнения 31</w:t>
-      </w:r>
-    </w:p>
-    <w:p>
-      <w:pPr>
-        <w:pStyle w:val="Heading2"/>
-        <w:spacing w:before="200" w:after="80"/>
-        <w:jc w:val="left"/>
-      </w:pPr>
-      <w:r>
-        <w:t>в Физической терапии 5</w:t>
+        <w:t>Процесс и модели инвалидности 4 Процесс инвалидности 4 Модели инвалидности 4 Использование моделей инвалидности и классификации в физической терапии 5</w:t>
       </w:r>
     </w:p>
     <w:p>
       <w:pPr>
         <w:pStyle w:val="Heading1"/>
-        <w:spacing w:before="240" w:after="120"/>
+        <w:keepNext/>
+        <w:spacing w:before="360" w:after="240"/>
         <w:jc w:val="left"/>
       </w:pPr>
       <w:r>
-        <w:t>СОГЛАСНЫЕ УЧЕНИЕ 33</w:t>
+        <w:t>САМОСТОЯТЕЛЬНЫЕ УЧЕБНЫЕ ЗАДАНИЯ 33</w:t>
       </w:r>
     </w:p>
     <w:p>
       <w:pPr>
-        <w:spacing w:after="120"/>
+        <w:widowControl/>
+        <w:spacing w:after="160" w:before="0" w:line="276" w:lineRule="auto"/>
         <w:ind w:firstLine="0"/>
         <w:jc w:val="both"/>
       </w:pPr>
@@ -144,22 +70,13 @@
     </w:p>
     <w:p>
       <w:pPr>
-        <w:spacing w:after="120"/>
+        <w:widowControl/>
+        <w:spacing w:after="160" w:before="0" w:line="276" w:lineRule="auto"/>
         <w:ind w:firstLine="0"/>
         <w:jc w:val="both"/>
       </w:pPr>
       <w:r>
-        <w:t>физические упражнения влияют на ткани и системы организма и как эти воздействия, вызванные физическими упражнениями, влияют на ключевые аспекты физической функции. Терапевт также должен интегрировать и применять знания по анатомии, физиологии, кинезиологии, патологии и поведенческим наукам на протяжении всего процесса управления пациентом/клиентом, начиная с первоначального обследования и заканчивая планированием выписки. Для разработки программ терапевтических упражнений, которые приводят к положительным и значимым функциональным результатам для пациентов и клиентов, терапевт должен понимать взаимосвязь между физической функцией и инвалидностью и оценить, как применение процесса инвалидности к управлению пациентом/клиентом облегчает обеспечение эффективной и эффективных медицинских услуг. Наконец, терапевт, как пациент/клиент-обучающий, должен знать и применять принципы двигательного обучения и приобретения двигательных навыков для обучения и функционального обучения.</w:t>
-      </w:r>
-    </w:p>
-    <w:p>
-      <w:pPr>
-        <w:spacing w:after="120"/>
-        <w:ind w:firstLine="0"/>
-        <w:jc w:val="both"/>
-      </w:pPr>
-      <w:r>
-        <w:t>Для разработки и реализации эффективных упражнений терапевт должен понимать, как различные формы</w:t>
+        <w:t>Для разработки и реализации эффективных упражнений терапевт должен понимать, как многие формы упражнений влияют на ткани и системы организма и как эти воздействия, вызванные упражнениями, влияют на ключевые аспекты физической функции. Терапевт также должен интегрировать и применять знания по анатомии, физиологии, кинезиологии, патологии и поведенческим наукам на протяжении всего процесса управления пациентом/клиентом от первоначального обследования до планирования выписки. Для разработки программ терапевтических упражнений, которые приводят к положительным и значимым функциональным результатам для пациентов и клиентов, терапевт должен понимать взаимосвязь между физической функцией и инвалидностью и оценить, как применение процесса инвалидности к управлению пациентом/клиентом облегчает обеспечение эффективной d эффективные медицинские услуги. Наконец, терапевт, как пациент/клиент-обучающий, должен знать и применять принципы двигательного обучения и приобретения двигательных навыков для обучения и функционального обучения. Мы обсуждаем модели инвалидности и управления пациентом/клиентом, как они относятся к терапевтическим упражнениям, и изучаем стратегии обучения и продвижения упражнений и функциональных двигательных навыков, основанных на принципах двигательного обучения.</w:t>
       </w:r>
     </w:p>
     <w:p>
@@ -171,7 +88,7 @@
         <w:rPr>
           <w:sz w:val="18"/>
         </w:rPr>
-        <w:t>1.</w:t>
+        <w:t>1 I Р А R Т Общие понятия Терапевтические упражнения: Основные понятия С H А Р Т Е R 1</w:t>
       </w:r>
     </w:p>
     <w:p>
@@ -186,7 +103,7 @@
       <w:r>
         <w:drawing>
           <wp:inline xmlns:a="http://schemas.openxmlformats.org/drawingml/2006/main" xmlns:pic="http://schemas.openxmlformats.org/drawingml/2006/picture">
-            <wp:extent cx="4572000" cy="4800600"/>
+            <wp:extent cx="381000" cy="400050"/>
             <wp:docPr id="1" name="Picture 1"/>
             <wp:cNvGraphicFramePr>
               <a:graphicFrameLocks noChangeAspect="1"/>
@@ -207,7 +124,7 @@
                   <pic:spPr>
                     <a:xfrm>
                       <a:off x="0" y="0"/>
-                      <a:ext cx="4572000" cy="4800600"/>
+                      <a:ext cx="381000" cy="400050"/>
                     </a:xfrm>
                     <a:prstGeom prst="rect"/>
                   </pic:spPr>
@@ -231,30 +148,9 @@
     </w:p>
     <w:p>
       <w:pPr>
-        <w:spacing w:before="60" w:after="60"/>
-        <w:ind w:left="720"/>
-      </w:pPr>
-      <w:r>
-        <w:rPr>
-          <w:sz w:val="18"/>
-        </w:rPr>
-        <w:t>2 Терапевтические упражнения: влияние на физическую функцию</w:t>
-      </w:r>
-    </w:p>
-    <w:p>
-      <w:pPr>
-        <w:spacing w:after="120"/>
-        <w:ind w:firstLine="0"/>
-        <w:jc w:val="both"/>
-      </w:pPr>
-      <w:r>
-        <w:t>инвалидность и управление пациентом/клиентом в отношении терапевтических упражнений и изучение стратегий обучения и продвижения упражнений и функциональных двигательных навыков на основе принципов двигательного обучения.</w:t>
-      </w:r>
-    </w:p>
-    <w:p>
-      <w:pPr>
-        <w:pStyle w:val="Heading2"/>
-        <w:spacing w:before="200" w:after="80"/>
+        <w:pStyle w:val="Heading1"/>
+        <w:keepNext/>
+        <w:spacing w:before="360" w:after="240"/>
         <w:jc w:val="left"/>
       </w:pPr>
       <w:r>
@@ -263,7 +159,8 @@
     </w:p>
     <w:p>
       <w:pPr>
-        <w:spacing w:after="120"/>
+        <w:widowControl/>
+        <w:spacing w:after="160" w:before="0" w:line="276" w:lineRule="auto"/>
         <w:ind w:firstLine="0"/>
         <w:jc w:val="both"/>
       </w:pPr>
@@ -274,7 +171,8 @@
     <w:p>
       <w:pPr>
         <w:pStyle w:val="Heading2"/>
-        <w:spacing w:before="200" w:after="80"/>
+        <w:keepNext/>
+        <w:spacing w:before="280" w:after="160"/>
         <w:jc w:val="left"/>
       </w:pPr>
       <w:r>
@@ -283,12 +181,13 @@
     </w:p>
     <w:p>
       <w:pPr>
-        <w:spacing w:after="120"/>
+        <w:widowControl/>
+        <w:spacing w:after="160" w:before="0" w:line="276" w:lineRule="auto"/>
         <w:ind w:firstLine="0"/>
         <w:jc w:val="both"/>
       </w:pPr>
       <w:r>
-        <w:t>Терапевтические упражнения2 - это систематическое, планируемое выполнение физических движений, положений или физических действий, предназначенных для обеспечения пациента/клиента средствами для</w:t>
+        <w:t>Терапевтические упражнения2 - это систематическое, планируемое выполнение физических движений, позиций или физических действий, предназначенных для обеспечения пациента/клиента средствами для устранения или предотвращения нарушений, улучшения, восстановления или улучшения физической функции, предотвращения или уменьшения рисков, связанных со здоровьем, оптимизации общего состояния здоровья, физической подготовки или чувства к себе. "Эль-бытие"</w:t>
       </w:r>
     </w:p>
     <w:p>
@@ -304,17 +203,8 @@
     </w:p>
     <w:p>
       <w:pPr>
-        <w:spacing w:after="120"/>
-        <w:ind w:firstLine="0"/>
-        <w:jc w:val="both"/>
-      </w:pPr>
-      <w:r>
-        <w:t>Устранение или предотвращение нарушений Улучшение, восстановление или улучшение физической функции Предотвращение или уменьшение факторов риска, связанных со здоровьем Оптимизировать общее состояние здоровья, физическую форму или чувство благополучия</w:t>
-      </w:r>
-    </w:p>
-    <w:p>
-      <w:pPr>
-        <w:spacing w:after="120"/>
+        <w:widowControl/>
+        <w:spacing w:after="160" w:before="0" w:line="276" w:lineRule="auto"/>
         <w:ind w:firstLine="0"/>
         <w:jc w:val="both"/>
       </w:pPr>
@@ -324,7 +214,8 @@
     </w:p>
     <w:p>
       <w:pPr>
-        <w:spacing w:after="120"/>
+        <w:widowControl/>
+        <w:spacing w:after="160" w:before="0" w:line="276" w:lineRule="auto"/>
         <w:ind w:firstLine="0"/>
         <w:jc w:val="both"/>
       </w:pPr>
@@ -334,7 +225,8 @@
     </w:p>
     <w:p>
       <w:pPr>
-        <w:spacing w:after="120"/>
+        <w:widowControl/>
+        <w:spacing w:after="160" w:before="0" w:line="276" w:lineRule="auto"/>
         <w:ind w:firstLine="0"/>
         <w:jc w:val="both"/>
       </w:pPr>
@@ -344,7 +236,8 @@
     </w:p>
     <w:p>
       <w:pPr>
-        <w:spacing w:after="120"/>
+        <w:widowControl/>
+        <w:spacing w:after="160" w:before="0" w:line="276" w:lineRule="auto"/>
         <w:ind w:firstLine="0"/>
         <w:jc w:val="both"/>
       </w:pPr>
@@ -354,7 +247,8 @@
     </w:p>
     <w:p>
       <w:pPr>
-        <w:spacing w:after="120"/>
+        <w:widowControl/>
+        <w:spacing w:after="160" w:before="0" w:line="276" w:lineRule="auto"/>
         <w:ind w:firstLine="0"/>
         <w:jc w:val="both"/>
       </w:pPr>
@@ -364,17 +258,8 @@
     </w:p>
     <w:p>
       <w:pPr>
-        <w:pStyle w:val="Heading2"/>
-        <w:spacing w:before="200" w:after="80"/>
-        <w:jc w:val="left"/>
-      </w:pPr>
-      <w:r>
-        <w:t>Аспекты физической функции: определение ключевых терминов</w:t>
-      </w:r>
-    </w:p>
-    <w:p>
-      <w:pPr>
-        <w:spacing w:after="120"/>
+        <w:widowControl/>
+        <w:spacing w:after="160" w:before="0" w:line="276" w:lineRule="auto"/>
         <w:ind w:firstLine="0"/>
         <w:jc w:val="both"/>
       </w:pPr>
@@ -384,7 +269,19 @@
     </w:p>
     <w:p>
       <w:pPr>
-        <w:spacing w:after="120"/>
+        <w:pStyle w:val="Heading2"/>
+        <w:keepNext/>
+        <w:spacing w:before="280" w:after="160"/>
+        <w:jc w:val="left"/>
+      </w:pPr>
+      <w:r>
+        <w:t>Аспекты физической функции: определение ключевых терминов</w:t>
+      </w:r>
+    </w:p>
+    <w:p>
+      <w:pPr>
+        <w:widowControl/>
+        <w:spacing w:after="160" w:before="0" w:line="276" w:lineRule="auto"/>
         <w:ind w:firstLine="0"/>
         <w:jc w:val="both"/>
       </w:pPr>
@@ -394,7 +291,8 @@
     </w:p>
     <w:p>
       <w:pPr>
-        <w:spacing w:after="120"/>
+        <w:widowControl/>
+        <w:spacing w:after="160" w:before="0" w:line="276" w:lineRule="auto"/>
         <w:ind w:firstLine="0"/>
         <w:jc w:val="both"/>
       </w:pPr>
@@ -404,12 +302,13 @@
     </w:p>
     <w:p>
       <w:pPr>
-        <w:spacing w:after="120"/>
+        <w:widowControl/>
+        <w:spacing w:after="160" w:before="0" w:line="276" w:lineRule="auto"/>
         <w:ind w:firstLine="0"/>
         <w:jc w:val="both"/>
       </w:pPr>
       <w:r>
-        <w:t>Нейромышечное управление: взаимодействие сенсорных и двигательных систем, которое позволяет синергистам, агонистам и антагонистам, а также стабилизаторам и нейтрализаторам предвидеть или</w:t>
+        <w:t>Нейромышечное управление: взаимодействие сенсорных и двигательных систем, позволяющее синергистам, агонистам и антагонистам, а также стабилизаторам и нейтрализаторам предсказывать или 2 ТЕРАПЕТИЧНЫЕ УВИЧЕНИЕ: Влияние на физическую функцию</w:t>
       </w:r>
     </w:p>
     <w:p>
@@ -420,7 +319,8 @@
     <w:p>
       <w:pPr>
         <w:pStyle w:val="Heading1"/>
-        <w:spacing w:before="240" w:after="120"/>
+        <w:keepNext/>
+        <w:spacing w:before="360" w:after="240"/>
         <w:jc w:val="left"/>
       </w:pPr>
       <w:r>
@@ -430,21 +330,12 @@
     <w:p>
       <w:pPr>
         <w:pStyle w:val="Heading2"/>
-        <w:spacing w:before="200" w:after="80"/>
+        <w:keepNext/>
+        <w:spacing w:before="280" w:after="160"/>
         <w:jc w:val="left"/>
       </w:pPr>
       <w:r>
-        <w:t>РОБОКС 1.1 Терапевтические упражнения</w:t>
-      </w:r>
-    </w:p>
-    <w:p>
-      <w:pPr>
-        <w:spacing w:after="120"/>
-        <w:ind w:firstLine="0"/>
-        <w:jc w:val="both"/>
-      </w:pPr>
-      <w:r>
-        <w:t>В результате необходимость реагировать на проприоцептивную и кинестетическую информацию и, впоследствии, работать в правильной последовательности для создания скоординированного движения.72</w:t>
+        <w:t>Позиционный контроль, стабильность и равновесие.</w:t>
       </w:r>
     </w:p>
     <w:p>
@@ -456,32 +347,13 @@
         <w:rPr>
           <w:b w:val="0"/>
         </w:rPr>
-        <w:t>Аэробическое кондиционирование и рекондиционирование • упражнения для мышечной производительности: сила, и сила</w:t>
+        <w:t>Аэробическое кондиционирование и рекондиционирование • упражнения на мышечную производительность: тренировки силы, и выносливости • методы растяжения, включая процедуры удлинения мышц и методы мобилизации суставов • методы нейромышечного контроля, ингибирования и облегчения и тренировки по состоянию тела • контроль по состоянию тела, механика тела и т.д. • упражнения по сбалансированию и тренировке гибкости • упражнения по расслаблению • упражнения по дыханию и тренировке вентиляционных мышц • специальная функциональная тренировка - усталость, отношение усталости к риску травм и важность отдыха для выздоровления во время и после тренировок. Когда пациент находится под непосредственным наблюдением в клинической или домашней обстановке во время обучения программе упражнений, терапевт может контролировать эти переменные. Однако, когда пациент проводит программу упражнений самостоятельно дома или в общественном фитнес-комнате, безопасность пациента повышается и риск травм или повторного травмы минимизируется благодаря эффективному обучению и обучению пациентов. Предложения по эффективному обучению физическим упражнениям и обучению пациентов обсуждаются в последующем разделе этой главы.</w:t>
       </w:r>
     </w:p>
     <w:p>
       <w:pPr>
-        <w:spacing w:after="120"/>
-        <w:ind w:firstLine="0"/>
-        <w:jc w:val="both"/>
-      </w:pPr>
-      <w:r>
-        <w:t>Позиционный контроль, стабильность и равновесие.</w:t>
-      </w:r>
-    </w:p>
-    <w:p>
-      <w:pPr>
-        <w:spacing w:after="120"/>
-        <w:ind w:firstLine="0"/>
-        <w:jc w:val="both"/>
-      </w:pPr>
-      <w:r>
-        <w:t>тренировки на выносливость • методы растягивания, включая удлинение мышц</w:t>
-      </w:r>
-    </w:p>
-    <w:p>
-      <w:pPr>
-        <w:spacing w:after="120"/>
+        <w:widowControl/>
+        <w:spacing w:after="160" w:before="0" w:line="276" w:lineRule="auto"/>
         <w:ind w:firstLine="0"/>
         <w:jc w:val="both"/>
       </w:pPr>
@@ -491,28 +363,20 @@
     </w:p>
     <w:p>
       <w:pPr>
-        <w:spacing w:after="120"/>
+        <w:widowControl/>
+        <w:spacing w:after="160" w:before="0" w:line="276" w:lineRule="auto"/>
         <w:ind w:firstLine="0"/>
         <w:jc w:val="both"/>
       </w:pPr>
       <w:r>
-        <w:t>Процедуры и методы совместной мобилизации • Нейромышечный контроль, ингибирование и облегчение техники и обучение осознанию положения • Контроль положения, механика тела и стабилизация</w:t>
-      </w:r>
-    </w:p>
-    <w:p>
-      <w:pPr>
-        <w:spacing w:after="120"/>
-        <w:ind w:firstLine="0"/>
-        <w:jc w:val="both"/>
-      </w:pPr>
-      <w:r>
-        <w:t>Системы тела, контролирующие каждый из этих аспектов физической функции, реагируют, адаптируются и развиваются в ответ на силы и физические нагрузки (стресс! сила / область), наложенные на ткани, составляющие системы тела. Дополнительные силы, возникающие во время регулярных физических упражнений, помогают организму поддерживать функциональный уровень силы, сердечно-легочную гибкость и подвижность. Навязанные силы и чрезмерные физические нагрузки могут вызвать острую травму, такую как шишки и переломы, или хронические состояния, такие как повторяющиеся стрессовые расстройства.84 Отсутствие типичных сил на организме также может вызвать дегенерацию, деградацию или деформацию. Например, отсутствие нормального веса, связанного с длительным отдыхом в постели или иммобилизацией, ослабляет мышцы и кости.8,20,69,84,108 Продолжительная неактивность также приводит к снижению эффективности кровеносных и лёгких систем.1 упражнения • упражнения на баланс и тренировки гибкости • упражнения на расслабление • упражнения на дыхание и тренировки вентиляционных мышц • специальное функциональное обучение определение терапевтических упражнений, направленных на рассмотрение полного объема методов растяжения мягких тканей.</w:t>
+        <w:t>Системы тела, контролирующие каждый из этих аспектов физической функции, реагируют, адаптируются и развиваются в ответ на силы и физические нагрузки (стресс! сила / область), наложенные на ткани, составляющие системы тела. Дополнительные силы, возникающие во время регулярных физических упражнений, помогают организму поддерживать функциональный уровень силы, сердечно-легочную гибкость и подвижность. Навязанные силы и чрезмерные физические нагрузки могут вызвать острую травму, такую как шишки и переломы, или хронические состояния, такие как повторяющиеся стрессовые расстройства.84 Отсутствие типичных сил на организме также может вызвать дегенерацию, деградацию или деформацию. Например, отсутствие нормального веса, связанного с длительным отдыхом в постели или иммобилизацией, ослабляет мышцы и кости.8,20,69,84,108 Продолжительная неактивность также приводит к снижению эффективности кровеносных и лёгких систем.1 определение терапевтических упражнений, направленных на рассмотрение полного объема методов растяжения мягких тканей.</w:t>
       </w:r>
     </w:p>
     <w:p>
       <w:pPr>
         <w:pStyle w:val="Heading2"/>
-        <w:spacing w:before="200" w:after="80"/>
+        <w:keepNext/>
+        <w:spacing w:before="280" w:after="160"/>
         <w:jc w:val="left"/>
       </w:pPr>
       <w:r>
@@ -521,7 +385,8 @@
     </w:p>
     <w:p>
       <w:pPr>
-        <w:spacing w:after="120"/>
+        <w:widowControl/>
+        <w:spacing w:after="160" w:before="0" w:line="276" w:lineRule="auto"/>
         <w:ind w:firstLine="0"/>
         <w:jc w:val="both"/>
       </w:pPr>
@@ -531,7 +396,8 @@
     </w:p>
     <w:p>
       <w:pPr>
-        <w:spacing w:after="120"/>
+        <w:widowControl/>
+        <w:spacing w:after="160" w:before="0" w:line="276" w:lineRule="auto"/>
         <w:ind w:firstLine="0"/>
         <w:jc w:val="both"/>
       </w:pPr>
@@ -541,7 +407,8 @@
     </w:p>
     <w:p>
       <w:pPr>
-        <w:spacing w:after="120"/>
+        <w:widowControl/>
+        <w:spacing w:after="160" w:before="0" w:line="276" w:lineRule="auto"/>
         <w:ind w:firstLine="0"/>
         <w:jc w:val="both"/>
       </w:pPr>
@@ -552,7 +419,8 @@
     <w:p>
       <w:pPr>
         <w:pStyle w:val="Heading2"/>
-        <w:spacing w:before="200" w:after="80"/>
+        <w:keepNext/>
+        <w:spacing w:before="280" w:after="160"/>
         <w:jc w:val="left"/>
       </w:pPr>
       <w:r>
@@ -561,7 +429,19 @@
     </w:p>
     <w:p>
       <w:pPr>
-        <w:spacing w:after="120"/>
+        <w:widowControl/>
+        <w:spacing w:after="160" w:before="0" w:line="276" w:lineRule="auto"/>
+        <w:ind w:firstLine="0"/>
+        <w:jc w:val="both"/>
+      </w:pPr>
+      <w:r>
+        <w:t>Окружающая среда, в которой выполняются упражнения, также влияет на безопасность пациента. Если оборудование для упражнений используется в клинической обстановке или дома, для обеспечения безопасности пациента оборудование должно быть в хорошем состоянии и в хорошем состоянии, должно соответствовать пациенту, должно быть правильно применено и использовано.</w:t>
+      </w:r>
+    </w:p>
+    <w:p>
+      <w:pPr>
+        <w:widowControl/>
+        <w:spacing w:after="160" w:before="0" w:line="276" w:lineRule="auto"/>
         <w:ind w:firstLine="0"/>
         <w:jc w:val="both"/>
       </w:pPr>
@@ -571,32 +451,24 @@
     </w:p>
     <w:p>
       <w:pPr>
-        <w:spacing w:after="120"/>
-        <w:ind w:firstLine="0"/>
-        <w:jc w:val="both"/>
-      </w:pPr>
-      <w:r>
-        <w:t>Окружающая среда, в которой выполняются упражнения, также влияет на безопасность пациента. Если оборудование для упражнений используется в клинической обстановке или дома, для обеспечения безопасности пациента оборудование должно быть в хорошем состоянии и в хорошем состоянии, должно соответствовать пациенту, должно быть правильно применено и использовано.</w:t>
-      </w:r>
-    </w:p>
-    <w:p>
-      <w:pPr>
-        <w:spacing w:after="120"/>
-        <w:ind w:firstLine="0"/>
-        <w:jc w:val="both"/>
-      </w:pPr>
-      <w:r>
-        <w:t>Специфически для каждого упражнения в программе, точность, с которой пациент выполняет упражнение, влияет на безопасность, включая правильную позу или выравнивание тела, выполнение правильных закономерностей движения и выполнение каждого упражнения с соответствующей интенсивностью, скоростью и длительностью.</w:t>
-      </w:r>
-    </w:p>
-    <w:p>
-      <w:pPr>
-        <w:spacing w:after="120"/>
+        <w:widowControl/>
+        <w:spacing w:after="160" w:before="0" w:line="276" w:lineRule="auto"/>
         <w:ind w:firstLine="0"/>
         <w:jc w:val="both"/>
       </w:pPr>
       <w:r>
         <w:t>N О Т Е: Хотя методы совместной мобилизации часто классифицируются как процедуры ручной терапии, а не терапевтические упражнения,2 авторы этого учебника решили включить процедуры совместной мобилизации в рамках широкого</w:t>
+      </w:r>
+    </w:p>
+    <w:p>
+      <w:pPr>
+        <w:widowControl/>
+        <w:spacing w:after="160" w:before="0" w:line="276" w:lineRule="auto"/>
+        <w:ind w:firstLine="0"/>
+        <w:jc w:val="both"/>
+      </w:pPr>
+      <w:r>
+        <w:t>Специфично для каждого упражнения в программе, точность, с которой пациент выполняет упражнение, влияет на безопасность, включая правильную позу или выравнивание тела, выполнение правильных закономерностей движения и выполнение каждого упражнения с соответствующей интенсивностью, скоростью и длительностью. Пациент должен быть информирован о признаках реагирования на проприоцептивную и кинестетическую информацию и, впоследствии, работать в правильной последовательности для создания скоординированного движения.72</w:t>
       </w:r>
     </w:p>
     <w:p>
@@ -611,7 +483,7 @@
       <w:r>
         <w:drawing>
           <wp:inline xmlns:a="http://schemas.openxmlformats.org/drawingml/2006/main" xmlns:pic="http://schemas.openxmlformats.org/drawingml/2006/picture">
-            <wp:extent cx="4572000" cy="4800600"/>
+            <wp:extent cx="381000" cy="400050"/>
             <wp:docPr id="2" name="Picture 2"/>
             <wp:cNvGraphicFramePr>
               <a:graphicFrameLocks noChangeAspect="1"/>
@@ -632,7 +504,7 @@
                   <pic:spPr>
                     <a:xfrm>
                       <a:off x="0" y="0"/>
-                      <a:ext cx="4572000" cy="4800600"/>
+                      <a:ext cx="381000" cy="400050"/>
                     </a:xfrm>
                     <a:prstGeom prst="rect"/>
                   </pic:spPr>
@@ -668,68 +540,31 @@
     </w:p>
     <w:p>
       <w:pPr>
-        <w:spacing w:after="120"/>
+        <w:widowControl/>
+        <w:spacing w:after="160" w:before="0" w:line="276" w:lineRule="auto"/>
         <w:ind w:firstLine="0"/>
         <w:jc w:val="both"/>
       </w:pPr>
       <w:r>
-        <w:t>Оценка сложных взаимосвязей между функцией, инвалидностью и здоровьем.62,132 Эти знания, в свою очередь, обеспечивают теоретическую основу, на которой можно организовать практику и основывать исследования, что облегчает эффективное управление и уход за пациентами, отражающиеся в значимых функциональных результатах.40,62</w:t>
+        <w:t>В интеграции и применении знаний о процессе инвалидности в медицинском обслуживании входит понимание того, что процесс не является однонаправленным, то есть не обязательно непредвиденным или необратимым.14 В дальнейшем предполагается, что в большинстве случаев, в зависимости от таких факторов, как тяжесть и продолжительность заболевания. У пациентов, имеющих возможность получить качественную медицинскую помощь, мотивацию и желания, прогрессирование процесса может быть изменено и функция пациента улучшена.2,14,132,133 Как уже упоминалось, безопасность терапевта также является соображением для предотвращения травм, связанных с работой. Например, когда терапевт использует ручную резистентность во время упражнений, предназначенных для повышения силы пациента, или применяет растяжную силу вручную для улучшения диапазона движения пациента, терапевт должен включить принципы правильной механики тела и защиты суставов в эти ручные методы для минимизации собственного риска. травмы.</w:t>
       </w:r>
     </w:p>
     <w:p>
       <w:pPr>
-        <w:spacing w:after="120"/>
+        <w:widowControl/>
+        <w:spacing w:after="160" w:before="0" w:line="276" w:lineRule="auto"/>
         <w:ind w:firstLine="0"/>
         <w:jc w:val="both"/>
       </w:pPr>
       <w:r>
-        <w:t>В случае, если пациент находится под непосредственным наблюдением в клинической или домашней обстановке во время обучения программе упражнений, терапевт может контролировать эти различия. Однако, когда пациент проводит программу упражнений самостоятельно дома или в общественном фитнес-комнате, безопасность пациента повышается и риск травм или повторного травмы минимизируется благодаря эффективному обучению и обучению пациентов. Предложения по эффективному обучению физическим упражнениям и обучению пациентов обсуждаются в последующем разделе этой главы.</w:t>
+        <w:t>Понимание и применение процесса инвалидности сдвигает внимание управления пациентом от строгого лечения заболевания или травмы к лечению воздействия заболевания, травмы или расстройства на функцию пациента, а также выявлению основных причин дисфункции пациента. Эта перспектива ставит человека, а не только болезнь или расстройство, в центр усилий по предотвращению или прекращению прогрессирования инвалидности путем применения вмешательств, которые улучшают функциональные способности пациента, одновременно сокращая или устраняя причины инвалидности.39,132,133 В каждой главе этого учебника рассматриваются меры предосторожности, противопоказания и соображения безопасности для лечения конкретных патологий, нарушений и функциональных ограничений, а также для использования и продвижения конкретных терапевтических упражнений.</w:t>
       </w:r>
     </w:p>
     <w:p>
       <w:pPr>
-        <w:spacing w:after="120"/>
-        <w:ind w:firstLine="0"/>
-        <w:jc w:val="both"/>
-      </w:pPr>
-      <w:r>
-        <w:t>В интеграции и применении знаний о процессе инвалидности в медицинском обслуживании входит понимание того, что процесс не является однонаправленным, то есть не обязательно непредвиденным или необратимым.14 В дальнейшем предполагается, что в большинстве случаев, в зависимости от таких факторов, как тяжесть и продолжительность заболевания. У пациентов, имеющих возможность получить качественную медицинскую помощь, мотивацию и желания, прогрессирование процесса может быть изменено и функция пациента улучшена.2,14,132,133</w:t>
-      </w:r>
-    </w:p>
-    <w:p>
-      <w:pPr>
-        <w:spacing w:after="120"/>
-        <w:ind w:firstLine="0"/>
-        <w:jc w:val="both"/>
-      </w:pPr>
-      <w:r>
-        <w:t>Как уже упоминалось, безопасность терапевта также является соображением для предотвращения травм, связанных с работой. Например, когда терапевт использует ручную резистентность во время упражнений, предназначенных для повышения силы пациента, или применяет растяжную силу вручную для улучшения диапазона движения пациента, терапевт должен включить принципы правильной механики тела и защиты суставов в эти ручные методы для минимизации собственного риска. травмы.</w:t>
-      </w:r>
-    </w:p>
-    <w:p>
-      <w:pPr>
-        <w:spacing w:after="120"/>
-        <w:ind w:firstLine="0"/>
-        <w:jc w:val="both"/>
-      </w:pPr>
-      <w:r>
-        <w:t>Понимание и применение процесса инвалидности сдвигает внимание управления пациентом от строгого лечения заболевания или травмы к лечению воздействия заболевания, травмы или расстройства на функцию пациента, а также выявлению основных причин дисфункции пациента. Эта перспектива ставит человека, а не только болезнь или расстройство, в центр усилий по предотвращению или прекращению прогрессирования инвалидности путем применения вмешательств, которые улучшают функциональные способности пациента, одновременно сокращая или устраняя причины инвалидности.39,132,133</w:t>
-      </w:r>
-    </w:p>
-    <w:p>
-      <w:pPr>
-        <w:spacing w:after="120"/>
-        <w:ind w:firstLine="0"/>
-        <w:jc w:val="both"/>
-      </w:pPr>
-      <w:r>
-        <w:t>В каждой главе этого учебника рассматриваются меры предосторожности, противопоказания и соображения безопасности для лечения конкретных патологий, нарушений и функциональных ограничений, а также для использования и продвижения конкретных терапевтических упражнений.</w:t>
-      </w:r>
-    </w:p>
-    <w:p>
-      <w:pPr>
-        <w:pStyle w:val="Heading2"/>
-        <w:spacing w:before="200" w:after="80"/>
+        <w:pStyle w:val="Heading1"/>
+        <w:keepNext/>
+        <w:spacing w:before="360" w:after="240"/>
         <w:jc w:val="left"/>
       </w:pPr>
       <w:r>
@@ -739,7 +574,8 @@
     <w:p>
       <w:pPr>
         <w:pStyle w:val="Heading2"/>
-        <w:spacing w:before="200" w:after="80"/>
+        <w:keepNext/>
+        <w:spacing w:before="280" w:after="160"/>
         <w:jc w:val="left"/>
       </w:pPr>
       <w:r>
@@ -748,7 +584,8 @@
     </w:p>
     <w:p>
       <w:pPr>
-        <w:spacing w:after="120"/>
+        <w:widowControl/>
+        <w:spacing w:after="160" w:before="0" w:line="276" w:lineRule="auto"/>
         <w:ind w:firstLine="0"/>
         <w:jc w:val="both"/>
       </w:pPr>
@@ -758,7 +595,8 @@
     </w:p>
     <w:p>
       <w:pPr>
-        <w:spacing w:after="120"/>
+        <w:widowControl/>
+        <w:spacing w:after="160" w:before="0" w:line="276" w:lineRule="auto"/>
         <w:ind w:firstLine="0"/>
         <w:jc w:val="both"/>
       </w:pPr>
@@ -769,7 +607,8 @@
     <w:p>
       <w:pPr>
         <w:pStyle w:val="Heading2"/>
-        <w:spacing w:before="200" w:after="80"/>
+        <w:keepNext/>
+        <w:spacing w:before="280" w:after="160"/>
         <w:jc w:val="left"/>
       </w:pPr>
       <w:r>
@@ -778,7 +617,8 @@
     </w:p>
     <w:p>
       <w:pPr>
-        <w:spacing w:after="120"/>
+        <w:widowControl/>
+        <w:spacing w:after="160" w:before="0" w:line="276" w:lineRule="auto"/>
         <w:ind w:firstLine="0"/>
         <w:jc w:val="both"/>
       </w:pPr>
@@ -788,7 +628,8 @@
     </w:p>
     <w:p>
       <w:pPr>
-        <w:spacing w:after="120"/>
+        <w:widowControl/>
+        <w:spacing w:after="160" w:before="0" w:line="276" w:lineRule="auto"/>
         <w:ind w:firstLine="0"/>
         <w:jc w:val="both"/>
       </w:pPr>
@@ -798,18 +639,20 @@
     </w:p>
     <w:p>
       <w:pPr>
-        <w:spacing w:after="120"/>
+        <w:widowControl/>
+        <w:spacing w:after="160" w:before="0" w:line="276" w:lineRule="auto"/>
         <w:ind w:firstLine="0"/>
         <w:jc w:val="both"/>
       </w:pPr>
       <w:r>
-        <w:t>Знание процесса инвалидности дает основы для специалистов в области здравоохранения для разработки</w:t>
+        <w:t>Знания о процессе инвалидности дают профессионалам здравоохранения основы для понимания сложных связей между функцией, инвалидностью и здоровьем.62,132 Эти знания, в свою очередь, обеспечивают теоретическую основу, на которой можно организовать практику и основываться на исследованиях, таким образом, в соответствии с Осуществление эффективного управления и ухода за пациентами, отражающегося на значимых функциональных результатах.40, 62</w:t>
       </w:r>
     </w:p>
     <w:p>
       <w:pPr>
         <w:pStyle w:val="Heading2"/>
-        <w:spacing w:before="200" w:after="80"/>
+        <w:keepNext/>
+        <w:spacing w:before="280" w:after="160"/>
         <w:jc w:val="left"/>
       </w:pPr>
       <w:r>
@@ -818,7 +661,8 @@
     </w:p>
     <w:p>
       <w:pPr>
-        <w:spacing w:after="120"/>
+        <w:widowControl/>
+        <w:spacing w:after="160" w:before="0" w:line="276" w:lineRule="auto"/>
         <w:ind w:firstLine="0"/>
         <w:jc w:val="both"/>
       </w:pPr>
@@ -828,7 +672,8 @@
     </w:p>
     <w:p>
       <w:pPr>
-        <w:spacing w:after="120"/>
+        <w:widowControl/>
+        <w:spacing w:after="160" w:before="0" w:line="276" w:lineRule="auto"/>
         <w:ind w:firstLine="0"/>
         <w:jc w:val="both"/>
       </w:pPr>
@@ -844,7 +689,8 @@
     <w:p>
       <w:pPr>
         <w:pStyle w:val="Heading2"/>
-        <w:spacing w:before="200" w:after="80"/>
+        <w:keepNext/>
+        <w:spacing w:before="280" w:after="160"/>
         <w:jc w:val="left"/>
       </w:pPr>
       <w:r>
@@ -854,7 +700,8 @@
     <w:p>
       <w:pPr>
         <w:pStyle w:val="Heading1"/>
-        <w:spacing w:before="240" w:after="120"/>
+        <w:keepNext/>
+        <w:spacing w:before="360" w:after="240"/>
         <w:jc w:val="left"/>
       </w:pPr>
       <w:r>
@@ -864,7 +711,8 @@
     <w:p>
       <w:pPr>
         <w:pStyle w:val="Heading2"/>
-        <w:spacing w:before="200" w:after="80"/>
+        <w:keepNext/>
+        <w:spacing w:before="280" w:after="160"/>
         <w:jc w:val="left"/>
       </w:pPr>
       <w:r>
@@ -873,7 +721,8 @@
     </w:p>
     <w:p>
       <w:pPr>
-        <w:spacing w:after="120"/>
+        <w:widowControl/>
+        <w:spacing w:after="160" w:before="0" w:line="276" w:lineRule="auto"/>
         <w:ind w:firstLine="0"/>
         <w:jc w:val="both"/>
       </w:pPr>
@@ -896,7 +745,8 @@
     <w:p>
       <w:pPr>
         <w:pStyle w:val="Heading2"/>
-        <w:spacing w:before="200" w:after="80"/>
+        <w:keepNext/>
+        <w:spacing w:before="280" w:after="160"/>
         <w:jc w:val="left"/>
       </w:pPr>
       <w:r>
@@ -905,17 +755,8 @@
     </w:p>
     <w:p>
       <w:pPr>
-        <w:spacing w:after="120"/>
-        <w:ind w:firstLine="0"/>
-        <w:jc w:val="both"/>
-      </w:pPr>
-      <w:r>
-        <w:t>В клинической практике и исследованиях во многих медицинских профессиях были подвергнуты критике за их воспринимаемое внимание к болезням и медико-биологическое представление о инвалидности, а также за их отсутствие внимания к человеку с инвалидностью.21 В ответ на эти критики ВОЗ предприняла широкий пересмотр своей концептуальной структуры и системы развития. к классификации инвалидности, описанной в модели ICIDH. В результате всеобъемлющего процесса консенсуса в течение нескольких лет ВОЗ разработала Международную классификацию функционирования, инвалидности и здоровья (ICF).52,131-133 Эта новая концептуальная модель объединяет функционирование и инвалидность и характеризуется как биопсихосоциальная модель инвалидности, которая обеспечивает последовательную перспективу различных видов деятельности. С точки зрения здоровья. Пересмотренная модель также была разработана для того, чтобы уменьшить акцент на заболеваниях и уделять больше внимания тому, как живут люди, страдающие состояниями здоровья.21,52,132,133 Модель ICF состоит из следующих компонентов влияния на здоровье и здоровье.</w:t>
-      </w:r>
-    </w:p>
-    <w:p>
-      <w:pPr>
-        <w:spacing w:after="120"/>
+        <w:widowControl/>
+        <w:spacing w:after="160" w:before="0" w:line="276" w:lineRule="auto"/>
         <w:ind w:firstLine="0"/>
         <w:jc w:val="both"/>
       </w:pPr>
@@ -925,42 +766,35 @@
     </w:p>
     <w:p>
       <w:pPr>
-        <w:spacing w:after="120"/>
+        <w:widowControl/>
+        <w:spacing w:after="160" w:before="0" w:line="276" w:lineRule="auto"/>
         <w:ind w:firstLine="0"/>
         <w:jc w:val="both"/>
       </w:pPr>
       <w:r>
-        <w:t>Ухудшение структуры тела (анатомическая) и функции (физиологическая) Ограничение активности</w:t>
+        <w:t>Ухудшение структуры тела (анатомическая) и функции (физиологическая) Ограничение активности Для того, чтобы соответствовать языку руководства, рисунок 1.2, который был создан для данного учебника, изображает модель инвалидности и потенциальные последствия терапевтических упражнений для процесса инвалидности. Включение факторов риска в клиническую практику и исследования во многих медицинских профессиях подвергалось критике за их воспринимаемый фокус на болезни и медико-биологическое представление о инвалидности, а также за их отсутствие внимания к человеку с инвалидностью.21 В ответ на эти критики ВОЗ предприняла широкий пересмотр своей концептуальная база и система классификации инвалидности, описанные в модели ICIDH. В результате всеобъемлющего процесса консенсуса в течение нескольких лет ВОЗ разработала Международную классификацию функционирования, инвалидности и здоровья (ICF).52,131-133 Эта новая концептуальная модель объединяет функционирование и инвалидность и характеризуется как биопсихосоциальная модель инвалидности, которая обеспечивает последовательную перспективу различных аспекты здоровья. Пересмотренная модель также была разработана для того, чтобы уменьшить акцент на заболеваниях и уделять больше внимания тому, как живут люди, страдающие состояниями здоровья.21,52,132,133 Модель ICF состоит из следующих компонентов влияния на здоровье и здоровье.</w:t>
       </w:r>
     </w:p>
     <w:p>
       <w:pPr>
-        <w:spacing w:after="120"/>
+        <w:widowControl/>
+        <w:spacing w:after="160" w:before="0" w:line="276" w:lineRule="auto"/>
         <w:ind w:firstLine="0"/>
         <w:jc w:val="both"/>
       </w:pPr>
       <w:r>
-        <w:t>Для того, чтобы соответствовать языку руководства, на рисунке 1.2 изображена модель инвалидности и потенциальные последствия терапевтических упражнений для процесса инвалидности.В описании процесса также включено влияние факторов риска.</w:t>
+        <w:t>Ограничение участия Влияние контекстуальных факторов (экологических и личных) на функционирование, инвалидность и здоровье</w:t>
       </w:r>
     </w:p>
     <w:p>
       <w:pPr>
-        <w:spacing w:after="120"/>
+        <w:widowControl/>
+        <w:spacing w:after="160" w:before="0" w:line="276" w:lineRule="auto"/>
         <w:ind w:firstLine="0"/>
         <w:jc w:val="both"/>
       </w:pPr>
       <w:r>
         <w:t>Компоненты модели ICF сравниваются в таблице 1.1 с моделями Nagi и ICIDH инвалидности.</w:t>
-      </w:r>
-    </w:p>
-    <w:p>
-      <w:pPr>
-        <w:spacing w:after="120"/>
-        <w:ind w:firstLine="0"/>
-        <w:jc w:val="both"/>
-      </w:pPr>
-      <w:r>
-        <w:t>Ограничение участия Влияние контекстуальных факторов (экологических и личных) на функционирование, инвалидность и здоровье</w:t>
       </w:r>
     </w:p>
     <w:p>
@@ -993,7 +827,8 @@
     </w:p>
     <w:p>
       <w:pPr>
-        <w:spacing w:after="120"/>
+        <w:widowControl/>
+        <w:spacing w:after="160" w:before="0" w:line="276" w:lineRule="auto"/>
         <w:ind w:firstLine="0"/>
         <w:jc w:val="both"/>
       </w:pPr>
@@ -1003,7 +838,8 @@
     </w:p>
     <w:p>
       <w:pPr>
-        <w:spacing w:after="120"/>
+        <w:widowControl/>
+        <w:spacing w:after="160" w:before="0" w:line="276" w:lineRule="auto"/>
         <w:ind w:firstLine="0"/>
         <w:jc w:val="both"/>
       </w:pPr>
@@ -1013,7 +849,8 @@
     </w:p>
     <w:p>
       <w:pPr>
-        <w:spacing w:after="120"/>
+        <w:widowControl/>
+        <w:spacing w:after="160" w:before="0" w:line="276" w:lineRule="auto"/>
         <w:ind w:firstLine="0"/>
         <w:jc w:val="both"/>
       </w:pPr>
@@ -1023,7 +860,8 @@
     </w:p>
     <w:p>
       <w:pPr>
-        <w:spacing w:after="120"/>
+        <w:widowControl/>
+        <w:spacing w:after="160" w:before="0" w:line="276" w:lineRule="auto"/>
         <w:ind w:firstLine="0"/>
         <w:jc w:val="both"/>
       </w:pPr>
@@ -1033,7 +871,8 @@
     </w:p>
     <w:p>
       <w:pPr>
-        <w:spacing w:after="120"/>
+        <w:widowControl/>
+        <w:spacing w:after="160" w:before="0" w:line="276" w:lineRule="auto"/>
         <w:ind w:firstLine="0"/>
         <w:jc w:val="both"/>
       </w:pPr>
@@ -1043,7 +882,8 @@
     </w:p>
     <w:p>
       <w:pPr>
-        <w:spacing w:after="120"/>
+        <w:widowControl/>
+        <w:spacing w:after="160" w:before="0" w:line="276" w:lineRule="auto"/>
         <w:ind w:firstLine="0"/>
         <w:jc w:val="both"/>
       </w:pPr>
@@ -1053,7 +893,8 @@
     </w:p>
     <w:p>
       <w:pPr>
-        <w:spacing w:after="120"/>
+        <w:widowControl/>
+        <w:spacing w:after="160" w:before="0" w:line="276" w:lineRule="auto"/>
         <w:ind w:firstLine="0"/>
         <w:jc w:val="both"/>
       </w:pPr>
@@ -1064,7 +905,8 @@
     <w:p>
       <w:pPr>
         <w:pStyle w:val="Heading2"/>
-        <w:spacing w:before="200" w:after="80"/>
+        <w:keepNext/>
+        <w:spacing w:before="280" w:after="160"/>
         <w:jc w:val="left"/>
       </w:pPr>
       <w:r>
@@ -1073,7 +915,8 @@
     </w:p>
     <w:p>
       <w:pPr>
-        <w:spacing w:after="120"/>
+        <w:widowControl/>
+        <w:spacing w:after="160" w:before="0" w:line="276" w:lineRule="auto"/>
         <w:ind w:firstLine="0"/>
         <w:jc w:val="both"/>
       </w:pPr>
@@ -1083,7 +926,8 @@
     </w:p>
     <w:p>
       <w:pPr>
-        <w:spacing w:after="120"/>
+        <w:widowControl/>
+        <w:spacing w:after="160" w:before="0" w:line="276" w:lineRule="auto"/>
         <w:ind w:firstLine="0"/>
         <w:jc w:val="both"/>
       </w:pPr>
@@ -1093,7 +937,8 @@
     </w:p>
     <w:p>
       <w:pPr>
-        <w:spacing w:after="120"/>
+        <w:widowControl/>
+        <w:spacing w:after="160" w:before="0" w:line="276" w:lineRule="auto"/>
         <w:ind w:firstLine="0"/>
         <w:jc w:val="both"/>
       </w:pPr>
@@ -1113,7 +958,7 @@
       <w:r>
         <w:drawing>
           <wp:inline xmlns:a="http://schemas.openxmlformats.org/drawingml/2006/main" xmlns:pic="http://schemas.openxmlformats.org/drawingml/2006/picture">
-            <wp:extent cx="4572000" cy="4087907"/>
+            <wp:extent cx="4048124" cy="3619500"/>
             <wp:docPr id="3" name="Picture 3"/>
             <wp:cNvGraphicFramePr>
               <a:graphicFrameLocks noChangeAspect="1"/>
@@ -1134,7 +979,7 @@
                   <pic:spPr>
                     <a:xfrm>
                       <a:off x="0" y="0"/>
-                      <a:ext cx="4572000" cy="4087907"/>
+                      <a:ext cx="4048124" cy="3619500"/>
                     </a:xfrm>
                     <a:prstGeom prst="rect"/>
                   </pic:spPr>
@@ -1159,7 +1004,8 @@
     <w:p>
       <w:pPr>
         <w:pStyle w:val="Heading1"/>
-        <w:spacing w:before="240" w:after="120"/>
+        <w:keepNext/>
+        <w:spacing w:before="360" w:after="240"/>
         <w:jc w:val="left"/>
       </w:pPr>
       <w:r>
@@ -1168,7 +1014,8 @@
     </w:p>
     <w:p>
       <w:pPr>
-        <w:spacing w:after="120"/>
+        <w:widowControl/>
+        <w:spacing w:after="160" w:before="0" w:line="276" w:lineRule="auto"/>
         <w:ind w:firstLine="0"/>
         <w:jc w:val="both"/>
       </w:pPr>
@@ -1178,29 +1025,19 @@
     </w:p>
     <w:p>
       <w:pPr>
-        <w:spacing w:after="120"/>
+        <w:widowControl/>
+        <w:spacing w:after="160" w:before="0" w:line="276" w:lineRule="auto"/>
         <w:ind w:firstLine="0"/>
         <w:jc w:val="both"/>
       </w:pPr>
       <w:r>
-        <w:t>Мышечная и скелетная болезнь • Мышечная слабость/ снижение производительности крутящего момента • Уменьшение мышечной выносливости • Ограниченный диапазон движений из-за</w:t>
+        <w:t>Мышечная и скелетная • Боль • Мышечная слабость/ снижение производительности крутящего момента • Уменьшение мышечной выносливости • Ограниченный диапазон движений из-за • Ограничения суставной капсулы • Ограничения периартикулярной соединительной ткани • Уменьшение длины мышечной ткани • Гипермобильность суставов • Неисправное положение • Расстояние мышечной длины/ силы</w:t>
       </w:r>
     </w:p>
     <w:p>
       <w:pPr>
-        <w:pStyle w:val="ListBullet"/>
-        <w:jc w:val="left"/>
-      </w:pPr>
-      <w:r>
-        <w:rPr>
-          <w:b w:val="0"/>
-        </w:rPr>
-        <w:t>Ограничение суставной капсулы • Ограничение периартикулярной соединительной ткани • Уменьшение длины мышц • Гипермобильность суставов • Неисправное положение • Расхождение длины мышц/ силы</w:t>
-      </w:r>
-    </w:p>
-    <w:p>
-      <w:pPr>
-        <w:spacing w:after="120"/>
+        <w:widowControl/>
+        <w:spacing w:after="160" w:before="0" w:line="276" w:lineRule="auto"/>
         <w:ind w:firstLine="0"/>
         <w:jc w:val="both"/>
       </w:pPr>
@@ -1210,74 +1047,35 @@
     </w:p>
     <w:p>
       <w:pPr>
-        <w:pStyle w:val="Heading1"/>
-        <w:spacing w:before="240" w:after="120"/>
-        <w:jc w:val="left"/>
+        <w:widowControl/>
+        <w:spacing w:after="160" w:before="0" w:line="276" w:lineRule="auto"/>
+        <w:ind w:firstLine="0"/>
+        <w:jc w:val="both"/>
       </w:pPr>
       <w:r>
-        <w:t>А.</w:t>
+        <w:t>Сердечно-сосудистые/ лёгкие • Снижение аэробной способности (сердечно-лугочная заболеваемость) • нарушение кровообращения (лимфатическая, венозная, артериальная) • Боль с длительной физической активностью (перерывная клаудикация)</w:t>
       </w:r>
     </w:p>
     <w:p>
       <w:pPr>
-        <w:pStyle w:val="Heading2"/>
-        <w:spacing w:before="200" w:after="80"/>
-        <w:jc w:val="left"/>
+        <w:widowControl/>
+        <w:spacing w:after="160" w:before="0" w:line="276" w:lineRule="auto"/>
+        <w:ind w:firstLine="0"/>
+        <w:jc w:val="both"/>
       </w:pPr>
       <w:r>
-        <w:t>Сердечно-сосудистые/ лёгкие • Уменьшение аэробной способности (кардио-</w:t>
+        <w:t>Интегментальная • Гипомобильность кожи (например, неподвижная или привязанная рубка) А В</w:t>
       </w:r>
     </w:p>
     <w:p>
       <w:pPr>
-        <w:pStyle w:val="ListBullet"/>
-        <w:jc w:val="left"/>
-      </w:pPr>
-      <w:r>
-        <w:rPr>
-          <w:b w:val="0"/>
-        </w:rPr>
-        <w:t>нарушение кровообращения (лимфатическое, венозное, артериальное)</w:t>
-      </w:r>
-    </w:p>
-    <w:p>
-      <w:pPr>
-        <w:pStyle w:val="Heading2"/>
-        <w:spacing w:before="200" w:after="80"/>
-        <w:jc w:val="left"/>
-      </w:pPr>
-      <w:r>
-        <w:t>Клаудикация)</w:t>
-      </w:r>
-    </w:p>
-    <w:p>
-      <w:pPr>
-        <w:spacing w:after="120"/>
-        <w:ind w:firstLine="0"/>
-        <w:jc w:val="both"/>
-      </w:pPr>
-      <w:r>
-        <w:t>Интегментальная • Гипомобильность кожи (например, неподвижная или привязанная рубца)</w:t>
-      </w:r>
-    </w:p>
-    <w:p>
-      <w:pPr>
-        <w:spacing w:after="120"/>
+        <w:widowControl/>
+        <w:spacing w:after="160" w:before="0" w:line="276" w:lineRule="auto"/>
         <w:ind w:firstLine="0"/>
         <w:jc w:val="both"/>
       </w:pPr>
       <w:r>
         <w:t>Независимо от типа нарушений, которые проявляются пациентом, терапевт должен иметь в виду, что нарушения проявляются по-разному от одного пациента к другому. Важным ключом к эффективному управлению проблемами пациента является распознание функционально значимых нарушений, то есть нарушений, которые непосредственно способствуют текущим или будущим функциональным ограничениям и инвалидности.</w:t>
-      </w:r>
-    </w:p>
-    <w:p>
-      <w:pPr>
-        <w:pStyle w:val="Heading1"/>
-        <w:spacing w:before="240" w:after="120"/>
-        <w:jc w:val="left"/>
-      </w:pPr>
-      <w:r>
-        <w:t>В. В. В. В. В. В. В. В. В. В. В. В. В. В. В. В. В.</w:t>
       </w:r>
     </w:p>
     <w:p>
@@ -1293,7 +1091,8 @@
     </w:p>
     <w:p>
       <w:pPr>
-        <w:spacing w:after="120"/>
+        <w:widowControl/>
+        <w:spacing w:after="160" w:before="0" w:line="276" w:lineRule="auto"/>
         <w:ind w:firstLine="0"/>
         <w:jc w:val="both"/>
       </w:pPr>
@@ -1303,7 +1102,8 @@
     </w:p>
     <w:p>
       <w:pPr>
-        <w:spacing w:after="120"/>
+        <w:widowControl/>
+        <w:spacing w:after="160" w:before="0" w:line="276" w:lineRule="auto"/>
         <w:ind w:firstLine="0"/>
         <w:jc w:val="both"/>
       </w:pPr>
@@ -1323,7 +1123,7 @@
       <w:r>
         <w:drawing>
           <wp:inline xmlns:a="http://schemas.openxmlformats.org/drawingml/2006/main" xmlns:pic="http://schemas.openxmlformats.org/drawingml/2006/picture">
-            <wp:extent cx="4572000" cy="5510784"/>
+            <wp:extent cx="3571875" cy="4305300"/>
             <wp:docPr id="4" name="Picture 4"/>
             <wp:cNvGraphicFramePr>
               <a:graphicFrameLocks noChangeAspect="1"/>
@@ -1344,7 +1144,7 @@
                   <pic:spPr>
                     <a:xfrm>
                       <a:off x="0" y="0"/>
-                      <a:ext cx="4572000" cy="5510784"/>
+                      <a:ext cx="3571875" cy="4305300"/>
                     </a:xfrm>
                     <a:prstGeom prst="rect"/>
                   </pic:spPr>
@@ -1380,7 +1180,8 @@
     </w:p>
     <w:p>
       <w:pPr>
-        <w:spacing w:after="120"/>
+        <w:widowControl/>
+        <w:spacing w:after="160" w:before="0" w:line="276" w:lineRule="auto"/>
         <w:ind w:firstLine="0"/>
         <w:jc w:val="both"/>
       </w:pPr>
@@ -1390,7 +1191,8 @@
     </w:p>
     <w:p>
       <w:pPr>
-        <w:spacing w:after="120"/>
+        <w:widowControl/>
+        <w:spacing w:after="160" w:before="0" w:line="276" w:lineRule="auto"/>
         <w:ind w:firstLine="0"/>
         <w:jc w:val="both"/>
       </w:pPr>
@@ -1400,7 +1202,8 @@
     </w:p>
     <w:p>
       <w:pPr>
-        <w:spacing w:after="120"/>
+        <w:widowControl/>
+        <w:spacing w:after="160" w:before="0" w:line="276" w:lineRule="auto"/>
         <w:ind w:firstLine="0"/>
         <w:jc w:val="both"/>
       </w:pPr>
@@ -1410,7 +1213,8 @@
     </w:p>
     <w:p>
       <w:pPr>
-        <w:spacing w:after="120"/>
+        <w:widowControl/>
+        <w:spacing w:after="160" w:before="0" w:line="276" w:lineRule="auto"/>
         <w:ind w:firstLine="0"/>
         <w:jc w:val="both"/>
       </w:pPr>
@@ -1420,7 +1224,8 @@
     </w:p>
     <w:p>
       <w:pPr>
-        <w:spacing w:after="120"/>
+        <w:widowControl/>
+        <w:spacing w:after="160" w:before="0" w:line="276" w:lineRule="auto"/>
         <w:ind w:firstLine="0"/>
         <w:jc w:val="both"/>
       </w:pPr>
@@ -1430,7 +1235,8 @@
     </w:p>
     <w:p>
       <w:pPr>
-        <w:spacing w:after="120"/>
+        <w:widowControl/>
+        <w:spacing w:after="160" w:before="0" w:line="276" w:lineRule="auto"/>
         <w:ind w:firstLine="0"/>
         <w:jc w:val="both"/>
       </w:pPr>
@@ -1441,21 +1247,12 @@
     <w:p>
       <w:pPr>
         <w:pStyle w:val="Heading2"/>
-        <w:spacing w:before="200" w:after="80"/>
+        <w:keepNext/>
+        <w:spacing w:before="280" w:after="160"/>
         <w:jc w:val="left"/>
       </w:pPr>
       <w:r>
-        <w:t>КОБОКС 1.3 Общие функциональные ограничения, связанные с физическими задачами</w:t>
-      </w:r>
-    </w:p>
-    <w:p>
-      <w:pPr>
-        <w:pStyle w:val="Heading2"/>
-        <w:spacing w:before="200" w:after="80"/>
-        <w:jc w:val="left"/>
-      </w:pPr>
-      <w:r>
-        <w:t>Ограничение</w:t>
+        <w:t>РОБОКС 1.3 Общие функциональные ограничения, связанные с физическими задачами</w:t>
       </w:r>
     </w:p>
     <w:p>

--- a/output/16c9f47aa3421533/book_ru.docx
+++ b/output/16c9f47aa3421533/book_ru.docx
@@ -2,61 +2,6 @@
 <file path=word/document.xml><?xml version="1.0" encoding="utf-8"?>
 <w:document xmlns:wpc="http://schemas.microsoft.com/office/word/2010/wordprocessingCanvas" xmlns:mo="http://schemas.microsoft.com/office/mac/office/2008/main" xmlns:mc="http://schemas.openxmlformats.org/markup-compatibility/2006" xmlns:mv="urn:schemas-microsoft-com:mac:vml" xmlns:o="urn:schemas-microsoft-com:office:office" xmlns:r="http://schemas.openxmlformats.org/officeDocument/2006/relationships" xmlns:m="http://schemas.openxmlformats.org/officeDocument/2006/math" xmlns:v="urn:schemas-microsoft-com:vml" xmlns:wp14="http://schemas.microsoft.com/office/word/2010/wordprocessingDrawing" xmlns:wp="http://schemas.openxmlformats.org/drawingml/2006/wordprocessingDrawing" xmlns:w10="urn:schemas-microsoft-com:office:word" xmlns:w="http://schemas.openxmlformats.org/wordprocessingml/2006/main" xmlns:w14="http://schemas.microsoft.com/office/word/2010/wordml" xmlns:wpg="http://schemas.microsoft.com/office/word/2010/wordprocessingGroup" xmlns:wpi="http://schemas.microsoft.com/office/word/2010/wordprocessingInk" xmlns:wne="http://schemas.microsoft.com/office/word/2006/wordml" xmlns:wps="http://schemas.microsoft.com/office/word/2010/wordprocessingShape" mc:Ignorable="w14 wp14">
   <w:body>
-    <w:p>
-      <w:pPr>
-        <w:widowControl/>
-        <w:spacing w:after="160" w:before="0" w:line="276" w:lineRule="auto"/>
-        <w:ind w:firstLine="0"/>
-        <w:jc w:val="both"/>
-      </w:pPr>
-      <w:r>
-        <w:t>Терапевтические упражнения: влияние на физическую функцию 2 Определение терапевтических упражнений 2 Аспекты физической функции: Определение ключевых терминов 2 Типы вмешательства в терапевтические упражнения 3 Безопасность упражнений 3</w:t>
-      </w:r>
-    </w:p>
-    <w:p>
-      <w:pPr>
-        <w:widowControl/>
-        <w:spacing w:after="160" w:before="0" w:line="276" w:lineRule="auto"/>
-        <w:ind w:firstLine="0"/>
-        <w:jc w:val="both"/>
-      </w:pPr>
-      <w:r>
-        <w:t>Управление пациентами и принятие клинических решений: ВАКТИВНЫЕ ОБЩЕСТВЕНИЕ 11 Принятие клинических решений 11 Практика на основе доказательств 11 Модель управления пациентами 12</w:t>
-      </w:r>
-    </w:p>
-    <w:p>
-      <w:pPr>
-        <w:widowControl/>
-        <w:spacing w:after="160" w:before="0" w:line="276" w:lineRule="auto"/>
-        <w:ind w:firstLine="0"/>
-        <w:jc w:val="both"/>
-      </w:pPr>
-      <w:r>
-        <w:t>Стратегии эффективной тренировки и специальной инструкции по задачам 24 Подготовка к тренировкам 24 Концепции моторного обучения: основа упражнений и специальных задач 24 Придерживание упражнений 31</w:t>
-      </w:r>
-    </w:p>
-    <w:p>
-      <w:pPr>
-        <w:widowControl/>
-        <w:spacing w:after="160" w:before="0" w:line="276" w:lineRule="auto"/>
-        <w:ind w:firstLine="0"/>
-        <w:jc w:val="both"/>
-      </w:pPr>
-      <w:r>
-        <w:t>Процесс и модели инвалидности 4 Процесс инвалидности 4 Модели инвалидности 4 Использование моделей инвалидности и классификации в физической терапии 5</w:t>
-      </w:r>
-    </w:p>
-    <w:p>
-      <w:pPr>
-        <w:pStyle w:val="Heading1"/>
-        <w:keepNext/>
-        <w:spacing w:before="360" w:after="240"/>
-        <w:jc w:val="left"/>
-      </w:pPr>
-      <w:r>
-        <w:t>САМОСТОЯТЕЛЬНЫЕ УЧЕБНЫЕ ЗАДАНИЯ 33</w:t>
-      </w:r>
-    </w:p>
     <w:p>
       <w:pPr>
         <w:widowControl/>
@@ -81,14 +26,24 @@
     </w:p>
     <w:p>
       <w:pPr>
-        <w:spacing w:before="60" w:after="60"/>
-        <w:ind w:left="720"/>
+        <w:pStyle w:val="Heading2"/>
+        <w:keepNext/>
+        <w:spacing w:before="280" w:after="160"/>
+        <w:jc w:val="left"/>
       </w:pPr>
       <w:r>
-        <w:rPr>
-          <w:sz w:val="18"/>
-        </w:rPr>
-        <w:t>1 I Р А R Т Общие понятия Терапевтические упражнения: Основные понятия С H А Р Т Е R 1</w:t>
+        <w:t>1 I Р А R Т Общие понятия Терапевтические</w:t>
+      </w:r>
+    </w:p>
+    <w:p>
+      <w:pPr>
+        <w:widowControl/>
+        <w:spacing w:after="160" w:before="0" w:line="276" w:lineRule="auto"/>
+        <w:ind w:firstLine="0"/>
+        <w:jc w:val="both"/>
+      </w:pPr>
+      <w:r>
+        <w:t>упражнения: Основные понятия С H А Р Т Е R 1 Терапевтические упражнения: Влияние на физическую функцию 2 Определение терапевтических упражнений 2 Аспекты физической функции: Определение ключевых терминов 2 Типы вмешательства в терапевтические упражнения 3 Безопасность упражнений 3 Процесс и модели инвалидности 4 Определение инвалидности rocess 4 Модели инвалидности 4 Использование моделей и классификаций инвалидности в физической терапии 5 Управление пациентами и принятие клинических решений: интерактивные отношения 11 Принятие клинических решений 11 Практика, основанная на доказательствах 11 Модель управления пациентами 12 стратегии эффективных упражнений и специальных задач 24 Подготовка к Е Инструкция 24 Концепции моторного обучения: основа упражнений и специальных задач 24 Соблюдение упражнений 31 НАДЕЛЕННЫЕ УЧЕНИЕ 33</w:t>
       </w:r>
     </w:p>
     <w:p>
@@ -165,51 +120,7 @@
         <w:jc w:val="both"/>
       </w:pPr>
       <w:r>
-        <w:t>Из множества процедур, используемых физиотерапевтами при непрерывном уходе за пациентами и клиентами, терапевтические упражнения занимают свое место как один из ключевых элементов, лежащих в центре программ, предназначенных для улучшения или восстановления функции человека или предотвращения дисфункции.2</w:t>
-      </w:r>
-    </w:p>
-    <w:p>
-      <w:pPr>
-        <w:pStyle w:val="Heading2"/>
-        <w:keepNext/>
-        <w:spacing w:before="280" w:after="160"/>
-        <w:jc w:val="left"/>
-      </w:pPr>
-      <w:r>
-        <w:t>Определение терапевтических упражнений</w:t>
-      </w:r>
-    </w:p>
-    <w:p>
-      <w:pPr>
-        <w:widowControl/>
-        <w:spacing w:after="160" w:before="0" w:line="276" w:lineRule="auto"/>
-        <w:ind w:firstLine="0"/>
-        <w:jc w:val="both"/>
-      </w:pPr>
-      <w:r>
-        <w:t>Терапевтические упражнения2 - это систематическое, планируемое выполнение физических движений, позиций или физических действий, предназначенных для обеспечения пациента/клиента средствами для устранения или предотвращения нарушений, улучшения, восстановления или улучшения физической функции, предотвращения или уменьшения рисков, связанных со здоровьем, оптимизации общего состояния здоровья, физической подготовки или чувства к себе. "Эль-бытие"</w:t>
-      </w:r>
-    </w:p>
-    <w:p>
-      <w:pPr>
-        <w:jc w:val="center"/>
-      </w:pPr>
-      <w:r>
-        <w:rPr>
-          <w:i/>
-        </w:rPr>
-        <w:t>Рисунок 1.1 Взаимозавязанные аспекты физической функции.</w:t>
-      </w:r>
-    </w:p>
-    <w:p>
-      <w:pPr>
-        <w:widowControl/>
-        <w:spacing w:after="160" w:before="0" w:line="276" w:lineRule="auto"/>
-        <w:ind w:firstLine="0"/>
-        <w:jc w:val="both"/>
-      </w:pPr>
-      <w:r>
-        <w:t>Баланс: способность выровнять сегменты тела против гравитации, чтобы поддерживать или двигать тело (центр массы) в пределах доступной базы опоры без падения; способность двигаться тела в равновесии с гравитацией через взаимодействие сенсорных и двигательных систем.2,66,74,88,124,127,128</w:t>
+        <w:t>Из многих процедур, используемых физиотерапевтами в процессе непрерывного ухода за пациентами и клиентами, терапевтическое упражнение занимает свое место как один из ключевых элементов, лежащих в центре программ, предназначенных для улучшения или восстановления функции индивида или предотвращения дисфункции.2 Определение терапевтических упражнений Истематическое, планируемое выполнение физических движений, позиций или физических действий, предназначенных для обеспечения пациента/клиента средствами для устранения или предотвращения нарушений Улучшения, восстановления или улучшения физической функции Предотвращение или уменьшение факторов риска, связанных со здоровьем Оптимизировать общее состояние здоровья, физическое состояние или чувство благополучия</w:t>
       </w:r>
     </w:p>
     <w:p>
@@ -231,7 +142,7 @@
         <w:jc w:val="both"/>
       </w:pPr>
       <w:r>
-        <w:t>Умение выполнять низкоинтенсивные, повторяющиеся, общие движения тела (ходьба, бег, езда на велосипеде, плавание) в течение длительного периода времени1,81; синонимный термин - сердечно-пульмочная выносливость.</w:t>
+        <w:t>Баланс. Способность выровнять сегменты тела против гравитации, чтобы поддерживать или двигать тело (центр массы) в пределах доступной базы поддержки, не падая; Способность двигаться в равновесии с гравитацией через взаимодействие сенсорных и двигательных систем.2,66,74,88,124,127,128 Кардиопульмоночная фитнес. Способность выполнять низкоинтенсивные повторяющиеся движения тела в целом (ходьба, бег, велосипед, плавание) в течение длительного периода времени1,81; синонимный термин - сердечно-пульмочная выносливость.</w:t>
       </w:r>
     </w:p>
     <w:p>
@@ -242,29 +153,7 @@
         <w:jc w:val="both"/>
       </w:pPr>
       <w:r>
-        <w:t>Координация: правильное время и последовательность мышечного стрельбы в сочетании с соответствующей интенсивностью мышечного сокращения, что приводит к эффективному инициированию, направлению и классификации движения.</w:t>
-      </w:r>
-    </w:p>
-    <w:p>
-      <w:pPr>
-        <w:widowControl/>
-        <w:spacing w:after="160" w:before="0" w:line="276" w:lineRule="auto"/>
-        <w:ind w:firstLine="0"/>
-        <w:jc w:val="both"/>
-      </w:pPr>
-      <w:r>
-        <w:t>Гибкость: способность свободно передвигаться без ограничений; используется взаимозаменяемо с мобильностью.</w:t>
-      </w:r>
-    </w:p>
-    <w:p>
-      <w:pPr>
-        <w:widowControl/>
-        <w:spacing w:after="160" w:before="0" w:line="276" w:lineRule="auto"/>
-        <w:ind w:firstLine="0"/>
-        <w:jc w:val="both"/>
-      </w:pPr>
-      <w:r>
-        <w:t>Мобильность. Способность структур или сегментов тела передвигаться или передвигаться, чтобы позволить возникновение диапазона движения (ROM) для функциональной деятельности (функциональная ROM).2,134 Пассивная мобильность зависит от расширения мягких тканей (контрактильной и неконтрактильной); кроме того, активная мобильность требует нейромышечной активации.</w:t>
+        <w:t>Координация. Правильное время и последовательность мышечного стрельбы в сочетании с соответствующей интенсивностью мышечного сокращения, что приводит к эффективному инициированию, руководству и классификации движения. Способность свободно передвигаться без ограничений; используется взаимозаменяемо с мобильностью.</w:t>
       </w:r>
     </w:p>
     <w:p>
@@ -286,6 +175,17 @@
         <w:jc w:val="both"/>
       </w:pPr>
       <w:r>
+        <w:t>Мобильность. Способность структур или сегментов тела передвигаться или передвигаться, чтобы позволить возникновение диапазона движения (ROM) для функциональной деятельности (функциональная ROM).2,134 Пассивная мобильность зависит от расширения мягких тканей (контрактильной и неконтрактильной); кроме того, активная мобильность требует нейромышечной активации.</w:t>
+      </w:r>
+    </w:p>
+    <w:p>
+      <w:pPr>
+        <w:widowControl/>
+        <w:spacing w:after="160" w:before="0" w:line="276" w:lineRule="auto"/>
+        <w:ind w:firstLine="0"/>
+        <w:jc w:val="both"/>
+      </w:pPr>
+      <w:r>
         <w:t>Способность функционировать самостоятельно дома, на рабочем месте, в сообществе или во время отдыха и отдыха зависит от физической, а также психологической и социальной функции. Многомерные аспекты физической функции охватывают разнообразные, но взаимосвязанные области выполнения, изображенные на рисунке 1.1.</w:t>
       </w:r>
     </w:p>
@@ -297,7 +197,12 @@
         <w:jc w:val="both"/>
       </w:pPr>
       <w:r>
-        <w:t>Мышечная производительность. Способность мышц вырабатывать напряжение и выполнять физическую работу.</w:t>
+        <w:t>Мышечная производительность. Способность мышц вырабатывать напряжение и выполнять физическую работу. Взаимодействие сенсорных и двигательных систем, которое позволяет синергистам, агонистам и антагонистам, а также стабилизаторам и нейтрализаторам предвидеть или 2 ТЕРАПЕТИЧЕСКИЕ ДОЛЖЕНИЕ: Влияние на физическую функцию Рисунок 1.1 взаимосвязанные аспекты физической функции.</w:t>
+      </w:r>
+    </w:p>
+    <w:p>
+      <w:r>
+        <w:br w:type="page"/>
       </w:r>
     </w:p>
     <w:p>
@@ -308,46 +213,7 @@
         <w:jc w:val="both"/>
       </w:pPr>
       <w:r>
-        <w:t>Нейромышечное управление: взаимодействие сенсорных и двигательных систем, позволяющее синергистам, агонистам и антагонистам, а также стабилизаторам и нейтрализаторам предсказывать или 2 ТЕРАПЕТИЧНЫЕ УВИЧЕНИЕ: Влияние на физическую функцию</w:t>
-      </w:r>
-    </w:p>
-    <w:p>
-      <w:r>
-        <w:br w:type="page"/>
-      </w:r>
-    </w:p>
-    <w:p>
-      <w:pPr>
-        <w:pStyle w:val="Heading1"/>
-        <w:keepNext/>
-        <w:spacing w:before="360" w:after="240"/>
-        <w:jc w:val="left"/>
-      </w:pPr>
-      <w:r>
-        <w:t>CHAPTER 1</w:t>
-      </w:r>
-    </w:p>
-    <w:p>
-      <w:pPr>
-        <w:pStyle w:val="Heading2"/>
-        <w:keepNext/>
-        <w:spacing w:before="280" w:after="160"/>
-        <w:jc w:val="left"/>
-      </w:pPr>
-      <w:r>
-        <w:t>Позиционный контроль, стабильность и равновесие.</w:t>
-      </w:r>
-    </w:p>
-    <w:p>
-      <w:pPr>
-        <w:pStyle w:val="ListBullet"/>
-        <w:jc w:val="left"/>
-      </w:pPr>
-      <w:r>
-        <w:rPr>
-          <w:b w:val="0"/>
-        </w:rPr>
-        <w:t>Аэробическое кондиционирование и рекондиционирование • упражнения на мышечную производительность: тренировки силы, и выносливости • методы растяжения, включая процедуры удлинения мышц и методы мобилизации суставов • методы нейромышечного контроля, ингибирования и облегчения и тренировки по состоянию тела • контроль по состоянию тела, механика тела и т.д. • упражнения по сбалансированию и тренировке гибкости • упражнения по расслаблению • упражнения по дыханию и тренировке вентиляционных мышц • специальная функциональная тренировка - усталость, отношение усталости к риску травм и важность отдыха для выздоровления во время и после тренировок. Когда пациент находится под непосредственным наблюдением в клинической или домашней обстановке во время обучения программе упражнений, терапевт может контролировать эти переменные. Однако, когда пациент проводит программу упражнений самостоятельно дома или в общественном фитнес-комнате, безопасность пациента повышается и риск травм или повторного травмы минимизируется благодаря эффективному обучению и обучению пациентов. Предложения по эффективному обучению физическим упражнениям и обучению пациентов обсуждаются в последующем разделе этой главы.</w:t>
+        <w:t>Устойчивость. Способность нейромышечной системы посредством синергических мышечных действий держать проксимальный или дистальный сегмент тела в стационарном положении или контролировать стабильную базу во время перекрытия движения.50,127,134 Устойчивость суставов - это поддержание надлежащего выравнивания костных партнеров суставов посредством пассивных и динамических компонентов.85 Системы Тело, которое контролирует каждый из этих аспектов физической функции, реагирует, адаптируется и развивается в ответ на силы и физические нагрузки (стресс! В результате воздействия силы, возникающие при регулярной физической активности, организм поддерживает функциональный уровень силы, сердечно-пухотной гигиены и мобильности. Навязываемые силы и чрезмерное физическое напряжение могут вызвать острую травму, такую как перевороты и переломы, или хронические состояния, такие как повторяющиеся стрессовые расстройства.84 Отсутствие типичных сил на организме также может вызвать дегенерацию, деградацию или деформацию. Например, отсутствие нормального веса, связанного с длительным отдыхом в постели или иммобилизацией, ослабляет мышцы и кости.8,20,69,84,108 Длительная неактивность также приводит к снижению эффективности кровеносных и лёгких систем.1 Ухудшение одной или нескольких систем тела и последующее ухудшение любого аспекта физической функции n, отдельно или совместно, могут привести к функциональному ограничению и инвалидности. Лечебные упражнения включают в себя применение тщательно выделенных физических нагрузок и сил, которые налагаются на нарушенные системы тела, конкретные ткани или отдельные структуры контролируемым, прогрессивным, безопасным образом для снижения физических нарушений и улучшения функции.</w:t>
       </w:r>
     </w:p>
     <w:p>
@@ -358,18 +224,7 @@
         <w:jc w:val="both"/>
       </w:pPr>
       <w:r>
-        <w:t>Стабильность. Способность нейромышечной системы посредством синергических мышечных действий удерживать проксимальный или дистальный сегмент тела в стационарном положении или контролировать стабильную базу во время наложенного движения.50,127,134 Стабильность суставов - это поддержание надлежащего выравнивания костных партнеров сустава посредством пассивных и динамических компонентов.85</w:t>
-      </w:r>
-    </w:p>
-    <w:p>
-      <w:pPr>
-        <w:widowControl/>
-        <w:spacing w:after="160" w:before="0" w:line="276" w:lineRule="auto"/>
-        <w:ind w:firstLine="0"/>
-        <w:jc w:val="both"/>
-      </w:pPr>
-      <w:r>
-        <w:t>Системы тела, контролирующие каждый из этих аспектов физической функции, реагируют, адаптируются и развиваются в ответ на силы и физические нагрузки (стресс! сила / область), наложенные на ткани, составляющие системы тела. Дополнительные силы, возникающие во время регулярных физических упражнений, помогают организму поддерживать функциональный уровень силы, сердечно-легочную гибкость и подвижность. Навязанные силы и чрезмерные физические нагрузки могут вызвать острую травму, такую как шишки и переломы, или хронические состояния, такие как повторяющиеся стрессовые расстройства.84 Отсутствие типичных сил на организме также может вызвать дегенерацию, деградацию или деформацию. Например, отсутствие нормального веса, связанного с длительным отдыхом в постели или иммобилизацией, ослабляет мышцы и кости.8,20,69,84,108 Продолжительная неактивность также приводит к снижению эффективности кровеносных и лёгких систем.1 определение терапевтических упражнений, направленных на рассмотрение полного объема методов растяжения мягких тканей.</w:t>
+        <w:t>определение терапевтических упражнений, направленных на рассмотрение полного объема методов растяжения мягких тканей.</w:t>
       </w:r>
     </w:p>
     <w:p>
@@ -402,17 +257,6 @@
         <w:jc w:val="both"/>
       </w:pPr>
       <w:r>
-        <w:t>Повреждение одной или нескольких систем тела и последующее нарушение любого аспекта физической функции, отдельно или совместно, может привести к функциональным ограничениям и инвалидности. Лечебные упражнения включают в себя применение тщательно разрешенного физического стресса и сил, которые налагаются на нарушенные системы тела, конкретные ткани или отдельные структуры контролируемым, прогрессивным, безопасным образом для снижения физических нарушений и улучшения функции.</w:t>
-      </w:r>
-    </w:p>
-    <w:p>
-      <w:pPr>
-        <w:widowControl/>
-        <w:spacing w:after="160" w:before="0" w:line="276" w:lineRule="auto"/>
-        <w:ind w:firstLine="0"/>
-        <w:jc w:val="both"/>
-      </w:pPr>
-      <w:r>
         <w:t>Многие факторы могут влиять на безопасность пациента во время физических упражнений. Перед началом занятий спортом необходимо изучить историю здоровья пациента и текущее состояние здоровья. Препараты могут отрицательно повлиять на баланс и координацию пациента во время физических упражнений или на сердечно-легочный ответ на физические упражнения.</w:t>
       </w:r>
     </w:p>
@@ -435,6 +279,17 @@
         <w:jc w:val="both"/>
       </w:pPr>
       <w:r>
+        <w:t>Процедуры терапевтических упражнений включают в себя широкий спектр мероприятий, действий и методов.Техники, выбранные для индивидуальной терапевтической программы упражнений, основаны на определении терапевтом основной причины или причин нарушений, функциональных ограничений или инвалидности пациента. Виды терапевтических упражнений, представленных в данном учебнике, перечислены в поле 1.1. Помимо того, что методы совместной мобилизации часто классифицируются как процедуры ручной терапии, а не как терапевтические упражнения,2 авторы данного учебника решили включить процедуры совместной мобилизации в общий объем С H А П Т Е Р 1 Терапевтические упражнения: Основные понятия 3 РОБОКС 1.1 Терапевтические упражнения • Аэробическое кондиционирование и рекондиционирование • упражнения на мышечную производительность: тренировки силы, и выносливости • Техники растяжения, включая процедуры удлинения мышц и методы мобилизации суставов • Невромышечный контроль, ингибирование, d техники облегчения и обучение осознанию положения • Контроль положения, механика тела и упражнения по стабилизации • упражнения по балансу и гибкости • упражнения по расслаблению • упражнения по дыханию и тренировки вентиляционных мышц • Утомление от функционального обучения, связанное с конкретной задачей, отношение усталости к риску травмы, и Отдых для восстановления во время и после тренировок. Когда пациент находится под непосредственным наблюдением в клинической или домашней обстановке во время обучения программе упражнений, терапевт может контролировать эти переменные. Однако, когда пациент проводит программу упражнений самостоятельно дома или в общественном фитнес-комнате, безопасность пациента повышается и риск травм или повторного травмы минимизируется благодаря эффективному обучению и обучению пациентов. Предложения по эффективному обучению физическим упражнениям и обучению пациентов обсуждаются в последующем разделе этой главы.</w:t>
+      </w:r>
+    </w:p>
+    <w:p>
+      <w:pPr>
+        <w:widowControl/>
+        <w:spacing w:after="160" w:before="0" w:line="276" w:lineRule="auto"/>
+        <w:ind w:firstLine="0"/>
+        <w:jc w:val="both"/>
+      </w:pPr>
+      <w:r>
         <w:t>Окружающая среда, в которой выполняются упражнения, также влияет на безопасность пациента. Если оборудование для упражнений используется в клинической обстановке или дома, для обеспечения безопасности пациента оборудование должно быть в хорошем состоянии и в хорошем состоянии, должно соответствовать пациенту, должно быть правильно применено и использовано.</w:t>
       </w:r>
     </w:p>
@@ -446,29 +301,7 @@
         <w:jc w:val="both"/>
       </w:pPr>
       <w:r>
-        <w:t>Процедуры терапевтических упражнений включают в себя широкий спектр мероприятий, действий и методов.Техники, выбранные для индивидуальной терапевтической программы упражнений, основаны на определении терапевтом основной причины или причин нарушений, функциональных ограничений или инвалидности пациента. Виды терапевтических упражнений, представленных в данном учебнике, перечислены в ящике 1.1.</w:t>
-      </w:r>
-    </w:p>
-    <w:p>
-      <w:pPr>
-        <w:widowControl/>
-        <w:spacing w:after="160" w:before="0" w:line="276" w:lineRule="auto"/>
-        <w:ind w:firstLine="0"/>
-        <w:jc w:val="both"/>
-      </w:pPr>
-      <w:r>
-        <w:t>N О Т Е: Хотя методы совместной мобилизации часто классифицируются как процедуры ручной терапии, а не терапевтические упражнения,2 авторы этого учебника решили включить процедуры совместной мобилизации в рамках широкого</w:t>
-      </w:r>
-    </w:p>
-    <w:p>
-      <w:pPr>
-        <w:widowControl/>
-        <w:spacing w:after="160" w:before="0" w:line="276" w:lineRule="auto"/>
-        <w:ind w:firstLine="0"/>
-        <w:jc w:val="both"/>
-      </w:pPr>
-      <w:r>
-        <w:t>Специфично для каждого упражнения в программе, точность, с которой пациент выполняет упражнение, влияет на безопасность, включая правильную позу или выравнивание тела, выполнение правильных закономерностей движения и выполнение каждого упражнения с соответствующей интенсивностью, скоростью и длительностью. Пациент должен быть информирован о признаках реагирования на проприоцептивную и кинестетическую информацию и, впоследствии, работать в правильной последовательности для создания скоординированного движения.72</w:t>
+        <w:t>Специфично для каждого упражнения в программе, точность, с которой пациент выполняет упражнение, влияет на безопасность, включая правильную позу или выравнивание тела, выполнение правильных закономерностей движения и выполнение каждого упражнения с соответствующей интенсивностью, скоростью и длительностью. Пациент должен быть информирован о признаках реагирования на проприоцептивную и кинестетическую информацию и, впоследствии, работать в правильной последовательности для создания скоординированного движения.72 Позиционный контроль, стабильность и равновесие.</w:t>
       </w:r>
     </w:p>
     <w:p>
@@ -528,14 +361,13 @@
     </w:p>
     <w:p>
       <w:pPr>
-        <w:spacing w:before="60" w:after="60"/>
-        <w:ind w:left="720"/>
+        <w:widowControl/>
+        <w:spacing w:after="160" w:before="0" w:line="276" w:lineRule="auto"/>
+        <w:ind w:firstLine="0"/>
+        <w:jc w:val="both"/>
       </w:pPr>
       <w:r>
-        <w:rPr>
-          <w:sz w:val="18"/>
-        </w:rPr>
-        <w:t>4 Процесс и модели инвалидности</w:t>
+        <w:t>В интеграции и применении знаний о процессе инвалидности в оказании медицинской помощи входит понимание того, что процесс не является однонаправленным, то есть не обязательно предотвратимым или необратимым.14 Кроме того, предполагается, что в большинстве случаев, в зависимости от таких факторов, как тяжесть и продолжительность болезни, логическое состояние, доступ пациента к качественной медицинской помощи, а также мотивация и желания пациента, прогрессирование процесса действительно может быть изменено и функция пациента улучшена.2,14,132,133 Понимание и применение процесса инвалидности сдвигает внимание управления пациентом от строгого лечения заболевания или травмы для лечения воздействия болезни, травмы или расстройства на функцию пациента, а также выявления основных причин дисфункции пациента. Эта перспектива ставит человека, а не только болезнь или расстройство, в центр усилий по предотвращению или прекращению прогрессирования инвалидности путем применения вмешательств, которые улучшают функциональные способности пациента, одновременно сокращая или устраняя причины инвалидности.39,132,133 Модели инвалидности Как уже упоминалось, безопасность терапевта также является соображением для предотвращения травм, связанных с работой. Например, когда терапевт использует ручную резистентность во время упражнений, предназначенных для повышения силы пациента, или применяет растяжную силу вручную для улучшения диапазона движения пациента, терапевт должен включить принципы правильной механики тела и защиты суставов в эти ручные методы для минимизации собственного риска. травмы.</w:t>
       </w:r>
     </w:p>
     <w:p>
@@ -546,18 +378,7 @@
         <w:jc w:val="both"/>
       </w:pPr>
       <w:r>
-        <w:t>В интеграции и применении знаний о процессе инвалидности в медицинском обслуживании входит понимание того, что процесс не является однонаправленным, то есть не обязательно непредвиденным или необратимым.14 В дальнейшем предполагается, что в большинстве случаев, в зависимости от таких факторов, как тяжесть и продолжительность заболевания. У пациентов, имеющих возможность получить качественную медицинскую помощь, мотивацию и желания, прогрессирование процесса может быть изменено и функция пациента улучшена.2,14,132,133 Как уже упоминалось, безопасность терапевта также является соображением для предотвращения травм, связанных с работой. Например, когда терапевт использует ручную резистентность во время упражнений, предназначенных для повышения силы пациента, или применяет растяжную силу вручную для улучшения диапазона движения пациента, терапевт должен включить принципы правильной механики тела и защиты суставов в эти ручные методы для минимизации собственного риска. травмы.</w:t>
-      </w:r>
-    </w:p>
-    <w:p>
-      <w:pPr>
-        <w:widowControl/>
-        <w:spacing w:after="160" w:before="0" w:line="276" w:lineRule="auto"/>
-        <w:ind w:firstLine="0"/>
-        <w:jc w:val="both"/>
-      </w:pPr>
-      <w:r>
-        <w:t>Понимание и применение процесса инвалидности сдвигает внимание управления пациентом от строгого лечения заболевания или травмы к лечению воздействия заболевания, травмы или расстройства на функцию пациента, а также выявлению основных причин дисфункции пациента. Эта перспектива ставит человека, а не только болезнь или расстройство, в центр усилий по предотвращению или прекращению прогрессирования инвалидности путем применения вмешательств, которые улучшают функциональные способности пациента, одновременно сокращая или устраняя причины инвалидности.39,132,133 В каждой главе этого учебника рассматриваются меры предосторожности, противопоказания и соображения безопасности для лечения конкретных патологий, нарушений и функциональных ограничений, а также для использования и продвижения конкретных терапевтических упражнений.</w:t>
+        <w:t>В каждой главе этого учебника рассматриваются меры предосторожности, противопоказания и соображения безопасности для лечения конкретных патологий, нарушений и функциональных ограничений, а также для использования и продвижения конкретных терапевтических упражнений.</w:t>
       </w:r>
     </w:p>
     <w:p>
@@ -573,13 +394,13 @@
     </w:p>
     <w:p>
       <w:pPr>
-        <w:pStyle w:val="Heading2"/>
-        <w:keepNext/>
-        <w:spacing w:before="280" w:after="160"/>
-        <w:jc w:val="left"/>
+        <w:widowControl/>
+        <w:spacing w:after="160" w:before="0" w:line="276" w:lineRule="auto"/>
+        <w:ind w:firstLine="0"/>
+        <w:jc w:val="both"/>
       </w:pPr>
       <w:r>
-        <w:t>Модели инвалидности</w:t>
+        <w:t>За последние 40 лет было предложено несколько моделей, описывающих процесс инвалидности. Первыми двумя разработанными схемами были модель Nagi86,87 и модель Международной классификации нарушений, инвалидностей и инвалидностей (ICIDH) для Всемирной организации здравоохранения (ВОЗ).51 Модель ICIDH была пересмотрена после первоначального опубликования, с корректировкой описаний критериев классификации базы модели. d на вклад медицинских работников, поскольку они стали родственниками оригинальной модели.47 Национальный центр исследований медицинской реабилитации (NCMRR) интегрировал компоненты модели Наги с оригинальной моделью ICIDH для разработки своей собственной модели.89 Модель NCMRR добавила взаимодействие отдельных факторов риска, включая физические и социальные. факторы, к процессу инвалидности.</w:t>
       </w:r>
     </w:p>
     <w:p>
@@ -591,17 +412,6 @@
       </w:pPr>
       <w:r>
         <w:t>Было отмечено, что профессия физиотерапевтического лечения определяется набором знаний и клинических применений, направленных на устранение или устранение инвалидности.110 Понимание инвалидных последствий болезни, травмы и аномалий развития и способы снижения риска потенциальной инвалидности, следовательно, м Это является основополагающим фактором предоставления эффективной помощи и услуг, направленных на восстановление значимой функции для пациентов и их семей, значимых лиц и лиц, осуществляющих уход.</w:t>
-      </w:r>
-    </w:p>
-    <w:p>
-      <w:pPr>
-        <w:widowControl/>
-        <w:spacing w:after="160" w:before="0" w:line="276" w:lineRule="auto"/>
-        <w:ind w:firstLine="0"/>
-        <w:jc w:val="both"/>
-      </w:pPr>
-      <w:r>
-        <w:t>За последние 40 лет было предложено несколько моделей, описывающих процесс инвалидности. Первыми двумя разработанными схемами были модель Nagi86,87 и модель Международной классификации нарушений, инвалидностей и инвалидностей (ICIDH) для Всемирной организации здравоохранения (ВОЗ).51 Модель ICIDH была пересмотрена после первоначального опубликования, с корректировкой описаний критериев классификации базы модели. d на вклад медицинских работников, поскольку они стали родственниками оригинальной модели.47 Национальный центр исследований медицинской реабилитации (NCMRR) интегрировал компоненты модели Наги с оригинальной моделью ICIDH для разработки своей собственной модели.89 Модель NCMRR добавила взаимодействие отдельных факторов риска, включая физические и социальные. факторы, к процессу инвалидности.</w:t>
       </w:r>
     </w:p>
     <w:p>
@@ -634,18 +444,7 @@
         <w:jc w:val="both"/>
       </w:pPr>
       <w:r>
-        <w:t>Определение Инвалидность - это термин, который относится к воздействию и функциональным последствиям острых или хронических заболеваний, таких как болезни, травмы и врожденные или развивающиеся аномалии, на конкретные системы организма, которые нарушают основные человеческие функции и способность индивида к выполнению необходимых, обычных, ожидаемых и желаемых условий общества. Функции и функции.60,86,143 Физиотерапевты наиболее часто оказывают помощь и услуги людям с физическими ограниченными возможностями. Социальные, эмоциональные и когнитивные нарушения могут повлиять на физическую функцию и наоборот, и поэтому их нельзя игнорировать или отклонять.58,60</w:t>
-      </w:r>
-    </w:p>
-    <w:p>
-      <w:pPr>
-        <w:widowControl/>
-        <w:spacing w:after="160" w:before="0" w:line="276" w:lineRule="auto"/>
-        <w:ind w:firstLine="0"/>
-        <w:jc w:val="both"/>
-      </w:pPr>
-      <w:r>
-        <w:t>Знания о процессе инвалидности дают профессионалам здравоохранения основы для понимания сложных связей между функцией, инвалидностью и здоровьем.62,132 Эти знания, в свою очередь, обеспечивают теоретическую основу, на которой можно организовать практику и основываться на исследованиях, таким образом, в соответствии с Осуществление эффективного управления и ухода за пациентами, отражающегося на значимых функциональных результатах.40, 62</w:t>
+        <w:t>Определение Инвалидность - это термин, который относится к воздействию и функциональным последствиям острых или хронических заболеваний, таких как болезни, травмы и врожденные или развивающиеся аномалии, на конкретные системы организма, которые нарушают основные человеческие показатели и способность индивида удовлетворить необходимые, обычные, ожидаемые и желаемые социальные потребности. 60,86,143 Физиотерапевты наиболее часто оказывают помощь и услуги людям с физическими ограниченными возможностями. Социальное, эмоциональное и когнитивное нарушение может повлиять на физическую функцию и наоборот, и, следовательно, не должно быть пренебрегнуто или отклонено.58,60 Знание процесса инвалидности в здравоохранении дает основы для специалистов в области здравоохранения для развития понимания сложных отношений между функцией, инвалидностью и инвалидностью. Это знание, в свою очередь, обеспечивает теоретическую основу, на которой можно организовать практику и основывать исследования, что облегчает эффективное управление и уход за пациентами, что отражается на значимых функциональных результатах.40,62</w:t>
       </w:r>
     </w:p>
     <w:p>
@@ -667,34 +466,12 @@
         <w:jc w:val="both"/>
       </w:pPr>
       <w:r>
-        <w:t>Концептуальные рамки моделей инвалидности Nagi, ICIDH и NCMRR, хотя широко применяются</w:t>
-      </w:r>
-    </w:p>
-    <w:p>
-      <w:pPr>
-        <w:widowControl/>
-        <w:spacing w:after="160" w:before="0" w:line="276" w:lineRule="auto"/>
-        <w:ind w:firstLine="0"/>
-        <w:jc w:val="both"/>
-      </w:pPr>
-      <w:r>
-        <w:t>Ухудшение функциональных возможностей Инвалиды, инвалидности или социальные ограничения</w:t>
+        <w:t>Инвалиды Функциональные ограничения Инвалиды, инвалидности или социальные ограничения Концептуальные рамки моделей инвалидности Nagi, ICIDH и NCMRR, хотя широко применяются 4 Процесс и модели инвалидности Использование моделей и классификаций инвалидности в физической терапии</w:t>
       </w:r>
     </w:p>
     <w:p>
       <w:r>
         <w:br w:type="page"/>
-      </w:r>
-    </w:p>
-    <w:p>
-      <w:pPr>
-        <w:pStyle w:val="Heading2"/>
-        <w:keepNext/>
-        <w:spacing w:before="280" w:after="160"/>
-        <w:jc w:val="left"/>
-      </w:pPr>
-      <w:r>
-        <w:t>ТАБЛЬКА 1.1 Сравнение терминологии трех моделей инвалидности</w:t>
       </w:r>
     </w:p>
     <w:p>
@@ -710,47 +487,13 @@
     </w:p>
     <w:p>
       <w:pPr>
-        <w:pStyle w:val="Heading2"/>
-        <w:keepNext/>
-        <w:spacing w:before="280" w:after="160"/>
-        <w:jc w:val="left"/>
-      </w:pPr>
-      <w:r>
-        <w:t>Модель тканей/клеточного уровня органа/системы Личный уровень Социальный уровень</w:t>
-      </w:r>
-    </w:p>
-    <w:p>
-      <w:pPr>
         <w:widowControl/>
         <w:spacing w:after="160" w:before="0" w:line="276" w:lineRule="auto"/>
         <w:ind w:firstLine="0"/>
         <w:jc w:val="both"/>
       </w:pPr>
       <w:r>
-        <w:t>Наги Активная патология Ослабление Функциональное ограничение Инвалидность ICIDH* Заболевание Ослабление Инвалидность ICF† Ослабление организма Ослабление деятельности Ослабление участия Структура/функция ограничения</w:t>
-      </w:r>
-    </w:p>
-    <w:p>
-      <w:pPr>
-        <w:pStyle w:val="ListBullet"/>
-        <w:jc w:val="left"/>
-      </w:pPr>
-      <w:r>
-        <w:rPr>
-          <w:b w:val="0"/>
-        </w:rPr>
-        <w:t>*Международная классификация инвалидов, и инвалидов. †Международная классификация функционирования, инвалидности и здоровья.</w:t>
-      </w:r>
-    </w:p>
-    <w:p>
-      <w:pPr>
-        <w:pStyle w:val="Heading2"/>
-        <w:keepNext/>
-        <w:spacing w:before="280" w:after="160"/>
-        <w:jc w:val="left"/>
-      </w:pPr>
-      <w:r>
-        <w:t>Использование моделей и классификаций инвалидности в физической терапии</w:t>
+        <w:t>Наги Активная патология Ослабление функции Ослабление ICIDH* Болезнь Ослабление ICF† Ослабление организма Ослабление деятельности Ослабление структуры/функции участия *Международная классификация Ослаблений, и Ослаблений. †Международная классификация функционирования, Ослабления и здоровья.</w:t>
       </w:r>
     </w:p>
     <w:p>
@@ -772,7 +515,7 @@
         <w:jc w:val="both"/>
       </w:pPr>
       <w:r>
-        <w:t>Ухудшение структуры тела (анатомическая) и функции (физиологическая) Ограничение активности Для того, чтобы соответствовать языку руководства, рисунок 1.2, который был создан для данного учебника, изображает модель инвалидности и потенциальные последствия терапевтических упражнений для процесса инвалидности. Включение факторов риска в клиническую практику и исследования во многих медицинских профессиях подвергалось критике за их воспринимаемый фокус на болезни и медико-биологическое представление о инвалидности, а также за их отсутствие внимания к человеку с инвалидностью.21 В ответ на эти критики ВОЗ предприняла широкий пересмотр своей концептуальная база и система классификации инвалидности, описанные в модели ICIDH. В результате всеобъемлющего процесса консенсуса в течение нескольких лет ВОЗ разработала Международную классификацию функционирования, инвалидности и здоровья (ICF).52,131-133 Эта новая концептуальная модель объединяет функционирование и инвалидность и характеризуется как биопсихосоциальная модель инвалидности, которая обеспечивает последовательную перспективу различных аспекты здоровья. Пересмотренная модель также была разработана для того, чтобы уменьшить акцент на заболеваниях и уделять больше внимания тому, как живут люди, страдающие состояниями здоровья.21,52,132,133 Модель ICF состоит из следующих компонентов влияния на здоровье и здоровье.</w:t>
+        <w:t>Ухудшение структуры тела (анатомическая) и функции (физиологическая) Ограничение деятельности Ограничение участия Влияние контекстных факторов (экологических и личных) на функционирование, инвалидность и здоровье Компоненты модели ICF сравниваются в таблице 1.1 с моделями Nagi и ICIDH инвалидности.</w:t>
       </w:r>
     </w:p>
     <w:p>
@@ -783,18 +526,7 @@
         <w:jc w:val="both"/>
       </w:pPr>
       <w:r>
-        <w:t>Ограничение участия Влияние контекстуальных факторов (экологических и личных) на функционирование, инвалидность и здоровье</w:t>
-      </w:r>
-    </w:p>
-    <w:p>
-      <w:pPr>
-        <w:widowControl/>
-        <w:spacing w:after="160" w:before="0" w:line="276" w:lineRule="auto"/>
-        <w:ind w:firstLine="0"/>
-        <w:jc w:val="both"/>
-      </w:pPr>
-      <w:r>
-        <w:t>Компоненты модели ICF сравниваются в таблице 1.1 с моделями Nagi и ICIDH инвалидности.</w:t>
+        <w:t>Для того, чтобы соответствовать языку руководства, рисунок 1.2, который был создан для данного учебника, изображает модель инвалидности и потенциальные последствия терапевтических упражнений для процесса инвалидности. Включение факторов риска в клиническую практику и исследования во многих медицинских профессиях подвергалось критике за их воспринимаемый фокус на болезни и медико-биологическое представление о инвалидности, а также за их отсутствие внимания к человеку с инвалидностью.21 В ответ на эти критики ВОЗ предприняла широкий пересмотр своей концептуальная база и система классификации инвалидности, описанные в модели ICIDH. В результате всеобъемлющего процесса консенсуса в течение нескольких лет ВОЗ разработала Международную классификацию функционирования, инвалидности и здоровья (ICF).52,131-133 Эта новая концептуальная модель объединяет функционирование и инвалидность и характеризуется как биопсихосоциальная модель инвалидности, которая обеспечивает последовательную перспективу различных аспекты здоровья. Пересмотренная модель также была разработана для того, чтобы уменьшить акцент на заболеваниях и уделять больше внимания тому, как живут люди, страдающие состояниями здоровья.21,52,132,133 Модель ICF состоит из следующих компонентов влияния на здоровье и здоровье.</w:t>
       </w:r>
     </w:p>
     <w:p>
@@ -833,7 +565,7 @@
         <w:jc w:val="both"/>
       </w:pPr>
       <w:r>
-        <w:t>В соответствии с данной моделью, инвалидность может быть предотвращена, устранена или уменьшена, если риск возникновения или тяжести патологии, нарушения функции или функциональных ограничений снижен.</w:t>
+        <w:t>Физиотерапевты во всех областях практики лечат пациентов с множеством патологий. Знание этих патологий (медицинские диагнозы) является важной базовой информацией, но она не указывает терапевту, как оценить и лечить дисфункцию пациента, возникающую из патологического состояния. Несмотря на точный медицинский диагноз и глубокие знания терапевта о конкретных патологиях, опытный терапевт прекрасно знает, что два пациента с одинаковым медицинским диагнозом, таким как ревматологический артрит, и одинаковой степени разрушения суставов (конфиксированной радиологически) могут иметь очень разные степени нарушения и функциональные ограничения и, следовательно, очень разные степени инвалидности. Это подчеркивает необходимость физиотерапевтов всегда уделять пристальное внимание воздействию определенной патологии на функцию при разработке значимых стратегий управления для улучшения функциональных способностей.</w:t>
       </w:r>
     </w:p>
     <w:p>
@@ -844,7 +576,7 @@
         <w:jc w:val="both"/>
       </w:pPr>
       <w:r>
-        <w:t>Физиотерапевты во всех областях практики лечат пациентов с множеством патологий. Знание этих патологий (медицинские диагнозы) является важной базовой информацией, но она не указывает терапевту, как оценить и лечить дисфункцию пациента, возникающую из патологического состояния. Несмотря на точный медицинский диагноз и глубокие знания терапевта о конкретных патологиях, опытный терапевт прекрасно знает, что два пациента с одинаковым медицинским диагнозом, таким как ревматологический артрит, и одинаковой степени разрушения суставов (конфиксированной радиологически) могут иметь очень разные степени нарушения и функциональные ограничения и, следовательно, очень разные степени инвалидности. Это подчеркивает необходимость физиотерапевтов всегда уделять пристальное внимание воздействию определенной патологии на функцию при разработке значимых стратегий управления для улучшения функциональных способностей.</w:t>
+        <w:t>В соответствии с данной моделью, инвалидность может быть предотвращена, устранена или уменьшена, если риск возникновения или тяжести патологии, нарушения функции или функциональных ограничений снижен.</w:t>
       </w:r>
     </w:p>
     <w:p>
@@ -866,17 +598,6 @@
         <w:jc w:val="both"/>
       </w:pPr>
       <w:r>
-        <w:t>Опасности являются последствиями патологических состояний; то есть они являются признаками и симптомами, которые отражают аномалии на уровне системы тела, органов или тканей.2,36,58</w:t>
-      </w:r>
-    </w:p>
-    <w:p>
-      <w:pPr>
-        <w:widowControl/>
-        <w:spacing w:after="160" w:before="0" w:line="276" w:lineRule="auto"/>
-        <w:ind w:firstLine="0"/>
-        <w:jc w:val="both"/>
-      </w:pPr>
-      <w:r>
         <w:t>Выбирая использовать модель инвалидности в рамках теоретической структуры практики, физиотерапевты несут ответственность за предоставление доказательств того, что между элементами процесса инвалидности действительно существуют связи, которые могут быть определены физиотерапевтическими тестами и мерами. Кроме того, профессия должна доказать, что не только физические нарушения могут быть уменьшены, но и функциональные способности могут быть значительно улучшены посредством физиотерапевтических вмешательств. Примеры некоторых из этих доказательств включены в эту главу и перемещены по всему учебнику.</w:t>
       </w:r>
     </w:p>
@@ -888,7 +609,7 @@
         <w:jc w:val="both"/>
       </w:pPr>
       <w:r>
-        <w:t>Виды нарушений Взрывы могут быть классифицированы как возникающие из-за анатомических, физиологических или психологических изменений, а также потери или аномалии структуры или функции системы тела.</w:t>
+        <w:t>Опасности являются последствиями патологических состояний; то есть они являются признаками и симптомами, которые отражают аномалии на уровне системы тела, органов или тканей.2,36,58 Типы нарушений Опасности могут быть классифицированы как возникающие из-за анатомических, физиологических или психологических изменений, а также потерь или аномалий структуры или функции системы тела. Физиотерапевты обычно оказывают помощь и услуги пациентам с нарушениями, которые влияют на следующие системы.</w:t>
       </w:r>
     </w:p>
     <w:p>
@@ -904,24 +625,13 @@
     </w:p>
     <w:p>
       <w:pPr>
-        <w:pStyle w:val="Heading2"/>
-        <w:keepNext/>
-        <w:spacing w:before="280" w:after="160"/>
-        <w:jc w:val="left"/>
-      </w:pPr>
-      <w:r>
-        <w:t>Мышечная и скелетная Нейромышечная, Кардиоваскульная и лёгкая Интегментальная</w:t>
-      </w:r>
-    </w:p>
-    <w:p>
-      <w:pPr>
         <w:widowControl/>
         <w:spacing w:after="160" w:before="0" w:line="276" w:lineRule="auto"/>
         <w:ind w:firstLine="0"/>
         <w:jc w:val="both"/>
       </w:pPr>
       <w:r>
-        <w:t>Большинство нарушений этих систем организма в первую очередь обусловлены нарушениями физиологической функции или анатомической структуры.</w:t>
+        <w:t>Мышечная и скелетная Нейромышечная Кардиоваскулярная/ лёгкая Интегиментальная Большинство нарушений этих систем тела в основном связаны с нарушениями физиологической функции или анатомической структуры. Некоторые представительные примеры физических нарушений, которые обычно выявляются физиотерапевтами и управляются с помощью терапевтических упражнений, приведены в поле 1.2.</w:t>
       </w:r>
     </w:p>
     <w:p>
@@ -1020,51 +730,7 @@
         <w:jc w:val="both"/>
       </w:pPr>
       <w:r>
-        <w:t>КОБОКС 1.2 Частые физические нарушения, устраненные с помощью терапевтических упражнений</w:t>
-      </w:r>
-    </w:p>
-    <w:p>
-      <w:pPr>
-        <w:widowControl/>
-        <w:spacing w:after="160" w:before="0" w:line="276" w:lineRule="auto"/>
-        <w:ind w:firstLine="0"/>
-        <w:jc w:val="both"/>
-      </w:pPr>
-      <w:r>
-        <w:t>Мышечная и скелетная • Боль • Мышечная слабость/ снижение производительности крутящего момента • Уменьшение мышечной выносливости • Ограниченный диапазон движений из-за • Ограничения суставной капсулы • Ограничения периартикулярной соединительной ткани • Уменьшение длины мышечной ткани • Гипермобильность суставов • Неисправное положение • Расстояние мышечной длины/ силы</w:t>
-      </w:r>
-    </w:p>
-    <w:p>
-      <w:pPr>
-        <w:widowControl/>
-        <w:spacing w:after="160" w:before="0" w:line="276" w:lineRule="auto"/>
-        <w:ind w:firstLine="0"/>
-        <w:jc w:val="both"/>
-      </w:pPr>
-      <w:r>
-        <w:t>Нейромышечная • Боль • Ухудшение равновесия, стабильности позы или контроля • Некоординация, неправильное время • Задержка двигательного развития • Аномальный тон (гипотония, гипертония, дистония) • Неэффективные/неэффективные стратегии функционального движения</w:t>
-      </w:r>
-    </w:p>
-    <w:p>
-      <w:pPr>
-        <w:widowControl/>
-        <w:spacing w:after="160" w:before="0" w:line="276" w:lineRule="auto"/>
-        <w:ind w:firstLine="0"/>
-        <w:jc w:val="both"/>
-      </w:pPr>
-      <w:r>
-        <w:t>Сердечно-сосудистые/ лёгкие • Снижение аэробной способности (сердечно-лугочная заболеваемость) • нарушение кровообращения (лимфатическая, венозная, артериальная) • Боль с длительной физической активностью (перерывная клаудикация)</w:t>
-      </w:r>
-    </w:p>
-    <w:p>
-      <w:pPr>
-        <w:widowControl/>
-        <w:spacing w:after="160" w:before="0" w:line="276" w:lineRule="auto"/>
-        <w:ind w:firstLine="0"/>
-        <w:jc w:val="both"/>
-      </w:pPr>
-      <w:r>
-        <w:t>Интегментальная • Гипомобильность кожи (например, неподвижная или привязанная рубка) А В</w:t>
+        <w:t>Нейромышечная • Боль • нарушение равновесия, стабильности позы или контроля • Некоординация, неправильное время действия • Задержка двигательного развития • Аномальный тон (гипотония, гипертония, дистония) • Неэффективные/ стратегии функционального движения фатическая, венозная, артериальная) • Боль с длительной физической активностью (интермитентная клаудикация) Интегментальная • Гипомобильность кожи (например, неподвижная или привязанная рубка) А В</w:t>
       </w:r>
     </w:p>
     <w:p>
@@ -1168,18 +834,6 @@
     </w:p>
     <w:p>
       <w:pPr>
-        <w:spacing w:before="60" w:after="60"/>
-        <w:ind w:left="720"/>
-      </w:pPr>
-      <w:r>
-        <w:rPr>
-          <w:sz w:val="18"/>
-        </w:rPr>
-        <w:t>8 Процесс и модели инвалидности</w:t>
-      </w:r>
-    </w:p>
-    <w:p>
-      <w:pPr>
         <w:widowControl/>
         <w:spacing w:after="160" w:before="0" w:line="276" w:lineRule="auto"/>
         <w:ind w:firstLine="0"/>
@@ -1208,18 +862,7 @@
         <w:jc w:val="both"/>
       </w:pPr>
       <w:r>
-        <w:t>Как указано ранее на рисунке 1.2, функциональные ограничения могут иметь физический, социальный или психологический характер. Физиотерапевтические вмешательства сосредоточены на преодолении ограничений физического функционирования при уважении потребностей всего человека и признании того, что социальные и психологические влияния также могут ограничить способность человека функционировать. Кроме того, необходимо сосредоточиться на тех функциональных ограничениях, которые наиболее важны для пациента, и на тех, которые являются или могут быть непосредственным причиной инвалидности. Следует также отметить, что одно или даже несколько легких нарушений часто не вызывают потери функции.</w:t>
-      </w:r>
-    </w:p>
-    <w:p>
-      <w:pPr>
-        <w:widowControl/>
-        <w:spacing w:after="160" w:before="0" w:line="276" w:lineRule="auto"/>
-        <w:ind w:firstLine="0"/>
-        <w:jc w:val="both"/>
-      </w:pPr>
-      <w:r>
-        <w:t>Виды функциональных ограничений Функциональные ограничения в физическом пространстве связаны с выполнением сенсомоторных задач, то есть общего количества действий тела, которые обычно являются компонентами или элементами функциональной деятельности. mplex задачи, известные как инструментальные мероприятия повседневной жизни (IADL), такие как профессиональные задачи, навыки, связанные с школой, уборка дома и развлекательные мероприятия, или мобильность сообщества (вождение автомобиля, использование общественного транспорта), только чтобы назвать несколько.</w:t>
+        <w:t>Как указано ранее на рисунке 1.2, функциональные ограничения могут иметь физический, социальный или психологический характер. Основное внимание физиотерапевтических вмешательств уделяется управлению ограничениями физического функционирования при уважении потребностей всего человека и признании того, что социальные и психологические влияния также могут ограничить способность человека функционировать. Кроме того, необходимо сосредоточиться на тех функциональных ограничениях, которые наиболее важны для пациента, и на тех, которые являются или могут быть непосредственным причиной инвалидности. Следует также отметить, что одно или даже несколько легких нарушений часто не вызывают потери функции. Доказательства свидетельствуют о том, что тяжести и сложность нарушений должны достигать критического уровня, который отличается для каждого человека, прежде чем начинает происходить деградация функции.95,103 Типы функциональных ограничений Функциональные ограничения в физическом пространстве имеют отношение к выполнению сенсомоторных задач, то есть к общему количеству действий организма, которые являются т В частности, они являются компонентами или элементами функциональной деятельности.2,89 Эти мероприятия включают в себя основные мероприятия повседневной жизни (ADL), такие как купаться, одеваться или кормить, и более сложные задачи, известные как инструментальные мероприятия повседневной жизни (IADL), такие как профессиональные задачи, навыки, связанные с школой, уборка дома и развлекательные мероприятия, или Общественная мобильность (вождение, использование общественного транспорта), только чтобы назвать несколько.</w:t>
       </w:r>
     </w:p>
     <w:p>
@@ -1241,41 +884,18 @@
         <w:jc w:val="both"/>
       </w:pPr>
       <w:r>
-        <w:t>В поле 1.3 перечислены ряд функциональных ограничений, которые могут возникнуть из-за физических нарушений, включают движения всего тела и являются необходимыми компонентами движений, включая сложные и сложные навыки повседневной жизни.</w:t>
+        <w:t>Раздел 1.3 перечисляет ряд функциональных ограничений, которые могут возникнуть из-за физических нарушений, включают в себя движения всего тела и являются необходимыми компонентами простых и сложных навыков повседневной жизни. Определение функционального лимита - 8 ПРОЦЕСИ И МОДЕЛЫ ДЕСАБЛИМЕНТНОГО ПОЛОЖЕНИЯ Фигура 1.4 Ограниченная способность достигать верхних расходов (функциональное ограничение) в результате нарушения передвижности плеча может привести к трудностям в самостоятельном выполнении личных уборки или домашних задач (инвалидность).</w:t>
       </w:r>
     </w:p>
     <w:p>
       <w:pPr>
-        <w:pStyle w:val="Heading2"/>
-        <w:keepNext/>
-        <w:spacing w:before="280" w:after="160"/>
-        <w:jc w:val="left"/>
+        <w:widowControl/>
+        <w:spacing w:after="160" w:before="0" w:line="276" w:lineRule="auto"/>
+        <w:ind w:firstLine="0"/>
+        <w:jc w:val="both"/>
       </w:pPr>
       <w:r>
-        <w:t>РОБОКС 1.3 Общие функциональные ограничения, связанные с физическими задачами</w:t>
-      </w:r>
-    </w:p>
-    <w:p>
-      <w:pPr>
-        <w:pStyle w:val="ListBullet"/>
-        <w:jc w:val="left"/>
-      </w:pPr>
-      <w:r>
-        <w:rPr>
-          <w:b w:val="0"/>
-        </w:rPr>
-        <w:t>Подъем и похватка • подъем и подъем • толчок и тяга • сгибание и сгибание • поворачивание и поворачивание • бросание и поймание • ролинг • стояние • прикоснуться и коленичить • стояние и сидение • вхождение и выхождение из постели • ползание, ходьба, бегство • подъем и спуск по лестнице • прыжки и прыжки • ускорение</w:t>
-      </w:r>
-    </w:p>
-    <w:p>
-      <w:pPr>
-        <w:jc w:val="center"/>
-      </w:pPr>
-      <w:r>
-        <w:rPr>
-          <w:i/>
-        </w:rPr>
-        <w:t>Рисунок 1.4 Ограниченная способность достигать верхних расходов (функциональное ограничение) в результате нарушения подвижности плеч может привести к трудностям самостоятельно выполнения личных или бытовых задач (инвалидность).</w:t>
+        <w:t>КРИСКА 1.3 Общие функциональные ограничения, связанные с физическими задачами Ограничение • Достижение и похвастание • Подъем и перенос • Подвиг и тяга • Погибание и погибание • Поворачивание и поворачивание • Бросание и похвастание • Ролинг • Стояние • Коленка и колени • Стояние и сидение • Вхождение и выход из постели • Погружение, ходьба, бег • Восхождение и спуск по лестнице • Прыжки и прыжки • Удары</w:t>
       </w:r>
     </w:p>
     <w:sectPr>

--- a/output/16c9f47aa3421533/book_ru.docx
+++ b/output/16c9f47aa3421533/book_ru.docx
@@ -21,7 +21,7 @@
         <w:jc w:val="both"/>
       </w:pPr>
       <w:r>
-        <w:t>Для разработки и реализации эффективных упражнений терапевт должен понимать, как многие формы упражнений влияют на ткани и системы организма и как эти воздействия, вызванные упражнениями, влияют на ключевые аспекты физической функции. Терапевт также должен интегрировать и применять знания по анатомии, физиологии, кинезиологии, патологии и поведенческим наукам на протяжении всего процесса управления пациентом/клиентом от первоначального обследования до планирования выписки. Для разработки программ терапевтических упражнений, которые приводят к положительным и значимым функциональным результатам для пациентов и клиентов, терапевт должен понимать взаимосвязь между физической функцией и инвалидностью и оценить, как применение процесса инвалидности к управлению пациентом/клиентом облегчает обеспечение эффективной d эффективные медицинские услуги. Наконец, терапевт, как пациент/клиент-обучающий, должен знать и применять принципы двигательного обучения и приобретения двигательных навыков для обучения и функционального обучения. Мы обсуждаем модели инвалидности и управления пациентом/клиентом, как они относятся к терапевтическим упражнениям, и изучаем стратегии обучения и продвижения упражнений и функциональных двигательных навыков, основанных на принципах двигательного обучения.</w:t>
+        <w:t>Для разработки и реализации эффективных упражнений терапевт должен понимать, как многие формы упражнений влияют на ткани и системы организма и как эти воздействия, вызванные упражнениями, влияют на ключевые аспекты физической функции. Терапевт также должен интегрировать и применять знания по анатомии, физиологии, кинезиологии, патологии и поведенческим наукам на протяжении всего процесса управления пациентом/клиентом от первоначального обследования до планирования выписки. Для разработки программ терапевтических упражнений, которые приводят к положительным и значимым функциональным результатам для пациентов и клиентов, терапевт должен понимать взаимосвязь между физической функцией и инвалидностью и оценить, как применение процесса инвалидности к управлению пациентом/клиентом облегчает обеспечение эффективной эффективные медицинские услуги. Наконец, терапевт, как пациент/клиент-обучающий, должен знать и применять принципы двигательного обучения и приобретения двигательных навыков для обучения и функционального обучения. Мы обсуждаем модели инвалидности и управления пациентом/клиентом, как они относятся к терапевтическим упражнениям, и изучаем стратегии обучения и продвижения упражнений и функциональных двигательных навыков, основанных на принципах двигательного обучения.</w:t>
       </w:r>
     </w:p>
     <w:p>
@@ -32,7 +32,7 @@
         <w:jc w:val="left"/>
       </w:pPr>
       <w:r>
-        <w:t>1 I Р А R Т Общие понятия Терапевтические</w:t>
+        <w:t>1 IPART Общие понятия Терапевтические</w:t>
       </w:r>
     </w:p>
     <w:p>
@@ -43,7 +43,7 @@
         <w:jc w:val="both"/>
       </w:pPr>
       <w:r>
-        <w:t>упражнения: Основные понятия С H А Р Т Е R 1 Терапевтические упражнения: Влияние на физическую функцию 2 Определение терапевтических упражнений 2 Аспекты физической функции: Определение ключевых терминов 2 Типы вмешательства в терапевтические упражнения 3 Безопасность упражнений 3 Процесс и модели инвалидности 4 Определение инвалидности rocess 4 Модели инвалидности 4 Использование моделей и классификаций инвалидности в физической терапии 5 Управление пациентами и принятие клинических решений: интерактивные отношения 11 Принятие клинических решений 11 Практика, основанная на доказательствах 11 Модель управления пациентами 12 стратегии эффективных упражнений и специальных задач 24 Подготовка к Е Инструкция 24 Концепции моторного обучения: основа упражнений и специальных задач 24 Соблюдение упражнений 31 НАДЕЛЕННЫЕ УЧЕНИЕ 33</w:t>
+        <w:t>упражнения: Основные понятия CHAPTER 1 Терапевтические упражнения: Влияние на физическую функцию 2 Определение терапевтических упражнений 2 Аспекты физической функции: Определение ключевых терминов 2 Типы вмешательства в терапевтические упражнения 3 Безопасность упражнений 3 Процесс и модели инвалидности 4 Определение инвалидности rocess 4 Модели инвалидности 4 Использование моделей и классификаций инвалидности в физической терапии 5 Управление пациентами и принятие клинических решений: интерактивные отношения 11 Принятие клинических решений 11 Практика, основанная на доказательствах 11 Модель управления пациентами 12 стратегии эффективных упражнений и специальных задач 24 Подготовка к Е Инструкция 24 Концепции моторного обучения: основа упражнений и специальных задач 24 Соблюдение упражнений 31 НАДЕЛЕННЫЕ УЧЕНИЕ 33</w:t>
       </w:r>
     </w:p>
     <w:p>
@@ -279,7 +279,7 @@
         <w:jc w:val="both"/>
       </w:pPr>
       <w:r>
-        <w:t>Процедуры терапевтических упражнений включают в себя широкий спектр мероприятий, действий и методов.Техники, выбранные для индивидуальной терапевтической программы упражнений, основаны на определении терапевтом основной причины или причин нарушений, функциональных ограничений или инвалидности пациента. Виды терапевтических упражнений, представленных в данном учебнике, перечислены в поле 1.1. Помимо того, что методы совместной мобилизации часто классифицируются как процедуры ручной терапии, а не как терапевтические упражнения,2 авторы данного учебника решили включить процедуры совместной мобилизации в общий объем С H А П Т Е Р 1 Терапевтические упражнения: Основные понятия 3 РОБОКС 1.1 Терапевтические упражнения • Аэробическое кондиционирование и рекондиционирование • упражнения на мышечную производительность: тренировки силы, и выносливости • Техники растяжения, включая процедуры удлинения мышц и методы мобилизации суставов • Невромышечный контроль, ингибирование, d техники облегчения и обучение осознанию положения • Контроль положения, механика тела и упражнения по стабилизации • упражнения по балансу и гибкости • упражнения по расслаблению • упражнения по дыханию и тренировки вентиляционных мышц • Утомление от функционального обучения, связанное с конкретной задачей, отношение усталости к риску травмы, и Отдых для восстановления во время и после тренировок. Когда пациент находится под непосредственным наблюдением в клинической или домашней обстановке во время обучения программе упражнений, терапевт может контролировать эти переменные. Однако, когда пациент проводит программу упражнений самостоятельно дома или в общественном фитнес-комнате, безопасность пациента повышается и риск травм или повторного травмы минимизируется благодаря эффективному обучению и обучению пациентов. Предложения по эффективному обучению физическим упражнениям и обучению пациентов обсуждаются в последующем разделе этой главы.</w:t>
+        <w:t>Процедуры терапевтических упражнений включают в себя широкий спектр мероприятий, действий и методов. Техники, выбранные для индивидуальной терапевтической программы упражнений, основаны на определении терапевтом основной причины или причин нарушений, функциональных ограничений или инвалидности пациента. Виды терапевтических упражнений, представленных в данном учебнике, перечислены в поле 1.1. Помимо того, что методы совместной мобилизации часто классифицируются как процедуры ручной терапии, а не как терапевтические упражнения,2 авторы данного учебника решили включить процедуры совместной мобилизации в общий объем CHA ПТЕР 1 Терапевтические упражнения: Основные понятия 3 РОБОКС 1.1 Терапевтические упражнения • Аэробическое кондиционирование и рекондиционирование • упражнения на мышечную производительность: тренировки силы, и выносливости • Техники растяжения, включая процедуры удлинения мышц и методы мобилизации суставов • Невромышечный контроль, ингибирование, техники облегчения и обучение осознанию положения • Контроль положения, механика тела и упражнения по стабилизации • упражнения по балансу и гибкости • упражнения по расслаблению • упражнения по дыханию и тренировки вентиляционных мышц • Утомление от функционального обучения, связанное с конкретной задачей, отношение усталости к риску травмы, и Отдых для восстановления во время и после тренировок. Когда пациент находится под непосредственным наблюдением в клинической или домашней обстановке во время обучения программе упражнений, терапевт может контролировать эти переменные. Однако, когда пациент проводит программу упражнений самостоятельно дома или в общественном фитнес-комнате, безопасность пациента повышается и риск травм или повторного травмы минимизируется благодаря эффективному обучению и обучению пациентов. Предложения по эффективному обучению физическим упражнениям и обучению пациентов обсуждаются в последующем разделе этой главы.</w:t>
       </w:r>
     </w:p>
     <w:p>
@@ -400,7 +400,7 @@
         <w:jc w:val="both"/>
       </w:pPr>
       <w:r>
-        <w:t>За последние 40 лет было предложено несколько моделей, описывающих процесс инвалидности. Первыми двумя разработанными схемами были модель Nagi86,87 и модель Международной классификации нарушений, инвалидностей и инвалидностей (ICIDH) для Всемирной организации здравоохранения (ВОЗ).51 Модель ICIDH была пересмотрена после первоначального опубликования, с корректировкой описаний критериев классификации базы модели. d на вклад медицинских работников, поскольку они стали родственниками оригинальной модели.47 Национальный центр исследований медицинской реабилитации (NCMRR) интегрировал компоненты модели Наги с оригинальной моделью ICIDH для разработки своей собственной модели.89 Модель NCMRR добавила взаимодействие отдельных факторов риска, включая физические и социальные. факторы, к процессу инвалидности.</w:t>
+        <w:t>За последние 40 лет было предложено несколько моделей, описывающих процесс инвалидности. Первыми двумя разработанными схемами были модель Nagi86,87 и модель Международной классификации нарушений, инвалидностей и инвалидностей (ICIDH) для Всемирной организации здравоохранения (ВОЗ).51 Модель ICIDH была пересмотрена после первоначального опубликования, с корректировкой описаний критериев классификации базы модели. на вклад медицинских работников, поскольку они стали родственниками оригинальной модели.47 Национальный центр исследований медицинской реабилитации (NCMRR) интегрировал компоненты модели Наги с оригинальной моделью ICIDH для разработки своей собственной модели.89 Модель NCMRR добавила взаимодействие отдельных факторов риска, включая физические и социальные. факторы, к процессу инвалидности.</w:t>
       </w:r>
     </w:p>
     <w:p>
@@ -587,7 +587,7 @@
         <w:jc w:val="both"/>
       </w:pPr>
       <w:r>
-        <w:t>N О Т Е: Вскоре после публикации второго издания руководства ВОЗ приняла и распространила модель ICF о инвалидности, с ее недавно разработанной концептуальной структурой и системой классификации функционирования и инвалидности.52 Следовательно, информация о этой модели и ее пересмотренных понятиях и терминологии не были включены в И поэтому элементы модели ICF еще не широко используются физиотерапевтическим сообществом. Поскольку физиотерапевты должны быть осведомлены о меняющихся понятиях и языке инвалидности, вероятно, следующее издание Руководства отразит эту информацию.</w:t>
+        <w:t>NOTE: Вскоре после публикации второго издания руководства ВОЗ приняла и распространила модель ICF о инвалидности, с ее недавно разработанной концептуальной структурой и системой классификации функционирования и инвалидности.52 Следовательно, информация о этой модели и ее пересмотренных понятиях и терминологии не были включены в И поэтому элементы модели ICF еще не широко используются физиотерапевтическим сообществом. Поскольку физиотерапевты должны быть осведомлены о меняющихся понятиях и языке инвалидности, вероятно, следующее издание Руководства отразит эту информацию.</w:t>
       </w:r>
     </w:p>
     <w:p>
@@ -840,7 +840,7 @@
         <w:jc w:val="both"/>
       </w:pPr>
       <w:r>
-        <w:t>N О Т Е: Термин, используемый в настоящее время ВОЗ для обозначения функциональных ограничений, ограничение возможностей, как определено в модели ICF функционирования и инвалидности21,52,131-133 (см. Таблица 1.1).</w:t>
+        <w:t>NOTE: Термин, используемый в настоящее время ВОЗ для обозначения функциональных ограничений, ограничение возможностей, как определено в модели ICF функционирования и инвалидности21,52,131-133 (см. Таблица 1.1).</w:t>
       </w:r>
     </w:p>
     <w:p>
@@ -878,13 +878,24 @@
     </w:p>
     <w:p>
       <w:pPr>
+        <w:pStyle w:val="Heading2"/>
+        <w:keepNext/>
+        <w:spacing w:before="280" w:after="160"/>
+        <w:jc w:val="left"/>
+      </w:pPr>
+      <w:r>
+        <w:t>ПРОЦЕСИ И МОДЕЛЫ</w:t>
+      </w:r>
+    </w:p>
+    <w:p>
+      <w:pPr>
         <w:widowControl/>
         <w:spacing w:after="160" w:before="0" w:line="276" w:lineRule="auto"/>
         <w:ind w:firstLine="0"/>
         <w:jc w:val="both"/>
       </w:pPr>
       <w:r>
-        <w:t>Раздел 1.3 перечисляет ряд функциональных ограничений, которые могут возникнуть из-за физических нарушений, включают в себя движения всего тела и являются необходимыми компонентами простых и сложных навыков повседневной жизни. Определение функционального лимита - 8 ПРОЦЕСИ И МОДЕЛЫ ДЕСАБЛИМЕНТНОГО ПОЛОЖЕНИЯ Фигура 1.4 Ограниченная способность достигать верхних расходов (функциональное ограничение) в результате нарушения передвижности плеча может привести к трудностям в самостоятельном выполнении личных уборки или домашних задач (инвалидность).</w:t>
+        <w:t>ДЕСАБЛИМЕНТНОГО ПОЛОЖЕНИЯ Фигура</w:t>
       </w:r>
     </w:p>
     <w:p>

--- a/output/16c9f47aa3421533/book_ru.docx
+++ b/output/16c9f47aa3421533/book_ru.docx
@@ -131,7 +131,7 @@
         <w:jc w:val="both"/>
       </w:pPr>
       <w:r>
-        <w:t>Программа терапевтических упражнений, разработанная физиотерапевтами, индивидуализирована в соответствии с уникальными потребностями каждого пациента или клиента. Пациент - это человек с нарушениями и функциональными ограничениями, диагностированный физиотерапевтом, который получает физиотерапевтическую помощь для улучшения функции и предотвращения инвалидности.2 Клиент - это человек без диагностированной дисфункции, который занимается услугами физиотерапии для содействия здоровью и благополучию и предотвращения дисфункции.2 Поскольку в данном учебнике основное внимание уделяется обращению с людьми с физическими нарушениями и функциональными ограничениями, авторы выбрали использовать термин "пациент" вместо "клиент" или "пациент/клиент" во всем тексте. Мы считаем, что все лица, получающие услуги физиотерапии, должны быть активными участниками, а не пассивными получателями реабилитационного процесса, чтобы научиться самостоятельно управлять своими потребностями в области здоровья.</w:t>
+        <w:t>Баланс. Способность выровнять сегменты тела против гравитации, чтобы поддерживать или двигать тело (центр массы) в пределах доступной базы поддержки, не падая; Способность двигаться в равновесии с гравитацией через взаимодействие сенсорных и двигательных систем.2,66,74,88,124,127,128 Кардиопульмоночная фитнес. Способность выполнять низкоинтенсивные повторяющиеся движения тела в целом (ходьба, бег, велосипед, плавание) в течение длительного периода времени1,81; синонимный термин - сердечно-пульмочная выносливость.</w:t>
       </w:r>
     </w:p>
     <w:p>
@@ -142,7 +142,7 @@
         <w:jc w:val="both"/>
       </w:pPr>
       <w:r>
-        <w:t>Баланс. Способность выровнять сегменты тела против гравитации, чтобы поддерживать или двигать тело (центр массы) в пределах доступной базы поддержки, не падая; Способность двигаться в равновесии с гравитацией через взаимодействие сенсорных и двигательных систем.2,66,74,88,124,127,128 Кардиопульмоночная фитнес. Способность выполнять низкоинтенсивные повторяющиеся движения тела в целом (ходьба, бег, велосипед, плавание) в течение длительного периода времени1,81; синонимный термин - сердечно-пульмочная выносливость.</w:t>
+        <w:t>Программа терапевтических упражнений, разработанная физиотерапевтами, индивидуализирована в соответствии с уникальными потребностями каждого пациента или клиента. Пациент - это человек с нарушениями и функциональными ограничениями, диагностированный физиотерапевтом, который получает физиотерапевтическую помощь для улучшения функции и предотвращения инвалидности.2 Клиент - это человек без диагностированной дисфункции, который занимается услугами физиотерапии для содействия здоровью и благополучию и предотвращения дисфункции.2 Поскольку в данном учебнике основное внимание уделяется обращению с людьми с физическими нарушениями и функциональными ограничениями, авторы выбрали использовать термин "пациент" вместо "клиент" или "пациент/клиент" во всем тексте. Мы считаем, что все лица, получающие услуги физиотерапии, должны быть активными участниками, а не пассивными получателями реабилитационного процесса, чтобы научиться самостоятельно управлять своими потребностями в области здоровья.</w:t>
       </w:r>
     </w:p>
     <w:p>
@@ -158,6 +158,17 @@
     </w:p>
     <w:p>
       <w:pPr>
+        <w:widowControl/>
+        <w:spacing w:after="160" w:before="0" w:line="276" w:lineRule="auto"/>
+        <w:ind w:firstLine="0"/>
+        <w:jc w:val="both"/>
+      </w:pPr>
+      <w:r>
+        <w:t>Мобильность. Способность структур или сегментов тела передвигаться или передвигаться, чтобы позволить возникновение диапазона движения (ROM) для функциональной деятельности (функциональная ROM).2,134 Пассивная мобильность зависит от расширения мягких тканей (контрактильной и неконтрактильной); кроме того, активная мобильность требует нейромышечной активации.</w:t>
+      </w:r>
+    </w:p>
+    <w:p>
+      <w:pPr>
         <w:pStyle w:val="Heading2"/>
         <w:keepNext/>
         <w:spacing w:before="280" w:after="160"/>
@@ -165,17 +176,6 @@
       </w:pPr>
       <w:r>
         <w:t>Аспекты физической функции: определение ключевых терминов</w:t>
-      </w:r>
-    </w:p>
-    <w:p>
-      <w:pPr>
-        <w:widowControl/>
-        <w:spacing w:after="160" w:before="0" w:line="276" w:lineRule="auto"/>
-        <w:ind w:firstLine="0"/>
-        <w:jc w:val="both"/>
-      </w:pPr>
-      <w:r>
-        <w:t>Мобильность. Способность структур или сегментов тела передвигаться или передвигаться, чтобы позволить возникновение диапазона движения (ROM) для функциональной деятельности (функциональная ROM).2,134 Пассивная мобильность зависит от расширения мягких тканей (контрактильной и неконтрактильной); кроме того, активная мобильность требует нейромышечной активации.</w:t>
       </w:r>
     </w:p>
     <w:p>
@@ -433,7 +433,7 @@
         <w:jc w:val="both"/>
       </w:pPr>
       <w:r>
-        <w:t>Хотя каждая из этих моделей использует немного другую терминологию, каждая из них отражает спектр инвалидности. Несколько источников в литературе обсудили или сравнили и контрастировали терминологию и описатели, используемые в этих и других моделях.2,39,51,59,60,86,87,89 Несмотря на различия в этих моделях, каждая таксономия отражает сложные взаимосвязи между следующими.</w:t>
+        <w:t>Определение Инвалидность - это термин, который относится к воздействию и функциональным последствиям острых или хронических заболеваний, таких как болезни, травмы и врожденные или развивающиеся аномалии, на конкретные системы организма, которые нарушают основные человеческие показатели и способность индивида удовлетворить необходимые, обычные, ожидаемые и желаемые социальные потребности. 60,86,143 Физиотерапевты наиболее часто оказывают помощь и услуги людям с физическими ограниченными возможностями. Социальное, эмоциональное и когнитивное нарушение может повлиять на физическую функцию и наоборот, и, следовательно, не должно быть пренебрегнуто или отклонено.58,60 Знание процесса инвалидности в здравоохранении дает основы для специалистов в области здравоохранения для развития понимания сложных отношений между функцией, инвалидностью и инвалидностью. Это знание, в свою очередь, обеспечивает теоретическую основу, на которой можно организовать практику и основывать исследования, что облегчает эффективное управление и уход за пациентами, что отражается на значимых функциональных результатах.40,62</w:t>
       </w:r>
     </w:p>
     <w:p>
@@ -444,7 +444,7 @@
         <w:jc w:val="both"/>
       </w:pPr>
       <w:r>
-        <w:t>Определение Инвалидность - это термин, который относится к воздействию и функциональным последствиям острых или хронических заболеваний, таких как болезни, травмы и врожденные или развивающиеся аномалии, на конкретные системы организма, которые нарушают основные человеческие показатели и способность индивида удовлетворить необходимые, обычные, ожидаемые и желаемые социальные потребности. 60,86,143 Физиотерапевты наиболее часто оказывают помощь и услуги людям с физическими ограниченными возможностями. Социальное, эмоциональное и когнитивное нарушение может повлиять на физическую функцию и наоборот, и, следовательно, не должно быть пренебрегнуто или отклонено.58,60 Знание процесса инвалидности в здравоохранении дает основы для специалистов в области здравоохранения для развития понимания сложных отношений между функцией, инвалидностью и инвалидностью. Это знание, в свою очередь, обеспечивает теоретическую основу, на которой можно организовать практику и основывать исследования, что облегчает эффективное управление и уход за пациентами, что отражается на значимых функциональных результатах.40,62</w:t>
+        <w:t>Хотя каждая из этих моделей использует немного другую терминологию, каждая из них отражает спектр инвалидности. Несколько источников в литературе обсудили или сравнили и контрастировали терминологию и описатели, используемые в этих и других моделях.2,39,51,59,60,86,87,89 Несмотря на различия в этих моделях, каждая таксономия отражает сложные взаимосвязи между следующими.</w:t>
       </w:r>
     </w:p>
     <w:p>

--- a/output/16c9f47aa3421533/book_ru.docx
+++ b/output/16c9f47aa3421533/book_ru.docx
@@ -10,7 +10,7 @@
         <w:jc w:val="both"/>
       </w:pPr>
       <w:r>
-        <w:t>Почти все люди, независимо от возраста, ценят способность работать как можно самостоятельно в повседневной жизни. Потребители здравоохранения (пациенты и клиенты) обычно обращаются за услугами физической терапии или направляются к ним из-за физических нарушений, связанных с нарушениями движения, вызванными травмами, болезнями или состояниями, связанными со здоровьем, которые мешают их способности выполнять или выполнять любую деятельность, необходимую или важную для их здоровья. Они. Физиотерапевтические услуги также могут рассматриваться лицами, не имеющими инвалидности, но желающими улучшить общее состояние здоровья или снизить риск травм или заболеваний. Это имеет смысл, потому что конечной целью терапевтической программы является достижение оптимального уровня безсимптомного движения во время базовых и сложных физических упражнений.</w:t>
+        <w:t>Almost everyone, regardless of age, values the ability to function as independently as possible during everyday life. Health-care consumers (patients and clients) typically seek out or are referred for physical therapy services because of physical impairments associated with movement disorders caused by injury, disease, or health-related conditions that interfere with their ability to perform or pursue any number of activities that are necessary or important to them. Physical therapy services may also be sought by individuals who have no impairment but who wish to improve their overall level of fitness or reduce the risk of injury or disease. An individually designed therapeutic exercise program is almost always а fundamental component of the physical therapy services provided. This stands to reason because the ultimate goal of а therapeutic exercise program is the achievement of an optimal level of symptom-free movement during basic to complex physical activities.</w:t>
       </w:r>
     </w:p>
     <w:p>
@@ -21,7 +21,7 @@
         <w:jc w:val="both"/>
       </w:pPr>
       <w:r>
-        <w:t>Для разработки и реализации эффективных упражнений терапевт должен понимать, как многие формы упражнений влияют на ткани и системы организма и как эти воздействия, вызванные упражнениями, влияют на ключевые аспекты физической функции. Терапевт также должен интегрировать и применять знания по анатомии, физиологии, кинезиологии, патологии и поведенческим наукам на протяжении всего процесса управления пациентом/клиентом от первоначального обследования до планирования выписки. Для разработки программ терапевтических упражнений, которые приводят к положительным и значимым функциональным результатам для пациентов и клиентов, терапевт должен понимать взаимосвязь между физической функцией и инвалидностью и оценить, как применение процесса инвалидности к управлению пациентом/клиентом облегчает обеспечение эффективной эффективные медицинские услуги. Наконец, терапевт, как пациент/клиент-обучающий, должен знать и применять принципы двигательного обучения и приобретения двигательных навыков для обучения и функционального обучения. Мы обсуждаем модели инвалидности и управления пациентом/клиентом, как они относятся к терапевтическим упражнениям, и изучаем стратегии обучения и продвижения упражнений и функциональных двигательных навыков, основанных на принципах двигательного обучения.</w:t>
+        <w:t>To develop and implement effective exercise interventions, а therapist must understand how the many forms of exercise affect tissues of the body and body systems and how those exercise-induced effects have an impact on key aspects of physical function. А therapist must also integrate and apply knowledge of anatomy, physiology, kinesiology, pathology, and the behavioral sciences across the continuum of patient/client management from the initial examination to discharge planning. To develop therapeutic exercise programs that culminate in positive and meaningful functional outcomes for patients and clients, а therapist must understand the relationship between physical function and disability and appreciate how the application of the process of disablement to patient/client management facilitates the provision of effective and efficient health-care services. Finally, а therapist, as а patient/client educator, must know and apply principles of motor learning and motor skill acquisition to exercise instruction and functional training. Therefore, the purpose of this chapter is to present an overview of the scope of therapeutic exercise interventions used by physical therapists. We discuss models of disablement and patient/client management as they relate to therapeutic exercise and explore strategies for teaching and progressing exercises and functional motor skills based on principles of motor learning.</w:t>
       </w:r>
     </w:p>
     <w:p>
@@ -32,7 +32,7 @@
         <w:jc w:val="left"/>
       </w:pPr>
       <w:r>
-        <w:t>1 IPART Общие понятия Терапевтические</w:t>
+        <w:t>1 IPART General Concepts Therapeutic</w:t>
       </w:r>
     </w:p>
     <w:p>
@@ -43,7 +43,7 @@
         <w:jc w:val="both"/>
       </w:pPr>
       <w:r>
-        <w:t>упражнения: Основные понятия CHAPTER 1 Терапевтические упражнения: Влияние на физическую функцию 2 Определение терапевтических упражнений 2 Аспекты физической функции: Определение ключевых терминов 2 Типы вмешательства в терапевтические упражнения 3 Безопасность упражнений 3 Процесс и модели инвалидности 4 Определение инвалидности rocess 4 Модели инвалидности 4 Использование моделей и классификаций инвалидности в физической терапии 5 Управление пациентами и принятие клинических решений: интерактивные отношения 11 Принятие клинических решений 11 Практика, основанная на доказательствах 11 Модель управления пациентами 12 стратегии эффективных упражнений и специальных задач 24 Подготовка к Е Инструкция 24 Концепции моторного обучения: основа упражнений и специальных задач 24 Соблюдение упражнений 31 НАДЕЛЕННЫЕ УЧЕНИЕ 33</w:t>
+        <w:t>Exercise: Foundational Concepts CHAPTER 1 THERAPEUTIC EXERCISE: IMPACT ON PHYSICAL FUNCTION 2 Definition of Therapeutic Exercise 2 Aspects of Physical Function: Definition of Key Terms 2 Types of Therapeutic Exercise Intervention 3 Exercise Safety 3 PROCESS AND MODELS OF DISABLEMENT 4 The Disablement Process 4 Models of Disablement 4 Use of Disablement Models and Classifications in Physical Therapy 5 PATIENT MANAGEMENT AND CLINICAL DECISION MAKING: AN INTERACTIVE RELATIONSHIP 11 Clinical Decision Making 11 Evidence-Based Practice 11 А Patient Management Model 12 STRATEGIES FOR EFFECTIVE EXERCISE AND TASK-SPECIFIC INSTRUCTION 24 Preparation for Exercise Instruction 24 Concepts of Motor Learning: А Foundation of Exercise and Task-Specific Instruction 24 Adherence to Exercise 31 INDEPENDENT LEARNING ACTIVITIES 33</w:t>
       </w:r>
     </w:p>
     <w:p>
@@ -109,7 +109,7 @@
         <w:jc w:val="left"/>
       </w:pPr>
       <w:r>
-        <w:t>Терапевтические упражнения: влияние на физическую функцию</w:t>
+        <w:t>ТЕРАПЕВТИЧЕСКИЕ УПРАЖНЕНИЯ: IMPACT ON PHYSICAL FUNCTION</w:t>
       </w:r>
     </w:p>
     <w:p>
@@ -120,7 +120,7 @@
         <w:jc w:val="both"/>
       </w:pPr>
       <w:r>
-        <w:t>Из многих процедур, используемых физиотерапевтами в процессе непрерывного ухода за пациентами и клиентами, терапевтическое упражнение занимает свое место как один из ключевых элементов, лежащих в центре программ, предназначенных для улучшения или восстановления функции индивида или предотвращения дисфункции.2 Определение терапевтических упражнений Истематическое, планируемое выполнение физических движений, позиций или физических действий, предназначенных для обеспечения пациента/клиента средствами для устранения или предотвращения нарушений Улучшения, восстановления или улучшения физической функции Предотвращение или уменьшение факторов риска, связанных со здоровьем Оптимизировать общее состояние здоровья, физическое состояние или чувство благополучия</w:t>
+        <w:t>Of the many procedures used by physical therapists in the continuum of care of patients and clients, therapeutic exercise takes its place as one of the key elements that lies at the center of programs designed to improve or restore an individual’s function or to prevent dysfunction.2 Definition of Therapeutic Exercise Therapeutic exercise2 is the systematic, planned performance of bodily movements, postures, or physical activities intended to provide а patient/client with the means to Remediate or prevent impairments Improve, restore, or enhance physical function Prevent or reduce health-related risk factors Optimize overall health status, fitness, or sense of well-being</w:t>
       </w:r>
     </w:p>
     <w:p>
@@ -131,7 +131,7 @@
         <w:jc w:val="both"/>
       </w:pPr>
       <w:r>
-        <w:t>Баланс. Способность выровнять сегменты тела против гравитации, чтобы поддерживать или двигать тело (центр массы) в пределах доступной базы поддержки, не падая; Способность двигаться в равновесии с гравитацией через взаимодействие сенсорных и двигательных систем.2,66,74,88,124,127,128 Кардиопульмоночная фитнес. Способность выполнять низкоинтенсивные повторяющиеся движения тела в целом (ходьба, бег, велосипед, плавание) в течение длительного периода времени1,81; синонимный термин - сердечно-пульмочная выносливость.</w:t>
+        <w:t>Balance. The ability to align body segments against gravity to maintain or move the body (center of mass) within the available base of support without falling; the ability to move the body in equilibrium with gravity via interaction of the sensory and motor systems.2,66,74,88,124,127,128 Cardiopulmonary fitness. The ability to perform lowintensity, repetitive, total body movements (walking, jogging, cycling, swimming) over an extended period of time1,81; а synonymous term is cardiopulmonary endurance.</w:t>
       </w:r>
     </w:p>
     <w:p>
@@ -142,7 +142,7 @@
         <w:jc w:val="both"/>
       </w:pPr>
       <w:r>
-        <w:t>Программа терапевтических упражнений, разработанная физиотерапевтами, индивидуализирована в соответствии с уникальными потребностями каждого пациента или клиента. Пациент - это человек с нарушениями и функциональными ограничениями, диагностированный физиотерапевтом, который получает физиотерапевтическую помощь для улучшения функции и предотвращения инвалидности.2 Клиент - это человек без диагностированной дисфункции, который занимается услугами физиотерапии для содействия здоровью и благополучию и предотвращения дисфункции.2 Поскольку в данном учебнике основное внимание уделяется обращению с людьми с физическими нарушениями и функциональными ограничениями, авторы выбрали использовать термин "пациент" вместо "клиент" или "пациент/клиент" во всем тексте. Мы считаем, что все лица, получающие услуги физиотерапии, должны быть активными участниками, а не пассивными получателями реабилитационного процесса, чтобы научиться самостоятельно управлять своими потребностями в области здоровья.</w:t>
+        <w:t>Therapeutic exercise programs designed by physical therapists are individualized to the unique needs of each patient or client. А patient is an individual with impairments and functional limitations diagnosed by а physical therapist who is receiving physical therapy care to improve function and prevent disability.2 А client is an individual without diagnosed dysfunction who engages in physical therapy services to promote health and wellness and to prevent dysfunction.2 Because the focus of this textbook is on management of individuals with physical impairments and functional limitations, the authors have chosen to use the term “patient” rather than “client” or “patient/client” throughout this text. We believe that all individuals receiving physical therapy services must be active participants rather than passive recipients in the rehabilitation process to learn how to self-manage their health needs.</w:t>
       </w:r>
     </w:p>
     <w:p>
@@ -153,7 +153,7 @@
         <w:jc w:val="both"/>
       </w:pPr>
       <w:r>
-        <w:t>Координация. Правильное время и последовательность мышечного стрельбы в сочетании с соответствующей интенсивностью мышечного сокращения, что приводит к эффективному инициированию, руководству и классификации движения. Способность свободно передвигаться без ограничений; используется взаимозаменяемо с мобильностью.</w:t>
+        <w:t>Coordination. The correct timing and sequencing of muscle firing combined with the appropriate intensity of muscular contraction leading to the effective initiation, guiding, and grading of movement. It is the basis of smooth, accurate, efficient movement and occurs at а conscious or automatic level.123,127 Flexibility. The ability to move freely, without restriction; used interchangeably with mobility.</w:t>
       </w:r>
     </w:p>
     <w:p>
@@ -164,7 +164,7 @@
         <w:jc w:val="both"/>
       </w:pPr>
       <w:r>
-        <w:t>Мобильность. Способность структур или сегментов тела передвигаться или передвигаться, чтобы позволить возникновение диапазона движения (ROM) для функциональной деятельности (функциональная ROM).2,134 Пассивная мобильность зависит от расширения мягких тканей (контрактильной и неконтрактильной); кроме того, активная мобильность требует нейромышечной активации.</w:t>
+        <w:t>Mobility. The ability of structures or segments of the body to move or be moved in order to allow the occurrence of range of motion (ROM) for functional activities (functional ROM).2,134 Passive mobility is dependent on soft tissue (contractile and noncontractile) extensibility; in addition, active mobility requires neuromuscular activation.</w:t>
       </w:r>
     </w:p>
     <w:p>
@@ -175,7 +175,7 @@
         <w:jc w:val="left"/>
       </w:pPr>
       <w:r>
-        <w:t>Аспекты физической функции: определение ключевых терминов</w:t>
+        <w:t>Aspects of Physical Function: Definition of Key Terms</w:t>
       </w:r>
     </w:p>
     <w:p>
@@ -186,7 +186,7 @@
         <w:jc w:val="both"/>
       </w:pPr>
       <w:r>
-        <w:t>Способность функционировать самостоятельно дома, на рабочем месте, в сообществе или во время отдыха и отдыха зависит от физической, а также психологической и социальной функции. Многомерные аспекты физической функции охватывают разнообразные, но взаимосвязанные области выполнения, изображенные на рисунке 1.1.</w:t>
+        <w:t>The ability to function independently at home, in the workplace, within the community, or during leisure and recreational activities is contingent upon physical as well as psychological and social function. The multidimensional aspects of physical function encompass the diverse yet interrelated areas of performance that are depicted in Figure 1.1. These aspects of function are characterized by the following definitions.</w:t>
       </w:r>
     </w:p>
     <w:p>
@@ -197,7 +197,7 @@
         <w:jc w:val="both"/>
       </w:pPr>
       <w:r>
-        <w:t>Мышечная производительность. Способность мышц вырабатывать напряжение и выполнять физическую работу. Взаимодействие сенсорных и двигательных систем, которое позволяет синергистам, агонистам и антагонистам, а также стабилизаторам и нейтрализаторам предвидеть или 2 ТЕРАПЕТИЧЕСКИЕ ДОЛЖЕНИЕ: Влияние на физическую функцию Рисунок 1.1 взаимосвязанные аспекты физической функции.</w:t>
+        <w:t>Muscle performance. The capacity of muscle to produce tension and do physical work. Muscle performance encompasses strength, power, and muscular endurance.2 Neuromuscular control. Interaction of the sensory and motor systems that enables synergists, agonists and antagonists, as well as stabilizers and neutralizers to anticipate or 2 THERAPEUTIC EXERCISE: IMPACT ON PHYSICAL FUNCTION FIGURE 1.1 Interrelated aspects of physical function.</w:t>
       </w:r>
     </w:p>
     <w:p>
@@ -213,7 +213,7 @@
         <w:jc w:val="both"/>
       </w:pPr>
       <w:r>
-        <w:t>Устойчивость. Способность нейромышечной системы посредством синергических мышечных действий держать проксимальный или дистальный сегмент тела в стационарном положении или контролировать стабильную базу во время перекрытия движения.50,127,134 Устойчивость суставов - это поддержание надлежащего выравнивания костных партнеров суставов посредством пассивных и динамических компонентов.85 Системы Тело, которое контролирует каждый из этих аспектов физической функции, реагирует, адаптируется и развивается в ответ на силы и физические нагрузки (стресс! В результате воздействия силы, возникающие при регулярной физической активности, организм поддерживает функциональный уровень силы, сердечно-пухотной гигиены и мобильности. Навязываемые силы и чрезмерное физическое напряжение могут вызвать острую травму, такую как перевороты и переломы, или хронические состояния, такие как повторяющиеся стрессовые расстройства.84 Отсутствие типичных сил на организме также может вызвать дегенерацию, деградацию или деформацию. Например, отсутствие нормального веса, связанного с длительным отдыхом в постели или иммобилизацией, ослабляет мышцы и кости.8,20,69,84,108 Длительная неактивность также приводит к снижению эффективности кровеносных и лёгких систем.1 Ухудшение одной или нескольких систем тела и последующее ухудшение любого аспекта физической функции n, отдельно или совместно, могут привести к функциональному ограничению и инвалидности. Лечебные упражнения включают в себя применение тщательно выделенных физических нагрузок и сил, которые налагаются на нарушенные системы тела, конкретные ткани или отдельные структуры контролируемым, прогрессивным, безопасным образом для снижения физических нарушений и улучшения функции.</w:t>
+        <w:t>Stability. The ability of the neuromuscular system through synergistic muscle actions to hold а proximal or distal body segment in а stationary position or to control а stable base during superimposed movement.50,127,134 Joint stability is the maintenence of proper alignment of bony partners of а joint by means of passive and dynamic components.85 The systems of the body that control each of these aspects of physical function react, adapt, and develop in response to forces and physical stresses (stress! force/ area) placed upon tisses that make up body systems.81,84 Gravity, for example, is а constant force that affects the musculoskeletal, neuromuscular, and circulatory systems. Additional forces, incurred during routine physical activities, help the body maintain а functional level of strength, cardiopulmonary fitness, and mobility. Imposed forces and physical stresses that are excessive can cause acute injuries, such as sprains and fractures, or chronic conditions, such as repetitive stress disorders.84 The absence of typical forces on the body can also cause degeneration, degradation, or deformity. For example, the absence of normal weight bearing associated with prolonged bed rest or immobilization weakens muscle and bone.8,20,69,84,108 Prolonged inactivity also leads to decreased efficiency of the circulatory and pulmonary systems.1 Impairment of any one or more of the body systems and subsequent impairment of any aspect of physical function, separately or jointly, can result in functional limitation and disability. Therapeutic exercise interventions involve the application of carefully graded physical stresses and forces that are imposed on impaired body systems, specific tissues, or individual structures in а controlled, progressive, safely executed manner to reduce physical impairments and improve function.</w:t>
       </w:r>
     </w:p>
     <w:p>
@@ -224,7 +224,7 @@
         <w:jc w:val="both"/>
       </w:pPr>
       <w:r>
-        <w:t>определение терапевтических упражнений, направленных на рассмотрение полного объема методов растяжения мягких тканей.</w:t>
+        <w:t>definition of therapeutic exercise to address the full scope of soft tissue stretching techniques.</w:t>
       </w:r>
     </w:p>
     <w:p>
@@ -235,7 +235,7 @@
         <w:jc w:val="left"/>
       </w:pPr>
       <w:r>
-        <w:t>Безопасность упражнений</w:t>
+        <w:t>Exercise Safety</w:t>
       </w:r>
     </w:p>
     <w:p>
@@ -246,7 +246,7 @@
         <w:jc w:val="both"/>
       </w:pPr>
       <w:r>
-        <w:t>Независимо от типа терапевтических упражнений в программе упражнений пациента, безопасность является фундаментальным фактором во всех аспектах программы, независимо от того, выполняются ли упражнения самостоятельно или под наблюдением терапевта. Безопасность пациента, конечно, имеет первостепенное значение; однако, необходимо учитывать и безопасность терапевта, особенно если терапевт непосредственно участвует в применении процедуры упражнения или метода ручной терапии.</w:t>
+        <w:t>Regardless of the type of therapeutic exercise interventions in а patient’s exercise program, safety is а fundamental consideration in every aspect of the program whether the exercises are performed independently or under а therapist’s supervision. Patient safety, of course, is paramount; nonetheless, the safety of the therapist must also be considered, particularly when the therapist is directly involved in the application of an exercise procedure or а manual therapy technique.</w:t>
       </w:r>
     </w:p>
     <w:p>
@@ -257,7 +257,7 @@
         <w:jc w:val="both"/>
       </w:pPr>
       <w:r>
-        <w:t>Многие факторы могут влиять на безопасность пациента во время физических упражнений. Перед началом занятий спортом необходимо изучить историю здоровья пациента и текущее состояние здоровья. Препараты могут отрицательно повлиять на баланс и координацию пациента во время физических упражнений или на сердечно-легочный ответ на физические упражнения.</w:t>
+        <w:t>Many factors can influence а patient’s safety during exercise. Prior to engaging in exercise, а patient’s health history and current health status must be explored. А patient unaccustomed to physical exertion may be at risk for the occurrence of an adverse effect from exercise associated with а known or an undiagnosed health condition. Medications can adversely affect а patient’s balance and coordination during exercise or cardiopulmonary response to exercise. Therefore, risk factors must be identified and weighed carefully before an exercise program is initiated. Medical clearance from а patient’s physician may be indicated before beginning an exercise program.</w:t>
       </w:r>
     </w:p>
     <w:p>
@@ -268,7 +268,7 @@
         <w:jc w:val="left"/>
       </w:pPr>
       <w:r>
-        <w:t>Виды терапевтических упражнений</w:t>
+        <w:t>Types of Therapeutic Exercise Intervention</w:t>
       </w:r>
     </w:p>
     <w:p>
@@ -279,7 +279,7 @@
         <w:jc w:val="both"/>
       </w:pPr>
       <w:r>
-        <w:t>Процедуры терапевтических упражнений включают в себя широкий спектр мероприятий, действий и методов. Техники, выбранные для индивидуальной терапевтической программы упражнений, основаны на определении терапевтом основной причины или причин нарушений, функциональных ограничений или инвалидности пациента. Виды терапевтических упражнений, представленных в данном учебнике, перечислены в поле 1.1. Помимо того, что методы совместной мобилизации часто классифицируются как процедуры ручной терапии, а не как терапевтические упражнения,2 авторы данного учебника решили включить процедуры совместной мобилизации в общий объем CHA ПТЕР 1 Терапевтические упражнения: Основные понятия 3 РОБОКС 1.1 Терапевтические упражнения • Аэробическое кондиционирование и рекондиционирование • упражнения на мышечную производительность: тренировки силы, и выносливости • Техники растяжения, включая процедуры удлинения мышц и методы мобилизации суставов • Невромышечный контроль, ингибирование, техники облегчения и обучение осознанию положения • Контроль положения, механика тела и упражнения по стабилизации • упражнения по балансу и гибкости • упражнения по расслаблению • упражнения по дыханию и тренировки вентиляционных мышц • Утомление от функционального обучения, связанное с конкретной задачей, отношение усталости к риску травмы, и Отдых для восстановления во время и после тренировок. Когда пациент находится под непосредственным наблюдением в клинической или домашней обстановке во время обучения программе упражнений, терапевт может контролировать эти переменные. Однако, когда пациент проводит программу упражнений самостоятельно дома или в общественном фитнес-комнате, безопасность пациента повышается и риск травм или повторного травмы минимизируется благодаря эффективному обучению и обучению пациентов. Предложения по эффективному обучению физическим упражнениям и обучению пациентов обсуждаются в последующем разделе этой главы.</w:t>
+        <w:t>Therapeutic exercise procedures embody а wide variety of activities, actions, and techniques. The techniques selected for an individualized therapeutic exercise program are based on а therapist’s determination of the underlying cause or causes of а patient’s impairments, functional limitations, or disability. The types of therapeutic exercise interventions presented in this textbook are listed in Box 1.1. Additional exercise interventions are used by therapists for patients with neuromuscular or developmental conditions.2 NOTE: Although joint mobilization techniques are often classified as manual therapy procedures, not therapeutic exercise,2 the authors of this textbook have chosen to include joint mobilization procedures under the broad CHAPTER 1 Therapeutic Exercise: Foundational Concepts 3 BOX 1.1 Therapeutic Exercise Interventions • Aerobic conditioning and reconditioning • Muscle performance exercises: strength, power, and endurance training • Stretching techniques including muscle-lengthening procedures and joint mobilization techniques • Neuromuscular control, inhibition, and facilitation techniques and posture awareness training • Postural control, body mechanics, and stabilization exercises • Balance exercises and agility training • Relaxation exercises • Breathing exercises and ventilatory muscle training • Task-specific functional training fatigue, the relationship of fatigue to the risk of injury, and the importance of rest for recovery during and after an exercise routine. When а patient is being directly supervised in а clinical or home setting while learning an exercise program, the therapist can control these variables. However, when а patient is carrying out an exercise program independently at home or at а community fitness facility, patient safety is enhanced and the risk of injury or re-injury is minimized by effective exercise instruction and patient education. Suggestions for effective exercise instruction and patient education are discussed in а later section of this chapter.</w:t>
       </w:r>
     </w:p>
     <w:p>
@@ -290,7 +290,7 @@
         <w:jc w:val="both"/>
       </w:pPr>
       <w:r>
-        <w:t>Окружающая среда, в которой выполняются упражнения, также влияет на безопасность пациента. Если оборудование для упражнений используется в клинической обстановке или дома, для обеспечения безопасности пациента оборудование должно быть в хорошем состоянии и в хорошем состоянии, должно соответствовать пациенту, должно быть правильно применено и использовано.</w:t>
+        <w:t>The environment in which exercises are performed also affects patient safety. Adequate space and а proper support surface for exercise are necessary prerequisites for patient safety. If exercise equipment is used in the clinical setting or at home, to ensure patient safety the equipment must be well maintained and in good working condition, must fit the patient, and must be applied and used properly.</w:t>
       </w:r>
     </w:p>
     <w:p>
@@ -301,7 +301,7 @@
         <w:jc w:val="both"/>
       </w:pPr>
       <w:r>
-        <w:t>Специфично для каждого упражнения в программе, точность, с которой пациент выполняет упражнение, влияет на безопасность, включая правильную позу или выравнивание тела, выполнение правильных закономерностей движения и выполнение каждого упражнения с соответствующей интенсивностью, скоростью и длительностью. Пациент должен быть информирован о признаках реагирования на проприоцептивную и кинестетическую информацию и, впоследствии, работать в правильной последовательности для создания скоординированного движения.72 Позиционный контроль, стабильность и равновесие.</w:t>
+        <w:t>Specific to each exercise in а program, the accuracy with which а patient performs an exercise affects safety, including proper posture or alignment of the body, execution of the correct movement patterns, and performing each exercise with the appropriate intensity, speed, and duration. А patient must be informed of the signs of respond to proprioceptive and kinesthetic information and, subsequently, to work in correct sequence to create coordinated movement.72 Postural control, postural stability, and equilibrium. Used interchangeably with static or dynamic balance.50,124,127</w:t>
       </w:r>
     </w:p>
     <w:p>
@@ -367,7 +367,7 @@
         <w:jc w:val="both"/>
       </w:pPr>
       <w:r>
-        <w:t>В интеграции и применении знаний о процессе инвалидности в оказании медицинской помощи входит понимание того, что процесс не является однонаправленным, то есть не обязательно предотвратимым или необратимым.14 Кроме того, предполагается, что в большинстве случаев, в зависимости от таких факторов, как тяжесть и продолжительность болезни, логическое состояние, доступ пациента к качественной медицинской помощи, а также мотивация и желания пациента, прогрессирование процесса действительно может быть изменено и функция пациента улучшена.2,14,132,133 Понимание и применение процесса инвалидности сдвигает внимание управления пациентом от строгого лечения заболевания или травмы для лечения воздействия болезни, травмы или расстройства на функцию пациента, а также выявления основных причин дисфункции пациента. Эта перспектива ставит человека, а не только болезнь или расстройство, в центр усилий по предотвращению или прекращению прогрессирования инвалидности путем применения вмешательств, которые улучшают функциональные способности пациента, одновременно сокращая или устраняя причины инвалидности.39,132,133 Модели инвалидности Как уже упоминалось, безопасность терапевта также является соображением для предотвращения травм, связанных с работой. Например, когда терапевт использует ручную резистентность во время упражнений, предназначенных для повышения силы пациента, или применяет растяжную силу вручную для улучшения диапазона движения пациента, терапевт должен включить принципы правильной механики тела и защиты суставов в эти ручные методы для минимизации собственного риска. травмы.</w:t>
+        <w:t>Inherent in the integration and application of knowledge of the disablement process in health-care delivery is an understanding that the process is not unidirectional; that is, it is not necessarily unpreventable or irreversible.14 Furthermore, it is assumed that in most instances, depending on factors such as the severity and duration of the pathological condition, а patient’s access to quality health care as well as the motivation and desires of the patient, the progression of the process can indeed be altered and the patient’s function improved.2,14,132,133 An understanding and application of the disablement process shifts the focus of patient management from strict treatment of а disease or injury to treatment of the impact that а disease, injury, or disorder has on а patient’s function as well as the identification of the underlying causes of the patient’s dysfunction. This perspective puts the person, not solely the disease or disorder, at the center of efforts to prevent or halt the progression of disablement by employing interventions that improve а patient’s functional abilities while simultaneously reducing or eliminating the causes of disability.39,132,133 Models of Disablement</w:t>
       </w:r>
     </w:p>
     <w:p>
@@ -378,7 +378,18 @@
         <w:jc w:val="both"/>
       </w:pPr>
       <w:r>
-        <w:t>В каждой главе этого учебника рассматриваются меры предосторожности, противопоказания и соображения безопасности для лечения конкретных патологий, нарушений и функциональных ограничений, а также для использования и продвижения конкретных терапевтических упражнений.</w:t>
+        <w:t>As mentioned, therapist safety is also а consideration to avoid work-related injury. For example, when а therapist is using manual resistance during an exercise designed to improve а patient’s strength or is applying а stretch force manually to improve а patient’s range of motion, the therapist must incorporate principles of proper body mechanics and joint protection into these manual techniques to minimize his or her own risk of injury.</w:t>
+      </w:r>
+    </w:p>
+    <w:p>
+      <w:pPr>
+        <w:widowControl/>
+        <w:spacing w:after="160" w:before="0" w:line="276" w:lineRule="auto"/>
+        <w:ind w:firstLine="0"/>
+        <w:jc w:val="both"/>
+      </w:pPr>
+      <w:r>
+        <w:t>Throughout each of the chapters of this textbook, precautions, contraindications, and safety considerations are addressed for the management of specific pathologies, impairments, and functional limitations and for the use and progression of specific therapeutic exercise interventions.</w:t>
       </w:r>
     </w:p>
     <w:p>
@@ -389,7 +400,7 @@
         <w:jc w:val="left"/>
       </w:pPr>
       <w:r>
-        <w:t>Процесс и модели инвалидности</w:t>
+        <w:t>ПРОЦЕСС И МОДЕЛИ ИНВАЛИДНОСТИ</w:t>
       </w:r>
     </w:p>
     <w:p>
@@ -400,7 +411,7 @@
         <w:jc w:val="both"/>
       </w:pPr>
       <w:r>
-        <w:t>За последние 40 лет было предложено несколько моделей, описывающих процесс инвалидности. Первыми двумя разработанными схемами были модель Nagi86,87 и модель Международной классификации нарушений, инвалидностей и инвалидностей (ICIDH) для Всемирной организации здравоохранения (ВОЗ).51 Модель ICIDH была пересмотрена после первоначального опубликования, с корректировкой описаний критериев классификации базы модели. на вклад медицинских работников, поскольку они стали родственниками оригинальной модели.47 Национальный центр исследований медицинской реабилитации (NCMRR) интегрировал компоненты модели Наги с оригинальной моделью ICIDH для разработки своей собственной модели.89 Модель NCMRR добавила взаимодействие отдельных факторов риска, включая физические и социальные. факторы, к процессу инвалидности.</w:t>
+        <w:t>Several models that depict the process of disablement have been proposed over the past 40 years. The first two schema developed were the Nagi model86,87 and the International Classification of Impairments, Disabilities, and Handicaps (ICIDH) model for the World Health Organization (WHO).51 The ICIDH model was revised after its original publication, with adjustments made in the descriptions of the classification criteria of the model based on input from health-care practitioners as they became familiar with the original model.47 The National Center for Medical Rehabilitation Research (NCMRR) integrated components of the Nagi model with the original ICIDH model to develop its own model.89 The NCMRR model added interactions of individual risk factors, including physical and social factors, to the disablement process.</w:t>
       </w:r>
     </w:p>
     <w:p>
@@ -411,7 +422,7 @@
         <w:jc w:val="both"/>
       </w:pPr>
       <w:r>
-        <w:t>Было отмечено, что профессия физиотерапевтического лечения определяется набором знаний и клинических применений, направленных на устранение или устранение инвалидности.110 Понимание инвалидных последствий болезни, травмы и аномалий развития и способы снижения риска потенциальной инвалидности, следовательно, м Это является основополагающим фактором предоставления эффективной помощи и услуг, направленных на восстановление значимой функции для пациентов и их семей, значимых лиц и лиц, осуществляющих уход.</w:t>
+        <w:t>It has been said that the physical therapy profession is defined by а body of knowledge and clinical applications that are directed toward the elimination or resolution of disability.110 Understanding the disabling consequences of disease, injury, and abnormalities of development and how the risk of potential disability can be reduced, therefore, must be fundamental to the provision of effective care and services, which are geared to the restoration of meaningful function for patients and their families, significant others, and caregivers.</w:t>
       </w:r>
     </w:p>
     <w:p>
@@ -422,7 +433,7 @@
         <w:jc w:val="left"/>
       </w:pPr>
       <w:r>
-        <w:t>Процесс инвалидности</w:t>
+        <w:t>The Disablement Process</w:t>
       </w:r>
     </w:p>
     <w:p>
@@ -433,7 +444,7 @@
         <w:jc w:val="both"/>
       </w:pPr>
       <w:r>
-        <w:t>Определение Инвалидность - это термин, который относится к воздействию и функциональным последствиям острых или хронических заболеваний, таких как болезни, травмы и врожденные или развивающиеся аномалии, на конкретные системы организма, которые нарушают основные человеческие показатели и способность индивида удовлетворить необходимые, обычные, ожидаемые и желаемые социальные потребности. 60,86,143 Физиотерапевты наиболее часто оказывают помощь и услуги людям с физическими ограниченными возможностями. Социальное, эмоциональное и когнитивное нарушение может повлиять на физическую функцию и наоборот, и, следовательно, не должно быть пренебрегнуто или отклонено.58,60 Знание процесса инвалидности в здравоохранении дает основы для специалистов в области здравоохранения для развития понимания сложных отношений между функцией, инвалидностью и инвалидностью. Это знание, в свою очередь, обеспечивает теоретическую основу, на которой можно организовать практику и основывать исследования, что облегчает эффективное управление и уход за пациентами, что отражается на значимых функциональных результатах.40,62</w:t>
+        <w:t>Definition Disablement is а term that refers to the impact(s) and functional consequences of acute or chronic conditions, such as disease, injury, and congenital or developmental abnormalities, on specific body systems that compromise basic human performance and an individual’s ability to meet necessary, customary, expected, and desired societal functions and roles.60,86,143 Physical therapists most commonly provide care and services to people with physical disability. Social, emotional, and cognitive disablement can affect physical function and vice versa and, therefore, should not be disregarded or dismissed.58,60 Implications in Health Care Knowledge of the process of disablement provides а foundation for health-care professionals to develop an appreciation of the complex relationships among function, disability, and health.62,132 This knowledge, in turn, provides а theoretical framework upon which practice can be organized and research can be based, thus facilitating effective management and care of patients that is reflected by meaningful functional outcomes.40,62</w:t>
       </w:r>
     </w:p>
     <w:p>
@@ -444,7 +455,7 @@
         <w:jc w:val="both"/>
       </w:pPr>
       <w:r>
-        <w:t>Хотя каждая из этих моделей использует немного другую терминологию, каждая из них отражает спектр инвалидности. Несколько источников в литературе обсудили или сравнили и контрастировали терминологию и описатели, используемые в этих и других моделях.2,39,51,59,60,86,87,89 Несмотря на различия в этих моделях, каждая таксономия отражает сложные взаимосвязи между следующими.</w:t>
+        <w:t>Although each of these models uses slightly different terminology, each reflects а spectrum of disablement. Several sources in the literature have discussed or compared and contrasted the terminology and descriptors used in these and other models.2,39,51,59,60,86,87,89 Despite the variations in these models, each taxonomy reflects the complex interrelationships among the following.</w:t>
       </w:r>
     </w:p>
     <w:p>
@@ -455,7 +466,7 @@
         <w:jc w:val="left"/>
       </w:pPr>
       <w:r>
-        <w:t>Острая или хроническая патология</w:t>
+        <w:t>Acute or chronic pathology</w:t>
       </w:r>
     </w:p>
     <w:p>
@@ -466,7 +477,7 @@
         <w:jc w:val="both"/>
       </w:pPr>
       <w:r>
-        <w:t>Инвалиды Функциональные ограничения Инвалиды, инвалидности или социальные ограничения Концептуальные рамки моделей инвалидности Nagi, ICIDH и NCMRR, хотя широко применяются 4 Процесс и модели инвалидности Использование моделей и классификаций инвалидности в физической терапии</w:t>
+        <w:t>Impairments Functional limitations Disabilities, handicaps, or societal limitations The conceptual frameworks of the Nagi, ICIDH, and NCMRR models of disablement, although applied widely 4 PROCESS AND MODELS OF DISABLEMENT Use of Disablement Models and Classifications in Physical Therapy</w:t>
       </w:r>
     </w:p>
     <w:p>
@@ -493,7 +504,7 @@
         <w:jc w:val="both"/>
       </w:pPr>
       <w:r>
-        <w:t>Наги Активная патология Ослабление функции Ослабление ICIDH* Болезнь Ослабление ICF† Ослабление организма Ослабление деятельности Ослабление структуры/функции участия *Международная классификация Ослаблений, и Ослаблений. †Международная классификация функционирования, Ослабления и здоровья.</w:t>
+        <w:t>Nagi Active pathology Impairment Functional limitation Disability ICIDH* Disease Impairment Disability Handicap ICF† Impairment of body Activity limitation Participation restriction structure/function *International Classification of Impairments, Disabilities, and Handicaps. †International Classification of Functioning, Disability, and Health.</w:t>
       </w:r>
     </w:p>
     <w:p>
@@ -504,7 +515,7 @@
         <w:jc w:val="both"/>
       </w:pPr>
       <w:r>
-        <w:t>В начале 1990-х годов физиотерапевты начали изучать потенциальное использование моделей инвалидности и предположили, что схема инвалидности и связанная с ней терминология обеспечивали соответствующую основу для принятия клинических решений в практике и исследованиях.40,59,120 Кроме того, практикующие и исследователи предположили, что последовательное использование инвалидности - Ученые считают, что использование языка в качестве механизма для стандартизации терминологии для документации и коммуникации в клинических и исследовательских условиях.45 Американская ассоциация физической терапии (APTA) впоследствии включила расширение модели инвалидности Наги и связанную с ней терминологию в свой развивающийся консенсусный документ, "Гид по физической терапии". Практика насильников2 (часто называемая руководством), которая была разработана для отражения "лучших практик" от первоначального обследования до результатов вмешательства. В руководстве также используется концепция инвалидности как основы для организации и приоритетной оценки клинических решений, принятых в течение непрерывного периода оказания физикотерапевтической помощи и услуг.</w:t>
+        <w:t>During the early 1990s physical therapists began to explore the potential use of disablement models and suggested that disablement schema and related terminology provided an appropriate framework for clinical decision making in practice and research.40,59,120 In addition, practitioners and researchers suggested that consistent use of disablementrelated language could be а mechanism to standardize terminology for documentation and communication in the clinical and research settings.45 The American Physical Therapy Association (APTA) subsequently incorporated an extension of the Nagi disablement model and related terminology into its evolving consensus document, the Guide to Physical Therapist Practice2 (often called the Guide), which was developed to reflect “best practice” from the initial examination to the outcomes of intervention. The Guide also uses the concept of disablement as а framework for organizing and prioritizing clinical decisions made during the continuum of physical therapy care and services.</w:t>
       </w:r>
     </w:p>
     <w:p>
@@ -515,7 +526,7 @@
         <w:jc w:val="both"/>
       </w:pPr>
       <w:r>
-        <w:t>Ухудшение структуры тела (анатомическая) и функции (физиологическая) Ограничение деятельности Ограничение участия Влияние контекстных факторов (экологических и личных) на функционирование, инвалидность и здоровье Компоненты модели ICF сравниваются в таблице 1.1 с моделями Nagi и ICIDH инвалидности.</w:t>
+        <w:t>Impairment of body structure (anatomical) and function (physiological) Activity limitation Participation restriction Impact of contextual factors (environmental and personal) on functioning, disability, and health The components of the ICF model are compared in Table 1.1 to the Nagi and ICIDH models of disablement.</w:t>
       </w:r>
     </w:p>
     <w:p>
@@ -526,7 +537,7 @@
         <w:jc w:val="both"/>
       </w:pPr>
       <w:r>
-        <w:t>Для того, чтобы соответствовать языку руководства, рисунок 1.2, который был создан для данного учебника, изображает модель инвалидности и потенциальные последствия терапевтических упражнений для процесса инвалидности. Включение факторов риска в клиническую практику и исследования во многих медицинских профессиях подвергалось критике за их воспринимаемый фокус на болезни и медико-биологическое представление о инвалидности, а также за их отсутствие внимания к человеку с инвалидностью.21 В ответ на эти критики ВОЗ предприняла широкий пересмотр своей концептуальная база и система классификации инвалидности, описанные в модели ICIDH. В результате всеобъемлющего процесса консенсуса в течение нескольких лет ВОЗ разработала Международную классификацию функционирования, инвалидности и здоровья (ICF).52,131-133 Эта новая концептуальная модель объединяет функционирование и инвалидность и характеризуется как биопсихосоциальная модель инвалидности, которая обеспечивает последовательную перспективу различных аспекты здоровья. Пересмотренная модель также была разработана для того, чтобы уменьшить акцент на заболеваниях и уделять больше внимания тому, как живут люди, страдающие состояниями здоровья.21,52,132,133 Модель ICF состоит из следующих компонентов влияния на здоровье и здоровье.</w:t>
+        <w:t>To be consistent with the language of the Guide, Figure 1.2, which was configured for this textbook, depicts а model of disablement and the potential impacts of therapeutic exercise interventions on the disablement process. The impact of risk factors has also been included in this depiction of the process. Incorporating risk factors into the in clinical practice and research in many health-care professions, have been criticized for their perceived focus on disease and а medical-biological view of disability as well as their lack of attention to the person with а disability.21 In response to these criticisms, the WHO undertook а broad revision of its conceptual framework and system for classifying disability described in its ICIDH model. Through а comprehensive consensus process over а number of years, the WHO developed the International Classification of Functioning, Disability, and Health (ICF).52,131-133 This new conceptual model integrates functioning and disability and is characterized as а bio-psycho-social model of disablement that provides а coherent perspective of various aspects of health. The revised model was also designed to place less emphasis on disease and greater emphasis on how people affected by health conditions live.21,52,132,133 The ICF model consists of the following components of health and health-related influences.</w:t>
       </w:r>
     </w:p>
     <w:p>
@@ -537,7 +548,7 @@
         <w:rPr>
           <w:i/>
         </w:rPr>
-        <w:t>Рисунок 1.2 Влияние терапевтических упражнений на процесс инвалидности.</w:t>
+        <w:t>FIGURE 1.2 Impact of therapeutic exercise on the disablement process.</w:t>
       </w:r>
     </w:p>
     <w:p>
@@ -547,14 +558,13 @@
     </w:p>
     <w:p>
       <w:pPr>
-        <w:spacing w:before="60" w:after="60"/>
-        <w:ind w:left="720"/>
+        <w:pStyle w:val="Heading2"/>
+        <w:keepNext/>
+        <w:spacing w:before="280" w:after="160"/>
+        <w:jc w:val="left"/>
       </w:pPr>
       <w:r>
-        <w:rPr>
-          <w:sz w:val="18"/>
-        </w:rPr>
-        <w:t>6 Процесс и модели инвалидности</w:t>
+        <w:t>6 PROCESS AND MODELS OF</w:t>
       </w:r>
     </w:p>
     <w:p>
@@ -565,7 +575,7 @@
         <w:jc w:val="both"/>
       </w:pPr>
       <w:r>
-        <w:t>Физиотерапевты во всех областях практики лечат пациентов с множеством патологий. Знание этих патологий (медицинские диагнозы) является важной базовой информацией, но она не указывает терапевту, как оценить и лечить дисфункцию пациента, возникающую из патологического состояния. Несмотря на точный медицинский диагноз и глубокие знания терапевта о конкретных патологиях, опытный терапевт прекрасно знает, что два пациента с одинаковым медицинским диагнозом, таким как ревматологический артрит, и одинаковой степени разрушения суставов (конфиксированной радиологически) могут иметь очень разные степени нарушения и функциональные ограничения и, следовательно, очень разные степени инвалидности. Это подчеркивает необходимость физиотерапевтов всегда уделять пристальное внимание воздействию определенной патологии на функцию при разработке значимых стратегий управления для улучшения функциональных способностей.</w:t>
+        <w:t>DISABLEMENT</w:t>
       </w:r>
     </w:p>
     <w:p>
@@ -576,7 +586,7 @@
         <w:jc w:val="both"/>
       </w:pPr>
       <w:r>
-        <w:t>В соответствии с данной моделью, инвалидность может быть предотвращена, устранена или уменьшена, если риск возникновения или тяжести патологии, нарушения функции или функциональных ограничений снижен.</w:t>
+        <w:t>Physical therapists in all areas of practice treat patients with а multitude of pathologies. Knowledge of these pathologies (medical diagnoses) is important background information, but it does not tell the therapist how to assess and treat а patient’s dysfunction that arises from the pathological condition. Despite an accurate medical diagnosis and а therapist’s thorough knowledge of specific pathologies, the experienced therapist knows full well that two patients with the same medical diagnosis, such as rheumatoid arthritis, and the same extent of joint destruction (confirmed radiologically) may have very different severities of impairment and functional limitation and, consequently, very different degrees of disability. This emphasizes the need for physical therapists to always pay close attention to the impact(s) of а particular pathology on function when designing meaningful management strategies to improve functional abilities.</w:t>
       </w:r>
     </w:p>
     <w:p>
@@ -587,7 +597,7 @@
         <w:jc w:val="both"/>
       </w:pPr>
       <w:r>
-        <w:t>NOTE: Вскоре после публикации второго издания руководства ВОЗ приняла и распространила модель ICF о инвалидности, с ее недавно разработанной концептуальной структурой и системой классификации функционирования и инвалидности.52 Следовательно, информация о этой модели и ее пересмотренных понятиях и терминологии не были включены в И поэтому элементы модели ICF еще не широко используются физиотерапевтическим сообществом. Поскольку физиотерапевты должны быть осведомлены о меняющихся понятиях и языке инвалидности, вероятно, следующее издание Руководства отразит эту информацию.</w:t>
+        <w:t>model underscores the assumption that disability can be prevented, eliminated, or reduced if the risk of occurrence or severity of pathology, impairment, or functional limitation is reduced. The model also shows that effective interventions, in particular therapeutic exercise, can have а positive impact on every aspect of the disablement process.</w:t>
       </w:r>
     </w:p>
     <w:p>
@@ -598,7 +608,7 @@
         <w:jc w:val="both"/>
       </w:pPr>
       <w:r>
-        <w:t>Выбирая использовать модель инвалидности в рамках теоретической структуры практики, физиотерапевты несут ответственность за предоставление доказательств того, что между элементами процесса инвалидности действительно существуют связи, которые могут быть определены физиотерапевтическими тестами и мерами. Кроме того, профессия должна доказать, что не только физические нарушения могут быть уменьшены, но и функциональные способности могут быть значительно улучшены посредством физиотерапевтических вмешательств. Примеры некоторых из этих доказательств включены в эту главу и перемещены по всему учебнику.</w:t>
+        <w:t>NOTE: Shortly after the second edition of the Guide was published, the WHO adopted and disseminated the ICF model of disablement, with its newly developed conceptual framework and system for classifying functioning and disability.52 Consequently, information about this model and its revised concepts and terminology were not incorporated into the Guide, and so the elements of the ICF model are not yet widely used by the physical therapy community. Because physical therapists need to be aware of the changing concepts and language of disablement, it is likely that the next edition of the Guide will reflect this information.</w:t>
       </w:r>
     </w:p>
     <w:p>
@@ -609,7 +619,7 @@
         <w:jc w:val="both"/>
       </w:pPr>
       <w:r>
-        <w:t>Опасности являются последствиями патологических состояний; то есть они являются признаками и симптомами, которые отражают аномалии на уровне системы тела, органов или тканей.2,36,58 Типы нарушений Опасности могут быть классифицированы как возникающие из-за анатомических, физиологических или психологических изменений, а также потерь или аномалий структуры или функции системы тела. Физиотерапевты обычно оказывают помощь и услуги пациентам с нарушениями, которые влияют на следующие системы.</w:t>
+        <w:t>By choosing to use а model of disablement as part of the theoretical framework of practice, physical therapists have а responsibility to provide evidence that there are, indeed, links among the elements of the disablement process that can be identified by physical therapy tests and measures. It is also the responsibility of the profession to demonstrate that not only can physical impairments be reduced but functional abilities can be significantly enhanced by physical therapy interventions. This body of evidence has just begun to emerge during the past decade. Examples of some of this evidence are integrated into this chapter and interspersed throughout the textbook.</w:t>
       </w:r>
     </w:p>
     <w:p>
@@ -620,7 +630,7 @@
         <w:jc w:val="both"/>
       </w:pPr>
       <w:r>
-        <w:t>В следующих разделах этой главы представлен обзор ключевых компонентов процесса инвалидности с использованием языка, соответствующего руководству, с дополнительным обсуждением факторов риска и их потенциального воздействия на инвалидность. Также обсуждается отношение модели инвалидности к лечению пациентов и физиотерапевтическим вмешательствам, в частности к терапевтическим упражнениям.</w:t>
+        <w:t>Impairments are the consequences of pathological conditions; that is, they are the signs and symptoms that reflect abnormalities at the body system, organ, or tissue level.2,36,58 Types of Impairment Impairments can be categorized as arising from anatomical, physiological, or psychological alterations as well as losses or abnormalities of structure or function of а body system. Physical therapists typically provide care and services to patients with impairments that affect the following systems.</w:t>
       </w:r>
     </w:p>
     <w:p>
@@ -631,7 +641,7 @@
         <w:jc w:val="both"/>
       </w:pPr>
       <w:r>
-        <w:t>Мышечная и скелетная Нейромышечная Кардиоваскулярная/ лёгкая Интегиментальная Большинство нарушений этих систем тела в основном связаны с нарушениями физиологической функции или анатомической структуры. Некоторые представительные примеры физических нарушений, которые обычно выявляются физиотерапевтами и управляются с помощью терапевтических упражнений, приведены в поле 1.2.</w:t>
+        <w:t>An overview of the key components of the process of disablement, using language consistent with that in the Guide, is presented in the following sections of this chapter, with additional discussion of risk factors and their potential impact on disability. The relationship of the disablement model to patient management and physical therapy interventions, specifically therapeutic exercise, is also discussed.</w:t>
       </w:r>
     </w:p>
     <w:p>
@@ -642,7 +652,7 @@
         <w:jc w:val="both"/>
       </w:pPr>
       <w:r>
-        <w:t>Патология/патофизиология Этот первый важный компонент модели инвалидности относится к нарушениям гомеостаза организма в результате острых или хронических заболеваний, расстройств или состояний, характеризующихся набором ненормальных результатов (классами признаков и симптомов), которые указывают на изменения или прерывания структуры или функций. 2,36 Идентификация и классификация этих аномалий анатомической, физиологической или психологической структуры или процессов обычно вызывают медицинское вмешательство на основе медицинского диагноза.</w:t>
+        <w:t>Musculoskeletal Neuromuscular Cardiovascular/pulmonary Integumentary Most impairments of these body systems primarily are the result of abnormalities of physiological function or anatomical structure. Some representative examples of physical impairments commonly identified by physical therapists and managed with therapeutic exercise interventions are noted in Box 1.2.</w:t>
       </w:r>
     </w:p>
     <w:p>
@@ -653,7 +663,18 @@
         <w:jc w:val="both"/>
       </w:pPr>
       <w:r>
-        <w:t>Ухудшение может возникнуть непосредственно из-за патологии (прямые/ первичные ухудшения) или может быть результатом уже существующих ухудшений (прямые/ вторичные ухудшения). Например, у пациента, который был направлен на физиотерапию с медицинским диагнозом синтрома или тендинита ручка вращения (патология), могут быть первичные нарушения, такие как боль, ограниченный РОМ плеча и слабость конкретного плечевого пояса и гленохумерной мышцы во время физиотерапевтического обследования (Фиг. 1.3 А&amp; Б) Впоследствии у пациента может развиться вторичная асимметрия позу из-за изменения использования верхней конечности.</w:t>
+        <w:t>Pathology/Pathophysiology This first major component of the disablement model refers to disruptions of the body’s homeostasis as the result of acute or chronic diseases, disorders, or conditions characterized by а set of abnormal findings (clusters of signs and symptoms) that are indicative of alterations or interruptions of structure or function of the body primarily identified at the cellular level.2,36 Identification and classification of these abnormalities of anatomical, physiological, or psychological structure or process generally trigger medical intervention based on а medical diagnosis.</w:t>
+      </w:r>
+    </w:p>
+    <w:p>
+      <w:pPr>
+        <w:widowControl/>
+        <w:spacing w:after="160" w:before="0" w:line="276" w:lineRule="auto"/>
+        <w:ind w:firstLine="0"/>
+        <w:jc w:val="both"/>
+      </w:pPr>
+      <w:r>
+        <w:t>Impairments may arise directly from the pathology (direct/primary impairments) or may be the result of preexisting impairments (indirect/secondary impairments). А patient, for example, who has been referred to physical therapy with а medical diagnosis of impingement syndrome or tendinitis of the rotator cuff (pathology) may exhibit primary impairments, such as pain, limited ROM of the shoulder, and weakness of specific shoulder girdle and glenohumeral musculature during the physical therapy examination (Fig. 1.3 А&amp;В). The patient may subsequently develop secondary postural asymmetry because of altered use of the upper extremity.</w:t>
       </w:r>
     </w:p>
     <w:p>
@@ -730,7 +751,7 @@
         <w:jc w:val="both"/>
       </w:pPr>
       <w:r>
-        <w:t>Нейромышечная • Боль • нарушение равновесия, стабильности позы или контроля • Некоординация, неправильное время действия • Задержка двигательного развития • Аномальный тон (гипотония, гипертония, дистония) • Неэффективные/ стратегии функционального движения фатическая, венозная, артериальная) • Боль с длительной физической активностью (интермитентная клаудикация) Интегментальная • Гипомобильность кожи (например, неподвижная или привязанная рубка) А В</w:t>
+        <w:t>Neuromuscular • Pain • Impaired balance, postural stability, or control • Incoordination, faulty timing • Delayed motor development • Abnormal tone (hypotonia, hypertonia, dystonia) • Ineffective/inefficient functional movement strategies Cardiovascular/Pulmonary • Decreased aerobic capacity (cardiopulmonary endu- rance) • Impaired circulation (lymphatic, venous, arterial) • Pain with sustained physical activity (intermittent claudication) Integumentary • Skin hypomobility (е.g., immobile or adherent scarring) А В</w:t>
       </w:r>
     </w:p>
     <w:p>
@@ -741,7 +762,7 @@
         <w:jc w:val="both"/>
       </w:pPr>
       <w:r>
-        <w:t>Независимо от типа нарушений, которые проявляются пациентом, терапевт должен иметь в виду, что нарушения проявляются по-разному от одного пациента к другому. Важным ключом к эффективному управлению проблемами пациента является распознание функционально значимых нарушений, то есть нарушений, которые непосредственно способствуют текущим или будущим функциональным ограничениям и инвалидности.</w:t>
+        <w:t>Regardless of the types of impairment exhibited by а patient, а therapist must keep in mind that impairments manifest differently from one patient to another. In addition, not all impairments are necessarily linked to functional limitations or disability. An important key to effective management of а patient’s problems is to recognize functionally relevant impairments, in other words, impairments that directly contribute to current or future functional limitations and disability. Impairments that can predispose а patient to secondary pathologies or impairments must also be identified.</w:t>
       </w:r>
     </w:p>
     <w:p>
@@ -752,7 +773,7 @@
         <w:rPr>
           <w:i/>
         </w:rPr>
-        <w:t>Рисунок 1.3 (А) Синдром затягивания плеча и связанный с ним тендинит ротаторного манжета (патология), приводящий к (Б) ограниченному диапазону подъема плеча (повреждение), выявлены во время исследования.</w:t>
+        <w:t>FIGURE 1.3 (А) Impingement syndrome of the shoulder and associated tendinitis of the rotator cuff (pathology) leading to (В) limited range of shoulder elevation (an impairment) are identified during the examination.</w:t>
       </w:r>
     </w:p>
     <w:p>
@@ -763,7 +784,7 @@
         <w:jc w:val="both"/>
       </w:pPr>
       <w:r>
-        <w:t>Кроме того, когда нарушение является результатом нескольких основных причин и возникает из-за сочетания первичных или вторичных нарушений, понятие "композитное нарушение" иногда используется.120 Например, пациент, у которого была тяжелая инверсионная искривление лодыжки, в результате чего была разорвана талофибулярная связь, а лодыжка была неподвижна. В случае, если он проходит в течение нескольких недель, он может показать нарушение равновесия в нижней конечности после снятия приказа о неподвижности. Это сложное нарушение может быть результатом хронической лигаментозной нежелательности и нарушенной проприоцепции лодыжки от травмы или мышечной слабости в результате иммобилизации и неиспользования.</w:t>
+        <w:t>Furthermore, when an impairment is the result of multiple underlying causes and arises from а combination of primary or secondary impairments, the term composite impairment is sometimes used.120 For example, а patient who sustained а severe inversion sprain of the ankle resulting in а tear of the talofibular ligament and whose ankle was immobilized for several weeks is likely to exhibit а balance impairment of the involved lower extremity after the immobilization order is removed. This composite impairment could be the result of chronic ligamentous laxity and impaired ankle proprioception from the injury or muscle weakness due to immobilization and disuse.</w:t>
       </w:r>
     </w:p>
     <w:p>
@@ -774,7 +795,7 @@
         <w:jc w:val="both"/>
       </w:pPr>
       <w:r>
-        <w:t>Не менее важно для эффективного лечения дисфункции пациента - необходимость анализа и определения, или, по крайней мере, вывода и, конечно, не игнорирования основных причин выявленных физических нарушений, особенно связанных с нарушением движения.117,118 Например, биомеханические аномалии мягких тканей являются источником рес - Стрельба рома? Если да, то какие мягкие ткани ограничены и почему? Эта информация помогает терапевту в выборе подходящих, эффективных терапевтических вмешательств, направленных на основные причины нарушений, самих нарушений и связанных с ними функциональных ограничений.</w:t>
+        <w:t>Equally crucial for the effective management of а patient’s dysfunction is the need to analyze and determine, or at least infer and certainly not ignore, the underlying causes of the identified physical impairments, particularly those related to impaired movement.117,118 For example, are biomechanical abnormalities of soft tissues the source of restricted ROM? If so, which soft tissues are restricted, and why are they restricted? This information assists the therapist in the selection of appropriate, effective therapeutic interventions that target the underlying causes of the impairments, the impairments themselves, and the resulting functional limitations.</w:t>
       </w:r>
     </w:p>
     <w:p>
@@ -840,7 +861,7 @@
         <w:jc w:val="both"/>
       </w:pPr>
       <w:r>
-        <w:t>NOTE: Термин, используемый в настоящее время ВОЗ для обозначения функциональных ограничений, ограничение возможностей, как определено в модели ICF функционирования и инвалидности21,52,131-133 (см. Таблица 1.1).</w:t>
+        <w:t>NOTE: The term now used by the WHO to denote functional limitation is “ability limitation,” as defined in the ICF model of functioning and disability21,52,131-133 (see Table 1.1).</w:t>
       </w:r>
     </w:p>
     <w:p>
@@ -851,7 +872,7 @@
         <w:jc w:val="both"/>
       </w:pPr>
       <w:r>
-        <w:t>Хотя большинство физиотерапевтических вмешательств, включая терапевтические упражнения, предназначены для устранения или уменьшения физических нарушений, таких как снижение РОМ или силы, плохой баланс или ограниченная выносливость сердца и легких, лечение должно быть направлено на восстановление функции и профилактику дисфункции. Устранение или уменьшение функционально значимых нарушений, безусловно, необходимо во время лечения; но с точки зрения пациента, успешные результаты лечения определяются уменьшением или устранением функциональных ограничений или инвалидности и восстановлением или улучшением функции. Терапевт не может просто предположить, что вмешательство на уровне нарушения (например, с усилением или растяжкой упражнений) и последующее уменьшение физических нарушений (с увеличением силы и РОМ) обязательно обобщаются к исправлению функциональных ограничений и восстановлению функциональных двигательных способностей для повседневной жизни. Механизмы интеграции коррекции физических нарушений и восстановления функциональных способностей посредством специальной подготовки к задачам рассматриваются в модели эффективного управления пациентами позже в этой главе.</w:t>
+        <w:t>Although most physical therapy interventions, including therapeutic exercise, are designed to correct or reduce physical impairments, such as decreased ROM or strength, poor balance, or limited cardiopulmonary endurance, the focus of treatment must still be on restoration of function and prevention of dysfunction. Elimination or reduction of functionally relevant impairments is certainly necessary during treatment; but from а patient’s perspective, successful outcomes of treatment are determined by а reduction or resolution of functional limitations or disabilities and the restoration or improvement of function. А therapist cannot simply assume that intervening at the impairment level (е.g., with strengthening or stretching exercises) and subsequently reducing physical impairments (by increasing strength and ROM) necessarily generalizes to remediation of functional limitations and restoration of functional motor abilities for daily living. Mechanisms for integrating correction of physical impairments and restoration of functional abilities through task-specific training are explored in а model of effective patient management later in this chapter.</w:t>
       </w:r>
     </w:p>
     <w:p>
@@ -862,7 +883,7 @@
         <w:jc w:val="both"/>
       </w:pPr>
       <w:r>
-        <w:t>Как указано ранее на рисунке 1.2, функциональные ограничения могут иметь физический, социальный или психологический характер. Основное внимание физиотерапевтических вмешательств уделяется управлению ограничениями физического функционирования при уважении потребностей всего человека и признании того, что социальные и психологические влияния также могут ограничить способность человека функционировать. Кроме того, необходимо сосредоточиться на тех функциональных ограничениях, которые наиболее важны для пациента, и на тех, которые являются или могут быть непосредственным причиной инвалидности. Следует также отметить, что одно или даже несколько легких нарушений часто не вызывают потери функции. Доказательства свидетельствуют о том, что тяжести и сложность нарушений должны достигать критического уровня, который отличается для каждого человека, прежде чем начинает происходить деградация функции.95,103 Типы функциональных ограничений Функциональные ограничения в физическом пространстве имеют отношение к выполнению сенсомоторных задач, то есть к общему количеству действий организма, которые являются т В частности, они являются компонентами или элементами функциональной деятельности.2,89 Эти мероприятия включают в себя основные мероприятия повседневной жизни (ADL), такие как купаться, одеваться или кормить, и более сложные задачи, известные как инструментальные мероприятия повседневной жизни (IADL), такие как профессиональные задачи, навыки, связанные с школой, уборка дома и развлекательные мероприятия, или Общественная мобильность (вождение, использование общественного транспорта), только чтобы назвать несколько.</w:t>
+        <w:t>As previously indicated in Figure 1.2, functional limitations may be physical, social, or psychological in nature. The focus of physical therapy interventions is on the management of limitations of physical functioning while respecting the needs of the whole person and recognizing that social and psychological influences can also limit а person’s ability to function. In addition, the focus must be on those functional limitations that are most important to the patient and those that are or could be directly causing disability. When impairments cause functional limitations, а person’s quality of life may begin to deteriorate (see Fig. 1.2). It should also be noted that а single or even several mild impairments often do not cause loss of function. Evidence suggests that the severity and complexity of impairments must reach а critical level, which is different for each person, before degradation of function begins to occur.95,103 Types of Functional Limitations Functional limitations in the physical domain deal with the performance of sensorimotor tasks, that is, total body actions that are typically components or elements of functional activities.2,89 These activities include basic activities of daily living (ADL), such as bathing, dressing, or feeding, and the more complex tasks known as instrumental activities of daily living (IADL), such as occupational tasks, school-related skills, housekeeping, and recreational activities, or community mobility (driving, using public transportation), just to name а few.</w:t>
       </w:r>
     </w:p>
     <w:p>
@@ -873,18 +894,7 @@
         <w:jc w:val="both"/>
       </w:pPr>
       <w:r>
-        <w:t>Функциональные ограничения Функциональные ограничения, третий компонент модели инвалидности, возникают на уровне всего человека. Они являются результатом нарушений и характеризуются уменьшенной способностью человека выполнять действия или компоненты двигательных навыков эффективно или обычно ожидаемым образом.2,86,87,89 Например, как показано на рисунке 1.4, ограниченный диапазон движения (повреждение плеча) в результате боли в плече может ограничить способность человека у достичь общих расходов (функционального ограничения) при выполнении, например, личных уборки или домашних задач.</w:t>
-      </w:r>
-    </w:p>
-    <w:p>
-      <w:pPr>
-        <w:pStyle w:val="Heading2"/>
-        <w:keepNext/>
-        <w:spacing w:before="280" w:after="160"/>
-        <w:jc w:val="left"/>
-      </w:pPr>
-      <w:r>
-        <w:t>ПРОЦЕСИ И МОДЕЛЫ</w:t>
+        <w:t>Functional Limitations Functional limitations, the third component of the disablement model, occur at the level of the whole person. They are the result of impairments and are characterized by the reduced ability of а person to perform actions or components of motor skills in an efficient or typically expected manner.2,86,87,89 For example, as shown in Figure 1.4, restricted range of motion (impairment) of the shoulder as the result of shoulder pain can limit а person’s ability to reach overhead (functional limitation) while performing, for example, personal grooming or household tasks.</w:t>
       </w:r>
     </w:p>
     <w:p>
@@ -895,7 +905,7 @@
         <w:jc w:val="both"/>
       </w:pPr>
       <w:r>
-        <w:t>ДЕСАБЛИМЕНТНОГО ПОЛОЖЕНИЯ Фигура</w:t>
+        <w:t>Box 1.3 lists а number of functional limitations that can arise from physical impairments, involve whole-body movements, and are necessary component motions of simple to complex daily living skills. Defining functional limi- 8 PROCESS AND MODELS OF DISABLEMENT FIGURE 1.4 Limited ability to reach overhead (functional limitation) as the result of impaired shoulder mobility may lead to difficulty performing personal grooming or household tasks independently (disability).</w:t>
       </w:r>
     </w:p>
     <w:p>
@@ -906,7 +916,7 @@
         <w:jc w:val="both"/>
       </w:pPr>
       <w:r>
-        <w:t>КРИСКА 1.3 Общие функциональные ограничения, связанные с физическими задачами Ограничение • Достижение и похвастание • Подъем и перенос • Подвиг и тяга • Погибание и погибание • Поворачивание и поворачивание • Бросание и похвастание • Ролинг • Стояние • Коленка и колени • Стояние и сидение • Вхождение и выход из постели • Погружение, ходьба, бег • Восхождение и спуск по лестнице • Прыжки и прыжки • Удары</w:t>
+        <w:t>BOX 1.3 Common Functional Limitations Related to Physical Tasks Limitation of • Reaching and grasping • Lifting and carrying • Pushing and pulling • Bending and stooping • Turning and twisting • Throwing and catching • Rolling • Standing • Squatting and kneeling • Standing up and sitting down • Getting in and out of bed • Crawling, walking, running • Ascending and descending stairs • Hopping and jumping • Kicking</w:t>
       </w:r>
     </w:p>
     <w:sectPr>

--- a/output/16c9f47aa3421533/book_ru.docx
+++ b/output/16c9f47aa3421533/book_ru.docx
@@ -10,7 +10,7 @@
         <w:jc w:val="both"/>
       </w:pPr>
       <w:r>
-        <w:t>Almost everyone, regardless of age, values the ability to function as independently as possible during everyday life. Health-care consumers (patients and clients) typically seek out or are referred for physical therapy services because of physical impairments associated with movement disorders caused by injury, disease, or health-related conditions that interfere with their ability to perform or pursue any number of activities that are necessary or important to them. Physical therapy services may also be sought by individuals who have no impairment but who wish to improve their overall level of fitness or reduce the risk of injury or disease. An individually designed therapeutic exercise program is almost always а fundamental component of the physical therapy services provided. This stands to reason because the ultimate goal of а therapeutic exercise program is the achievement of an optimal level of symptom-free movement during basic to complex physical activities.</w:t>
+        <w:t>Почти все люди, независимо от возраста, ценят способность работать как можно самостоятельно в повседневной жизни. Потребители здравоохранения (пациенты и клиенты) обычно обращаются за услугами физической терапии или направляются к ним из-за физических нарушений, связанных с нарушениями движения, вызванными травмами, болезнями или состояниями, связанными со здоровьем, которые мешают их способности выполнять или выполнять любую деятельность, необходимую или важную для их здоровья. Они. Физиотерапевтические услуги также могут рассматриваться лицами, не имеющими инвалидности, но желающими улучшить общее состояние здоровья или снизить риск травм или заболеваний. Это имеет смысл, потому что конечной целью терапевтической программы является достижение оптимального уровня безсимптомного движения во время базовых и сложных физических упражнений.</w:t>
       </w:r>
     </w:p>
     <w:p>
@@ -21,7 +21,7 @@
         <w:jc w:val="both"/>
       </w:pPr>
       <w:r>
-        <w:t>To develop and implement effective exercise interventions, а therapist must understand how the many forms of exercise affect tissues of the body and body systems and how those exercise-induced effects have an impact on key aspects of physical function. А therapist must also integrate and apply knowledge of anatomy, physiology, kinesiology, pathology, and the behavioral sciences across the continuum of patient/client management from the initial examination to discharge planning. To develop therapeutic exercise programs that culminate in positive and meaningful functional outcomes for patients and clients, а therapist must understand the relationship between physical function and disability and appreciate how the application of the process of disablement to patient/client management facilitates the provision of effective and efficient health-care services. Finally, а therapist, as а patient/client educator, must know and apply principles of motor learning and motor skill acquisition to exercise instruction and functional training. Therefore, the purpose of this chapter is to present an overview of the scope of therapeutic exercise interventions used by physical therapists. We discuss models of disablement and patient/client management as they relate to therapeutic exercise and explore strategies for teaching and progressing exercises and functional motor skills based on principles of motor learning.</w:t>
+        <w:t>Для разработки и реализации эффективных упражнений терапевт должен понимать, как многие формы упражнений влияют на ткани и системы организма и как эти воздействия, вызванные упражнениями, влияют на ключевые аспекты физической функции. Терапевт также должен интегрировать и применять знания по анатомии, физиологии, кинезиологии, патологии и поведенческим наукам на протяжении всего процесса управления пациентом/клиентом от первоначального обследования до планирования выписки. Для разработки программ терапевтических упражнений, которые приводят к положительным и значимым функциональным результатам для пациентов и клиентов, терапевт должен понимать взаимосвязь между физической функцией и инвалидностью и оценить, как применение процесса инвалидности к управлению пациентом/клиентом облегчает обеспечение эффективной эффективные медицинские услуги. Наконец, терапевт, как пациент/клиент-обучающий, должен знать и применять принципы двигательного обучения и приобретения двигательных навыков для обучения и функционального обучения. Мы обсуждаем модели инвалидности и управления пациентом/клиентом, как они относятся к терапевтическим упражнениям, и изучаем стратегии обучения и продвижения упражнений и функциональных двигательных навыков, основанных на принципах двигательного обучения.</w:t>
       </w:r>
     </w:p>
     <w:p>
@@ -32,7 +32,7 @@
         <w:jc w:val="left"/>
       </w:pPr>
       <w:r>
-        <w:t>1 IPART General Concepts Therapeutic</w:t>
+        <w:t>1 IPART Общие понятия Терапевтические</w:t>
       </w:r>
     </w:p>
     <w:p>
@@ -43,7 +43,7 @@
         <w:jc w:val="both"/>
       </w:pPr>
       <w:r>
-        <w:t>Exercise: Foundational Concepts CHAPTER 1 THERAPEUTIC EXERCISE: IMPACT ON PHYSICAL FUNCTION 2 Definition of Therapeutic Exercise 2 Aspects of Physical Function: Definition of Key Terms 2 Types of Therapeutic Exercise Intervention 3 Exercise Safety 3 PROCESS AND MODELS OF DISABLEMENT 4 The Disablement Process 4 Models of Disablement 4 Use of Disablement Models and Classifications in Physical Therapy 5 PATIENT MANAGEMENT AND CLINICAL DECISION MAKING: AN INTERACTIVE RELATIONSHIP 11 Clinical Decision Making 11 Evidence-Based Practice 11 А Patient Management Model 12 STRATEGIES FOR EFFECTIVE EXERCISE AND TASK-SPECIFIC INSTRUCTION 24 Preparation for Exercise Instruction 24 Concepts of Motor Learning: А Foundation of Exercise and Task-Specific Instruction 24 Adherence to Exercise 31 INDEPENDENT LEARNING ACTIVITIES 33</w:t>
+        <w:t>упражнения: Основные понятия CHAPTER 1 Терапевтические упражнения: Влияние на физическую функцию 2 Определение терапевтических упражнений 2 Аспекты физической функции: Определение ключевых терминов 2 Типы вмешательства в терапевтические упражнения 3 Безопасность упражнений 3 Процесс и модели инвалидности 4 Определение инвалидности rocess 4 Модели инвалидности 4 Использование моделей и классификаций инвалидности в физической терапии 5 Управление пациентами и принятие клинических решений: интерактивные отношения 11 Принятие клинических решений 11 Практика, основанная на доказательствах 11 Модель управления пациентами 12 стратегии эффективных упражнений и специальных задач 24 Подготовка к Е Инструкция 24 Концепции моторного обучения: основа упражнений и специальных задач 24 Соблюдение упражнений 31 НАДЕЛЕННЫЕ УЧЕНИЕ 33</w:t>
       </w:r>
     </w:p>
     <w:p>
@@ -109,7 +109,7 @@
         <w:jc w:val="left"/>
       </w:pPr>
       <w:r>
-        <w:t>ТЕРАПЕВТИЧЕСКИЕ УПРАЖНЕНИЯ: IMPACT ON PHYSICAL FUNCTION</w:t>
+        <w:t>Терапевтические упражнения: влияние на физическую функцию</w:t>
       </w:r>
     </w:p>
     <w:p>
@@ -120,7 +120,7 @@
         <w:jc w:val="both"/>
       </w:pPr>
       <w:r>
-        <w:t>Of the many procedures used by physical therapists in the continuum of care of patients and clients, therapeutic exercise takes its place as one of the key elements that lies at the center of programs designed to improve or restore an individual’s function or to prevent dysfunction.2 Definition of Therapeutic Exercise Therapeutic exercise2 is the systematic, planned performance of bodily movements, postures, or physical activities intended to provide а patient/client with the means to Remediate or prevent impairments Improve, restore, or enhance physical function Prevent or reduce health-related risk factors Optimize overall health status, fitness, or sense of well-being</w:t>
+        <w:t>Из многих процедур, используемых физиотерапевтами в процессе непрерывного ухода за пациентами и клиентами, терапевтическое упражнение занимает свое место как один из ключевых элементов, лежащих в центре программ, предназначенных для улучшения или восстановления функции индивида или предотвращения дисфункции.2 Определение терапевтических упражнений Истематическое, планируемое выполнение физических движений, позиций или физических действий, предназначенных для обеспечения пациента/клиента средствами для устранения или предотвращения нарушений Улучшения, восстановления или улучшения физической функции Предотвращение или уменьшение факторов риска, связанных со здоровьем Оптимизировать общее состояние здоровья, физическое состояние или чувство благополучия</w:t>
       </w:r>
     </w:p>
     <w:p>
@@ -131,7 +131,7 @@
         <w:jc w:val="both"/>
       </w:pPr>
       <w:r>
-        <w:t>Balance. The ability to align body segments against gravity to maintain or move the body (center of mass) within the available base of support without falling; the ability to move the body in equilibrium with gravity via interaction of the sensory and motor systems.2,66,74,88,124,127,128 Cardiopulmonary fitness. The ability to perform lowintensity, repetitive, total body movements (walking, jogging, cycling, swimming) over an extended period of time1,81; а synonymous term is cardiopulmonary endurance.</w:t>
+        <w:t>Баланс. Способность выровнять сегменты тела против гравитации, чтобы поддерживать или двигать тело (центр массы) в пределах доступной базы поддержки, не падая; Способность двигаться в равновесии с гравитацией через взаимодействие сенсорных и двигательных систем.2,66,74,88,124,127,128 Кардиопульмоночная фитнес. Способность выполнять низкоинтенсивные повторяющиеся движения тела в целом (ходьба, бег, велосипед, плавание) в течение длительного периода времени1,81; синонимный термин - сердечно-пульмочная выносливость.</w:t>
       </w:r>
     </w:p>
     <w:p>
@@ -142,7 +142,7 @@
         <w:jc w:val="both"/>
       </w:pPr>
       <w:r>
-        <w:t>Therapeutic exercise programs designed by physical therapists are individualized to the unique needs of each patient or client. А patient is an individual with impairments and functional limitations diagnosed by а physical therapist who is receiving physical therapy care to improve function and prevent disability.2 А client is an individual without diagnosed dysfunction who engages in physical therapy services to promote health and wellness and to prevent dysfunction.2 Because the focus of this textbook is on management of individuals with physical impairments and functional limitations, the authors have chosen to use the term “patient” rather than “client” or “patient/client” throughout this text. We believe that all individuals receiving physical therapy services must be active participants rather than passive recipients in the rehabilitation process to learn how to self-manage their health needs.</w:t>
+        <w:t>Программа терапевтических упражнений, разработанная физиотерапевтами, индивидуализирована в соответствии с уникальными потребностями каждого пациента или клиента. Пациент - это человек с нарушениями и функциональными ограничениями, диагностированный физиотерапевтом, который получает физиотерапевтическую помощь для улучшения функции и предотвращения инвалидности.2 Клиент - это человек без диагностированной дисфункции, который занимается услугами физиотерапии для содействия здоровью и благополучию и предотвращения дисфункции.2 Поскольку в данном учебнике основное внимание уделяется обращению с людьми с физическими нарушениями и функциональными ограничениями, авторы выбрали использовать термин "пациент" вместо "клиент" или "пациент/клиент" во всем тексте. Мы считаем, что все лица, получающие услуги физиотерапии, должны быть активными участниками, а не пассивными получателями реабилитационного процесса, чтобы научиться самостоятельно управлять своими потребностями в области здоровья.</w:t>
       </w:r>
     </w:p>
     <w:p>
@@ -153,7 +153,7 @@
         <w:jc w:val="both"/>
       </w:pPr>
       <w:r>
-        <w:t>Coordination. The correct timing and sequencing of muscle firing combined with the appropriate intensity of muscular contraction leading to the effective initiation, guiding, and grading of movement. It is the basis of smooth, accurate, efficient movement and occurs at а conscious or automatic level.123,127 Flexibility. The ability to move freely, without restriction; used interchangeably with mobility.</w:t>
+        <w:t>Координация. Правильное время и последовательность мышечного стрельбы в сочетании с соответствующей интенсивностью мышечного сокращения, что приводит к эффективному инициированию, руководству и классификации движения. Способность свободно передвигаться без ограничений; используется взаимозаменяемо с мобильностью.</w:t>
       </w:r>
     </w:p>
     <w:p>
@@ -164,7 +164,7 @@
         <w:jc w:val="both"/>
       </w:pPr>
       <w:r>
-        <w:t>Mobility. The ability of structures or segments of the body to move or be moved in order to allow the occurrence of range of motion (ROM) for functional activities (functional ROM).2,134 Passive mobility is dependent on soft tissue (contractile and noncontractile) extensibility; in addition, active mobility requires neuromuscular activation.</w:t>
+        <w:t>Мобильность. Способность структур или сегментов тела передвигаться или передвигаться, чтобы позволить возникновение диапазона движения (ROM) для функциональной деятельности (функциональная ROM).2,134 Пассивная мобильность зависит от расширения мягких тканей (контрактильной и неконтрактильной); кроме того, активная мобильность требует нейромышечной активации.</w:t>
       </w:r>
     </w:p>
     <w:p>
@@ -175,7 +175,7 @@
         <w:jc w:val="left"/>
       </w:pPr>
       <w:r>
-        <w:t>Aspects of Physical Function: Definition of Key Terms</w:t>
+        <w:t>Аспекты физической функции: определение ключевых терминов</w:t>
       </w:r>
     </w:p>
     <w:p>
@@ -186,7 +186,7 @@
         <w:jc w:val="both"/>
       </w:pPr>
       <w:r>
-        <w:t>The ability to function independently at home, in the workplace, within the community, or during leisure and recreational activities is contingent upon physical as well as psychological and social function. The multidimensional aspects of physical function encompass the diverse yet interrelated areas of performance that are depicted in Figure 1.1. These aspects of function are characterized by the following definitions.</w:t>
+        <w:t>Способность функционировать самостоятельно дома, на рабочем месте, в сообществе или во время отдыха и отдыха зависит от физической, а также психологической и социальной функции. Многомерные аспекты физической функции охватывают разнообразные, но взаимосвязанные области выполнения, изображенные на рисунке 1.1.</w:t>
       </w:r>
     </w:p>
     <w:p>
@@ -197,7 +197,7 @@
         <w:jc w:val="both"/>
       </w:pPr>
       <w:r>
-        <w:t>Muscle performance. The capacity of muscle to produce tension and do physical work. Muscle performance encompasses strength, power, and muscular endurance.2 Neuromuscular control. Interaction of the sensory and motor systems that enables synergists, agonists and antagonists, as well as stabilizers and neutralizers to anticipate or 2 THERAPEUTIC EXERCISE: IMPACT ON PHYSICAL FUNCTION FIGURE 1.1 Interrelated aspects of physical function.</w:t>
+        <w:t>Мышечная производительность. Способность мышц вырабатывать напряжение и выполнять физическую работу. Взаимодействие сенсорных и двигательных систем, которое позволяет синергистам, агонистам и антагонистам, а также стабилизаторам и нейтрализаторам предвидеть или 2 ТЕРАПЕТИЧЕСКИЕ ДОЛЖЕНИЕ: Влияние на физическую функцию Рисунок 1.1 взаимосвязанные аспекты физической функции.</w:t>
       </w:r>
     </w:p>
     <w:p>
@@ -213,7 +213,7 @@
         <w:jc w:val="both"/>
       </w:pPr>
       <w:r>
-        <w:t>Stability. The ability of the neuromuscular system through synergistic muscle actions to hold а proximal or distal body segment in а stationary position or to control а stable base during superimposed movement.50,127,134 Joint stability is the maintenence of proper alignment of bony partners of а joint by means of passive and dynamic components.85 The systems of the body that control each of these aspects of physical function react, adapt, and develop in response to forces and physical stresses (stress! force/ area) placed upon tisses that make up body systems.81,84 Gravity, for example, is а constant force that affects the musculoskeletal, neuromuscular, and circulatory systems. Additional forces, incurred during routine physical activities, help the body maintain а functional level of strength, cardiopulmonary fitness, and mobility. Imposed forces and physical stresses that are excessive can cause acute injuries, such as sprains and fractures, or chronic conditions, such as repetitive stress disorders.84 The absence of typical forces on the body can also cause degeneration, degradation, or deformity. For example, the absence of normal weight bearing associated with prolonged bed rest or immobilization weakens muscle and bone.8,20,69,84,108 Prolonged inactivity also leads to decreased efficiency of the circulatory and pulmonary systems.1 Impairment of any one or more of the body systems and subsequent impairment of any aspect of physical function, separately or jointly, can result in functional limitation and disability. Therapeutic exercise interventions involve the application of carefully graded physical stresses and forces that are imposed on impaired body systems, specific tissues, or individual structures in а controlled, progressive, safely executed manner to reduce physical impairments and improve function.</w:t>
+        <w:t>Устойчивость. Способность нейромышечной системы посредством синергических мышечных действий держать проксимальный или дистальный сегмент тела в стационарном положении или контролировать стабильную базу во время перекрытия движения.50,127,134 Устойчивость суставов - это поддержание надлежащего выравнивания костных партнеров суставов посредством пассивных и динамических компонентов.85 Системы Тело, которое контролирует каждый из этих аспектов физической функции, реагирует, адаптируется и развивается в ответ на силы и физические нагрузки (стресс! В результате воздействия силы, возникающие при регулярной физической активности, организм поддерживает функциональный уровень силы, сердечно-пухотной гигиены и мобильности. Навязываемые силы и чрезмерное физическое напряжение могут вызвать острую травму, такую как перевороты и переломы, или хронические состояния, такие как повторяющиеся стрессовые расстройства.84 Отсутствие типичных сил на организме также может вызвать дегенерацию, деградацию или деформацию. Например, отсутствие нормального веса, связанного с длительным отдыхом в постели или иммобилизацией, ослабляет мышцы и кости.8,20,69,84,108 Длительная неактивность также приводит к снижению эффективности кровеносных и лёгких систем.1 Ухудшение одной или нескольких систем тела и последующее ухудшение любого аспекта физической функции n, отдельно или совместно, могут привести к функциональному ограничению и инвалидности. Лечебные упражнения включают в себя применение тщательно выделенных физических нагрузок и сил, которые налагаются на нарушенные системы тела, конкретные ткани или отдельные структуры контролируемым, прогрессивным, безопасным образом для снижения физических нарушений и улучшения функции.</w:t>
       </w:r>
     </w:p>
     <w:p>
@@ -224,7 +224,7 @@
         <w:jc w:val="both"/>
       </w:pPr>
       <w:r>
-        <w:t>definition of therapeutic exercise to address the full scope of soft tissue stretching techniques.</w:t>
+        <w:t>определение терапевтических упражнений, направленных на рассмотрение полного объема методов растяжения мягких тканей.</w:t>
       </w:r>
     </w:p>
     <w:p>
@@ -235,7 +235,7 @@
         <w:jc w:val="left"/>
       </w:pPr>
       <w:r>
-        <w:t>Exercise Safety</w:t>
+        <w:t>Безопасность упражнений</w:t>
       </w:r>
     </w:p>
     <w:p>
@@ -246,7 +246,7 @@
         <w:jc w:val="both"/>
       </w:pPr>
       <w:r>
-        <w:t>Regardless of the type of therapeutic exercise interventions in а patient’s exercise program, safety is а fundamental consideration in every aspect of the program whether the exercises are performed independently or under а therapist’s supervision. Patient safety, of course, is paramount; nonetheless, the safety of the therapist must also be considered, particularly when the therapist is directly involved in the application of an exercise procedure or а manual therapy technique.</w:t>
+        <w:t>Независимо от типа терапевтических упражнений в программе упражнений пациента, безопасность является фундаментальным фактором во всех аспектах программы, независимо от того, выполняются ли упражнения самостоятельно или под наблюдением терапевта. Безопасность пациента, конечно, имеет первостепенное значение; однако, необходимо учитывать и безопасность терапевта, особенно если терапевт непосредственно участвует в применении процедуры упражнения или метода ручной терапии.</w:t>
       </w:r>
     </w:p>
     <w:p>
@@ -257,7 +257,7 @@
         <w:jc w:val="both"/>
       </w:pPr>
       <w:r>
-        <w:t>Many factors can influence а patient’s safety during exercise. Prior to engaging in exercise, а patient’s health history and current health status must be explored. А patient unaccustomed to physical exertion may be at risk for the occurrence of an adverse effect from exercise associated with а known or an undiagnosed health condition. Medications can adversely affect а patient’s balance and coordination during exercise or cardiopulmonary response to exercise. Therefore, risk factors must be identified and weighed carefully before an exercise program is initiated. Medical clearance from а patient’s physician may be indicated before beginning an exercise program.</w:t>
+        <w:t>Многие факторы могут влиять на безопасность пациента во время физических упражнений. Перед началом занятий спортом необходимо изучить историю здоровья пациента и текущее состояние здоровья. Препараты могут отрицательно повлиять на баланс и координацию пациента во время физических упражнений или на сердечно-легочный ответ на физические упражнения.</w:t>
       </w:r>
     </w:p>
     <w:p>
@@ -268,7 +268,7 @@
         <w:jc w:val="left"/>
       </w:pPr>
       <w:r>
-        <w:t>Types of Therapeutic Exercise Intervention</w:t>
+        <w:t>Виды терапевтических упражнений</w:t>
       </w:r>
     </w:p>
     <w:p>
@@ -279,7 +279,7 @@
         <w:jc w:val="both"/>
       </w:pPr>
       <w:r>
-        <w:t>Therapeutic exercise procedures embody а wide variety of activities, actions, and techniques. The techniques selected for an individualized therapeutic exercise program are based on а therapist’s determination of the underlying cause or causes of а patient’s impairments, functional limitations, or disability. The types of therapeutic exercise interventions presented in this textbook are listed in Box 1.1. Additional exercise interventions are used by therapists for patients with neuromuscular or developmental conditions.2 NOTE: Although joint mobilization techniques are often classified as manual therapy procedures, not therapeutic exercise,2 the authors of this textbook have chosen to include joint mobilization procedures under the broad CHAPTER 1 Therapeutic Exercise: Foundational Concepts 3 BOX 1.1 Therapeutic Exercise Interventions • Aerobic conditioning and reconditioning • Muscle performance exercises: strength, power, and endurance training • Stretching techniques including muscle-lengthening procedures and joint mobilization techniques • Neuromuscular control, inhibition, and facilitation techniques and posture awareness training • Postural control, body mechanics, and stabilization exercises • Balance exercises and agility training • Relaxation exercises • Breathing exercises and ventilatory muscle training • Task-specific functional training fatigue, the relationship of fatigue to the risk of injury, and the importance of rest for recovery during and after an exercise routine. When а patient is being directly supervised in а clinical or home setting while learning an exercise program, the therapist can control these variables. However, when а patient is carrying out an exercise program independently at home or at а community fitness facility, patient safety is enhanced and the risk of injury or re-injury is minimized by effective exercise instruction and patient education. Suggestions for effective exercise instruction and patient education are discussed in а later section of this chapter.</w:t>
+        <w:t>Процедуры терапевтических упражнений включают в себя широкий спектр мероприятий, действий и методов. Техники, выбранные для индивидуальной терапевтической программы упражнений, основаны на определении терапевтом основной причины или причин нарушений, функциональных ограничений или инвалидности пациента. Виды терапевтических упражнений, представленных в данном учебнике, перечислены в поле 1.1. Помимо того, что методы совместной мобилизации часто классифицируются как процедуры ручной терапии, а не как терапевтические упражнения,2 авторы данного учебника решили включить процедуры совместной мобилизации в общий объем CHA ПТЕР 1 Терапевтические упражнения: Основные понятия 3 РОБОКС 1.1 Терапевтические упражнения • Аэробическое кондиционирование и рекондиционирование • упражнения на мышечную производительность: тренировки силы, и выносливости • Техники растяжения, включая процедуры удлинения мышц и методы мобилизации суставов • Невромышечный контроль, ингибирование, техники облегчения и обучение осознанию положения • Контроль положения, механика тела и упражнения по стабилизации • упражнения по балансу и гибкости • упражнения по расслаблению • упражнения по дыханию и тренировки вентиляционных мышц • Утомление от функционального обучения, связанное с конкретной задачей, отношение усталости к риску травмы, и Отдых для восстановления во время и после тренировок. Когда пациент находится под непосредственным наблюдением в клинической или домашней обстановке во время обучения программе упражнений, терапевт может контролировать эти переменные. Однако, когда пациент проводит программу упражнений самостоятельно дома или в общественном фитнес-комнате, безопасность пациента повышается и риск травм или повторного травмы минимизируется благодаря эффективному обучению и обучению пациентов. Предложения по эффективному обучению физическим упражнениям и обучению пациентов обсуждаются в последующем разделе этой главы.</w:t>
       </w:r>
     </w:p>
     <w:p>
@@ -290,7 +290,7 @@
         <w:jc w:val="both"/>
       </w:pPr>
       <w:r>
-        <w:t>The environment in which exercises are performed also affects patient safety. Adequate space and а proper support surface for exercise are necessary prerequisites for patient safety. If exercise equipment is used in the clinical setting or at home, to ensure patient safety the equipment must be well maintained and in good working condition, must fit the patient, and must be applied and used properly.</w:t>
+        <w:t>Окружающая среда, в которой выполняются упражнения, также влияет на безопасность пациента. Если оборудование для упражнений используется в клинической обстановке или дома, для обеспечения безопасности пациента оборудование должно быть в хорошем состоянии и в хорошем состоянии, должно соответствовать пациенту, должно быть правильно применено и использовано.</w:t>
       </w:r>
     </w:p>
     <w:p>
@@ -301,7 +301,7 @@
         <w:jc w:val="both"/>
       </w:pPr>
       <w:r>
-        <w:t>Specific to each exercise in а program, the accuracy with which а patient performs an exercise affects safety, including proper posture or alignment of the body, execution of the correct movement patterns, and performing each exercise with the appropriate intensity, speed, and duration. А patient must be informed of the signs of respond to proprioceptive and kinesthetic information and, subsequently, to work in correct sequence to create coordinated movement.72 Postural control, postural stability, and equilibrium. Used interchangeably with static or dynamic balance.50,124,127</w:t>
+        <w:t>Специфично для каждого упражнения в программе, точность, с которой пациент выполняет упражнение, влияет на безопасность, включая правильную позу или выравнивание тела, выполнение правильных закономерностей движения и выполнение каждого упражнения с соответствующей интенсивностью, скоростью и длительностью. Пациент должен быть информирован о признаках реагирования на проприоцептивную и кинестетическую информацию и, впоследствии, работать в правильной последовательности для создания скоординированного движения.72 Позиционный контроль, стабильность и равновесие.</w:t>
       </w:r>
     </w:p>
     <w:p>
@@ -367,7 +367,7 @@
         <w:jc w:val="both"/>
       </w:pPr>
       <w:r>
-        <w:t>Inherent in the integration and application of knowledge of the disablement process in health-care delivery is an understanding that the process is not unidirectional; that is, it is not necessarily unpreventable or irreversible.14 Furthermore, it is assumed that in most instances, depending on factors such as the severity and duration of the pathological condition, а patient’s access to quality health care as well as the motivation and desires of the patient, the progression of the process can indeed be altered and the patient’s function improved.2,14,132,133 An understanding and application of the disablement process shifts the focus of patient management from strict treatment of а disease or injury to treatment of the impact that а disease, injury, or disorder has on а patient’s function as well as the identification of the underlying causes of the patient’s dysfunction. This perspective puts the person, not solely the disease or disorder, at the center of efforts to prevent or halt the progression of disablement by employing interventions that improve а patient’s functional abilities while simultaneously reducing or eliminating the causes of disability.39,132,133 Models of Disablement</w:t>
+        <w:t>В интеграции и применении знаний о процессе инвалидности в оказании медицинской помощи входит понимание того, что процесс не является однонаправленным, то есть не обязательно предотвратимым или необратимым.14 Кроме того, предполагается, что в большинстве случаев, в зависимости от таких факторов, как тяжесть и продолжительность болезни, логическое состояние, доступ пациента к качественной медицинской помощи, а также мотивация и желания пациента, прогрессирование процесса действительно может быть изменено и функция пациента улучшена.2,14,132,133 Понимание и применение процесса инвалидности сдвигает внимание управления пациентом от строгого лечения заболевания или травмы для лечения воздействия болезни, травмы или расстройства на функцию пациента, а также выявления основных причин дисфункции пациента. Эта перспектива ставит человека, а не только болезнь или расстройство, в центр усилий по предотвращению или прекращению прогрессирования инвалидности путем применения вмешательств, которые улучшают функциональные способности пациента, одновременно сокращая или устраняя причины инвалидности.39,132,133 Модели инвалидности Как уже упоминалось, безопасность терапевта также является соображением для предотвращения травм, связанных с работой. Например, когда терапевт использует ручную резистентность во время упражнений, предназначенных для повышения силы пациента, или применяет растяжную силу вручную для улучшения диапазона движения пациента, терапевт должен включить принципы правильной механики тела и защиты суставов в эти ручные методы для минимизации собственного риска. травмы.</w:t>
       </w:r>
     </w:p>
     <w:p>
@@ -378,7 +378,18 @@
         <w:jc w:val="both"/>
       </w:pPr>
       <w:r>
-        <w:t>As mentioned, therapist safety is also а consideration to avoid work-related injury. For example, when а therapist is using manual resistance during an exercise designed to improve а patient’s strength or is applying а stretch force manually to improve а patient’s range of motion, the therapist must incorporate principles of proper body mechanics and joint protection into these manual techniques to minimize his or her own risk of injury.</w:t>
+        <w:t>В каждой главе этого учебника рассматриваются меры предосторожности, противопоказания и соображения безопасности для лечения конкретных патологий, нарушений и функциональных ограничений, а также для использования и продвижения конкретных терапевтических упражнений.</w:t>
+      </w:r>
+    </w:p>
+    <w:p>
+      <w:pPr>
+        <w:pStyle w:val="Heading1"/>
+        <w:keepNext/>
+        <w:spacing w:before="360" w:after="240"/>
+        <w:jc w:val="left"/>
+      </w:pPr>
+      <w:r>
+        <w:t>Процесс и модели инвалидности</w:t>
       </w:r>
     </w:p>
     <w:p>
@@ -389,18 +400,7 @@
         <w:jc w:val="both"/>
       </w:pPr>
       <w:r>
-        <w:t>Throughout each of the chapters of this textbook, precautions, contraindications, and safety considerations are addressed for the management of specific pathologies, impairments, and functional limitations and for the use and progression of specific therapeutic exercise interventions.</w:t>
-      </w:r>
-    </w:p>
-    <w:p>
-      <w:pPr>
-        <w:pStyle w:val="Heading1"/>
-        <w:keepNext/>
-        <w:spacing w:before="360" w:after="240"/>
-        <w:jc w:val="left"/>
-      </w:pPr>
-      <w:r>
-        <w:t>ПРОЦЕСС И МОДЕЛИ ИНВАЛИДНОСТИ</w:t>
+        <w:t>За последние 40 лет было предложено несколько моделей, описывающих процесс инвалидности. Первыми двумя разработанными схемами были модель Nagi86,87 и модель Международной классификации нарушений, инвалидностей и инвалидностей (ICIDH) для Всемирной организации здравоохранения (ВОЗ).51 Модель ICIDH была пересмотрена после первоначального опубликования, с корректировкой описаний критериев классификации базы модели. на вклад медицинских работников, поскольку они стали родственниками оригинальной модели.47 Национальный центр исследований медицинской реабилитации (NCMRR) интегрировал компоненты модели Наги с оригинальной моделью ICIDH для разработки своей собственной модели.89 Модель NCMRR добавила взаимодействие отдельных факторов риска, включая физические и социальные. факторы, к процессу инвалидности.</w:t>
       </w:r>
     </w:p>
     <w:p>
@@ -411,7 +411,18 @@
         <w:jc w:val="both"/>
       </w:pPr>
       <w:r>
-        <w:t>Several models that depict the process of disablement have been proposed over the past 40 years. The first two schema developed were the Nagi model86,87 and the International Classification of Impairments, Disabilities, and Handicaps (ICIDH) model for the World Health Organization (WHO).51 The ICIDH model was revised after its original publication, with adjustments made in the descriptions of the classification criteria of the model based on input from health-care practitioners as they became familiar with the original model.47 The National Center for Medical Rehabilitation Research (NCMRR) integrated components of the Nagi model with the original ICIDH model to develop its own model.89 The NCMRR model added interactions of individual risk factors, including physical and social factors, to the disablement process.</w:t>
+        <w:t>Было отмечено, что профессия физиотерапевтического лечения определяется набором знаний и клинических применений, направленных на устранение или устранение инвалидности.110 Понимание инвалидных последствий болезни, травмы и аномалий развития и способы снижения риска потенциальной инвалидности, следовательно, м Это является основополагающим фактором предоставления эффективной помощи и услуг, направленных на восстановление значимой функции для пациентов и их семей, значимых лиц и лиц, осуществляющих уход.</w:t>
+      </w:r>
+    </w:p>
+    <w:p>
+      <w:pPr>
+        <w:pStyle w:val="Heading2"/>
+        <w:keepNext/>
+        <w:spacing w:before="280" w:after="160"/>
+        <w:jc w:val="left"/>
+      </w:pPr>
+      <w:r>
+        <w:t>Процесс инвалидности</w:t>
       </w:r>
     </w:p>
     <w:p>
@@ -422,7 +433,18 @@
         <w:jc w:val="both"/>
       </w:pPr>
       <w:r>
-        <w:t>It has been said that the physical therapy profession is defined by а body of knowledge and clinical applications that are directed toward the elimination or resolution of disability.110 Understanding the disabling consequences of disease, injury, and abnormalities of development and how the risk of potential disability can be reduced, therefore, must be fundamental to the provision of effective care and services, which are geared to the restoration of meaningful function for patients and their families, significant others, and caregivers.</w:t>
+        <w:t>Определение Инвалидность - это термин, который относится к воздействию и функциональным последствиям острых или хронических заболеваний, таких как болезни, травмы и врожденные или развивающиеся аномалии, на конкретные системы организма, которые нарушают основные человеческие показатели и способность индивида удовлетворить необходимые, обычные, ожидаемые и желаемые социальные потребности. 60,86,143 Физиотерапевты наиболее часто оказывают помощь и услуги людям с физическими ограниченными возможностями. Социальное, эмоциональное и когнитивное нарушение может повлиять на физическую функцию и наоборот, и, следовательно, не должно быть пренебрегнуто или отклонено.58,60 Знание процесса инвалидности в здравоохранении дает основы для специалистов в области здравоохранения для развития понимания сложных отношений между функцией, инвалидностью и инвалидностью. Это знание, в свою очередь, обеспечивает теоретическую основу, на которой можно организовать практику и основывать исследования, что облегчает эффективное управление и уход за пациентами, что отражается на значимых функциональных результатах.40,62</w:t>
+      </w:r>
+    </w:p>
+    <w:p>
+      <w:pPr>
+        <w:widowControl/>
+        <w:spacing w:after="160" w:before="0" w:line="276" w:lineRule="auto"/>
+        <w:ind w:firstLine="0"/>
+        <w:jc w:val="both"/>
+      </w:pPr>
+      <w:r>
+        <w:t>Хотя каждая из этих моделей использует немного другую терминологию, каждая из них отражает спектр инвалидности. Несколько источников в литературе обсудили или сравнили и контрастировали терминологию и описатели, используемые в этих и других моделях.2,39,51,59,60,86,87,89 Несмотря на различия в этих моделях, каждая таксономия отражает сложные взаимосвязи между следующими.</w:t>
       </w:r>
     </w:p>
     <w:p>
@@ -433,7 +455,7 @@
         <w:jc w:val="left"/>
       </w:pPr>
       <w:r>
-        <w:t>The Disablement Process</w:t>
+        <w:t>Острая или хроническая патология</w:t>
       </w:r>
     </w:p>
     <w:p>
@@ -444,40 +466,7 @@
         <w:jc w:val="both"/>
       </w:pPr>
       <w:r>
-        <w:t>Definition Disablement is а term that refers to the impact(s) and functional consequences of acute or chronic conditions, such as disease, injury, and congenital or developmental abnormalities, on specific body systems that compromise basic human performance and an individual’s ability to meet necessary, customary, expected, and desired societal functions and roles.60,86,143 Physical therapists most commonly provide care and services to people with physical disability. Social, emotional, and cognitive disablement can affect physical function and vice versa and, therefore, should not be disregarded or dismissed.58,60 Implications in Health Care Knowledge of the process of disablement provides а foundation for health-care professionals to develop an appreciation of the complex relationships among function, disability, and health.62,132 This knowledge, in turn, provides а theoretical framework upon which practice can be organized and research can be based, thus facilitating effective management and care of patients that is reflected by meaningful functional outcomes.40,62</w:t>
-      </w:r>
-    </w:p>
-    <w:p>
-      <w:pPr>
-        <w:widowControl/>
-        <w:spacing w:after="160" w:before="0" w:line="276" w:lineRule="auto"/>
-        <w:ind w:firstLine="0"/>
-        <w:jc w:val="both"/>
-      </w:pPr>
-      <w:r>
-        <w:t>Although each of these models uses slightly different terminology, each reflects а spectrum of disablement. Several sources in the literature have discussed or compared and contrasted the terminology and descriptors used in these and other models.2,39,51,59,60,86,87,89 Despite the variations in these models, each taxonomy reflects the complex interrelationships among the following.</w:t>
-      </w:r>
-    </w:p>
-    <w:p>
-      <w:pPr>
-        <w:pStyle w:val="Heading2"/>
-        <w:keepNext/>
-        <w:spacing w:before="280" w:after="160"/>
-        <w:jc w:val="left"/>
-      </w:pPr>
-      <w:r>
-        <w:t>Acute or chronic pathology</w:t>
-      </w:r>
-    </w:p>
-    <w:p>
-      <w:pPr>
-        <w:widowControl/>
-        <w:spacing w:after="160" w:before="0" w:line="276" w:lineRule="auto"/>
-        <w:ind w:firstLine="0"/>
-        <w:jc w:val="both"/>
-      </w:pPr>
-      <w:r>
-        <w:t>Impairments Functional limitations Disabilities, handicaps, or societal limitations The conceptual frameworks of the Nagi, ICIDH, and NCMRR models of disablement, although applied widely 4 PROCESS AND MODELS OF DISABLEMENT Use of Disablement Models and Classifications in Physical Therapy</w:t>
+        <w:t>Инвалиды Функциональные ограничения Инвалиды, инвалидности или социальные ограничения Концептуальные рамки моделей инвалидности Nagi, ICIDH и NCMRR, хотя широко применяются 4 Процесс и модели инвалидности Использование моделей и классификаций инвалидности в физической терапии</w:t>
       </w:r>
     </w:p>
     <w:p>
@@ -504,7 +493,7 @@
         <w:jc w:val="both"/>
       </w:pPr>
       <w:r>
-        <w:t>Nagi Active pathology Impairment Functional limitation Disability ICIDH* Disease Impairment Disability Handicap ICF† Impairment of body Activity limitation Participation restriction structure/function *International Classification of Impairments, Disabilities, and Handicaps. †International Classification of Functioning, Disability, and Health.</w:t>
+        <w:t>Наги Активная патология Ослабление функции Ослабление ICIDH* Болезнь Ослабление ICF† Ослабление организма Ослабление деятельности Ослабление структуры/функции участия *Международная классификация Ослаблений, и Ослаблений. †Международная классификация функционирования, Ослабления и здоровья.</w:t>
       </w:r>
     </w:p>
     <w:p>
@@ -515,7 +504,7 @@
         <w:jc w:val="both"/>
       </w:pPr>
       <w:r>
-        <w:t>During the early 1990s physical therapists began to explore the potential use of disablement models and suggested that disablement schema and related terminology provided an appropriate framework for clinical decision making in practice and research.40,59,120 In addition, practitioners and researchers suggested that consistent use of disablementrelated language could be а mechanism to standardize terminology for documentation and communication in the clinical and research settings.45 The American Physical Therapy Association (APTA) subsequently incorporated an extension of the Nagi disablement model and related terminology into its evolving consensus document, the Guide to Physical Therapist Practice2 (often called the Guide), which was developed to reflect “best practice” from the initial examination to the outcomes of intervention. The Guide also uses the concept of disablement as а framework for organizing and prioritizing clinical decisions made during the continuum of physical therapy care and services.</w:t>
+        <w:t>В начале 1990-х годов физиотерапевты начали изучать потенциальное использование моделей инвалидности и предположили, что схема инвалидности и связанная с ней терминология обеспечивали соответствующую основу для принятия клинических решений в практике и исследованиях.40,59,120 Кроме того, практикующие и исследователи предположили, что последовательное использование инвалидности - Ученые считают, что использование языка в качестве механизма для стандартизации терминологии для документации и коммуникации в клинических и исследовательских условиях.45 Американская ассоциация физической терапии (APTA) впоследствии включила расширение модели инвалидности Наги и связанную с ней терминологию в свой развивающийся консенсусный документ, "Гид по физической терапии". Практика насильников2 (часто называемая руководством), которая была разработана для отражения "лучших практик" от первоначального обследования до результатов вмешательства. В руководстве также используется концепция инвалидности как основы для организации и приоритетной оценки клинических решений, принятых в течение непрерывного периода оказания физикотерапевтической помощи и услуг.</w:t>
       </w:r>
     </w:p>
     <w:p>
@@ -526,7 +515,7 @@
         <w:jc w:val="both"/>
       </w:pPr>
       <w:r>
-        <w:t>Impairment of body structure (anatomical) and function (physiological) Activity limitation Participation restriction Impact of contextual factors (environmental and personal) on functioning, disability, and health The components of the ICF model are compared in Table 1.1 to the Nagi and ICIDH models of disablement.</w:t>
+        <w:t>Ухудшение структуры тела (анатомическая) и функции (физиологическая) Ограничение деятельности Ограничение участия Влияние контекстных факторов (экологических и личных) на функционирование, инвалидность и здоровье Компоненты модели ICF сравниваются в таблице 1.1 с моделями Nagi и ICIDH инвалидности.</w:t>
       </w:r>
     </w:p>
     <w:p>
@@ -537,7 +526,7 @@
         <w:jc w:val="both"/>
       </w:pPr>
       <w:r>
-        <w:t>To be consistent with the language of the Guide, Figure 1.2, which was configured for this textbook, depicts а model of disablement and the potential impacts of therapeutic exercise interventions on the disablement process. The impact of risk factors has also been included in this depiction of the process. Incorporating risk factors into the in clinical practice and research in many health-care professions, have been criticized for their perceived focus on disease and а medical-biological view of disability as well as their lack of attention to the person with а disability.21 In response to these criticisms, the WHO undertook а broad revision of its conceptual framework and system for classifying disability described in its ICIDH model. Through а comprehensive consensus process over а number of years, the WHO developed the International Classification of Functioning, Disability, and Health (ICF).52,131-133 This new conceptual model integrates functioning and disability and is characterized as а bio-psycho-social model of disablement that provides а coherent perspective of various aspects of health. The revised model was also designed to place less emphasis on disease and greater emphasis on how people affected by health conditions live.21,52,132,133 The ICF model consists of the following components of health and health-related influences.</w:t>
+        <w:t>Для того, чтобы соответствовать языку руководства, рисунок 1.2, который был создан для данного учебника, изображает модель инвалидности и потенциальные последствия терапевтических упражнений для процесса инвалидности. Включение факторов риска в клиническую практику и исследования во многих медицинских профессиях подвергалось критике за их воспринимаемый фокус на болезни и медико-биологическое представление о инвалидности, а также за их отсутствие внимания к человеку с инвалидностью.21 В ответ на эти критики ВОЗ предприняла широкий пересмотр своей концептуальная база и система классификации инвалидности, описанные в модели ICIDH. В результате всеобъемлющего процесса консенсуса в течение нескольких лет ВОЗ разработала Международную классификацию функционирования, инвалидности и здоровья (ICF).52,131-133 Эта новая концептуальная модель объединяет функционирование и инвалидность и характеризуется как биопсихосоциальная модель инвалидности, которая обеспечивает последовательную перспективу различных аспекты здоровья. Пересмотренная модель также была разработана для того, чтобы уменьшить акцент на заболеваниях и уделять больше внимания тому, как живут люди, страдающие состояниями здоровья.21,52,132,133 Модель ICF состоит из следующих компонентов влияния на здоровье и здоровье.</w:t>
       </w:r>
     </w:p>
     <w:p>
@@ -548,7 +537,7 @@
         <w:rPr>
           <w:i/>
         </w:rPr>
-        <w:t>FIGURE 1.2 Impact of therapeutic exercise on the disablement process.</w:t>
+        <w:t>Рисунок 1.2 Влияние терапевтических упражнений на процесс инвалидности.</w:t>
       </w:r>
     </w:p>
     <w:p>
@@ -558,13 +547,14 @@
     </w:p>
     <w:p>
       <w:pPr>
-        <w:pStyle w:val="Heading2"/>
-        <w:keepNext/>
-        <w:spacing w:before="280" w:after="160"/>
-        <w:jc w:val="left"/>
+        <w:spacing w:before="60" w:after="60"/>
+        <w:ind w:left="720"/>
       </w:pPr>
       <w:r>
-        <w:t>6 PROCESS AND MODELS OF</w:t>
+        <w:rPr>
+          <w:sz w:val="18"/>
+        </w:rPr>
+        <w:t>6 Процесс и модели инвалидности</w:t>
       </w:r>
     </w:p>
     <w:p>
@@ -575,7 +565,7 @@
         <w:jc w:val="both"/>
       </w:pPr>
       <w:r>
-        <w:t>DISABLEMENT</w:t>
+        <w:t>Физиотерапевты во всех областях практики лечат пациентов с множеством патологий. Знание этих патологий (медицинские диагнозы) является важной базовой информацией, но она не указывает терапевту, как оценить и лечить дисфункцию пациента, возникающую из патологического состояния. Несмотря на точный медицинский диагноз и глубокие знания терапевта о конкретных патологиях, опытный терапевт прекрасно знает, что два пациента с одинаковым медицинским диагнозом, таким как ревматологический артрит, и одинаковой степени разрушения суставов (конфиксированной радиологически) могут иметь очень разные степени нарушения и функциональные ограничения и, следовательно, очень разные степени инвалидности. Это подчеркивает необходимость физиотерапевтов всегда уделять пристальное внимание воздействию определенной патологии на функцию при разработке значимых стратегий управления для улучшения функциональных способностей.</w:t>
       </w:r>
     </w:p>
     <w:p>
@@ -586,7 +576,7 @@
         <w:jc w:val="both"/>
       </w:pPr>
       <w:r>
-        <w:t>Physical therapists in all areas of practice treat patients with а multitude of pathologies. Knowledge of these pathologies (medical diagnoses) is important background information, but it does not tell the therapist how to assess and treat а patient’s dysfunction that arises from the pathological condition. Despite an accurate medical diagnosis and а therapist’s thorough knowledge of specific pathologies, the experienced therapist knows full well that two patients with the same medical diagnosis, such as rheumatoid arthritis, and the same extent of joint destruction (confirmed radiologically) may have very different severities of impairment and functional limitation and, consequently, very different degrees of disability. This emphasizes the need for physical therapists to always pay close attention to the impact(s) of а particular pathology on function when designing meaningful management strategies to improve functional abilities.</w:t>
+        <w:t>В соответствии с данной моделью, инвалидность может быть предотвращена, устранена или уменьшена, если риск возникновения или тяжести патологии, нарушения функции или функциональных ограничений снижен.</w:t>
       </w:r>
     </w:p>
     <w:p>
@@ -597,7 +587,7 @@
         <w:jc w:val="both"/>
       </w:pPr>
       <w:r>
-        <w:t>model underscores the assumption that disability can be prevented, eliminated, or reduced if the risk of occurrence or severity of pathology, impairment, or functional limitation is reduced. The model also shows that effective interventions, in particular therapeutic exercise, can have а positive impact on every aspect of the disablement process.</w:t>
+        <w:t>NOTE: Вскоре после публикации второго издания руководства ВОЗ приняла и распространила модель ICF о инвалидности, с ее недавно разработанной концептуальной структурой и системой классификации функционирования и инвалидности.52 Следовательно, информация о этой модели и ее пересмотренных понятиях и терминологии не были включены в И поэтому элементы модели ICF еще не широко используются физиотерапевтическим сообществом. Поскольку физиотерапевты должны быть осведомлены о меняющихся понятиях и языке инвалидности, вероятно, следующее издание Руководства отразит эту информацию.</w:t>
       </w:r>
     </w:p>
     <w:p>
@@ -608,7 +598,7 @@
         <w:jc w:val="both"/>
       </w:pPr>
       <w:r>
-        <w:t>NOTE: Shortly after the second edition of the Guide was published, the WHO adopted and disseminated the ICF model of disablement, with its newly developed conceptual framework and system for classifying functioning and disability.52 Consequently, information about this model and its revised concepts and terminology were not incorporated into the Guide, and so the elements of the ICF model are not yet widely used by the physical therapy community. Because physical therapists need to be aware of the changing concepts and language of disablement, it is likely that the next edition of the Guide will reflect this information.</w:t>
+        <w:t>Выбирая использовать модель инвалидности в рамках теоретической структуры практики, физиотерапевты несут ответственность за предоставление доказательств того, что между элементами процесса инвалидности действительно существуют связи, которые могут быть определены физиотерапевтическими тестами и мерами. Кроме того, профессия должна доказать, что не только физические нарушения могут быть уменьшены, но и функциональные способности могут быть значительно улучшены посредством физиотерапевтических вмешательств. Примеры некоторых из этих доказательств включены в эту главу и перемещены по всему учебнику.</w:t>
       </w:r>
     </w:p>
     <w:p>
@@ -619,7 +609,7 @@
         <w:jc w:val="both"/>
       </w:pPr>
       <w:r>
-        <w:t>By choosing to use а model of disablement as part of the theoretical framework of practice, physical therapists have а responsibility to provide evidence that there are, indeed, links among the elements of the disablement process that can be identified by physical therapy tests and measures. It is also the responsibility of the profession to demonstrate that not only can physical impairments be reduced but functional abilities can be significantly enhanced by physical therapy interventions. This body of evidence has just begun to emerge during the past decade. Examples of some of this evidence are integrated into this chapter and interspersed throughout the textbook.</w:t>
+        <w:t>Опасности являются последствиями патологических состояний; то есть они являются признаками и симптомами, которые отражают аномалии на уровне системы тела, органов или тканей.2,36,58 Типы нарушений Опасности могут быть классифицированы как возникающие из-за анатомических, физиологических или психологических изменений, а также потерь или аномалий структуры или функции системы тела. Физиотерапевты обычно оказывают помощь и услуги пациентам с нарушениями, которые влияют на следующие системы.</w:t>
       </w:r>
     </w:p>
     <w:p>
@@ -630,7 +620,7 @@
         <w:jc w:val="both"/>
       </w:pPr>
       <w:r>
-        <w:t>Impairments are the consequences of pathological conditions; that is, they are the signs and symptoms that reflect abnormalities at the body system, organ, or tissue level.2,36,58 Types of Impairment Impairments can be categorized as arising from anatomical, physiological, or psychological alterations as well as losses or abnormalities of structure or function of а body system. Physical therapists typically provide care and services to patients with impairments that affect the following systems.</w:t>
+        <w:t>В следующих разделах этой главы представлен обзор ключевых компонентов процесса инвалидности с использованием языка, соответствующего руководству, с дополнительным обсуждением факторов риска и их потенциального воздействия на инвалидность. Также обсуждается отношение модели инвалидности к лечению пациентов и физиотерапевтическим вмешательствам, в частности к терапевтическим упражнениям.</w:t>
       </w:r>
     </w:p>
     <w:p>
@@ -641,7 +631,7 @@
         <w:jc w:val="both"/>
       </w:pPr>
       <w:r>
-        <w:t>An overview of the key components of the process of disablement, using language consistent with that in the Guide, is presented in the following sections of this chapter, with additional discussion of risk factors and their potential impact on disability. The relationship of the disablement model to patient management and physical therapy interventions, specifically therapeutic exercise, is also discussed.</w:t>
+        <w:t>Мышечная и скелетная Нейромышечная Кардиоваскулярная/ лёгкая Интегиментальная Большинство нарушений этих систем тела в основном связаны с нарушениями физиологической функции или анатомической структуры. Некоторые представительные примеры физических нарушений, которые обычно выявляются физиотерапевтами и управляются с помощью терапевтических упражнений, приведены в поле 1.2.</w:t>
       </w:r>
     </w:p>
     <w:p>
@@ -652,7 +642,7 @@
         <w:jc w:val="both"/>
       </w:pPr>
       <w:r>
-        <w:t>Musculoskeletal Neuromuscular Cardiovascular/pulmonary Integumentary Most impairments of these body systems primarily are the result of abnormalities of physiological function or anatomical structure. Some representative examples of physical impairments commonly identified by physical therapists and managed with therapeutic exercise interventions are noted in Box 1.2.</w:t>
+        <w:t>Патология/патофизиология Этот первый важный компонент модели инвалидности относится к нарушениям гомеостаза организма в результате острых или хронических заболеваний, расстройств или состояний, характеризующихся набором ненормальных результатов (классами признаков и симптомов), которые указывают на изменения или прерывания структуры или функций. 2,36 Идентификация и классификация этих аномалий анатомической, физиологической или психологической структуры или процессов обычно вызывают медицинское вмешательство на основе медицинского диагноза.</w:t>
       </w:r>
     </w:p>
     <w:p>
@@ -663,18 +653,7 @@
         <w:jc w:val="both"/>
       </w:pPr>
       <w:r>
-        <w:t>Pathology/Pathophysiology This first major component of the disablement model refers to disruptions of the body’s homeostasis as the result of acute or chronic diseases, disorders, or conditions characterized by а set of abnormal findings (clusters of signs and symptoms) that are indicative of alterations or interruptions of structure or function of the body primarily identified at the cellular level.2,36 Identification and classification of these abnormalities of anatomical, physiological, or psychological structure or process generally trigger medical intervention based on а medical diagnosis.</w:t>
-      </w:r>
-    </w:p>
-    <w:p>
-      <w:pPr>
-        <w:widowControl/>
-        <w:spacing w:after="160" w:before="0" w:line="276" w:lineRule="auto"/>
-        <w:ind w:firstLine="0"/>
-        <w:jc w:val="both"/>
-      </w:pPr>
-      <w:r>
-        <w:t>Impairments may arise directly from the pathology (direct/primary impairments) or may be the result of preexisting impairments (indirect/secondary impairments). А patient, for example, who has been referred to physical therapy with а medical diagnosis of impingement syndrome or tendinitis of the rotator cuff (pathology) may exhibit primary impairments, such as pain, limited ROM of the shoulder, and weakness of specific shoulder girdle and glenohumeral musculature during the physical therapy examination (Fig. 1.3 А&amp;В). The patient may subsequently develop secondary postural asymmetry because of altered use of the upper extremity.</w:t>
+        <w:t>Ухудшение может возникнуть непосредственно из-за патологии (прямые/ первичные ухудшения) или может быть результатом уже существующих ухудшений (прямые/ вторичные ухудшения). Например, у пациента, который был направлен на физиотерапию с медицинским диагнозом синтрома или тендинита ручка вращения (патология), могут быть первичные нарушения, такие как боль, ограниченный РОМ плеча и слабость конкретного плечевого пояса и гленохумерной мышцы во время физиотерапевтического обследования (Фиг. 1.3 А&amp; Б) Впоследствии у пациента может развиться вторичная асимметрия позу из-за изменения использования верхней конечности.</w:t>
       </w:r>
     </w:p>
     <w:p>
@@ -751,7 +730,7 @@
         <w:jc w:val="both"/>
       </w:pPr>
       <w:r>
-        <w:t>Neuromuscular • Pain • Impaired balance, postural stability, or control • Incoordination, faulty timing • Delayed motor development • Abnormal tone (hypotonia, hypertonia, dystonia) • Ineffective/inefficient functional movement strategies Cardiovascular/Pulmonary • Decreased aerobic capacity (cardiopulmonary endu- rance) • Impaired circulation (lymphatic, venous, arterial) • Pain with sustained physical activity (intermittent claudication) Integumentary • Skin hypomobility (е.g., immobile or adherent scarring) А В</w:t>
+        <w:t>Нейромышечная • Боль • нарушение равновесия, стабильности позы или контроля • Некоординация, неправильное время действия • Задержка двигательного развития • Аномальный тон (гипотония, гипертония, дистония) • Неэффективные/ стратегии функционального движения фатическая, венозная, артериальная) • Боль с длительной физической активностью (интермитентная клаудикация) Интегментальная • Гипомобильность кожи (например, неподвижная или привязанная рубка) А В</w:t>
       </w:r>
     </w:p>
     <w:p>
@@ -762,7 +741,7 @@
         <w:jc w:val="both"/>
       </w:pPr>
       <w:r>
-        <w:t>Regardless of the types of impairment exhibited by а patient, а therapist must keep in mind that impairments manifest differently from one patient to another. In addition, not all impairments are necessarily linked to functional limitations or disability. An important key to effective management of а patient’s problems is to recognize functionally relevant impairments, in other words, impairments that directly contribute to current or future functional limitations and disability. Impairments that can predispose а patient to secondary pathologies or impairments must also be identified.</w:t>
+        <w:t>Независимо от типа нарушений, которые проявляются пациентом, терапевт должен иметь в виду, что нарушения проявляются по-разному от одного пациента к другому. Важным ключом к эффективному управлению проблемами пациента является распознание функционально значимых нарушений, то есть нарушений, которые непосредственно способствуют текущим или будущим функциональным ограничениям и инвалидности.</w:t>
       </w:r>
     </w:p>
     <w:p>
@@ -773,7 +752,7 @@
         <w:rPr>
           <w:i/>
         </w:rPr>
-        <w:t>FIGURE 1.3 (А) Impingement syndrome of the shoulder and associated tendinitis of the rotator cuff (pathology) leading to (В) limited range of shoulder elevation (an impairment) are identified during the examination.</w:t>
+        <w:t>Рисунок 1.3 (А) Синдром затягивания плеча и связанный с ним тендинит ротаторного манжета (патология), приводящий к (Б) ограниченному диапазону подъема плеча (повреждение), выявлены во время исследования.</w:t>
       </w:r>
     </w:p>
     <w:p>
@@ -784,7 +763,7 @@
         <w:jc w:val="both"/>
       </w:pPr>
       <w:r>
-        <w:t>Furthermore, when an impairment is the result of multiple underlying causes and arises from а combination of primary or secondary impairments, the term composite impairment is sometimes used.120 For example, а patient who sustained а severe inversion sprain of the ankle resulting in а tear of the talofibular ligament and whose ankle was immobilized for several weeks is likely to exhibit а balance impairment of the involved lower extremity after the immobilization order is removed. This composite impairment could be the result of chronic ligamentous laxity and impaired ankle proprioception from the injury or muscle weakness due to immobilization and disuse.</w:t>
+        <w:t>Кроме того, когда нарушение является результатом нескольких основных причин и возникает из-за сочетания первичных или вторичных нарушений, понятие "композитное нарушение" иногда используется.120 Например, пациент, у которого была тяжелая инверсионная искривление лодыжки, в результате чего была разорвана талофибулярная связь, а лодыжка была неподвижна. В случае, если он проходит в течение нескольких недель, он может показать нарушение равновесия в нижней конечности после снятия приказа о неподвижности. Это сложное нарушение может быть результатом хронической лигаментозной нежелательности и нарушенной проприоцепции лодыжки от травмы или мышечной слабости в результате иммобилизации и неиспользования.</w:t>
       </w:r>
     </w:p>
     <w:p>
@@ -795,7 +774,7 @@
         <w:jc w:val="both"/>
       </w:pPr>
       <w:r>
-        <w:t>Equally crucial for the effective management of а patient’s dysfunction is the need to analyze and determine, or at least infer and certainly not ignore, the underlying causes of the identified physical impairments, particularly those related to impaired movement.117,118 For example, are biomechanical abnormalities of soft tissues the source of restricted ROM? If so, which soft tissues are restricted, and why are they restricted? This information assists the therapist in the selection of appropriate, effective therapeutic interventions that target the underlying causes of the impairments, the impairments themselves, and the resulting functional limitations.</w:t>
+        <w:t>Не менее важно для эффективного лечения дисфункции пациента - необходимость анализа и определения, или, по крайней мере, вывода и, конечно, не игнорирования основных причин выявленных физических нарушений, особенно связанных с нарушением движения.117,118 Например, биомеханические аномалии мягких тканей являются источником рес - Стрельба рома? Если да, то какие мягкие ткани ограничены и почему? Эта информация помогает терапевту в выборе подходящих, эффективных терапевтических вмешательств, направленных на основные причины нарушений, самих нарушений и связанных с ними функциональных ограничений.</w:t>
       </w:r>
     </w:p>
     <w:p>
@@ -861,7 +840,7 @@
         <w:jc w:val="both"/>
       </w:pPr>
       <w:r>
-        <w:t>NOTE: The term now used by the WHO to denote functional limitation is “ability limitation,” as defined in the ICF model of functioning and disability21,52,131-133 (see Table 1.1).</w:t>
+        <w:t>NOTE: Термин, используемый в настоящее время ВОЗ для обозначения функциональных ограничений, ограничение возможностей, как определено в модели ICF функционирования и инвалидности21,52,131-133 (см. Таблица 1.1).</w:t>
       </w:r>
     </w:p>
     <w:p>
@@ -872,7 +851,7 @@
         <w:jc w:val="both"/>
       </w:pPr>
       <w:r>
-        <w:t>Although most physical therapy interventions, including therapeutic exercise, are designed to correct or reduce physical impairments, such as decreased ROM or strength, poor balance, or limited cardiopulmonary endurance, the focus of treatment must still be on restoration of function and prevention of dysfunction. Elimination or reduction of functionally relevant impairments is certainly necessary during treatment; but from а patient’s perspective, successful outcomes of treatment are determined by а reduction or resolution of functional limitations or disabilities and the restoration or improvement of function. А therapist cannot simply assume that intervening at the impairment level (е.g., with strengthening or stretching exercises) and subsequently reducing physical impairments (by increasing strength and ROM) necessarily generalizes to remediation of functional limitations and restoration of functional motor abilities for daily living. Mechanisms for integrating correction of physical impairments and restoration of functional abilities through task-specific training are explored in а model of effective patient management later in this chapter.</w:t>
+        <w:t>Хотя большинство физиотерапевтических вмешательств, включая терапевтические упражнения, предназначены для устранения или уменьшения физических нарушений, таких как снижение РОМ или силы, плохой баланс или ограниченная выносливость сердца и легких, лечение должно быть направлено на восстановление функции и профилактику дисфункции. Устранение или уменьшение функционально значимых нарушений, безусловно, необходимо во время лечения; но с точки зрения пациента, успешные результаты лечения определяются уменьшением или устранением функциональных ограничений или инвалидности и восстановлением или улучшением функции. Терапевт не может просто предположить, что вмешательство на уровне нарушения (например, с усилением или растяжкой упражнений) и последующее уменьшение физических нарушений (с увеличением силы и РОМ) обязательно обобщаются к исправлению функциональных ограничений и восстановлению функциональных двигательных способностей для повседневной жизни. Механизмы интеграции коррекции физических нарушений и восстановления функциональных способностей посредством специальной подготовки к задачам рассматриваются в модели эффективного управления пациентами позже в этой главе.</w:t>
       </w:r>
     </w:p>
     <w:p>
@@ -883,7 +862,7 @@
         <w:jc w:val="both"/>
       </w:pPr>
       <w:r>
-        <w:t>As previously indicated in Figure 1.2, functional limitations may be physical, social, or psychological in nature. The focus of physical therapy interventions is on the management of limitations of physical functioning while respecting the needs of the whole person and recognizing that social and psychological influences can also limit а person’s ability to function. In addition, the focus must be on those functional limitations that are most important to the patient and those that are or could be directly causing disability. When impairments cause functional limitations, а person’s quality of life may begin to deteriorate (see Fig. 1.2). It should also be noted that а single or even several mild impairments often do not cause loss of function. Evidence suggests that the severity and complexity of impairments must reach а critical level, which is different for each person, before degradation of function begins to occur.95,103 Types of Functional Limitations Functional limitations in the physical domain deal with the performance of sensorimotor tasks, that is, total body actions that are typically components or elements of functional activities.2,89 These activities include basic activities of daily living (ADL), such as bathing, dressing, or feeding, and the more complex tasks known as instrumental activities of daily living (IADL), such as occupational tasks, school-related skills, housekeeping, and recreational activities, or community mobility (driving, using public transportation), just to name а few.</w:t>
+        <w:t>Как указано ранее на рисунке 1.2, функциональные ограничения могут иметь физический, социальный или психологический характер. Основное внимание физиотерапевтических вмешательств уделяется управлению ограничениями физического функционирования при уважении потребностей всего человека и признании того, что социальные и психологические влияния также могут ограничить способность человека функционировать. Кроме того, необходимо сосредоточиться на тех функциональных ограничениях, которые наиболее важны для пациента, и на тех, которые являются или могут быть непосредственным причиной инвалидности. Следует также отметить, что одно или даже несколько легких нарушений часто не вызывают потери функции. Доказательства свидетельствуют о том, что тяжести и сложность нарушений должны достигать критического уровня, который отличается для каждого человека, прежде чем начинает происходить деградация функции.95,103 Типы функциональных ограничений Функциональные ограничения в физическом пространстве имеют отношение к выполнению сенсомоторных задач, то есть к общему количеству действий организма, которые являются т В частности, они являются компонентами или элементами функциональной деятельности.2,89 Эти мероприятия включают в себя основные мероприятия повседневной жизни (ADL), такие как купаться, одеваться или кормить, и более сложные задачи, известные как инструментальные мероприятия повседневной жизни (IADL), такие как профессиональные задачи, навыки, связанные с школой, уборка дома и развлекательные мероприятия, или Общественная мобильность (вождение, использование общественного транспорта), только чтобы назвать несколько.</w:t>
       </w:r>
     </w:p>
     <w:p>
@@ -894,7 +873,18 @@
         <w:jc w:val="both"/>
       </w:pPr>
       <w:r>
-        <w:t>Functional Limitations Functional limitations, the third component of the disablement model, occur at the level of the whole person. They are the result of impairments and are characterized by the reduced ability of а person to perform actions or components of motor skills in an efficient or typically expected manner.2,86,87,89 For example, as shown in Figure 1.4, restricted range of motion (impairment) of the shoulder as the result of shoulder pain can limit а person’s ability to reach overhead (functional limitation) while performing, for example, personal grooming or household tasks.</w:t>
+        <w:t>Функциональные ограничения Функциональные ограничения, третий компонент модели инвалидности, возникают на уровне всего человека. Они являются результатом нарушений и характеризуются уменьшенной способностью человека выполнять действия или компоненты двигательных навыков эффективно или обычно ожидаемым образом.2,86,87,89 Например, как показано на рисунке 1.4, ограниченный диапазон движения (повреждение плеча) в результате боли в плече может ограничить способность человека у достичь общих расходов (функционального ограничения) при выполнении, например, личных уборки или домашних задач.</w:t>
+      </w:r>
+    </w:p>
+    <w:p>
+      <w:pPr>
+        <w:pStyle w:val="Heading2"/>
+        <w:keepNext/>
+        <w:spacing w:before="280" w:after="160"/>
+        <w:jc w:val="left"/>
+      </w:pPr>
+      <w:r>
+        <w:t>ПРОЦЕСИ И МОДЕЛЫ</w:t>
       </w:r>
     </w:p>
     <w:p>
@@ -905,7 +895,7 @@
         <w:jc w:val="both"/>
       </w:pPr>
       <w:r>
-        <w:t>Box 1.3 lists а number of functional limitations that can arise from physical impairments, involve whole-body movements, and are necessary component motions of simple to complex daily living skills. Defining functional limi- 8 PROCESS AND MODELS OF DISABLEMENT FIGURE 1.4 Limited ability to reach overhead (functional limitation) as the result of impaired shoulder mobility may lead to difficulty performing personal grooming or household tasks independently (disability).</w:t>
+        <w:t>ДЕСАБЛИМЕНТНОГО ПОЛОЖЕНИЯ Фигура</w:t>
       </w:r>
     </w:p>
     <w:p>
@@ -916,7 +906,7 @@
         <w:jc w:val="both"/>
       </w:pPr>
       <w:r>
-        <w:t>BOX 1.3 Common Functional Limitations Related to Physical Tasks Limitation of • Reaching and grasping • Lifting and carrying • Pushing and pulling • Bending and stooping • Turning and twisting • Throwing and catching • Rolling • Standing • Squatting and kneeling • Standing up and sitting down • Getting in and out of bed • Crawling, walking, running • Ascending and descending stairs • Hopping and jumping • Kicking</w:t>
+        <w:t>КРИСКА 1.3 Общие функциональные ограничения, связанные с физическими задачами Ограничение • Достижение и похвастание • Подъем и перенос • Подвиг и тяга • Погибание и погибание • Поворачивание и поворачивание • Бросание и похвастание • Ролинг • Стояние • Коленка и колени • Стояние и сидение • Вхождение и выход из постели • Погружение, ходьба, бег • Восхождение и спуск по лестнице • Прыжки и прыжки • Удары</w:t>
       </w:r>
     </w:p>
     <w:sectPr>
